--- a/docs/SRS_AS-RS.docx
+++ b/docs/SRS_AS-RS.docx
@@ -64,7 +64,8 @@
     </w:p>
     <w:tbl>
       <w:tblPr>
-        <w:tblW w:w="9360" w:type="dxa"/>
+        <w:tblW w:w="8185" w:type="dxa"/>
+        <w:jc w:val="center"/>
         <w:tblBorders>
           <w:top w:val="single" w:sz="4" w:space="0" w:color="auto"/>
           <w:left w:val="single" w:sz="4" w:space="0" w:color="auto"/>
@@ -77,22 +78,19 @@
           <w:left w:w="10" w:type="dxa"/>
           <w:right w:w="10" w:type="dxa"/>
         </w:tblCellMar>
-        <w:tblLook w:val="04A0" w:firstRow="1" w:lastRow="0" w:firstColumn="1" w:lastColumn="0" w:noHBand="0" w:noVBand="1"/>
+        <w:tblLook w:val="0000" w:firstRow="0" w:lastRow="0" w:firstColumn="0" w:lastColumn="0" w:noHBand="0" w:noVBand="0"/>
       </w:tblPr>
       <w:tblGrid>
-        <w:gridCol w:w="3120"/>
-        <w:gridCol w:w="6240"/>
+        <w:gridCol w:w="2014"/>
+        <w:gridCol w:w="6171"/>
       </w:tblGrid>
       <w:tr>
-        <w:tblPrEx>
-          <w:tblCellMar>
-            <w:top w:w="0" w:type="dxa"/>
-            <w:bottom w:w="0" w:type="dxa"/>
-          </w:tblCellMar>
-        </w:tblPrEx>
-        <w:tc>
-          <w:tcPr>
-            <w:tcW w:w="3120" w:type="dxa"/>
+        <w:trPr>
+          <w:jc w:val="center"/>
+        </w:trPr>
+        <w:tc>
+          <w:tcPr>
+            <w:tcW w:w="2014" w:type="dxa"/>
             <w:tcBorders>
               <w:top w:val="single" w:sz="4" w:space="0" w:color="BFBFBF"/>
               <w:left w:val="single" w:sz="4" w:space="0" w:color="BFBFBF"/>
@@ -122,7 +120,7 @@
         </w:tc>
         <w:tc>
           <w:tcPr>
-            <w:tcW w:w="6240" w:type="dxa"/>
+            <w:tcW w:w="6171" w:type="dxa"/>
             <w:tcBorders>
               <w:top w:val="single" w:sz="4" w:space="0" w:color="BFBFBF"/>
               <w:left w:val="single" w:sz="4" w:space="0" w:color="BFBFBF"/>
@@ -155,15 +153,12 @@
         </w:tc>
       </w:tr>
       <w:tr>
-        <w:tblPrEx>
-          <w:tblCellMar>
-            <w:top w:w="0" w:type="dxa"/>
-            <w:bottom w:w="0" w:type="dxa"/>
-          </w:tblCellMar>
-        </w:tblPrEx>
-        <w:tc>
-          <w:tcPr>
-            <w:tcW w:w="3120" w:type="dxa"/>
+        <w:trPr>
+          <w:jc w:val="center"/>
+        </w:trPr>
+        <w:tc>
+          <w:tcPr>
+            <w:tcW w:w="2014" w:type="dxa"/>
             <w:tcBorders>
               <w:top w:val="single" w:sz="4" w:space="0" w:color="BFBFBF"/>
               <w:left w:val="single" w:sz="4" w:space="0" w:color="BFBFBF"/>
@@ -195,7 +190,7 @@
         </w:tc>
         <w:tc>
           <w:tcPr>
-            <w:tcW w:w="6240" w:type="dxa"/>
+            <w:tcW w:w="6171" w:type="dxa"/>
             <w:tcBorders>
               <w:top w:val="single" w:sz="4" w:space="0" w:color="BFBFBF"/>
               <w:left w:val="single" w:sz="4" w:space="0" w:color="BFBFBF"/>
@@ -231,15 +226,12 @@
         </w:tc>
       </w:tr>
       <w:tr>
-        <w:tblPrEx>
-          <w:tblCellMar>
-            <w:top w:w="0" w:type="dxa"/>
-            <w:bottom w:w="0" w:type="dxa"/>
-          </w:tblCellMar>
-        </w:tblPrEx>
-        <w:tc>
-          <w:tcPr>
-            <w:tcW w:w="3120" w:type="dxa"/>
+        <w:trPr>
+          <w:jc w:val="center"/>
+        </w:trPr>
+        <w:tc>
+          <w:tcPr>
+            <w:tcW w:w="2014" w:type="dxa"/>
             <w:tcBorders>
               <w:top w:val="single" w:sz="4" w:space="0" w:color="BFBFBF"/>
               <w:left w:val="single" w:sz="4" w:space="0" w:color="BFBFBF"/>
@@ -271,7 +263,7 @@
         </w:tc>
         <w:tc>
           <w:tcPr>
-            <w:tcW w:w="6240" w:type="dxa"/>
+            <w:tcW w:w="6171" w:type="dxa"/>
             <w:tcBorders>
               <w:top w:val="single" w:sz="4" w:space="0" w:color="BFBFBF"/>
               <w:left w:val="single" w:sz="4" w:space="0" w:color="BFBFBF"/>
@@ -304,15 +296,12 @@
         </w:tc>
       </w:tr>
       <w:tr>
-        <w:tblPrEx>
-          <w:tblCellMar>
-            <w:top w:w="0" w:type="dxa"/>
-            <w:bottom w:w="0" w:type="dxa"/>
-          </w:tblCellMar>
-        </w:tblPrEx>
-        <w:tc>
-          <w:tcPr>
-            <w:tcW w:w="3120" w:type="dxa"/>
+        <w:trPr>
+          <w:jc w:val="center"/>
+        </w:trPr>
+        <w:tc>
+          <w:tcPr>
+            <w:tcW w:w="2014" w:type="dxa"/>
             <w:tcBorders>
               <w:top w:val="single" w:sz="4" w:space="0" w:color="BFBFBF"/>
               <w:left w:val="single" w:sz="4" w:space="0" w:color="BFBFBF"/>
@@ -364,7 +353,7 @@
         </w:tc>
         <w:tc>
           <w:tcPr>
-            <w:tcW w:w="6240" w:type="dxa"/>
+            <w:tcW w:w="6171" w:type="dxa"/>
             <w:tcBorders>
               <w:top w:val="single" w:sz="4" w:space="0" w:color="BFBFBF"/>
               <w:left w:val="single" w:sz="4" w:space="0" w:color="BFBFBF"/>
@@ -391,15 +380,12 @@
         </w:tc>
       </w:tr>
       <w:tr>
-        <w:tblPrEx>
-          <w:tblCellMar>
-            <w:top w:w="0" w:type="dxa"/>
-            <w:bottom w:w="0" w:type="dxa"/>
-          </w:tblCellMar>
-        </w:tblPrEx>
-        <w:tc>
-          <w:tcPr>
-            <w:tcW w:w="3120" w:type="dxa"/>
+        <w:trPr>
+          <w:jc w:val="center"/>
+        </w:trPr>
+        <w:tc>
+          <w:tcPr>
+            <w:tcW w:w="2014" w:type="dxa"/>
             <w:tcBorders>
               <w:top w:val="single" w:sz="4" w:space="0" w:color="BFBFBF"/>
               <w:left w:val="single" w:sz="4" w:space="0" w:color="BFBFBF"/>
@@ -431,7 +417,7 @@
         </w:tc>
         <w:tc>
           <w:tcPr>
-            <w:tcW w:w="6240" w:type="dxa"/>
+            <w:tcW w:w="6171" w:type="dxa"/>
             <w:tcBorders>
               <w:top w:val="single" w:sz="4" w:space="0" w:color="BFBFBF"/>
               <w:left w:val="single" w:sz="4" w:space="0" w:color="BFBFBF"/>
@@ -464,15 +450,12 @@
         </w:tc>
       </w:tr>
       <w:tr>
-        <w:tblPrEx>
-          <w:tblCellMar>
-            <w:top w:w="0" w:type="dxa"/>
-            <w:bottom w:w="0" w:type="dxa"/>
-          </w:tblCellMar>
-        </w:tblPrEx>
-        <w:tc>
-          <w:tcPr>
-            <w:tcW w:w="3120" w:type="dxa"/>
+        <w:trPr>
+          <w:jc w:val="center"/>
+        </w:trPr>
+        <w:tc>
+          <w:tcPr>
+            <w:tcW w:w="2014" w:type="dxa"/>
             <w:tcBorders>
               <w:top w:val="single" w:sz="4" w:space="0" w:color="BFBFBF"/>
               <w:left w:val="single" w:sz="4" w:space="0" w:color="BFBFBF"/>
@@ -504,7 +487,7 @@
         </w:tc>
         <w:tc>
           <w:tcPr>
-            <w:tcW w:w="6240" w:type="dxa"/>
+            <w:tcW w:w="6171" w:type="dxa"/>
             <w:tcBorders>
               <w:top w:val="single" w:sz="4" w:space="0" w:color="BFBFBF"/>
               <w:left w:val="single" w:sz="4" w:space="0" w:color="BFBFBF"/>
@@ -531,15 +514,12 @@
         </w:tc>
       </w:tr>
       <w:tr>
-        <w:tblPrEx>
-          <w:tblCellMar>
-            <w:top w:w="0" w:type="dxa"/>
-            <w:bottom w:w="0" w:type="dxa"/>
-          </w:tblCellMar>
-        </w:tblPrEx>
-        <w:tc>
-          <w:tcPr>
-            <w:tcW w:w="3120" w:type="dxa"/>
+        <w:trPr>
+          <w:jc w:val="center"/>
+        </w:trPr>
+        <w:tc>
+          <w:tcPr>
+            <w:tcW w:w="2014" w:type="dxa"/>
             <w:tcBorders>
               <w:top w:val="single" w:sz="4" w:space="0" w:color="BFBFBF"/>
               <w:left w:val="single" w:sz="4" w:space="0" w:color="BFBFBF"/>
@@ -569,7 +549,7 @@
         </w:tc>
         <w:tc>
           <w:tcPr>
-            <w:tcW w:w="6240" w:type="dxa"/>
+            <w:tcW w:w="6171" w:type="dxa"/>
             <w:tcBorders>
               <w:top w:val="single" w:sz="4" w:space="0" w:color="BFBFBF"/>
               <w:left w:val="single" w:sz="4" w:space="0" w:color="BFBFBF"/>
@@ -596,15 +576,12 @@
         </w:tc>
       </w:tr>
       <w:tr>
-        <w:tblPrEx>
-          <w:tblCellMar>
-            <w:top w:w="0" w:type="dxa"/>
-            <w:bottom w:w="0" w:type="dxa"/>
-          </w:tblCellMar>
-        </w:tblPrEx>
-        <w:tc>
-          <w:tcPr>
-            <w:tcW w:w="3120" w:type="dxa"/>
+        <w:trPr>
+          <w:jc w:val="center"/>
+        </w:trPr>
+        <w:tc>
+          <w:tcPr>
+            <w:tcW w:w="2014" w:type="dxa"/>
             <w:tcBorders>
               <w:top w:val="single" w:sz="4" w:space="0" w:color="BFBFBF"/>
               <w:left w:val="single" w:sz="4" w:space="0" w:color="BFBFBF"/>
@@ -634,7 +611,7 @@
         </w:tc>
         <w:tc>
           <w:tcPr>
-            <w:tcW w:w="6240" w:type="dxa"/>
+            <w:tcW w:w="6171" w:type="dxa"/>
             <w:tcBorders>
               <w:top w:val="single" w:sz="4" w:space="0" w:color="BFBFBF"/>
               <w:left w:val="single" w:sz="4" w:space="0" w:color="BFBFBF"/>
@@ -670,15 +647,12 @@
         </w:tc>
       </w:tr>
       <w:tr>
-        <w:tblPrEx>
-          <w:tblCellMar>
-            <w:top w:w="0" w:type="dxa"/>
-            <w:bottom w:w="0" w:type="dxa"/>
-          </w:tblCellMar>
-        </w:tblPrEx>
-        <w:tc>
-          <w:tcPr>
-            <w:tcW w:w="3120" w:type="dxa"/>
+        <w:trPr>
+          <w:jc w:val="center"/>
+        </w:trPr>
+        <w:tc>
+          <w:tcPr>
+            <w:tcW w:w="2014" w:type="dxa"/>
             <w:tcBorders>
               <w:top w:val="single" w:sz="4" w:space="0" w:color="BFBFBF"/>
               <w:left w:val="single" w:sz="4" w:space="0" w:color="BFBFBF"/>
@@ -708,7 +682,7 @@
         </w:tc>
         <w:tc>
           <w:tcPr>
-            <w:tcW w:w="6240" w:type="dxa"/>
+            <w:tcW w:w="6171" w:type="dxa"/>
             <w:tcBorders>
               <w:top w:val="single" w:sz="4" w:space="0" w:color="BFBFBF"/>
               <w:left w:val="single" w:sz="4" w:space="0" w:color="BFBFBF"/>
@@ -735,15 +709,12 @@
         </w:tc>
       </w:tr>
       <w:tr>
-        <w:tblPrEx>
-          <w:tblCellMar>
-            <w:top w:w="0" w:type="dxa"/>
-            <w:bottom w:w="0" w:type="dxa"/>
-          </w:tblCellMar>
-        </w:tblPrEx>
-        <w:tc>
-          <w:tcPr>
-            <w:tcW w:w="3120" w:type="dxa"/>
+        <w:trPr>
+          <w:jc w:val="center"/>
+        </w:trPr>
+        <w:tc>
+          <w:tcPr>
+            <w:tcW w:w="2014" w:type="dxa"/>
             <w:tcBorders>
               <w:top w:val="single" w:sz="4" w:space="0" w:color="BFBFBF"/>
               <w:left w:val="single" w:sz="4" w:space="0" w:color="BFBFBF"/>
@@ -773,7 +744,7 @@
         </w:tc>
         <w:tc>
           <w:tcPr>
-            <w:tcW w:w="6240" w:type="dxa"/>
+            <w:tcW w:w="6171" w:type="dxa"/>
             <w:tcBorders>
               <w:top w:val="single" w:sz="4" w:space="0" w:color="BFBFBF"/>
               <w:left w:val="single" w:sz="4" w:space="0" w:color="BFBFBF"/>
@@ -801,7 +772,15 @@
       </w:tr>
     </w:tbl>
     <w:p>
-      <w:r>
+      <w:pPr>
+        <w:rPr>
+          <w:lang w:val="es-CO"/>
+        </w:rPr>
+      </w:pPr>
+      <w:r>
+        <w:rPr>
+          <w:lang w:val="es-CO"/>
+        </w:rPr>
         <w:br w:type="page"/>
       </w:r>
     </w:p>
@@ -835,7 +814,7 @@
           <w:left w:w="10" w:type="dxa"/>
           <w:right w:w="10" w:type="dxa"/>
         </w:tblCellMar>
-        <w:tblLook w:val="04A0" w:firstRow="1" w:lastRow="0" w:firstColumn="1" w:lastColumn="0" w:noHBand="0" w:noVBand="1"/>
+        <w:tblLook w:val="0000" w:firstRow="0" w:lastRow="0" w:firstColumn="0" w:lastColumn="0" w:noHBand="0" w:noVBand="0"/>
       </w:tblPr>
       <w:tblGrid>
         <w:gridCol w:w="1400"/>
@@ -844,12 +823,6 @@
         <w:gridCol w:w="3760"/>
       </w:tblGrid>
       <w:tr>
-        <w:tblPrEx>
-          <w:tblCellMar>
-            <w:top w:w="0" w:type="dxa"/>
-            <w:bottom w:w="0" w:type="dxa"/>
-          </w:tblCellMar>
-        </w:tblPrEx>
         <w:trPr>
           <w:tblHeader/>
         </w:trPr>
@@ -985,12 +958,6 @@
         </w:tc>
       </w:tr>
       <w:tr>
-        <w:tblPrEx>
-          <w:tblCellMar>
-            <w:top w:w="0" w:type="dxa"/>
-            <w:bottom w:w="0" w:type="dxa"/>
-          </w:tblCellMar>
-        </w:tblPrEx>
         <w:tc>
           <w:tcPr>
             <w:tcW w:w="1400" w:type="dxa"/>
@@ -1102,6 +1069,274 @@
                 <w:lang w:val="es-CO"/>
               </w:rPr>
               <w:t>Versión inicial del SRS, Plan de Pruebas, plantilla de TC y SRTM.</w:t>
+            </w:r>
+          </w:p>
+        </w:tc>
+      </w:tr>
+      <w:tr>
+        <w:tc>
+          <w:tcPr>
+            <w:tcW w:w="1400" w:type="dxa"/>
+            <w:tcBorders>
+              <w:top w:val="single" w:sz="4" w:space="0" w:color="BFBFBF"/>
+              <w:left w:val="single" w:sz="4" w:space="0" w:color="BFBFBF"/>
+              <w:bottom w:val="single" w:sz="4" w:space="0" w:color="BFBFBF"/>
+              <w:right w:val="single" w:sz="4" w:space="0" w:color="BFBFBF"/>
+            </w:tcBorders>
+            <w:tcMar>
+              <w:top w:w="80" w:type="dxa"/>
+              <w:left w:w="120" w:type="dxa"/>
+              <w:bottom w:w="80" w:type="dxa"/>
+              <w:right w:w="120" w:type="dxa"/>
+            </w:tcMar>
+            <w:vAlign w:val="center"/>
+          </w:tcPr>
+          <w:p>
+            <w:r>
+              <w:rPr>
+                <w:sz w:val="20"/>
+                <w:szCs w:val="20"/>
+              </w:rPr>
+              <w:t>1.1</w:t>
+            </w:r>
+          </w:p>
+        </w:tc>
+        <w:tc>
+          <w:tcPr>
+            <w:tcW w:w="1800" w:type="dxa"/>
+            <w:tcBorders>
+              <w:top w:val="single" w:sz="4" w:space="0" w:color="BFBFBF"/>
+              <w:left w:val="single" w:sz="4" w:space="0" w:color="BFBFBF"/>
+              <w:bottom w:val="single" w:sz="4" w:space="0" w:color="BFBFBF"/>
+              <w:right w:val="single" w:sz="4" w:space="0" w:color="BFBFBF"/>
+            </w:tcBorders>
+            <w:tcMar>
+              <w:top w:w="80" w:type="dxa"/>
+              <w:left w:w="120" w:type="dxa"/>
+              <w:bottom w:w="80" w:type="dxa"/>
+              <w:right w:w="120" w:type="dxa"/>
+            </w:tcMar>
+            <w:vAlign w:val="center"/>
+          </w:tcPr>
+          <w:p>
+            <w:r>
+              <w:rPr>
+                <w:sz w:val="20"/>
+                <w:szCs w:val="20"/>
+              </w:rPr>
+              <w:t>2026-04-16</w:t>
+            </w:r>
+          </w:p>
+        </w:tc>
+        <w:tc>
+          <w:tcPr>
+            <w:tcW w:w="2400" w:type="dxa"/>
+            <w:tcBorders>
+              <w:top w:val="single" w:sz="4" w:space="0" w:color="BFBFBF"/>
+              <w:left w:val="single" w:sz="4" w:space="0" w:color="BFBFBF"/>
+              <w:bottom w:val="single" w:sz="4" w:space="0" w:color="BFBFBF"/>
+              <w:right w:val="single" w:sz="4" w:space="0" w:color="BFBFBF"/>
+            </w:tcBorders>
+            <w:tcMar>
+              <w:top w:w="80" w:type="dxa"/>
+              <w:left w:w="120" w:type="dxa"/>
+              <w:bottom w:w="80" w:type="dxa"/>
+              <w:right w:w="120" w:type="dxa"/>
+            </w:tcMar>
+            <w:vAlign w:val="center"/>
+          </w:tcPr>
+          <w:p>
+            <w:r>
+              <w:rPr>
+                <w:sz w:val="20"/>
+                <w:szCs w:val="20"/>
+              </w:rPr>
+              <w:t>Technical Lead</w:t>
+            </w:r>
+          </w:p>
+        </w:tc>
+        <w:tc>
+          <w:tcPr>
+            <w:tcW w:w="3760" w:type="dxa"/>
+            <w:tcBorders>
+              <w:top w:val="single" w:sz="4" w:space="0" w:color="BFBFBF"/>
+              <w:left w:val="single" w:sz="4" w:space="0" w:color="BFBFBF"/>
+              <w:bottom w:val="single" w:sz="4" w:space="0" w:color="BFBFBF"/>
+              <w:right w:val="single" w:sz="4" w:space="0" w:color="BFBFBF"/>
+            </w:tcBorders>
+            <w:tcMar>
+              <w:top w:w="80" w:type="dxa"/>
+              <w:left w:w="120" w:type="dxa"/>
+              <w:bottom w:w="80" w:type="dxa"/>
+              <w:right w:w="120" w:type="dxa"/>
+            </w:tcMar>
+            <w:vAlign w:val="center"/>
+          </w:tcPr>
+          <w:p>
+            <w:pPr>
+              <w:rPr>
+                <w:lang w:val="es-CO"/>
+              </w:rPr>
+            </w:pPr>
+            <w:r>
+              <w:rPr>
+                <w:sz w:val="20"/>
+                <w:szCs w:val="20"/>
+                <w:lang w:val="es-CO"/>
+              </w:rPr>
+              <w:t>Actualización de RF-13 (Interfaz de usuario): definición inicial de la plataforma GUI pendiente.</w:t>
+            </w:r>
+          </w:p>
+        </w:tc>
+      </w:tr>
+      <w:tr>
+        <w:tc>
+          <w:tcPr>
+            <w:tcW w:w="1400" w:type="dxa"/>
+            <w:tcBorders>
+              <w:top w:val="single" w:sz="4" w:space="0" w:color="BFBFBF"/>
+              <w:left w:val="single" w:sz="4" w:space="0" w:color="BFBFBF"/>
+              <w:bottom w:val="single" w:sz="4" w:space="0" w:color="BFBFBF"/>
+              <w:right w:val="single" w:sz="4" w:space="0" w:color="BFBFBF"/>
+            </w:tcBorders>
+            <w:tcMar>
+              <w:top w:w="80" w:type="dxa"/>
+              <w:left w:w="120" w:type="dxa"/>
+              <w:bottom w:w="80" w:type="dxa"/>
+              <w:right w:w="120" w:type="dxa"/>
+            </w:tcMar>
+            <w:vAlign w:val="center"/>
+          </w:tcPr>
+          <w:p>
+            <w:r>
+              <w:rPr>
+                <w:sz w:val="20"/>
+                <w:szCs w:val="20"/>
+              </w:rPr>
+              <w:t>1.2</w:t>
+            </w:r>
+          </w:p>
+        </w:tc>
+        <w:tc>
+          <w:tcPr>
+            <w:tcW w:w="1800" w:type="dxa"/>
+            <w:tcBorders>
+              <w:top w:val="single" w:sz="4" w:space="0" w:color="BFBFBF"/>
+              <w:left w:val="single" w:sz="4" w:space="0" w:color="BFBFBF"/>
+              <w:bottom w:val="single" w:sz="4" w:space="0" w:color="BFBFBF"/>
+              <w:right w:val="single" w:sz="4" w:space="0" w:color="BFBFBF"/>
+            </w:tcBorders>
+            <w:tcMar>
+              <w:top w:w="80" w:type="dxa"/>
+              <w:left w:w="120" w:type="dxa"/>
+              <w:bottom w:w="80" w:type="dxa"/>
+              <w:right w:w="120" w:type="dxa"/>
+            </w:tcMar>
+            <w:vAlign w:val="center"/>
+          </w:tcPr>
+          <w:p>
+            <w:r>
+              <w:rPr>
+                <w:sz w:val="20"/>
+                <w:szCs w:val="20"/>
+              </w:rPr>
+              <w:t>2026-05-25</w:t>
+            </w:r>
+          </w:p>
+        </w:tc>
+        <w:tc>
+          <w:tcPr>
+            <w:tcW w:w="2400" w:type="dxa"/>
+            <w:tcBorders>
+              <w:top w:val="single" w:sz="4" w:space="0" w:color="BFBFBF"/>
+              <w:left w:val="single" w:sz="4" w:space="0" w:color="BFBFBF"/>
+              <w:bottom w:val="single" w:sz="4" w:space="0" w:color="BFBFBF"/>
+              <w:right w:val="single" w:sz="4" w:space="0" w:color="BFBFBF"/>
+            </w:tcBorders>
+            <w:tcMar>
+              <w:top w:w="80" w:type="dxa"/>
+              <w:left w:w="120" w:type="dxa"/>
+              <w:bottom w:w="80" w:type="dxa"/>
+              <w:right w:w="120" w:type="dxa"/>
+            </w:tcMar>
+            <w:vAlign w:val="center"/>
+          </w:tcPr>
+          <w:p>
+            <w:r>
+              <w:rPr>
+                <w:sz w:val="20"/>
+                <w:szCs w:val="20"/>
+              </w:rPr>
+              <w:t>Technical Lead</w:t>
+            </w:r>
+          </w:p>
+        </w:tc>
+        <w:tc>
+          <w:tcPr>
+            <w:tcW w:w="3760" w:type="dxa"/>
+            <w:tcBorders>
+              <w:top w:val="single" w:sz="4" w:space="0" w:color="BFBFBF"/>
+              <w:left w:val="single" w:sz="4" w:space="0" w:color="BFBFBF"/>
+              <w:bottom w:val="single" w:sz="4" w:space="0" w:color="BFBFBF"/>
+              <w:right w:val="single" w:sz="4" w:space="0" w:color="BFBFBF"/>
+            </w:tcBorders>
+            <w:tcMar>
+              <w:top w:w="80" w:type="dxa"/>
+              <w:left w:w="120" w:type="dxa"/>
+              <w:bottom w:w="80" w:type="dxa"/>
+              <w:right w:w="120" w:type="dxa"/>
+            </w:tcMar>
+            <w:vAlign w:val="center"/>
+          </w:tcPr>
+          <w:p>
+            <w:pPr>
+              <w:rPr>
+                <w:lang w:val="es-CO"/>
+              </w:rPr>
+            </w:pPr>
+            <w:r>
+              <w:rPr>
+                <w:sz w:val="20"/>
+                <w:szCs w:val="20"/>
+                <w:lang w:val="es-CO"/>
+              </w:rPr>
+              <w:t>RF-13 actualizado con definición completa (</w:t>
+            </w:r>
+            <w:proofErr w:type="gramStart"/>
+            <w:r>
+              <w:rPr>
+                <w:sz w:val="20"/>
+                <w:szCs w:val="20"/>
+                <w:lang w:val="es-CO"/>
+              </w:rPr>
+              <w:t>app</w:t>
+            </w:r>
+            <w:proofErr w:type="gramEnd"/>
+            <w:r>
+              <w:rPr>
+                <w:sz w:val="20"/>
+                <w:szCs w:val="20"/>
+                <w:lang w:val="es-CO"/>
+              </w:rPr>
+              <w:t xml:space="preserve"> escritorio Python/</w:t>
+            </w:r>
+            <w:proofErr w:type="spellStart"/>
+            <w:r>
+              <w:rPr>
+                <w:sz w:val="20"/>
+                <w:szCs w:val="20"/>
+                <w:lang w:val="es-CO"/>
+              </w:rPr>
+              <w:t>tkinter</w:t>
+            </w:r>
+            <w:proofErr w:type="spellEnd"/>
+            <w:r>
+              <w:rPr>
+                <w:sz w:val="20"/>
+                <w:szCs w:val="20"/>
+                <w:lang w:val="es-CO"/>
+              </w:rPr>
+              <w:t>, UART). RF-11 y RNF-06 suspendidos. Rango celda actualizado a 10–1000 g. RNF-02: criterio de aceptación de alimentación actualizado (prueba de estabilidad 60 s bajo carga máxima).</w:t>
             </w:r>
           </w:p>
         </w:tc>
@@ -1218,11 +1453,19 @@
           <w:lang w:val="es-CO"/>
         </w:rPr>
       </w:pPr>
+      <w:proofErr w:type="gramStart"/>
       <w:r>
         <w:rPr>
           <w:lang w:val="es-CO"/>
         </w:rPr>
-        <w:t xml:space="preserve">El sistema a desarrollar es un prototipo funcional, a escala, de un AS/RS compacto compuesto por una matriz cartesiana de 3 columnas × 4 filas (12 celdas), un </w:t>
+        <w:t>El sistema a desarrollar</w:t>
+      </w:r>
+      <w:proofErr w:type="gramEnd"/>
+      <w:r>
+        <w:rPr>
+          <w:lang w:val="es-CO"/>
+        </w:rPr>
+        <w:t xml:space="preserve"> es un prototipo funcional, a escala, de un AS/RS compacto compuesto por una matriz cartesiana de 3 columnas × 4 filas (12 celdas), un </w:t>
       </w:r>
       <w:proofErr w:type="spellStart"/>
       <w:r>
@@ -1910,19 +2153,13 @@
           <w:left w:w="10" w:type="dxa"/>
           <w:right w:w="10" w:type="dxa"/>
         </w:tblCellMar>
-        <w:tblLook w:val="04A0" w:firstRow="1" w:lastRow="0" w:firstColumn="1" w:lastColumn="0" w:noHBand="0" w:noVBand="1"/>
+        <w:tblLook w:val="0000" w:firstRow="0" w:lastRow="0" w:firstColumn="0" w:lastColumn="0" w:noHBand="0" w:noVBand="0"/>
       </w:tblPr>
       <w:tblGrid>
         <w:gridCol w:w="2400"/>
         <w:gridCol w:w="6960"/>
       </w:tblGrid>
       <w:tr>
-        <w:tblPrEx>
-          <w:tblCellMar>
-            <w:top w:w="0" w:type="dxa"/>
-            <w:bottom w:w="0" w:type="dxa"/>
-          </w:tblCellMar>
-        </w:tblPrEx>
         <w:tc>
           <w:tcPr>
             <w:tcW w:w="9360" w:type="dxa"/>
@@ -2000,12 +2237,6 @@
         </w:tc>
       </w:tr>
       <w:tr>
-        <w:tblPrEx>
-          <w:tblCellMar>
-            <w:top w:w="0" w:type="dxa"/>
-            <w:bottom w:w="0" w:type="dxa"/>
-          </w:tblCellMar>
-        </w:tblPrEx>
         <w:tc>
           <w:tcPr>
             <w:tcW w:w="2400" w:type="dxa"/>
@@ -2127,12 +2358,6 @@
         </w:tc>
       </w:tr>
       <w:tr>
-        <w:tblPrEx>
-          <w:tblCellMar>
-            <w:top w:w="0" w:type="dxa"/>
-            <w:bottom w:w="0" w:type="dxa"/>
-          </w:tblCellMar>
-        </w:tblPrEx>
         <w:tc>
           <w:tcPr>
             <w:tcW w:w="2400" w:type="dxa"/>
@@ -2274,12 +2499,6 @@
         </w:tc>
       </w:tr>
       <w:tr>
-        <w:tblPrEx>
-          <w:tblCellMar>
-            <w:top w:w="0" w:type="dxa"/>
-            <w:bottom w:w="0" w:type="dxa"/>
-          </w:tblCellMar>
-        </w:tblPrEx>
         <w:tc>
           <w:tcPr>
             <w:tcW w:w="2400" w:type="dxa"/>
@@ -2370,12 +2589,6 @@
         </w:tc>
       </w:tr>
       <w:tr>
-        <w:tblPrEx>
-          <w:tblCellMar>
-            <w:top w:w="0" w:type="dxa"/>
-            <w:bottom w:w="0" w:type="dxa"/>
-          </w:tblCellMar>
-        </w:tblPrEx>
         <w:tc>
           <w:tcPr>
             <w:tcW w:w="2400" w:type="dxa"/>
@@ -2466,19 +2679,13 @@
           <w:left w:w="10" w:type="dxa"/>
           <w:right w:w="10" w:type="dxa"/>
         </w:tblCellMar>
-        <w:tblLook w:val="04A0" w:firstRow="1" w:lastRow="0" w:firstColumn="1" w:lastColumn="0" w:noHBand="0" w:noVBand="1"/>
+        <w:tblLook w:val="0000" w:firstRow="0" w:lastRow="0" w:firstColumn="0" w:lastColumn="0" w:noHBand="0" w:noVBand="0"/>
       </w:tblPr>
       <w:tblGrid>
         <w:gridCol w:w="2400"/>
         <w:gridCol w:w="6960"/>
       </w:tblGrid>
       <w:tr>
-        <w:tblPrEx>
-          <w:tblCellMar>
-            <w:top w:w="0" w:type="dxa"/>
-            <w:bottom w:w="0" w:type="dxa"/>
-          </w:tblCellMar>
-        </w:tblPrEx>
         <w:tc>
           <w:tcPr>
             <w:tcW w:w="9360" w:type="dxa"/>
@@ -2556,12 +2763,6 @@
         </w:tc>
       </w:tr>
       <w:tr>
-        <w:tblPrEx>
-          <w:tblCellMar>
-            <w:top w:w="0" w:type="dxa"/>
-            <w:bottom w:w="0" w:type="dxa"/>
-          </w:tblCellMar>
-        </w:tblPrEx>
         <w:tc>
           <w:tcPr>
             <w:tcW w:w="2400" w:type="dxa"/>
@@ -2665,12 +2866,6 @@
         </w:tc>
       </w:tr>
       <w:tr>
-        <w:tblPrEx>
-          <w:tblCellMar>
-            <w:top w:w="0" w:type="dxa"/>
-            <w:bottom w:w="0" w:type="dxa"/>
-          </w:tblCellMar>
-        </w:tblPrEx>
         <w:tc>
           <w:tcPr>
             <w:tcW w:w="2400" w:type="dxa"/>
@@ -2792,12 +2987,6 @@
         </w:tc>
       </w:tr>
       <w:tr>
-        <w:tblPrEx>
-          <w:tblCellMar>
-            <w:top w:w="0" w:type="dxa"/>
-            <w:bottom w:w="0" w:type="dxa"/>
-          </w:tblCellMar>
-        </w:tblPrEx>
         <w:tc>
           <w:tcPr>
             <w:tcW w:w="2400" w:type="dxa"/>
@@ -2888,12 +3077,6 @@
         </w:tc>
       </w:tr>
       <w:tr>
-        <w:tblPrEx>
-          <w:tblCellMar>
-            <w:top w:w="0" w:type="dxa"/>
-            <w:bottom w:w="0" w:type="dxa"/>
-          </w:tblCellMar>
-        </w:tblPrEx>
         <w:tc>
           <w:tcPr>
             <w:tcW w:w="2400" w:type="dxa"/>
@@ -2984,19 +3167,13 @@
           <w:left w:w="10" w:type="dxa"/>
           <w:right w:w="10" w:type="dxa"/>
         </w:tblCellMar>
-        <w:tblLook w:val="04A0" w:firstRow="1" w:lastRow="0" w:firstColumn="1" w:lastColumn="0" w:noHBand="0" w:noVBand="1"/>
+        <w:tblLook w:val="0000" w:firstRow="0" w:lastRow="0" w:firstColumn="0" w:lastColumn="0" w:noHBand="0" w:noVBand="0"/>
       </w:tblPr>
       <w:tblGrid>
         <w:gridCol w:w="2400"/>
         <w:gridCol w:w="6960"/>
       </w:tblGrid>
       <w:tr>
-        <w:tblPrEx>
-          <w:tblCellMar>
-            <w:top w:w="0" w:type="dxa"/>
-            <w:bottom w:w="0" w:type="dxa"/>
-          </w:tblCellMar>
-        </w:tblPrEx>
         <w:tc>
           <w:tcPr>
             <w:tcW w:w="9360" w:type="dxa"/>
@@ -3028,18 +3205,32 @@
                 <w:color w:val="FFFFFF"/>
                 <w:lang w:val="es-CO"/>
               </w:rPr>
-              <w:t>RF-03  Operación de almacenamiento (STORE)</w:t>
+              <w:t>RF-</w:t>
+            </w:r>
+            <w:proofErr w:type="gramStart"/>
+            <w:r>
+              <w:rPr>
+                <w:b/>
+                <w:bCs/>
+                <w:color w:val="FFFFFF"/>
+                <w:lang w:val="es-CO"/>
+              </w:rPr>
+              <w:t>03  Operación</w:t>
+            </w:r>
+            <w:proofErr w:type="gramEnd"/>
+            <w:r>
+              <w:rPr>
+                <w:b/>
+                <w:bCs/>
+                <w:color w:val="FFFFFF"/>
+                <w:lang w:val="es-CO"/>
+              </w:rPr>
+              <w:t xml:space="preserve"> de almacenamiento (STORE)</w:t>
             </w:r>
           </w:p>
         </w:tc>
       </w:tr>
       <w:tr>
-        <w:tblPrEx>
-          <w:tblCellMar>
-            <w:top w:w="0" w:type="dxa"/>
-            <w:bottom w:w="0" w:type="dxa"/>
-          </w:tblCellMar>
-        </w:tblPrEx>
         <w:tc>
           <w:tcPr>
             <w:tcW w:w="2400" w:type="dxa"/>
@@ -3107,12 +3298,6 @@
         </w:tc>
       </w:tr>
       <w:tr>
-        <w:tblPrEx>
-          <w:tblCellMar>
-            <w:top w:w="0" w:type="dxa"/>
-            <w:bottom w:w="0" w:type="dxa"/>
-          </w:tblCellMar>
-        </w:tblPrEx>
         <w:tc>
           <w:tcPr>
             <w:tcW w:w="2400" w:type="dxa"/>
@@ -3218,12 +3403,6 @@
         </w:tc>
       </w:tr>
       <w:tr>
-        <w:tblPrEx>
-          <w:tblCellMar>
-            <w:top w:w="0" w:type="dxa"/>
-            <w:bottom w:w="0" w:type="dxa"/>
-          </w:tblCellMar>
-        </w:tblPrEx>
         <w:tc>
           <w:tcPr>
             <w:tcW w:w="2400" w:type="dxa"/>
@@ -3314,12 +3493,6 @@
         </w:tc>
       </w:tr>
       <w:tr>
-        <w:tblPrEx>
-          <w:tblCellMar>
-            <w:top w:w="0" w:type="dxa"/>
-            <w:bottom w:w="0" w:type="dxa"/>
-          </w:tblCellMar>
-        </w:tblPrEx>
         <w:tc>
           <w:tcPr>
             <w:tcW w:w="2400" w:type="dxa"/>
@@ -3410,19 +3583,13 @@
           <w:left w:w="10" w:type="dxa"/>
           <w:right w:w="10" w:type="dxa"/>
         </w:tblCellMar>
-        <w:tblLook w:val="04A0" w:firstRow="1" w:lastRow="0" w:firstColumn="1" w:lastColumn="0" w:noHBand="0" w:noVBand="1"/>
+        <w:tblLook w:val="0000" w:firstRow="0" w:lastRow="0" w:firstColumn="0" w:lastColumn="0" w:noHBand="0" w:noVBand="0"/>
       </w:tblPr>
       <w:tblGrid>
         <w:gridCol w:w="2400"/>
         <w:gridCol w:w="6960"/>
       </w:tblGrid>
       <w:tr>
-        <w:tblPrEx>
-          <w:tblCellMar>
-            <w:top w:w="0" w:type="dxa"/>
-            <w:bottom w:w="0" w:type="dxa"/>
-          </w:tblCellMar>
-        </w:tblPrEx>
         <w:tc>
           <w:tcPr>
             <w:tcW w:w="9360" w:type="dxa"/>
@@ -3480,12 +3647,6 @@
         </w:tc>
       </w:tr>
       <w:tr>
-        <w:tblPrEx>
-          <w:tblCellMar>
-            <w:top w:w="0" w:type="dxa"/>
-            <w:bottom w:w="0" w:type="dxa"/>
-          </w:tblCellMar>
-        </w:tblPrEx>
         <w:tc>
           <w:tcPr>
             <w:tcW w:w="2400" w:type="dxa"/>
@@ -3553,12 +3714,6 @@
         </w:tc>
       </w:tr>
       <w:tr>
-        <w:tblPrEx>
-          <w:tblCellMar>
-            <w:top w:w="0" w:type="dxa"/>
-            <w:bottom w:w="0" w:type="dxa"/>
-          </w:tblCellMar>
-        </w:tblPrEx>
         <w:tc>
           <w:tcPr>
             <w:tcW w:w="2400" w:type="dxa"/>
@@ -3682,12 +3837,6 @@
         </w:tc>
       </w:tr>
       <w:tr>
-        <w:tblPrEx>
-          <w:tblCellMar>
-            <w:top w:w="0" w:type="dxa"/>
-            <w:bottom w:w="0" w:type="dxa"/>
-          </w:tblCellMar>
-        </w:tblPrEx>
         <w:tc>
           <w:tcPr>
             <w:tcW w:w="2400" w:type="dxa"/>
@@ -3779,12 +3928,6 @@
         </w:tc>
       </w:tr>
       <w:tr>
-        <w:tblPrEx>
-          <w:tblCellMar>
-            <w:top w:w="0" w:type="dxa"/>
-            <w:bottom w:w="0" w:type="dxa"/>
-          </w:tblCellMar>
-        </w:tblPrEx>
         <w:tc>
           <w:tcPr>
             <w:tcW w:w="2400" w:type="dxa"/>
@@ -3875,19 +4018,13 @@
           <w:left w:w="10" w:type="dxa"/>
           <w:right w:w="10" w:type="dxa"/>
         </w:tblCellMar>
-        <w:tblLook w:val="04A0" w:firstRow="1" w:lastRow="0" w:firstColumn="1" w:lastColumn="0" w:noHBand="0" w:noVBand="1"/>
+        <w:tblLook w:val="0000" w:firstRow="0" w:lastRow="0" w:firstColumn="0" w:lastColumn="0" w:noHBand="0" w:noVBand="0"/>
       </w:tblPr>
       <w:tblGrid>
         <w:gridCol w:w="2400"/>
         <w:gridCol w:w="6960"/>
       </w:tblGrid>
       <w:tr>
-        <w:tblPrEx>
-          <w:tblCellMar>
-            <w:top w:w="0" w:type="dxa"/>
-            <w:bottom w:w="0" w:type="dxa"/>
-          </w:tblCellMar>
-        </w:tblPrEx>
         <w:tc>
           <w:tcPr>
             <w:tcW w:w="9360" w:type="dxa"/>
@@ -3945,12 +4082,6 @@
         </w:tc>
       </w:tr>
       <w:tr>
-        <w:tblPrEx>
-          <w:tblCellMar>
-            <w:top w:w="0" w:type="dxa"/>
-            <w:bottom w:w="0" w:type="dxa"/>
-          </w:tblCellMar>
-        </w:tblPrEx>
         <w:tc>
           <w:tcPr>
             <w:tcW w:w="2400" w:type="dxa"/>
@@ -4018,12 +4149,6 @@
         </w:tc>
       </w:tr>
       <w:tr>
-        <w:tblPrEx>
-          <w:tblCellMar>
-            <w:top w:w="0" w:type="dxa"/>
-            <w:bottom w:w="0" w:type="dxa"/>
-          </w:tblCellMar>
-        </w:tblPrEx>
         <w:tc>
           <w:tcPr>
             <w:tcW w:w="2400" w:type="dxa"/>
@@ -4193,12 +4318,6 @@
         </w:tc>
       </w:tr>
       <w:tr>
-        <w:tblPrEx>
-          <w:tblCellMar>
-            <w:top w:w="0" w:type="dxa"/>
-            <w:bottom w:w="0" w:type="dxa"/>
-          </w:tblCellMar>
-        </w:tblPrEx>
         <w:tc>
           <w:tcPr>
             <w:tcW w:w="2400" w:type="dxa"/>
@@ -4289,12 +4408,6 @@
         </w:tc>
       </w:tr>
       <w:tr>
-        <w:tblPrEx>
-          <w:tblCellMar>
-            <w:top w:w="0" w:type="dxa"/>
-            <w:bottom w:w="0" w:type="dxa"/>
-          </w:tblCellMar>
-        </w:tblPrEx>
         <w:tc>
           <w:tcPr>
             <w:tcW w:w="2400" w:type="dxa"/>
@@ -4385,19 +4498,13 @@
           <w:left w:w="10" w:type="dxa"/>
           <w:right w:w="10" w:type="dxa"/>
         </w:tblCellMar>
-        <w:tblLook w:val="04A0" w:firstRow="1" w:lastRow="0" w:firstColumn="1" w:lastColumn="0" w:noHBand="0" w:noVBand="1"/>
+        <w:tblLook w:val="0000" w:firstRow="0" w:lastRow="0" w:firstColumn="0" w:lastColumn="0" w:noHBand="0" w:noVBand="0"/>
       </w:tblPr>
       <w:tblGrid>
         <w:gridCol w:w="2400"/>
         <w:gridCol w:w="6960"/>
       </w:tblGrid>
       <w:tr>
-        <w:tblPrEx>
-          <w:tblCellMar>
-            <w:top w:w="0" w:type="dxa"/>
-            <w:bottom w:w="0" w:type="dxa"/>
-          </w:tblCellMar>
-        </w:tblPrEx>
         <w:tc>
           <w:tcPr>
             <w:tcW w:w="9360" w:type="dxa"/>
@@ -4455,12 +4562,6 @@
         </w:tc>
       </w:tr>
       <w:tr>
-        <w:tblPrEx>
-          <w:tblCellMar>
-            <w:top w:w="0" w:type="dxa"/>
-            <w:bottom w:w="0" w:type="dxa"/>
-          </w:tblCellMar>
-        </w:tblPrEx>
         <w:tc>
           <w:tcPr>
             <w:tcW w:w="2400" w:type="dxa"/>
@@ -4546,12 +4647,6 @@
         </w:tc>
       </w:tr>
       <w:tr>
-        <w:tblPrEx>
-          <w:tblCellMar>
-            <w:top w:w="0" w:type="dxa"/>
-            <w:bottom w:w="0" w:type="dxa"/>
-          </w:tblCellMar>
-        </w:tblPrEx>
         <w:tc>
           <w:tcPr>
             <w:tcW w:w="2400" w:type="dxa"/>
@@ -4657,12 +4752,6 @@
         </w:tc>
       </w:tr>
       <w:tr>
-        <w:tblPrEx>
-          <w:tblCellMar>
-            <w:top w:w="0" w:type="dxa"/>
-            <w:bottom w:w="0" w:type="dxa"/>
-          </w:tblCellMar>
-        </w:tblPrEx>
         <w:tc>
           <w:tcPr>
             <w:tcW w:w="2400" w:type="dxa"/>
@@ -4753,12 +4842,6 @@
         </w:tc>
       </w:tr>
       <w:tr>
-        <w:tblPrEx>
-          <w:tblCellMar>
-            <w:top w:w="0" w:type="dxa"/>
-            <w:bottom w:w="0" w:type="dxa"/>
-          </w:tblCellMar>
-        </w:tblPrEx>
         <w:tc>
           <w:tcPr>
             <w:tcW w:w="2400" w:type="dxa"/>
@@ -4849,19 +4932,13 @@
           <w:left w:w="10" w:type="dxa"/>
           <w:right w:w="10" w:type="dxa"/>
         </w:tblCellMar>
-        <w:tblLook w:val="04A0" w:firstRow="1" w:lastRow="0" w:firstColumn="1" w:lastColumn="0" w:noHBand="0" w:noVBand="1"/>
+        <w:tblLook w:val="0000" w:firstRow="0" w:lastRow="0" w:firstColumn="0" w:lastColumn="0" w:noHBand="0" w:noVBand="0"/>
       </w:tblPr>
       <w:tblGrid>
         <w:gridCol w:w="2400"/>
         <w:gridCol w:w="6960"/>
       </w:tblGrid>
       <w:tr>
-        <w:tblPrEx>
-          <w:tblCellMar>
-            <w:top w:w="0" w:type="dxa"/>
-            <w:bottom w:w="0" w:type="dxa"/>
-          </w:tblCellMar>
-        </w:tblPrEx>
         <w:tc>
           <w:tcPr>
             <w:tcW w:w="9360" w:type="dxa"/>
@@ -4919,12 +4996,6 @@
         </w:tc>
       </w:tr>
       <w:tr>
-        <w:tblPrEx>
-          <w:tblCellMar>
-            <w:top w:w="0" w:type="dxa"/>
-            <w:bottom w:w="0" w:type="dxa"/>
-          </w:tblCellMar>
-        </w:tblPrEx>
         <w:tc>
           <w:tcPr>
             <w:tcW w:w="2400" w:type="dxa"/>
@@ -5028,12 +5099,6 @@
         </w:tc>
       </w:tr>
       <w:tr>
-        <w:tblPrEx>
-          <w:tblCellMar>
-            <w:top w:w="0" w:type="dxa"/>
-            <w:bottom w:w="0" w:type="dxa"/>
-          </w:tblCellMar>
-        </w:tblPrEx>
         <w:tc>
           <w:tcPr>
             <w:tcW w:w="2400" w:type="dxa"/>
@@ -5121,12 +5186,6 @@
         </w:tc>
       </w:tr>
       <w:tr>
-        <w:tblPrEx>
-          <w:tblCellMar>
-            <w:top w:w="0" w:type="dxa"/>
-            <w:bottom w:w="0" w:type="dxa"/>
-          </w:tblCellMar>
-        </w:tblPrEx>
         <w:tc>
           <w:tcPr>
             <w:tcW w:w="2400" w:type="dxa"/>
@@ -5217,12 +5276,6 @@
         </w:tc>
       </w:tr>
       <w:tr>
-        <w:tblPrEx>
-          <w:tblCellMar>
-            <w:top w:w="0" w:type="dxa"/>
-            <w:bottom w:w="0" w:type="dxa"/>
-          </w:tblCellMar>
-        </w:tblPrEx>
         <w:tc>
           <w:tcPr>
             <w:tcW w:w="2400" w:type="dxa"/>
@@ -5313,19 +5366,13 @@
           <w:left w:w="10" w:type="dxa"/>
           <w:right w:w="10" w:type="dxa"/>
         </w:tblCellMar>
-        <w:tblLook w:val="04A0" w:firstRow="1" w:lastRow="0" w:firstColumn="1" w:lastColumn="0" w:noHBand="0" w:noVBand="1"/>
+        <w:tblLook w:val="0000" w:firstRow="0" w:lastRow="0" w:firstColumn="0" w:lastColumn="0" w:noHBand="0" w:noVBand="0"/>
       </w:tblPr>
       <w:tblGrid>
         <w:gridCol w:w="2400"/>
         <w:gridCol w:w="6960"/>
       </w:tblGrid>
       <w:tr>
-        <w:tblPrEx>
-          <w:tblCellMar>
-            <w:top w:w="0" w:type="dxa"/>
-            <w:bottom w:w="0" w:type="dxa"/>
-          </w:tblCellMar>
-        </w:tblPrEx>
         <w:tc>
           <w:tcPr>
             <w:tcW w:w="9360" w:type="dxa"/>
@@ -5383,12 +5430,6 @@
         </w:tc>
       </w:tr>
       <w:tr>
-        <w:tblPrEx>
-          <w:tblCellMar>
-            <w:top w:w="0" w:type="dxa"/>
-            <w:bottom w:w="0" w:type="dxa"/>
-          </w:tblCellMar>
-        </w:tblPrEx>
         <w:tc>
           <w:tcPr>
             <w:tcW w:w="2400" w:type="dxa"/>
@@ -5474,12 +5515,6 @@
         </w:tc>
       </w:tr>
       <w:tr>
-        <w:tblPrEx>
-          <w:tblCellMar>
-            <w:top w:w="0" w:type="dxa"/>
-            <w:bottom w:w="0" w:type="dxa"/>
-          </w:tblCellMar>
-        </w:tblPrEx>
         <w:tc>
           <w:tcPr>
             <w:tcW w:w="2400" w:type="dxa"/>
@@ -5585,12 +5620,6 @@
         </w:tc>
       </w:tr>
       <w:tr>
-        <w:tblPrEx>
-          <w:tblCellMar>
-            <w:top w:w="0" w:type="dxa"/>
-            <w:bottom w:w="0" w:type="dxa"/>
-          </w:tblCellMar>
-        </w:tblPrEx>
         <w:tc>
           <w:tcPr>
             <w:tcW w:w="2400" w:type="dxa"/>
@@ -5682,12 +5711,6 @@
         </w:tc>
       </w:tr>
       <w:tr>
-        <w:tblPrEx>
-          <w:tblCellMar>
-            <w:top w:w="0" w:type="dxa"/>
-            <w:bottom w:w="0" w:type="dxa"/>
-          </w:tblCellMar>
-        </w:tblPrEx>
         <w:tc>
           <w:tcPr>
             <w:tcW w:w="2400" w:type="dxa"/>
@@ -5778,19 +5801,13 @@
           <w:left w:w="10" w:type="dxa"/>
           <w:right w:w="10" w:type="dxa"/>
         </w:tblCellMar>
-        <w:tblLook w:val="04A0" w:firstRow="1" w:lastRow="0" w:firstColumn="1" w:lastColumn="0" w:noHBand="0" w:noVBand="1"/>
+        <w:tblLook w:val="0000" w:firstRow="0" w:lastRow="0" w:firstColumn="0" w:lastColumn="0" w:noHBand="0" w:noVBand="0"/>
       </w:tblPr>
       <w:tblGrid>
         <w:gridCol w:w="2400"/>
         <w:gridCol w:w="6960"/>
       </w:tblGrid>
       <w:tr>
-        <w:tblPrEx>
-          <w:tblCellMar>
-            <w:top w:w="0" w:type="dxa"/>
-            <w:bottom w:w="0" w:type="dxa"/>
-          </w:tblCellMar>
-        </w:tblPrEx>
         <w:tc>
           <w:tcPr>
             <w:tcW w:w="9360" w:type="dxa"/>
@@ -5848,12 +5865,6 @@
         </w:tc>
       </w:tr>
       <w:tr>
-        <w:tblPrEx>
-          <w:tblCellMar>
-            <w:top w:w="0" w:type="dxa"/>
-            <w:bottom w:w="0" w:type="dxa"/>
-          </w:tblCellMar>
-        </w:tblPrEx>
         <w:tc>
           <w:tcPr>
             <w:tcW w:w="2400" w:type="dxa"/>
@@ -5957,12 +5968,6 @@
         </w:tc>
       </w:tr>
       <w:tr>
-        <w:tblPrEx>
-          <w:tblCellMar>
-            <w:top w:w="0" w:type="dxa"/>
-            <w:bottom w:w="0" w:type="dxa"/>
-          </w:tblCellMar>
-        </w:tblPrEx>
         <w:tc>
           <w:tcPr>
             <w:tcW w:w="2400" w:type="dxa"/>
@@ -6086,12 +6091,6 @@
         </w:tc>
       </w:tr>
       <w:tr>
-        <w:tblPrEx>
-          <w:tblCellMar>
-            <w:top w:w="0" w:type="dxa"/>
-            <w:bottom w:w="0" w:type="dxa"/>
-          </w:tblCellMar>
-        </w:tblPrEx>
         <w:tc>
           <w:tcPr>
             <w:tcW w:w="2400" w:type="dxa"/>
@@ -6182,12 +6181,6 @@
         </w:tc>
       </w:tr>
       <w:tr>
-        <w:tblPrEx>
-          <w:tblCellMar>
-            <w:top w:w="0" w:type="dxa"/>
-            <w:bottom w:w="0" w:type="dxa"/>
-          </w:tblCellMar>
-        </w:tblPrEx>
         <w:tc>
           <w:tcPr>
             <w:tcW w:w="2400" w:type="dxa"/>
@@ -6278,19 +6271,13 @@
           <w:left w:w="10" w:type="dxa"/>
           <w:right w:w="10" w:type="dxa"/>
         </w:tblCellMar>
-        <w:tblLook w:val="04A0" w:firstRow="1" w:lastRow="0" w:firstColumn="1" w:lastColumn="0" w:noHBand="0" w:noVBand="1"/>
+        <w:tblLook w:val="0000" w:firstRow="0" w:lastRow="0" w:firstColumn="0" w:lastColumn="0" w:noHBand="0" w:noVBand="0"/>
       </w:tblPr>
       <w:tblGrid>
         <w:gridCol w:w="2400"/>
         <w:gridCol w:w="6960"/>
       </w:tblGrid>
       <w:tr>
-        <w:tblPrEx>
-          <w:tblCellMar>
-            <w:top w:w="0" w:type="dxa"/>
-            <w:bottom w:w="0" w:type="dxa"/>
-          </w:tblCellMar>
-        </w:tblPrEx>
         <w:tc>
           <w:tcPr>
             <w:tcW w:w="9360" w:type="dxa"/>
@@ -6348,12 +6335,6 @@
         </w:tc>
       </w:tr>
       <w:tr>
-        <w:tblPrEx>
-          <w:tblCellMar>
-            <w:top w:w="0" w:type="dxa"/>
-            <w:bottom w:w="0" w:type="dxa"/>
-          </w:tblCellMar>
-        </w:tblPrEx>
         <w:tc>
           <w:tcPr>
             <w:tcW w:w="2400" w:type="dxa"/>
@@ -6457,12 +6438,6 @@
         </w:tc>
       </w:tr>
       <w:tr>
-        <w:tblPrEx>
-          <w:tblCellMar>
-            <w:top w:w="0" w:type="dxa"/>
-            <w:bottom w:w="0" w:type="dxa"/>
-          </w:tblCellMar>
-        </w:tblPrEx>
         <w:tc>
           <w:tcPr>
             <w:tcW w:w="2400" w:type="dxa"/>
@@ -6586,12 +6561,6 @@
         </w:tc>
       </w:tr>
       <w:tr>
-        <w:tblPrEx>
-          <w:tblCellMar>
-            <w:top w:w="0" w:type="dxa"/>
-            <w:bottom w:w="0" w:type="dxa"/>
-          </w:tblCellMar>
-        </w:tblPrEx>
         <w:tc>
           <w:tcPr>
             <w:tcW w:w="2400" w:type="dxa"/>
@@ -6682,12 +6651,6 @@
         </w:tc>
       </w:tr>
       <w:tr>
-        <w:tblPrEx>
-          <w:tblCellMar>
-            <w:top w:w="0" w:type="dxa"/>
-            <w:bottom w:w="0" w:type="dxa"/>
-          </w:tblCellMar>
-        </w:tblPrEx>
         <w:tc>
           <w:tcPr>
             <w:tcW w:w="2400" w:type="dxa"/>
@@ -6778,19 +6741,13 @@
           <w:left w:w="10" w:type="dxa"/>
           <w:right w:w="10" w:type="dxa"/>
         </w:tblCellMar>
-        <w:tblLook w:val="04A0" w:firstRow="1" w:lastRow="0" w:firstColumn="1" w:lastColumn="0" w:noHBand="0" w:noVBand="1"/>
+        <w:tblLook w:val="0000" w:firstRow="0" w:lastRow="0" w:firstColumn="0" w:lastColumn="0" w:noHBand="0" w:noVBand="0"/>
       </w:tblPr>
       <w:tblGrid>
         <w:gridCol w:w="2400"/>
         <w:gridCol w:w="6960"/>
       </w:tblGrid>
       <w:tr>
-        <w:tblPrEx>
-          <w:tblCellMar>
-            <w:top w:w="0" w:type="dxa"/>
-            <w:bottom w:w="0" w:type="dxa"/>
-          </w:tblCellMar>
-        </w:tblPrEx>
         <w:tc>
           <w:tcPr>
             <w:tcW w:w="9360" w:type="dxa"/>
@@ -6822,7 +6779,7 @@
                 <w:color w:val="FFFFFF"/>
                 <w:lang w:val="es-CO"/>
               </w:rPr>
-              <w:t>RF-</w:t>
+              <w:t>[SUSPENDIDO] RF-</w:t>
             </w:r>
             <w:proofErr w:type="gramStart"/>
             <w:r>
@@ -6888,12 +6845,6 @@
         </w:tc>
       </w:tr>
       <w:tr>
-        <w:tblPrEx>
-          <w:tblCellMar>
-            <w:top w:w="0" w:type="dxa"/>
-            <w:bottom w:w="0" w:type="dxa"/>
-          </w:tblCellMar>
-        </w:tblPrEx>
         <w:tc>
           <w:tcPr>
             <w:tcW w:w="2400" w:type="dxa"/>
@@ -6979,12 +6930,6 @@
         </w:tc>
       </w:tr>
       <w:tr>
-        <w:tblPrEx>
-          <w:tblCellMar>
-            <w:top w:w="0" w:type="dxa"/>
-            <w:bottom w:w="0" w:type="dxa"/>
-          </w:tblCellMar>
-        </w:tblPrEx>
         <w:tc>
           <w:tcPr>
             <w:tcW w:w="2400" w:type="dxa"/>
@@ -7072,12 +7017,6 @@
         </w:tc>
       </w:tr>
       <w:tr>
-        <w:tblPrEx>
-          <w:tblCellMar>
-            <w:top w:w="0" w:type="dxa"/>
-            <w:bottom w:w="0" w:type="dxa"/>
-          </w:tblCellMar>
-        </w:tblPrEx>
         <w:tc>
           <w:tcPr>
             <w:tcW w:w="2400" w:type="dxa"/>
@@ -7168,12 +7107,6 @@
         </w:tc>
       </w:tr>
       <w:tr>
-        <w:tblPrEx>
-          <w:tblCellMar>
-            <w:top w:w="0" w:type="dxa"/>
-            <w:bottom w:w="0" w:type="dxa"/>
-          </w:tblCellMar>
-        </w:tblPrEx>
         <w:tc>
           <w:tcPr>
             <w:tcW w:w="2400" w:type="dxa"/>
@@ -7264,19 +7197,13 @@
           <w:left w:w="10" w:type="dxa"/>
           <w:right w:w="10" w:type="dxa"/>
         </w:tblCellMar>
-        <w:tblLook w:val="04A0" w:firstRow="1" w:lastRow="0" w:firstColumn="1" w:lastColumn="0" w:noHBand="0" w:noVBand="1"/>
+        <w:tblLook w:val="0000" w:firstRow="0" w:lastRow="0" w:firstColumn="0" w:lastColumn="0" w:noHBand="0" w:noVBand="0"/>
       </w:tblPr>
       <w:tblGrid>
         <w:gridCol w:w="2400"/>
         <w:gridCol w:w="6960"/>
       </w:tblGrid>
       <w:tr>
-        <w:tblPrEx>
-          <w:tblCellMar>
-            <w:top w:w="0" w:type="dxa"/>
-            <w:bottom w:w="0" w:type="dxa"/>
-          </w:tblCellMar>
-        </w:tblPrEx>
         <w:tc>
           <w:tcPr>
             <w:tcW w:w="9360" w:type="dxa"/>
@@ -7354,12 +7281,6 @@
         </w:tc>
       </w:tr>
       <w:tr>
-        <w:tblPrEx>
-          <w:tblCellMar>
-            <w:top w:w="0" w:type="dxa"/>
-            <w:bottom w:w="0" w:type="dxa"/>
-          </w:tblCellMar>
-        </w:tblPrEx>
         <w:tc>
           <w:tcPr>
             <w:tcW w:w="2400" w:type="dxa"/>
@@ -7463,12 +7384,6 @@
         </w:tc>
       </w:tr>
       <w:tr>
-        <w:tblPrEx>
-          <w:tblCellMar>
-            <w:top w:w="0" w:type="dxa"/>
-            <w:bottom w:w="0" w:type="dxa"/>
-          </w:tblCellMar>
-        </w:tblPrEx>
         <w:tc>
           <w:tcPr>
             <w:tcW w:w="2400" w:type="dxa"/>
@@ -7556,12 +7471,6 @@
         </w:tc>
       </w:tr>
       <w:tr>
-        <w:tblPrEx>
-          <w:tblCellMar>
-            <w:top w:w="0" w:type="dxa"/>
-            <w:bottom w:w="0" w:type="dxa"/>
-          </w:tblCellMar>
-        </w:tblPrEx>
         <w:tc>
           <w:tcPr>
             <w:tcW w:w="2400" w:type="dxa"/>
@@ -7653,12 +7562,6 @@
         </w:tc>
       </w:tr>
       <w:tr>
-        <w:tblPrEx>
-          <w:tblCellMar>
-            <w:top w:w="0" w:type="dxa"/>
-            <w:bottom w:w="0" w:type="dxa"/>
-          </w:tblCellMar>
-        </w:tblPrEx>
         <w:tc>
           <w:tcPr>
             <w:tcW w:w="2400" w:type="dxa"/>
@@ -7749,19 +7652,13 @@
           <w:left w:w="10" w:type="dxa"/>
           <w:right w:w="10" w:type="dxa"/>
         </w:tblCellMar>
-        <w:tblLook w:val="04A0" w:firstRow="1" w:lastRow="0" w:firstColumn="1" w:lastColumn="0" w:noHBand="0" w:noVBand="1"/>
+        <w:tblLook w:val="0000" w:firstRow="0" w:lastRow="0" w:firstColumn="0" w:lastColumn="0" w:noHBand="0" w:noVBand="0"/>
       </w:tblPr>
       <w:tblGrid>
         <w:gridCol w:w="2400"/>
         <w:gridCol w:w="6960"/>
       </w:tblGrid>
       <w:tr>
-        <w:tblPrEx>
-          <w:tblCellMar>
-            <w:top w:w="0" w:type="dxa"/>
-            <w:bottom w:w="0" w:type="dxa"/>
-          </w:tblCellMar>
-        </w:tblPrEx>
         <w:tc>
           <w:tcPr>
             <w:tcW w:w="9360" w:type="dxa"/>
@@ -7819,12 +7716,6 @@
         </w:tc>
       </w:tr>
       <w:tr>
-        <w:tblPrEx>
-          <w:tblCellMar>
-            <w:top w:w="0" w:type="dxa"/>
-            <w:bottom w:w="0" w:type="dxa"/>
-          </w:tblCellMar>
-        </w:tblPrEx>
         <w:tc>
           <w:tcPr>
             <w:tcW w:w="2400" w:type="dxa"/>
@@ -7886,36 +7777,66 @@
                 <w:szCs w:val="20"/>
                 <w:lang w:val="es-CO"/>
               </w:rPr>
-              <w:t xml:space="preserve">El sistema debe exponer una interfaz que permita: (a) iniciar STORE/RETRIEVE/SWAP indicando celda, (b) visualizar el mapa de inventario actual, (c) visualizar el log de eventos, (d) configurar parámetros (offset de </w:t>
-            </w:r>
-            <w:proofErr w:type="spellStart"/>
-            <w:r>
-              <w:rPr>
-                <w:sz w:val="20"/>
-                <w:szCs w:val="20"/>
-                <w:lang w:val="es-CO"/>
-              </w:rPr>
-              <w:t>homing</w:t>
-            </w:r>
-            <w:proofErr w:type="spellEnd"/>
-            <w:r>
-              <w:rPr>
-                <w:sz w:val="20"/>
-                <w:szCs w:val="20"/>
-                <w:lang w:val="es-CO"/>
-              </w:rPr>
-              <w:t>, peso mínimo válido).</w:t>
+              <w:t xml:space="preserve">El sistema debe exponer una aplicación de escritorio (Python 3 + </w:t>
+            </w:r>
+            <w:proofErr w:type="spellStart"/>
+            <w:r>
+              <w:rPr>
+                <w:sz w:val="20"/>
+                <w:szCs w:val="20"/>
+                <w:lang w:val="es-CO"/>
+              </w:rPr>
+              <w:t>tkinter</w:t>
+            </w:r>
+            <w:proofErr w:type="spellEnd"/>
+            <w:r>
+              <w:rPr>
+                <w:sz w:val="20"/>
+                <w:szCs w:val="20"/>
+                <w:lang w:val="es-CO"/>
+              </w:rPr>
+              <w:t xml:space="preserve">) que se comunique con el ESP32 a través del puerto serial USB-Serial (UART 115200 bps, 8N1) y permita: (a) enviar comandos </w:t>
+            </w:r>
+            <w:proofErr w:type="spellStart"/>
+            <w:r>
+              <w:rPr>
+                <w:sz w:val="20"/>
+                <w:szCs w:val="20"/>
+                <w:lang w:val="es-CO"/>
+              </w:rPr>
+              <w:t>STORE:celda</w:t>
+            </w:r>
+            <w:proofErr w:type="spellEnd"/>
+            <w:r>
+              <w:rPr>
+                <w:sz w:val="20"/>
+                <w:szCs w:val="20"/>
+                <w:lang w:val="es-CO"/>
+              </w:rPr>
+              <w:t xml:space="preserve">, </w:t>
+            </w:r>
+            <w:proofErr w:type="spellStart"/>
+            <w:r>
+              <w:rPr>
+                <w:sz w:val="20"/>
+                <w:szCs w:val="20"/>
+                <w:lang w:val="es-CO"/>
+              </w:rPr>
+              <w:t>RETRIEVE:celda</w:t>
+            </w:r>
+            <w:proofErr w:type="spellEnd"/>
+            <w:r>
+              <w:rPr>
+                <w:sz w:val="20"/>
+                <w:szCs w:val="20"/>
+                <w:lang w:val="es-CO"/>
+              </w:rPr>
+              <w:t xml:space="preserve"> y SWAP:celda1:celda2 al sistema; (b) visualizar el mapa de inventario actual en una cuadrícula 3×4 con estado de cada celda (vacía / ocupada / peso); (c) visualizar el log de eventos en tiempo real con niveles INFO, WARN y ERROR; (d) mostrar el estado del sistema (IDLE, OPERANDO, FAULT, DEGRADED, E-STOP).</w:t>
             </w:r>
           </w:p>
         </w:tc>
       </w:tr>
       <w:tr>
-        <w:tblPrEx>
-          <w:tblCellMar>
-            <w:top w:w="0" w:type="dxa"/>
-            <w:bottom w:w="0" w:type="dxa"/>
-          </w:tblCellMar>
-        </w:tblPrEx>
         <w:tc>
           <w:tcPr>
             <w:tcW w:w="2400" w:type="dxa"/>
@@ -8003,12 +7924,6 @@
         </w:tc>
       </w:tr>
       <w:tr>
-        <w:tblPrEx>
-          <w:tblCellMar>
-            <w:top w:w="0" w:type="dxa"/>
-            <w:bottom w:w="0" w:type="dxa"/>
-          </w:tblCellMar>
-        </w:tblPrEx>
         <w:tc>
           <w:tcPr>
             <w:tcW w:w="2400" w:type="dxa"/>
@@ -8099,12 +8014,6 @@
         </w:tc>
       </w:tr>
       <w:tr>
-        <w:tblPrEx>
-          <w:tblCellMar>
-            <w:top w:w="0" w:type="dxa"/>
-            <w:bottom w:w="0" w:type="dxa"/>
-          </w:tblCellMar>
-        </w:tblPrEx>
         <w:tc>
           <w:tcPr>
             <w:tcW w:w="2400" w:type="dxa"/>
@@ -8238,19 +8147,13 @@
           <w:left w:w="10" w:type="dxa"/>
           <w:right w:w="10" w:type="dxa"/>
         </w:tblCellMar>
-        <w:tblLook w:val="04A0" w:firstRow="1" w:lastRow="0" w:firstColumn="1" w:lastColumn="0" w:noHBand="0" w:noVBand="1"/>
+        <w:tblLook w:val="0000" w:firstRow="0" w:lastRow="0" w:firstColumn="0" w:lastColumn="0" w:noHBand="0" w:noVBand="0"/>
       </w:tblPr>
       <w:tblGrid>
         <w:gridCol w:w="2400"/>
         <w:gridCol w:w="6960"/>
       </w:tblGrid>
       <w:tr>
-        <w:tblPrEx>
-          <w:tblCellMar>
-            <w:top w:w="0" w:type="dxa"/>
-            <w:bottom w:w="0" w:type="dxa"/>
-          </w:tblCellMar>
-        </w:tblPrEx>
         <w:tc>
           <w:tcPr>
             <w:tcW w:w="9360" w:type="dxa"/>
@@ -8308,12 +8211,6 @@
         </w:tc>
       </w:tr>
       <w:tr>
-        <w:tblPrEx>
-          <w:tblCellMar>
-            <w:top w:w="0" w:type="dxa"/>
-            <w:bottom w:w="0" w:type="dxa"/>
-          </w:tblCellMar>
-        </w:tblPrEx>
         <w:tc>
           <w:tcPr>
             <w:tcW w:w="2400" w:type="dxa"/>
@@ -8381,12 +8278,6 @@
         </w:tc>
       </w:tr>
       <w:tr>
-        <w:tblPrEx>
-          <w:tblCellMar>
-            <w:top w:w="0" w:type="dxa"/>
-            <w:bottom w:w="0" w:type="dxa"/>
-          </w:tblCellMar>
-        </w:tblPrEx>
         <w:tc>
           <w:tcPr>
             <w:tcW w:w="2400" w:type="dxa"/>
@@ -8535,12 +8426,6 @@
         </w:tc>
       </w:tr>
       <w:tr>
-        <w:tblPrEx>
-          <w:tblCellMar>
-            <w:top w:w="0" w:type="dxa"/>
-            <w:bottom w:w="0" w:type="dxa"/>
-          </w:tblCellMar>
-        </w:tblPrEx>
         <w:tc>
           <w:tcPr>
             <w:tcW w:w="2400" w:type="dxa"/>
@@ -8631,12 +8516,6 @@
         </w:tc>
       </w:tr>
       <w:tr>
-        <w:tblPrEx>
-          <w:tblCellMar>
-            <w:top w:w="0" w:type="dxa"/>
-            <w:bottom w:w="0" w:type="dxa"/>
-          </w:tblCellMar>
-        </w:tblPrEx>
         <w:tc>
           <w:tcPr>
             <w:tcW w:w="2400" w:type="dxa"/>
@@ -8727,19 +8606,13 @@
           <w:left w:w="10" w:type="dxa"/>
           <w:right w:w="10" w:type="dxa"/>
         </w:tblCellMar>
-        <w:tblLook w:val="04A0" w:firstRow="1" w:lastRow="0" w:firstColumn="1" w:lastColumn="0" w:noHBand="0" w:noVBand="1"/>
+        <w:tblLook w:val="0000" w:firstRow="0" w:lastRow="0" w:firstColumn="0" w:lastColumn="0" w:noHBand="0" w:noVBand="0"/>
       </w:tblPr>
       <w:tblGrid>
         <w:gridCol w:w="2400"/>
         <w:gridCol w:w="6960"/>
       </w:tblGrid>
       <w:tr>
-        <w:tblPrEx>
-          <w:tblCellMar>
-            <w:top w:w="0" w:type="dxa"/>
-            <w:bottom w:w="0" w:type="dxa"/>
-          </w:tblCellMar>
-        </w:tblPrEx>
         <w:tc>
           <w:tcPr>
             <w:tcW w:w="9360" w:type="dxa"/>
@@ -8809,12 +8682,6 @@
         </w:tc>
       </w:tr>
       <w:tr>
-        <w:tblPrEx>
-          <w:tblCellMar>
-            <w:top w:w="0" w:type="dxa"/>
-            <w:bottom w:w="0" w:type="dxa"/>
-          </w:tblCellMar>
-        </w:tblPrEx>
         <w:tc>
           <w:tcPr>
             <w:tcW w:w="2400" w:type="dxa"/>
@@ -8900,12 +8767,6 @@
         </w:tc>
       </w:tr>
       <w:tr>
-        <w:tblPrEx>
-          <w:tblCellMar>
-            <w:top w:w="0" w:type="dxa"/>
-            <w:bottom w:w="0" w:type="dxa"/>
-          </w:tblCellMar>
-        </w:tblPrEx>
         <w:tc>
           <w:tcPr>
             <w:tcW w:w="2400" w:type="dxa"/>
@@ -8976,18 +8837,13 @@
             <w:vAlign w:val="center"/>
           </w:tcPr>
           <w:p>
-            <w:pPr>
-              <w:rPr>
-                <w:lang w:val="es-CO"/>
-              </w:rPr>
-            </w:pPr>
-            <w:r>
-              <w:rPr>
-                <w:sz w:val="20"/>
-                <w:szCs w:val="20"/>
-                <w:lang w:val="es-CO"/>
-              </w:rPr>
-              <w:t xml:space="preserve">El sistema opera ≥ 30 minutos en demo continua sin caída de tensión &gt; 5% en el riel de 5 V medido bajo carga máxima (3 </w:t>
+            <w:r>
+              <w:rPr>
+                <w:sz w:val="20"/>
+                <w:szCs w:val="20"/>
+                <w:lang w:val="es-CO"/>
+              </w:rPr>
+              <w:t xml:space="preserve">La fuente externa debe mantener el riel de 5V con caída de tensión ≤ 5% bajo carga máxima sostenida. Verificable midiendo con multímetro el riel de 5V con los 2 </w:t>
             </w:r>
             <w:proofErr w:type="spellStart"/>
             <w:r>
@@ -9005,18 +8861,99 @@
                 <w:szCs w:val="20"/>
                 <w:lang w:val="es-CO"/>
               </w:rPr>
-              <w:t xml:space="preserve"> activos simultáneamente).</w:t>
+              <w:t xml:space="preserve"> activos simultáneamente y el servo en posición de carga. </w:t>
+            </w:r>
+            <w:r>
+              <w:rPr>
+                <w:sz w:val="20"/>
+                <w:szCs w:val="20"/>
+              </w:rPr>
+              <w:t xml:space="preserve">La </w:t>
+            </w:r>
+            <w:proofErr w:type="spellStart"/>
+            <w:r>
+              <w:rPr>
+                <w:sz w:val="20"/>
+                <w:szCs w:val="20"/>
+              </w:rPr>
+              <w:t>medición</w:t>
+            </w:r>
+            <w:proofErr w:type="spellEnd"/>
+            <w:r>
+              <w:rPr>
+                <w:sz w:val="20"/>
+                <w:szCs w:val="20"/>
+              </w:rPr>
+              <w:t xml:space="preserve"> se </w:t>
+            </w:r>
+            <w:proofErr w:type="spellStart"/>
+            <w:r>
+              <w:rPr>
+                <w:sz w:val="20"/>
+                <w:szCs w:val="20"/>
+              </w:rPr>
+              <w:t>realiza</w:t>
+            </w:r>
+            <w:proofErr w:type="spellEnd"/>
+            <w:r>
+              <w:rPr>
+                <w:sz w:val="20"/>
+                <w:szCs w:val="20"/>
+              </w:rPr>
+              <w:t xml:space="preserve"> </w:t>
+            </w:r>
+            <w:proofErr w:type="spellStart"/>
+            <w:r>
+              <w:rPr>
+                <w:sz w:val="20"/>
+                <w:szCs w:val="20"/>
+              </w:rPr>
+              <w:t>durante</w:t>
+            </w:r>
+            <w:proofErr w:type="spellEnd"/>
+            <w:r>
+              <w:rPr>
+                <w:sz w:val="20"/>
+                <w:szCs w:val="20"/>
+              </w:rPr>
+              <w:t xml:space="preserve"> al </w:t>
+            </w:r>
+            <w:proofErr w:type="spellStart"/>
+            <w:r>
+              <w:rPr>
+                <w:sz w:val="20"/>
+                <w:szCs w:val="20"/>
+              </w:rPr>
+              <w:t>menos</w:t>
+            </w:r>
+            <w:proofErr w:type="spellEnd"/>
+            <w:r>
+              <w:rPr>
+                <w:sz w:val="20"/>
+                <w:szCs w:val="20"/>
+              </w:rPr>
+              <w:t xml:space="preserve"> 60 </w:t>
+            </w:r>
+            <w:proofErr w:type="spellStart"/>
+            <w:r>
+              <w:rPr>
+                <w:sz w:val="20"/>
+                <w:szCs w:val="20"/>
+              </w:rPr>
+              <w:t>segundos</w:t>
+            </w:r>
+            <w:proofErr w:type="spellEnd"/>
+            <w:r>
+              <w:rPr>
+                <w:sz w:val="20"/>
+                <w:szCs w:val="20"/>
+              </w:rPr>
+              <w:t>.</w:t>
             </w:r>
           </w:p>
         </w:tc>
       </w:tr>
       <w:tr>
-        <w:tblPrEx>
-          <w:tblCellMar>
-            <w:top w:w="0" w:type="dxa"/>
-            <w:bottom w:w="0" w:type="dxa"/>
-          </w:tblCellMar>
-        </w:tblPrEx>
         <w:tc>
           <w:tcPr>
             <w:tcW w:w="2400" w:type="dxa"/>
@@ -9107,12 +9044,6 @@
         </w:tc>
       </w:tr>
       <w:tr>
-        <w:tblPrEx>
-          <w:tblCellMar>
-            <w:top w:w="0" w:type="dxa"/>
-            <w:bottom w:w="0" w:type="dxa"/>
-          </w:tblCellMar>
-        </w:tblPrEx>
         <w:tc>
           <w:tcPr>
             <w:tcW w:w="2400" w:type="dxa"/>
@@ -9203,19 +9134,13 @@
           <w:left w:w="10" w:type="dxa"/>
           <w:right w:w="10" w:type="dxa"/>
         </w:tblCellMar>
-        <w:tblLook w:val="04A0" w:firstRow="1" w:lastRow="0" w:firstColumn="1" w:lastColumn="0" w:noHBand="0" w:noVBand="1"/>
+        <w:tblLook w:val="0000" w:firstRow="0" w:lastRow="0" w:firstColumn="0" w:lastColumn="0" w:noHBand="0" w:noVBand="0"/>
       </w:tblPr>
       <w:tblGrid>
         <w:gridCol w:w="2400"/>
         <w:gridCol w:w="6960"/>
       </w:tblGrid>
       <w:tr>
-        <w:tblPrEx>
-          <w:tblCellMar>
-            <w:top w:w="0" w:type="dxa"/>
-            <w:bottom w:w="0" w:type="dxa"/>
-          </w:tblCellMar>
-        </w:tblPrEx>
         <w:tc>
           <w:tcPr>
             <w:tcW w:w="9360" w:type="dxa"/>
@@ -9273,12 +9198,6 @@
         </w:tc>
       </w:tr>
       <w:tr>
-        <w:tblPrEx>
-          <w:tblCellMar>
-            <w:top w:w="0" w:type="dxa"/>
-            <w:bottom w:w="0" w:type="dxa"/>
-          </w:tblCellMar>
-        </w:tblPrEx>
         <w:tc>
           <w:tcPr>
             <w:tcW w:w="2400" w:type="dxa"/>
@@ -9364,12 +9283,6 @@
         </w:tc>
       </w:tr>
       <w:tr>
-        <w:tblPrEx>
-          <w:tblCellMar>
-            <w:top w:w="0" w:type="dxa"/>
-            <w:bottom w:w="0" w:type="dxa"/>
-          </w:tblCellMar>
-        </w:tblPrEx>
         <w:tc>
           <w:tcPr>
             <w:tcW w:w="2400" w:type="dxa"/>
@@ -9493,12 +9406,6 @@
         </w:tc>
       </w:tr>
       <w:tr>
-        <w:tblPrEx>
-          <w:tblCellMar>
-            <w:top w:w="0" w:type="dxa"/>
-            <w:bottom w:w="0" w:type="dxa"/>
-          </w:tblCellMar>
-        </w:tblPrEx>
         <w:tc>
           <w:tcPr>
             <w:tcW w:w="2400" w:type="dxa"/>
@@ -9589,12 +9496,6 @@
         </w:tc>
       </w:tr>
       <w:tr>
-        <w:tblPrEx>
-          <w:tblCellMar>
-            <w:top w:w="0" w:type="dxa"/>
-            <w:bottom w:w="0" w:type="dxa"/>
-          </w:tblCellMar>
-        </w:tblPrEx>
         <w:tc>
           <w:tcPr>
             <w:tcW w:w="2400" w:type="dxa"/>
@@ -9685,19 +9586,13 @@
           <w:left w:w="10" w:type="dxa"/>
           <w:right w:w="10" w:type="dxa"/>
         </w:tblCellMar>
-        <w:tblLook w:val="04A0" w:firstRow="1" w:lastRow="0" w:firstColumn="1" w:lastColumn="0" w:noHBand="0" w:noVBand="1"/>
+        <w:tblLook w:val="0000" w:firstRow="0" w:lastRow="0" w:firstColumn="0" w:lastColumn="0" w:noHBand="0" w:noVBand="0"/>
       </w:tblPr>
       <w:tblGrid>
         <w:gridCol w:w="2400"/>
         <w:gridCol w:w="6960"/>
       </w:tblGrid>
       <w:tr>
-        <w:tblPrEx>
-          <w:tblCellMar>
-            <w:top w:w="0" w:type="dxa"/>
-            <w:bottom w:w="0" w:type="dxa"/>
-          </w:tblCellMar>
-        </w:tblPrEx>
         <w:tc>
           <w:tcPr>
             <w:tcW w:w="9360" w:type="dxa"/>
@@ -9755,12 +9650,6 @@
         </w:tc>
       </w:tr>
       <w:tr>
-        <w:tblPrEx>
-          <w:tblCellMar>
-            <w:top w:w="0" w:type="dxa"/>
-            <w:bottom w:w="0" w:type="dxa"/>
-          </w:tblCellMar>
-        </w:tblPrEx>
         <w:tc>
           <w:tcPr>
             <w:tcW w:w="2400" w:type="dxa"/>
@@ -9828,12 +9717,6 @@
         </w:tc>
       </w:tr>
       <w:tr>
-        <w:tblPrEx>
-          <w:tblCellMar>
-            <w:top w:w="0" w:type="dxa"/>
-            <w:bottom w:w="0" w:type="dxa"/>
-          </w:tblCellMar>
-        </w:tblPrEx>
         <w:tc>
           <w:tcPr>
             <w:tcW w:w="2400" w:type="dxa"/>
@@ -9921,12 +9804,6 @@
         </w:tc>
       </w:tr>
       <w:tr>
-        <w:tblPrEx>
-          <w:tblCellMar>
-            <w:top w:w="0" w:type="dxa"/>
-            <w:bottom w:w="0" w:type="dxa"/>
-          </w:tblCellMar>
-        </w:tblPrEx>
         <w:tc>
           <w:tcPr>
             <w:tcW w:w="2400" w:type="dxa"/>
@@ -9954,6 +9831,7 @@
                 <w:sz w:val="20"/>
                 <w:szCs w:val="20"/>
               </w:rPr>
+              <w:lastRenderedPageBreak/>
               <w:t>Prioridad</w:t>
             </w:r>
             <w:proofErr w:type="spellEnd"/>
@@ -10017,12 +9895,6 @@
         </w:tc>
       </w:tr>
       <w:tr>
-        <w:tblPrEx>
-          <w:tblCellMar>
-            <w:top w:w="0" w:type="dxa"/>
-            <w:bottom w:w="0" w:type="dxa"/>
-          </w:tblCellMar>
-        </w:tblPrEx>
         <w:tc>
           <w:tcPr>
             <w:tcW w:w="2400" w:type="dxa"/>
@@ -10049,7 +9921,6 @@
                 <w:sz w:val="20"/>
                 <w:szCs w:val="20"/>
               </w:rPr>
-              <w:lastRenderedPageBreak/>
               <w:t xml:space="preserve">Test Case </w:t>
             </w:r>
             <w:proofErr w:type="spellStart"/>
@@ -10114,19 +9985,13 @@
           <w:left w:w="10" w:type="dxa"/>
           <w:right w:w="10" w:type="dxa"/>
         </w:tblCellMar>
-        <w:tblLook w:val="04A0" w:firstRow="1" w:lastRow="0" w:firstColumn="1" w:lastColumn="0" w:noHBand="0" w:noVBand="1"/>
+        <w:tblLook w:val="0000" w:firstRow="0" w:lastRow="0" w:firstColumn="0" w:lastColumn="0" w:noHBand="0" w:noVBand="0"/>
       </w:tblPr>
       <w:tblGrid>
         <w:gridCol w:w="2400"/>
         <w:gridCol w:w="6960"/>
       </w:tblGrid>
       <w:tr>
-        <w:tblPrEx>
-          <w:tblCellMar>
-            <w:top w:w="0" w:type="dxa"/>
-            <w:bottom w:w="0" w:type="dxa"/>
-          </w:tblCellMar>
-        </w:tblPrEx>
         <w:tc>
           <w:tcPr>
             <w:tcW w:w="9360" w:type="dxa"/>
@@ -10184,12 +10049,6 @@
         </w:tc>
       </w:tr>
       <w:tr>
-        <w:tblPrEx>
-          <w:tblCellMar>
-            <w:top w:w="0" w:type="dxa"/>
-            <w:bottom w:w="0" w:type="dxa"/>
-          </w:tblCellMar>
-        </w:tblPrEx>
         <w:tc>
           <w:tcPr>
             <w:tcW w:w="2400" w:type="dxa"/>
@@ -10293,12 +10152,6 @@
         </w:tc>
       </w:tr>
       <w:tr>
-        <w:tblPrEx>
-          <w:tblCellMar>
-            <w:top w:w="0" w:type="dxa"/>
-            <w:bottom w:w="0" w:type="dxa"/>
-          </w:tblCellMar>
-        </w:tblPrEx>
         <w:tc>
           <w:tcPr>
             <w:tcW w:w="2400" w:type="dxa"/>
@@ -10495,12 +10348,6 @@
         </w:tc>
       </w:tr>
       <w:tr>
-        <w:tblPrEx>
-          <w:tblCellMar>
-            <w:top w:w="0" w:type="dxa"/>
-            <w:bottom w:w="0" w:type="dxa"/>
-          </w:tblCellMar>
-        </w:tblPrEx>
         <w:tc>
           <w:tcPr>
             <w:tcW w:w="2400" w:type="dxa"/>
@@ -10591,12 +10438,6 @@
         </w:tc>
       </w:tr>
       <w:tr>
-        <w:tblPrEx>
-          <w:tblCellMar>
-            <w:top w:w="0" w:type="dxa"/>
-            <w:bottom w:w="0" w:type="dxa"/>
-          </w:tblCellMar>
-        </w:tblPrEx>
         <w:tc>
           <w:tcPr>
             <w:tcW w:w="2400" w:type="dxa"/>
@@ -10687,19 +10528,13 @@
           <w:left w:w="10" w:type="dxa"/>
           <w:right w:w="10" w:type="dxa"/>
         </w:tblCellMar>
-        <w:tblLook w:val="04A0" w:firstRow="1" w:lastRow="0" w:firstColumn="1" w:lastColumn="0" w:noHBand="0" w:noVBand="1"/>
+        <w:tblLook w:val="0000" w:firstRow="0" w:lastRow="0" w:firstColumn="0" w:lastColumn="0" w:noHBand="0" w:noVBand="0"/>
       </w:tblPr>
       <w:tblGrid>
         <w:gridCol w:w="2400"/>
         <w:gridCol w:w="6960"/>
       </w:tblGrid>
       <w:tr>
-        <w:tblPrEx>
-          <w:tblCellMar>
-            <w:top w:w="0" w:type="dxa"/>
-            <w:bottom w:w="0" w:type="dxa"/>
-          </w:tblCellMar>
-        </w:tblPrEx>
         <w:tc>
           <w:tcPr>
             <w:tcW w:w="9360" w:type="dxa"/>
@@ -10719,13 +10554,19 @@
             </w:tcMar>
           </w:tcPr>
           <w:p>
+            <w:pPr>
+              <w:rPr>
+                <w:lang w:val="es-CO"/>
+              </w:rPr>
+            </w:pPr>
             <w:r>
               <w:rPr>
                 <w:b/>
                 <w:bCs/>
                 <w:color w:val="FFFFFF"/>
-              </w:rPr>
-              <w:t>RNF-</w:t>
+                <w:lang w:val="es-CO"/>
+              </w:rPr>
+              <w:t>[SUSPENDIDO] RNF-</w:t>
             </w:r>
             <w:proofErr w:type="gramStart"/>
             <w:r>
@@ -10733,25 +10574,17 @@
                 <w:b/>
                 <w:bCs/>
                 <w:color w:val="FFFFFF"/>
-              </w:rPr>
-              <w:t xml:space="preserve">06  </w:t>
-            </w:r>
-            <w:proofErr w:type="spellStart"/>
+                <w:lang w:val="es-CO"/>
+              </w:rPr>
+              <w:t>06  Modularidad</w:t>
+            </w:r>
+            <w:proofErr w:type="gramEnd"/>
             <w:r>
               <w:rPr>
                 <w:b/>
                 <w:bCs/>
                 <w:color w:val="FFFFFF"/>
-              </w:rPr>
-              <w:t>Modularidad</w:t>
-            </w:r>
-            <w:proofErr w:type="spellEnd"/>
-            <w:proofErr w:type="gramEnd"/>
-            <w:r>
-              <w:rPr>
-                <w:b/>
-                <w:bCs/>
-                <w:color w:val="FFFFFF"/>
+                <w:lang w:val="es-CO"/>
               </w:rPr>
               <w:t xml:space="preserve"> del firmware</w:t>
             </w:r>
@@ -10759,12 +10592,6 @@
         </w:tc>
       </w:tr>
       <w:tr>
-        <w:tblPrEx>
-          <w:tblCellMar>
-            <w:top w:w="0" w:type="dxa"/>
-            <w:bottom w:w="0" w:type="dxa"/>
-          </w:tblCellMar>
-        </w:tblPrEx>
         <w:tc>
           <w:tcPr>
             <w:tcW w:w="2400" w:type="dxa"/>
@@ -10922,12 +10749,6 @@
         </w:tc>
       </w:tr>
       <w:tr>
-        <w:tblPrEx>
-          <w:tblCellMar>
-            <w:top w:w="0" w:type="dxa"/>
-            <w:bottom w:w="0" w:type="dxa"/>
-          </w:tblCellMar>
-        </w:tblPrEx>
         <w:tc>
           <w:tcPr>
             <w:tcW w:w="2400" w:type="dxa"/>
@@ -11092,12 +10913,6 @@
         </w:tc>
       </w:tr>
       <w:tr>
-        <w:tblPrEx>
-          <w:tblCellMar>
-            <w:top w:w="0" w:type="dxa"/>
-            <w:bottom w:w="0" w:type="dxa"/>
-          </w:tblCellMar>
-        </w:tblPrEx>
         <w:tc>
           <w:tcPr>
             <w:tcW w:w="2400" w:type="dxa"/>
@@ -11188,12 +11003,6 @@
         </w:tc>
       </w:tr>
       <w:tr>
-        <w:tblPrEx>
-          <w:tblCellMar>
-            <w:top w:w="0" w:type="dxa"/>
-            <w:bottom w:w="0" w:type="dxa"/>
-          </w:tblCellMar>
-        </w:tblPrEx>
         <w:tc>
           <w:tcPr>
             <w:tcW w:w="2400" w:type="dxa"/>
@@ -11349,7 +11158,7 @@
           <w:left w:w="10" w:type="dxa"/>
           <w:right w:w="10" w:type="dxa"/>
         </w:tblCellMar>
-        <w:tblLook w:val="04A0" w:firstRow="1" w:lastRow="0" w:firstColumn="1" w:lastColumn="0" w:noHBand="0" w:noVBand="1"/>
+        <w:tblLook w:val="0000" w:firstRow="0" w:lastRow="0" w:firstColumn="0" w:lastColumn="0" w:noHBand="0" w:noVBand="0"/>
       </w:tblPr>
       <w:tblGrid>
         <w:gridCol w:w="1560"/>
@@ -11358,12 +11167,6 @@
         <w:gridCol w:w="1800"/>
       </w:tblGrid>
       <w:tr>
-        <w:tblPrEx>
-          <w:tblCellMar>
-            <w:top w:w="0" w:type="dxa"/>
-            <w:bottom w:w="0" w:type="dxa"/>
-          </w:tblCellMar>
-        </w:tblPrEx>
         <w:trPr>
           <w:tblHeader/>
         </w:trPr>
@@ -11499,12 +11302,6 @@
         </w:tc>
       </w:tr>
       <w:tr>
-        <w:tblPrEx>
-          <w:tblCellMar>
-            <w:top w:w="0" w:type="dxa"/>
-            <w:bottom w:w="0" w:type="dxa"/>
-          </w:tblCellMar>
-        </w:tblPrEx>
         <w:tc>
           <w:tcPr>
             <w:tcW w:w="1560" w:type="dxa"/>
@@ -11691,12 +11488,6 @@
         </w:tc>
       </w:tr>
       <w:tr>
-        <w:tblPrEx>
-          <w:tblCellMar>
-            <w:top w:w="0" w:type="dxa"/>
-            <w:bottom w:w="0" w:type="dxa"/>
-          </w:tblCellMar>
-        </w:tblPrEx>
         <w:tc>
           <w:tcPr>
             <w:tcW w:w="1560" w:type="dxa"/>
@@ -11865,12 +11656,6 @@
         </w:tc>
       </w:tr>
       <w:tr>
-        <w:tblPrEx>
-          <w:tblCellMar>
-            <w:top w:w="0" w:type="dxa"/>
-            <w:bottom w:w="0" w:type="dxa"/>
-          </w:tblCellMar>
-        </w:tblPrEx>
         <w:tc>
           <w:tcPr>
             <w:tcW w:w="1560" w:type="dxa"/>
@@ -12075,12 +11860,6 @@
         </w:tc>
       </w:tr>
       <w:tr>
-        <w:tblPrEx>
-          <w:tblCellMar>
-            <w:top w:w="0" w:type="dxa"/>
-            <w:bottom w:w="0" w:type="dxa"/>
-          </w:tblCellMar>
-        </w:tblPrEx>
         <w:tc>
           <w:tcPr>
             <w:tcW w:w="1560" w:type="dxa"/>
@@ -12247,12 +12026,6 @@
         </w:tc>
       </w:tr>
       <w:tr>
-        <w:tblPrEx>
-          <w:tblCellMar>
-            <w:top w:w="0" w:type="dxa"/>
-            <w:bottom w:w="0" w:type="dxa"/>
-          </w:tblCellMar>
-        </w:tblPrEx>
         <w:tc>
           <w:tcPr>
             <w:tcW w:w="1560" w:type="dxa"/>
@@ -12642,7 +12415,21 @@
         <w:rPr>
           <w:lang w:val="es-CO"/>
         </w:rPr>
-        <w:t>se utiliza cuando el test case no puede ejecutarse por una dependencia externa (hardware faltante, periférico sin disponibilidad), para diferenciarlo de un fallo real.</w:t>
+        <w:t xml:space="preserve">se utiliza cuando </w:t>
+      </w:r>
+      <w:proofErr w:type="gramStart"/>
+      <w:r>
+        <w:rPr>
+          <w:lang w:val="es-CO"/>
+        </w:rPr>
+        <w:t>el test</w:t>
+      </w:r>
+      <w:proofErr w:type="gramEnd"/>
+      <w:r>
+        <w:rPr>
+          <w:lang w:val="es-CO"/>
+        </w:rPr>
+        <w:t xml:space="preserve"> case no puede ejecutarse por una dependencia externa (hardware faltante, periférico sin disponibilidad), para diferenciarlo de un fallo real.</w:t>
       </w:r>
     </w:p>
     <w:p>
@@ -12682,19 +12469,13 @@
           <w:left w:w="10" w:type="dxa"/>
           <w:right w:w="10" w:type="dxa"/>
         </w:tblCellMar>
-        <w:tblLook w:val="04A0" w:firstRow="1" w:lastRow="0" w:firstColumn="1" w:lastColumn="0" w:noHBand="0" w:noVBand="1"/>
+        <w:tblLook w:val="0000" w:firstRow="0" w:lastRow="0" w:firstColumn="0" w:lastColumn="0" w:noHBand="0" w:noVBand="0"/>
       </w:tblPr>
       <w:tblGrid>
         <w:gridCol w:w="3120"/>
         <w:gridCol w:w="6240"/>
       </w:tblGrid>
       <w:tr>
-        <w:tblPrEx>
-          <w:tblCellMar>
-            <w:top w:w="0" w:type="dxa"/>
-            <w:bottom w:w="0" w:type="dxa"/>
-          </w:tblCellMar>
-        </w:tblPrEx>
         <w:trPr>
           <w:tblHeader/>
         </w:trPr>
@@ -12764,12 +12545,6 @@
         </w:tc>
       </w:tr>
       <w:tr>
-        <w:tblPrEx>
-          <w:tblCellMar>
-            <w:top w:w="0" w:type="dxa"/>
-            <w:bottom w:w="0" w:type="dxa"/>
-          </w:tblCellMar>
-        </w:tblPrEx>
         <w:tc>
           <w:tcPr>
             <w:tcW w:w="3120" w:type="dxa"/>
@@ -12891,12 +12666,6 @@
         </w:tc>
       </w:tr>
       <w:tr>
-        <w:tblPrEx>
-          <w:tblCellMar>
-            <w:top w:w="0" w:type="dxa"/>
-            <w:bottom w:w="0" w:type="dxa"/>
-          </w:tblCellMar>
-        </w:tblPrEx>
         <w:tc>
           <w:tcPr>
             <w:tcW w:w="3120" w:type="dxa"/>
@@ -12992,12 +12761,6 @@
         </w:tc>
       </w:tr>
       <w:tr>
-        <w:tblPrEx>
-          <w:tblCellMar>
-            <w:top w:w="0" w:type="dxa"/>
-            <w:bottom w:w="0" w:type="dxa"/>
-          </w:tblCellMar>
-        </w:tblPrEx>
         <w:tc>
           <w:tcPr>
             <w:tcW w:w="3120" w:type="dxa"/>
@@ -13068,12 +12831,6 @@
         </w:tc>
       </w:tr>
       <w:tr>
-        <w:tblPrEx>
-          <w:tblCellMar>
-            <w:top w:w="0" w:type="dxa"/>
-            <w:bottom w:w="0" w:type="dxa"/>
-          </w:tblCellMar>
-        </w:tblPrEx>
         <w:tc>
           <w:tcPr>
             <w:tcW w:w="3120" w:type="dxa"/>
@@ -13144,12 +12901,6 @@
         </w:tc>
       </w:tr>
       <w:tr>
-        <w:tblPrEx>
-          <w:tblCellMar>
-            <w:top w:w="0" w:type="dxa"/>
-            <w:bottom w:w="0" w:type="dxa"/>
-          </w:tblCellMar>
-        </w:tblPrEx>
         <w:tc>
           <w:tcPr>
             <w:tcW w:w="3120" w:type="dxa"/>
@@ -13217,12 +12968,6 @@
         </w:tc>
       </w:tr>
       <w:tr>
-        <w:tblPrEx>
-          <w:tblCellMar>
-            <w:top w:w="0" w:type="dxa"/>
-            <w:bottom w:w="0" w:type="dxa"/>
-          </w:tblCellMar>
-        </w:tblPrEx>
         <w:tc>
           <w:tcPr>
             <w:tcW w:w="3120" w:type="dxa"/>
@@ -13327,12 +13072,6 @@
         </w:tc>
       </w:tr>
       <w:tr>
-        <w:tblPrEx>
-          <w:tblCellMar>
-            <w:top w:w="0" w:type="dxa"/>
-            <w:bottom w:w="0" w:type="dxa"/>
-          </w:tblCellMar>
-        </w:tblPrEx>
         <w:tc>
           <w:tcPr>
             <w:tcW w:w="3120" w:type="dxa"/>
@@ -13581,7 +13320,21 @@
           <w:lang w:val="es-CO"/>
         </w:rPr>
         <w:lastRenderedPageBreak/>
-        <w:t>5. Plantilla de Test Case</w:t>
+        <w:t xml:space="preserve">5. Plantilla </w:t>
+      </w:r>
+      <w:proofErr w:type="gramStart"/>
+      <w:r>
+        <w:rPr>
+          <w:lang w:val="es-CO"/>
+        </w:rPr>
+        <w:t>de Test</w:t>
+      </w:r>
+      <w:proofErr w:type="gramEnd"/>
+      <w:r>
+        <w:rPr>
+          <w:lang w:val="es-CO"/>
+        </w:rPr>
+        <w:t xml:space="preserve"> Case</w:t>
       </w:r>
     </w:p>
     <w:p>
@@ -13628,19 +13381,13 @@
           <w:left w:w="10" w:type="dxa"/>
           <w:right w:w="10" w:type="dxa"/>
         </w:tblCellMar>
-        <w:tblLook w:val="04A0" w:firstRow="1" w:lastRow="0" w:firstColumn="1" w:lastColumn="0" w:noHBand="0" w:noVBand="1"/>
+        <w:tblLook w:val="0000" w:firstRow="0" w:lastRow="0" w:firstColumn="0" w:lastColumn="0" w:noHBand="0" w:noVBand="0"/>
       </w:tblPr>
       <w:tblGrid>
         <w:gridCol w:w="4992"/>
         <w:gridCol w:w="4368"/>
       </w:tblGrid>
       <w:tr>
-        <w:tblPrEx>
-          <w:tblCellMar>
-            <w:top w:w="0" w:type="dxa"/>
-            <w:bottom w:w="0" w:type="dxa"/>
-          </w:tblCellMar>
-        </w:tblPrEx>
         <w:tc>
           <w:tcPr>
             <w:tcW w:w="7360" w:type="dxa"/>
@@ -13743,12 +13490,6 @@
         </w:tc>
       </w:tr>
       <w:tr>
-        <w:tblPrEx>
-          <w:tblCellMar>
-            <w:top w:w="0" w:type="dxa"/>
-            <w:bottom w:w="0" w:type="dxa"/>
-          </w:tblCellMar>
-        </w:tblPrEx>
         <w:tc>
           <w:tcPr>
             <w:tcW w:w="9360" w:type="dxa"/>
@@ -13785,12 +13526,6 @@
         </w:tc>
       </w:tr>
       <w:tr>
-        <w:tblPrEx>
-          <w:tblCellMar>
-            <w:top w:w="0" w:type="dxa"/>
-            <w:bottom w:w="0" w:type="dxa"/>
-          </w:tblCellMar>
-        </w:tblPrEx>
         <w:tc>
           <w:tcPr>
             <w:tcW w:w="2800" w:type="dxa"/>
@@ -13850,12 +13585,6 @@
         </w:tc>
       </w:tr>
       <w:tr>
-        <w:tblPrEx>
-          <w:tblCellMar>
-            <w:top w:w="0" w:type="dxa"/>
-            <w:bottom w:w="0" w:type="dxa"/>
-          </w:tblCellMar>
-        </w:tblPrEx>
         <w:tc>
           <w:tcPr>
             <w:tcW w:w="2800" w:type="dxa"/>
@@ -13915,12 +13644,6 @@
         </w:tc>
       </w:tr>
       <w:tr>
-        <w:tblPrEx>
-          <w:tblCellMar>
-            <w:top w:w="0" w:type="dxa"/>
-            <w:bottom w:w="0" w:type="dxa"/>
-          </w:tblCellMar>
-        </w:tblPrEx>
         <w:tc>
           <w:tcPr>
             <w:tcW w:w="2800" w:type="dxa"/>
@@ -13980,12 +13703,6 @@
         </w:tc>
       </w:tr>
       <w:tr>
-        <w:tblPrEx>
-          <w:tblCellMar>
-            <w:top w:w="0" w:type="dxa"/>
-            <w:bottom w:w="0" w:type="dxa"/>
-          </w:tblCellMar>
-        </w:tblPrEx>
         <w:tc>
           <w:tcPr>
             <w:tcW w:w="2800" w:type="dxa"/>
@@ -14076,12 +13793,6 @@
         </w:tc>
       </w:tr>
       <w:tr>
-        <w:tblPrEx>
-          <w:tblCellMar>
-            <w:top w:w="0" w:type="dxa"/>
-            <w:bottom w:w="0" w:type="dxa"/>
-          </w:tblCellMar>
-        </w:tblPrEx>
         <w:tc>
           <w:tcPr>
             <w:tcW w:w="2800" w:type="dxa"/>
@@ -14141,12 +13852,6 @@
         </w:tc>
       </w:tr>
       <w:tr>
-        <w:tblPrEx>
-          <w:tblCellMar>
-            <w:top w:w="0" w:type="dxa"/>
-            <w:bottom w:w="0" w:type="dxa"/>
-          </w:tblCellMar>
-        </w:tblPrEx>
         <w:tc>
           <w:tcPr>
             <w:tcW w:w="2800" w:type="dxa"/>
@@ -14206,12 +13911,6 @@
         </w:tc>
       </w:tr>
       <w:tr>
-        <w:tblPrEx>
-          <w:tblCellMar>
-            <w:top w:w="0" w:type="dxa"/>
-            <w:bottom w:w="0" w:type="dxa"/>
-          </w:tblCellMar>
-        </w:tblPrEx>
         <w:tc>
           <w:tcPr>
             <w:tcW w:w="2800" w:type="dxa"/>
@@ -14271,12 +13970,6 @@
         </w:tc>
       </w:tr>
       <w:tr>
-        <w:tblPrEx>
-          <w:tblCellMar>
-            <w:top w:w="0" w:type="dxa"/>
-            <w:bottom w:w="0" w:type="dxa"/>
-          </w:tblCellMar>
-        </w:tblPrEx>
         <w:tc>
           <w:tcPr>
             <w:tcW w:w="4680" w:type="dxa"/>
@@ -14345,12 +14038,6 @@
         </w:tc>
       </w:tr>
       <w:tr>
-        <w:tblPrEx>
-          <w:tblCellMar>
-            <w:top w:w="0" w:type="dxa"/>
-            <w:bottom w:w="0" w:type="dxa"/>
-          </w:tblCellMar>
-        </w:tblPrEx>
         <w:tc>
           <w:tcPr>
             <w:tcW w:w="4680" w:type="dxa"/>
@@ -14417,12 +14104,6 @@
         </w:tc>
       </w:tr>
       <w:tr>
-        <w:tblPrEx>
-          <w:tblCellMar>
-            <w:top w:w="0" w:type="dxa"/>
-            <w:bottom w:w="0" w:type="dxa"/>
-          </w:tblCellMar>
-        </w:tblPrEx>
         <w:tc>
           <w:tcPr>
             <w:tcW w:w="9360" w:type="dxa"/>
@@ -14456,12 +14137,6 @@
         </w:tc>
       </w:tr>
       <w:tr>
-        <w:tblPrEx>
-          <w:tblCellMar>
-            <w:top w:w="0" w:type="dxa"/>
-            <w:bottom w:w="0" w:type="dxa"/>
-          </w:tblCellMar>
-        </w:tblPrEx>
         <w:tc>
           <w:tcPr>
             <w:tcW w:w="9360" w:type="dxa"/>
@@ -14497,12 +14172,6 @@
         </w:tc>
       </w:tr>
       <w:tr>
-        <w:tblPrEx>
-          <w:tblCellMar>
-            <w:top w:w="0" w:type="dxa"/>
-            <w:bottom w:w="0" w:type="dxa"/>
-          </w:tblCellMar>
-        </w:tblPrEx>
         <w:tc>
           <w:tcPr>
             <w:tcW w:w="4680" w:type="dxa"/>
@@ -14565,12 +14234,6 @@
         </w:tc>
       </w:tr>
       <w:tr>
-        <w:tblPrEx>
-          <w:tblCellMar>
-            <w:top w:w="0" w:type="dxa"/>
-            <w:bottom w:w="0" w:type="dxa"/>
-          </w:tblCellMar>
-        </w:tblPrEx>
         <w:tc>
           <w:tcPr>
             <w:tcW w:w="4680" w:type="dxa"/>
@@ -15076,7 +14739,7 @@
           <w:left w:w="10" w:type="dxa"/>
           <w:right w:w="10" w:type="dxa"/>
         </w:tblCellMar>
-        <w:tblLook w:val="04A0" w:firstRow="1" w:lastRow="0" w:firstColumn="1" w:lastColumn="0" w:noHBand="0" w:noVBand="1"/>
+        <w:tblLook w:val="0000" w:firstRow="0" w:lastRow="0" w:firstColumn="0" w:lastColumn="0" w:noHBand="0" w:noVBand="0"/>
       </w:tblPr>
       <w:tblGrid>
         <w:gridCol w:w="1100"/>
@@ -15086,12 +14749,6 @@
         <w:gridCol w:w="1800"/>
       </w:tblGrid>
       <w:tr>
-        <w:tblPrEx>
-          <w:tblCellMar>
-            <w:top w:w="0" w:type="dxa"/>
-            <w:bottom w:w="0" w:type="dxa"/>
-          </w:tblCellMar>
-        </w:tblPrEx>
         <w:trPr>
           <w:tblHeader/>
         </w:trPr>
@@ -15252,12 +14909,6 @@
         </w:tc>
       </w:tr>
       <w:tr>
-        <w:tblPrEx>
-          <w:tblCellMar>
-            <w:top w:w="0" w:type="dxa"/>
-            <w:bottom w:w="0" w:type="dxa"/>
-          </w:tblCellMar>
-        </w:tblPrEx>
         <w:tc>
           <w:tcPr>
             <w:tcW w:w="1100" w:type="dxa"/>
@@ -15424,12 +15075,6 @@
         </w:tc>
       </w:tr>
       <w:tr>
-        <w:tblPrEx>
-          <w:tblCellMar>
-            <w:top w:w="0" w:type="dxa"/>
-            <w:bottom w:w="0" w:type="dxa"/>
-          </w:tblCellMar>
-        </w:tblPrEx>
         <w:tc>
           <w:tcPr>
             <w:tcW w:w="1100" w:type="dxa"/>
@@ -15621,12 +15266,6 @@
         </w:tc>
       </w:tr>
       <w:tr>
-        <w:tblPrEx>
-          <w:tblCellMar>
-            <w:top w:w="0" w:type="dxa"/>
-            <w:bottom w:w="0" w:type="dxa"/>
-          </w:tblCellMar>
-        </w:tblPrEx>
         <w:tc>
           <w:tcPr>
             <w:tcW w:w="1100" w:type="dxa"/>
@@ -15777,12 +15416,6 @@
         </w:tc>
       </w:tr>
       <w:tr>
-        <w:tblPrEx>
-          <w:tblCellMar>
-            <w:top w:w="0" w:type="dxa"/>
-            <w:bottom w:w="0" w:type="dxa"/>
-          </w:tblCellMar>
-        </w:tblPrEx>
         <w:tc>
           <w:tcPr>
             <w:tcW w:w="1100" w:type="dxa"/>
@@ -15933,12 +15566,6 @@
         </w:tc>
       </w:tr>
       <w:tr>
-        <w:tblPrEx>
-          <w:tblCellMar>
-            <w:top w:w="0" w:type="dxa"/>
-            <w:bottom w:w="0" w:type="dxa"/>
-          </w:tblCellMar>
-        </w:tblPrEx>
         <w:tc>
           <w:tcPr>
             <w:tcW w:w="1100" w:type="dxa"/>
@@ -16089,12 +15716,6 @@
         </w:tc>
       </w:tr>
       <w:tr>
-        <w:tblPrEx>
-          <w:tblCellMar>
-            <w:top w:w="0" w:type="dxa"/>
-            <w:bottom w:w="0" w:type="dxa"/>
-          </w:tblCellMar>
-        </w:tblPrEx>
         <w:tc>
           <w:tcPr>
             <w:tcW w:w="1100" w:type="dxa"/>
@@ -16251,12 +15872,6 @@
         </w:tc>
       </w:tr>
       <w:tr>
-        <w:tblPrEx>
-          <w:tblCellMar>
-            <w:top w:w="0" w:type="dxa"/>
-            <w:bottom w:w="0" w:type="dxa"/>
-          </w:tblCellMar>
-        </w:tblPrEx>
         <w:tc>
           <w:tcPr>
             <w:tcW w:w="1100" w:type="dxa"/>
@@ -16416,12 +16031,6 @@
         </w:tc>
       </w:tr>
       <w:tr>
-        <w:tblPrEx>
-          <w:tblCellMar>
-            <w:top w:w="0" w:type="dxa"/>
-            <w:bottom w:w="0" w:type="dxa"/>
-          </w:tblCellMar>
-        </w:tblPrEx>
         <w:tc>
           <w:tcPr>
             <w:tcW w:w="1100" w:type="dxa"/>
@@ -16572,12 +16181,6 @@
         </w:tc>
       </w:tr>
       <w:tr>
-        <w:tblPrEx>
-          <w:tblCellMar>
-            <w:top w:w="0" w:type="dxa"/>
-            <w:bottom w:w="0" w:type="dxa"/>
-          </w:tblCellMar>
-        </w:tblPrEx>
         <w:tc>
           <w:tcPr>
             <w:tcW w:w="1100" w:type="dxa"/>
@@ -16728,12 +16331,6 @@
         </w:tc>
       </w:tr>
       <w:tr>
-        <w:tblPrEx>
-          <w:tblCellMar>
-            <w:top w:w="0" w:type="dxa"/>
-            <w:bottom w:w="0" w:type="dxa"/>
-          </w:tblCellMar>
-        </w:tblPrEx>
         <w:tc>
           <w:tcPr>
             <w:tcW w:w="1100" w:type="dxa"/>
@@ -16893,12 +16490,6 @@
         </w:tc>
       </w:tr>
       <w:tr>
-        <w:tblPrEx>
-          <w:tblCellMar>
-            <w:top w:w="0" w:type="dxa"/>
-            <w:bottom w:w="0" w:type="dxa"/>
-          </w:tblCellMar>
-        </w:tblPrEx>
         <w:tc>
           <w:tcPr>
             <w:tcW w:w="1100" w:type="dxa"/>
@@ -17049,12 +16640,6 @@
         </w:tc>
       </w:tr>
       <w:tr>
-        <w:tblPrEx>
-          <w:tblCellMar>
-            <w:top w:w="0" w:type="dxa"/>
-            <w:bottom w:w="0" w:type="dxa"/>
-          </w:tblCellMar>
-        </w:tblPrEx>
         <w:tc>
           <w:tcPr>
             <w:tcW w:w="1100" w:type="dxa"/>
@@ -17211,12 +16796,6 @@
         </w:tc>
       </w:tr>
       <w:tr>
-        <w:tblPrEx>
-          <w:tblCellMar>
-            <w:top w:w="0" w:type="dxa"/>
-            <w:bottom w:w="0" w:type="dxa"/>
-          </w:tblCellMar>
-        </w:tblPrEx>
         <w:tc>
           <w:tcPr>
             <w:tcW w:w="1100" w:type="dxa"/>
@@ -17385,12 +16964,6 @@
         </w:tc>
       </w:tr>
       <w:tr>
-        <w:tblPrEx>
-          <w:tblCellMar>
-            <w:top w:w="0" w:type="dxa"/>
-            <w:bottom w:w="0" w:type="dxa"/>
-          </w:tblCellMar>
-        </w:tblPrEx>
         <w:tc>
           <w:tcPr>
             <w:tcW w:w="1100" w:type="dxa"/>
@@ -17566,12 +17139,6 @@
         </w:tc>
       </w:tr>
       <w:tr>
-        <w:tblPrEx>
-          <w:tblCellMar>
-            <w:top w:w="0" w:type="dxa"/>
-            <w:bottom w:w="0" w:type="dxa"/>
-          </w:tblCellMar>
-        </w:tblPrEx>
         <w:tc>
           <w:tcPr>
             <w:tcW w:w="1100" w:type="dxa"/>
@@ -17728,12 +17295,6 @@
         </w:tc>
       </w:tr>
       <w:tr>
-        <w:tblPrEx>
-          <w:tblCellMar>
-            <w:top w:w="0" w:type="dxa"/>
-            <w:bottom w:w="0" w:type="dxa"/>
-          </w:tblCellMar>
-        </w:tblPrEx>
         <w:tc>
           <w:tcPr>
             <w:tcW w:w="1100" w:type="dxa"/>
@@ -17906,12 +17467,6 @@
         </w:tc>
       </w:tr>
       <w:tr>
-        <w:tblPrEx>
-          <w:tblCellMar>
-            <w:top w:w="0" w:type="dxa"/>
-            <w:bottom w:w="0" w:type="dxa"/>
-          </w:tblCellMar>
-        </w:tblPrEx>
         <w:tc>
           <w:tcPr>
             <w:tcW w:w="1100" w:type="dxa"/>
@@ -18096,12 +17651,6 @@
         </w:tc>
       </w:tr>
       <w:tr>
-        <w:tblPrEx>
-          <w:tblCellMar>
-            <w:top w:w="0" w:type="dxa"/>
-            <w:bottom w:w="0" w:type="dxa"/>
-          </w:tblCellMar>
-        </w:tblPrEx>
         <w:tc>
           <w:tcPr>
             <w:tcW w:w="1100" w:type="dxa"/>
@@ -18262,12 +17811,6 @@
         </w:tc>
       </w:tr>
       <w:tr>
-        <w:tblPrEx>
-          <w:tblCellMar>
-            <w:top w:w="0" w:type="dxa"/>
-            <w:bottom w:w="0" w:type="dxa"/>
-          </w:tblCellMar>
-        </w:tblPrEx>
         <w:tc>
           <w:tcPr>
             <w:tcW w:w="1100" w:type="dxa"/>
@@ -18450,6 +17993,10 @@
     <w:p>
       <w:pPr>
         <w:spacing w:before="400"/>
+        <w:jc w:val="center"/>
+        <w:rPr>
+          <w:lang w:val="es-CO"/>
+        </w:rPr>
       </w:pPr>
     </w:p>
     <w:sectPr>
@@ -18502,7 +18049,27 @@
         <w:szCs w:val="18"/>
         <w:lang w:val="es-CO"/>
       </w:rPr>
-      <w:t xml:space="preserve">Entrega 2 — SRS, Plan de Pruebas y SRTM  |  Página </w:t>
+      <w:t xml:space="preserve">Entrega 2 — SRS, Plan de Pruebas y </w:t>
+    </w:r>
+    <w:proofErr w:type="gramStart"/>
+    <w:r>
+      <w:rPr>
+        <w:color w:val="595959"/>
+        <w:sz w:val="18"/>
+        <w:szCs w:val="18"/>
+        <w:lang w:val="es-CO"/>
+      </w:rPr>
+      <w:t>SRTM  |</w:t>
+    </w:r>
+    <w:proofErr w:type="gramEnd"/>
+    <w:r>
+      <w:rPr>
+        <w:color w:val="595959"/>
+        <w:sz w:val="18"/>
+        <w:szCs w:val="18"/>
+        <w:lang w:val="es-CO"/>
+      </w:rPr>
+      <w:t xml:space="preserve">  Página </w:t>
     </w:r>
     <w:r>
       <w:rPr>
@@ -18691,64 +18258,10 @@
 <file path=word/numbering.xml><?xml version="1.0" encoding="utf-8"?>
 <w:numbering xmlns:wpc="http://schemas.microsoft.com/office/word/2010/wordprocessingCanvas" xmlns:cx="http://schemas.microsoft.com/office/drawing/2014/chartex" xmlns:cx1="http://schemas.microsoft.com/office/drawing/2015/9/8/chartex" xmlns:cx2="http://schemas.microsoft.com/office/drawing/2015/10/21/chartex" xmlns:cx3="http://schemas.microsoft.com/office/drawing/2016/5/9/chartex" xmlns:cx4="http://schemas.microsoft.com/office/drawing/2016/5/10/chartex" xmlns:cx5="http://schemas.microsoft.com/office/drawing/2016/5/11/chartex" xmlns:cx6="http://schemas.microsoft.com/office/drawing/2016/5/12/chartex" xmlns:cx7="http://schemas.microsoft.com/office/drawing/2016/5/13/chartex" xmlns:cx8="http://schemas.microsoft.com/office/drawing/2016/5/14/chartex" xmlns:mc="http://schemas.openxmlformats.org/markup-compatibility/2006" xmlns:aink="http://schemas.microsoft.com/office/drawing/2016/ink" xmlns:am3d="http://schemas.microsoft.com/office/drawing/2017/model3d" xmlns:o="urn:schemas-microsoft-com:office:office" xmlns:oel="http://schemas.microsoft.com/office/2019/extlst" xmlns:r="http://schemas.openxmlformats.org/officeDocument/2006/relationships" xmlns:m="http://schemas.openxmlformats.org/officeDocument/2006/math" xmlns:v="urn:schemas-microsoft-com:vml" xmlns:wp14="http://schemas.microsoft.com/office/word/2010/wordprocessingDrawing" xmlns:wp="http://schemas.openxmlformats.org/drawingml/2006/wordprocessingDrawing" xmlns:w10="urn:schemas-microsoft-com:office:word" xmlns:w="http://schemas.openxmlformats.org/wordprocessingml/2006/main" xmlns:w14="http://schemas.microsoft.com/office/word/2010/wordml" xmlns:w15="http://schemas.microsoft.com/office/word/2012/wordml" xmlns:w16cex="http://schemas.microsoft.com/office/word/2018/wordml/cex" xmlns:w16cid="http://schemas.microsoft.com/office/word/2016/wordml/cid" xmlns:w16="http://schemas.microsoft.com/office/word/2018/wordml" xmlns:w16du="http://schemas.microsoft.com/office/word/2023/wordml/word16du" xmlns:w16sdtdh="http://schemas.microsoft.com/office/word/2020/wordml/sdtdatahash" xmlns:w16sdtfl="http://schemas.microsoft.com/office/word/2024/wordml/sdtformatlock" xmlns:w16se="http://schemas.microsoft.com/office/word/2015/wordml/symex" xmlns:wpg="http://schemas.microsoft.com/office/word/2010/wordprocessingGroup" xmlns:wpi="http://schemas.microsoft.com/office/word/2010/wordprocessingInk" xmlns:wne="http://schemas.microsoft.com/office/word/2006/wordml" xmlns:wps="http://schemas.microsoft.com/office/word/2010/wordprocessingShape" mc:Ignorable="w14 w15 w16se w16cid w16 w16cex w16sdtdh w16sdtfl w16du wp14">
   <w:abstractNum w:abstractNumId="0" w15:restartNumberingAfterBreak="0">
-    <w:nsid w:val="59E43DCE"/>
+    <w:nsid w:val="02262B01"/>
     <w:multiLevelType w:val="hybridMultilevel"/>
-    <w:tmpl w:val="87346396"/>
-    <w:lvl w:ilvl="0" w:tplc="DBE0C5E0">
-      <w:start w:val="1"/>
-      <w:numFmt w:val="bullet"/>
-      <w:lvlText w:val="•"/>
-      <w:lvlJc w:val="left"/>
-      <w:pPr>
-        <w:ind w:left="720" w:hanging="360"/>
-      </w:pPr>
-    </w:lvl>
-    <w:lvl w:ilvl="1" w:tplc="DE6EB88E">
-      <w:numFmt w:val="decimal"/>
-      <w:lvlText w:val=""/>
-      <w:lvlJc w:val="left"/>
-    </w:lvl>
-    <w:lvl w:ilvl="2" w:tplc="A46EA208">
-      <w:numFmt w:val="decimal"/>
-      <w:lvlText w:val=""/>
-      <w:lvlJc w:val="left"/>
-    </w:lvl>
-    <w:lvl w:ilvl="3" w:tplc="A1EAF8BA">
-      <w:numFmt w:val="decimal"/>
-      <w:lvlText w:val=""/>
-      <w:lvlJc w:val="left"/>
-    </w:lvl>
-    <w:lvl w:ilvl="4" w:tplc="B6D6CB64">
-      <w:numFmt w:val="decimal"/>
-      <w:lvlText w:val=""/>
-      <w:lvlJc w:val="left"/>
-    </w:lvl>
-    <w:lvl w:ilvl="5" w:tplc="66BA490A">
-      <w:numFmt w:val="decimal"/>
-      <w:lvlText w:val=""/>
-      <w:lvlJc w:val="left"/>
-    </w:lvl>
-    <w:lvl w:ilvl="6" w:tplc="5206053A">
-      <w:numFmt w:val="decimal"/>
-      <w:lvlText w:val=""/>
-      <w:lvlJc w:val="left"/>
-    </w:lvl>
-    <w:lvl w:ilvl="7" w:tplc="BFD0265C">
-      <w:numFmt w:val="decimal"/>
-      <w:lvlText w:val=""/>
-      <w:lvlJc w:val="left"/>
-    </w:lvl>
-    <w:lvl w:ilvl="8" w:tplc="F528A7E8">
-      <w:numFmt w:val="decimal"/>
-      <w:lvlText w:val=""/>
-      <w:lvlJc w:val="left"/>
-    </w:lvl>
-  </w:abstractNum>
-  <w:abstractNum w:abstractNumId="1" w15:restartNumberingAfterBreak="0">
-    <w:nsid w:val="6AF63CD8"/>
-    <w:multiLevelType w:val="hybridMultilevel"/>
-    <w:tmpl w:val="F62EC410"/>
-    <w:lvl w:ilvl="0" w:tplc="52F29106">
+    <w:tmpl w:val="5666E9CE"/>
+    <w:lvl w:ilvl="0" w:tplc="296445D6">
       <w:start w:val="1"/>
       <w:numFmt w:val="bullet"/>
       <w:lvlText w:val="●"/>
@@ -18757,7 +18270,7 @@
         <w:ind w:left="720" w:hanging="360"/>
       </w:pPr>
     </w:lvl>
-    <w:lvl w:ilvl="1" w:tplc="3B5C979E">
+    <w:lvl w:ilvl="1" w:tplc="7BEEC24C">
       <w:start w:val="1"/>
       <w:numFmt w:val="bullet"/>
       <w:lvlText w:val="○"/>
@@ -18766,7 +18279,7 @@
         <w:ind w:left="1440" w:hanging="360"/>
       </w:pPr>
     </w:lvl>
-    <w:lvl w:ilvl="2" w:tplc="2E1A0A76">
+    <w:lvl w:ilvl="2" w:tplc="58E0E17C">
       <w:start w:val="1"/>
       <w:numFmt w:val="bullet"/>
       <w:lvlText w:val="■"/>
@@ -18775,7 +18288,7 @@
         <w:ind w:left="2160" w:hanging="360"/>
       </w:pPr>
     </w:lvl>
-    <w:lvl w:ilvl="3" w:tplc="D2DE1D52">
+    <w:lvl w:ilvl="3" w:tplc="E6FCD232">
       <w:start w:val="1"/>
       <w:numFmt w:val="bullet"/>
       <w:lvlText w:val="●"/>
@@ -18784,7 +18297,7 @@
         <w:ind w:left="2880" w:hanging="360"/>
       </w:pPr>
     </w:lvl>
-    <w:lvl w:ilvl="4" w:tplc="48401826">
+    <w:lvl w:ilvl="4" w:tplc="6DC82088">
       <w:start w:val="1"/>
       <w:numFmt w:val="bullet"/>
       <w:lvlText w:val="○"/>
@@ -18793,7 +18306,7 @@
         <w:ind w:left="3600" w:hanging="360"/>
       </w:pPr>
     </w:lvl>
-    <w:lvl w:ilvl="5" w:tplc="ED3A931A">
+    <w:lvl w:ilvl="5" w:tplc="71B4AB42">
       <w:start w:val="1"/>
       <w:numFmt w:val="bullet"/>
       <w:lvlText w:val="■"/>
@@ -18802,7 +18315,7 @@
         <w:ind w:left="4320" w:hanging="360"/>
       </w:pPr>
     </w:lvl>
-    <w:lvl w:ilvl="6" w:tplc="C632228A">
+    <w:lvl w:ilvl="6" w:tplc="8092F492">
       <w:start w:val="1"/>
       <w:numFmt w:val="bullet"/>
       <w:lvlText w:val="●"/>
@@ -18811,7 +18324,7 @@
         <w:ind w:left="5040" w:hanging="360"/>
       </w:pPr>
     </w:lvl>
-    <w:lvl w:ilvl="7" w:tplc="7E32D4EE">
+    <w:lvl w:ilvl="7" w:tplc="28AE255E">
       <w:start w:val="1"/>
       <w:numFmt w:val="bullet"/>
       <w:lvlText w:val="●"/>
@@ -18820,7 +18333,7 @@
         <w:ind w:left="5760" w:hanging="360"/>
       </w:pPr>
     </w:lvl>
-    <w:lvl w:ilvl="8" w:tplc="38EC0BA2">
+    <w:lvl w:ilvl="8" w:tplc="FA0055C8">
       <w:start w:val="1"/>
       <w:numFmt w:val="bullet"/>
       <w:lvlText w:val="●"/>
@@ -18830,14 +18343,68 @@
       </w:pPr>
     </w:lvl>
   </w:abstractNum>
-  <w:num w:numId="1" w16cid:durableId="1893538862">
-    <w:abstractNumId w:val="1"/>
+  <w:abstractNum w:abstractNumId="1" w15:restartNumberingAfterBreak="0">
+    <w:nsid w:val="2B395C26"/>
+    <w:multiLevelType w:val="hybridMultilevel"/>
+    <w:tmpl w:val="D86AF3C2"/>
+    <w:lvl w:ilvl="0" w:tplc="F5102124">
+      <w:start w:val="1"/>
+      <w:numFmt w:val="bullet"/>
+      <w:lvlText w:val="•"/>
+      <w:lvlJc w:val="left"/>
+      <w:pPr>
+        <w:ind w:left="720" w:hanging="360"/>
+      </w:pPr>
+    </w:lvl>
+    <w:lvl w:ilvl="1" w:tplc="BB6CBBDE">
+      <w:numFmt w:val="decimal"/>
+      <w:lvlText w:val=""/>
+      <w:lvlJc w:val="left"/>
+    </w:lvl>
+    <w:lvl w:ilvl="2" w:tplc="A8928D34">
+      <w:numFmt w:val="decimal"/>
+      <w:lvlText w:val=""/>
+      <w:lvlJc w:val="left"/>
+    </w:lvl>
+    <w:lvl w:ilvl="3" w:tplc="6C8462A8">
+      <w:numFmt w:val="decimal"/>
+      <w:lvlText w:val=""/>
+      <w:lvlJc w:val="left"/>
+    </w:lvl>
+    <w:lvl w:ilvl="4" w:tplc="31E47EBC">
+      <w:numFmt w:val="decimal"/>
+      <w:lvlText w:val=""/>
+      <w:lvlJc w:val="left"/>
+    </w:lvl>
+    <w:lvl w:ilvl="5" w:tplc="6D5822EC">
+      <w:numFmt w:val="decimal"/>
+      <w:lvlText w:val=""/>
+      <w:lvlJc w:val="left"/>
+    </w:lvl>
+    <w:lvl w:ilvl="6" w:tplc="0C58E548">
+      <w:numFmt w:val="decimal"/>
+      <w:lvlText w:val=""/>
+      <w:lvlJc w:val="left"/>
+    </w:lvl>
+    <w:lvl w:ilvl="7" w:tplc="8280CC94">
+      <w:numFmt w:val="decimal"/>
+      <w:lvlText w:val=""/>
+      <w:lvlJc w:val="left"/>
+    </w:lvl>
+    <w:lvl w:ilvl="8" w:tplc="C904201C">
+      <w:numFmt w:val="decimal"/>
+      <w:lvlText w:val=""/>
+      <w:lvlJc w:val="left"/>
+    </w:lvl>
+  </w:abstractNum>
+  <w:num w:numId="1" w16cid:durableId="1258520183">
+    <w:abstractNumId w:val="0"/>
     <w:lvlOverride w:ilvl="0">
       <w:startOverride w:val="1"/>
     </w:lvlOverride>
   </w:num>
-  <w:num w:numId="2" w16cid:durableId="201286164">
-    <w:abstractNumId w:val="0"/>
+  <w:num w:numId="2" w16cid:durableId="1455442342">
+    <w:abstractNumId w:val="1"/>
     <w:lvlOverride w:ilvl="0">
       <w:startOverride w:val="1"/>
     </w:lvlOverride>

--- a/docs/SRS_AS-RS.docx
+++ b/docs/SRS_AS-RS.docx
@@ -175,7 +175,6 @@
             <w:vAlign w:val="center"/>
           </w:tcPr>
           <w:p>
-            <w:proofErr w:type="spellStart"/>
             <w:r>
               <w:rPr>
                 <w:b/>
@@ -185,7 +184,6 @@
               </w:rPr>
               <w:t>Curso</w:t>
             </w:r>
-            <w:proofErr w:type="spellEnd"/>
           </w:p>
         </w:tc>
         <w:tc>
@@ -211,17 +209,8 @@
                 <w:sz w:val="20"/>
                 <w:szCs w:val="20"/>
               </w:rPr>
-              <w:t xml:space="preserve">Sistemas </w:t>
-            </w:r>
-            <w:proofErr w:type="spellStart"/>
-            <w:r>
-              <w:rPr>
-                <w:sz w:val="20"/>
-                <w:szCs w:val="20"/>
-              </w:rPr>
-              <w:t>Embebidos</w:t>
-            </w:r>
-            <w:proofErr w:type="spellEnd"/>
+              <w:t>Sistemas Embebidos</w:t>
+            </w:r>
           </w:p>
         </w:tc>
       </w:tr>
@@ -248,7 +237,6 @@
             <w:vAlign w:val="center"/>
           </w:tcPr>
           <w:p>
-            <w:proofErr w:type="spellStart"/>
             <w:r>
               <w:rPr>
                 <w:b/>
@@ -258,7 +246,6 @@
               </w:rPr>
               <w:t>Institución</w:t>
             </w:r>
-            <w:proofErr w:type="spellEnd"/>
           </w:p>
         </w:tc>
         <w:tc>
@@ -318,37 +305,15 @@
             <w:vAlign w:val="center"/>
           </w:tcPr>
           <w:p>
-            <w:proofErr w:type="spellStart"/>
-            <w:r>
-              <w:rPr>
-                <w:b/>
-                <w:bCs/>
-                <w:sz w:val="20"/>
-                <w:szCs w:val="20"/>
-              </w:rPr>
-              <w:t>Periodo</w:t>
-            </w:r>
-            <w:proofErr w:type="spellEnd"/>
-            <w:r>
-              <w:rPr>
-                <w:b/>
-                <w:bCs/>
-                <w:sz w:val="20"/>
-                <w:szCs w:val="20"/>
-              </w:rPr>
-              <w:t xml:space="preserve"> </w:t>
-            </w:r>
-            <w:proofErr w:type="spellStart"/>
-            <w:r>
-              <w:rPr>
-                <w:b/>
-                <w:bCs/>
-                <w:sz w:val="20"/>
-                <w:szCs w:val="20"/>
-              </w:rPr>
-              <w:t>académico</w:t>
-            </w:r>
-            <w:proofErr w:type="spellEnd"/>
+            <w:r>
+              <w:rPr>
+                <w:b/>
+                <w:bCs/>
+                <w:sz w:val="20"/>
+                <w:szCs w:val="20"/>
+              </w:rPr>
+              <w:t>Periodo académico</w:t>
+            </w:r>
           </w:p>
         </w:tc>
         <w:tc>
@@ -402,7 +367,6 @@
             <w:vAlign w:val="center"/>
           </w:tcPr>
           <w:p>
-            <w:proofErr w:type="spellStart"/>
             <w:r>
               <w:rPr>
                 <w:b/>
@@ -412,7 +376,6 @@
               </w:rPr>
               <w:t>Entregable</w:t>
             </w:r>
-            <w:proofErr w:type="spellEnd"/>
           </w:p>
         </w:tc>
         <w:tc>
@@ -472,7 +435,6 @@
             <w:vAlign w:val="center"/>
           </w:tcPr>
           <w:p>
-            <w:proofErr w:type="spellStart"/>
             <w:r>
               <w:rPr>
                 <w:b/>
@@ -482,7 +444,6 @@
               </w:rPr>
               <w:t>Documento</w:t>
             </w:r>
-            <w:proofErr w:type="spellEnd"/>
           </w:p>
         </w:tc>
         <w:tc>
@@ -508,7 +469,14 @@
                 <w:sz w:val="20"/>
                 <w:szCs w:val="20"/>
               </w:rPr>
-              <w:t>Software Requirements Specification (SRS) v1.0</w:t>
+              <w:t>Software Requirements Specification (SRS) v1.</w:t>
+            </w:r>
+            <w:r>
+              <w:rPr>
+                <w:sz w:val="20"/>
+                <w:szCs w:val="20"/>
+              </w:rPr>
+              <w:t>2</w:t>
             </w:r>
           </w:p>
         </w:tc>
@@ -632,17 +600,8 @@
                 <w:sz w:val="20"/>
                 <w:szCs w:val="20"/>
               </w:rPr>
-              <w:t xml:space="preserve">Owen Montiel </w:t>
-            </w:r>
-            <w:proofErr w:type="spellStart"/>
-            <w:r>
-              <w:rPr>
-                <w:sz w:val="20"/>
-                <w:szCs w:val="20"/>
-              </w:rPr>
-              <w:t>Cardeñas</w:t>
-            </w:r>
-            <w:proofErr w:type="spellEnd"/>
+              <w:t>Owen Montiel Cardeñas</w:t>
+            </w:r>
           </w:p>
         </w:tc>
       </w:tr>
@@ -791,13 +750,8 @@
       </w:pPr>
       <w:r>
         <w:lastRenderedPageBreak/>
-        <w:t xml:space="preserve">Control de </w:t>
+        <w:t>Control de versiones</w:t>
       </w:r>
-      <w:proofErr w:type="spellStart"/>
-      <w:r>
-        <w:t>versiones</w:t>
-      </w:r>
-      <w:proofErr w:type="spellEnd"/>
     </w:p>
     <w:tbl>
       <w:tblPr>
@@ -845,7 +799,6 @@
             <w:vAlign w:val="center"/>
           </w:tcPr>
           <w:p>
-            <w:proofErr w:type="spellStart"/>
             <w:r>
               <w:rPr>
                 <w:b/>
@@ -856,7 +809,6 @@
               </w:rPr>
               <w:t>Versión</w:t>
             </w:r>
-            <w:proofErr w:type="spellEnd"/>
           </w:p>
         </w:tc>
         <w:tc>
@@ -878,7 +830,6 @@
             <w:vAlign w:val="center"/>
           </w:tcPr>
           <w:p>
-            <w:proofErr w:type="spellStart"/>
             <w:r>
               <w:rPr>
                 <w:b/>
@@ -889,7 +840,6 @@
               </w:rPr>
               <w:t>Fecha</w:t>
             </w:r>
-            <w:proofErr w:type="spellEnd"/>
           </w:p>
         </w:tc>
         <w:tc>
@@ -942,7 +892,6 @@
             <w:vAlign w:val="center"/>
           </w:tcPr>
           <w:p>
-            <w:proofErr w:type="spellStart"/>
             <w:r>
               <w:rPr>
                 <w:b/>
@@ -953,7 +902,6 @@
               </w:rPr>
               <w:t>Cambios</w:t>
             </w:r>
-            <w:proofErr w:type="spellEnd"/>
           </w:p>
         </w:tc>
       </w:tr>
@@ -1300,43 +1248,7 @@
                 <w:szCs w:val="20"/>
                 <w:lang w:val="es-CO"/>
               </w:rPr>
-              <w:t>RF-13 actualizado con definición completa (</w:t>
-            </w:r>
-            <w:proofErr w:type="gramStart"/>
-            <w:r>
-              <w:rPr>
-                <w:sz w:val="20"/>
-                <w:szCs w:val="20"/>
-                <w:lang w:val="es-CO"/>
-              </w:rPr>
-              <w:t>app</w:t>
-            </w:r>
-            <w:proofErr w:type="gramEnd"/>
-            <w:r>
-              <w:rPr>
-                <w:sz w:val="20"/>
-                <w:szCs w:val="20"/>
-                <w:lang w:val="es-CO"/>
-              </w:rPr>
-              <w:t xml:space="preserve"> escritorio Python/</w:t>
-            </w:r>
-            <w:proofErr w:type="spellStart"/>
-            <w:r>
-              <w:rPr>
-                <w:sz w:val="20"/>
-                <w:szCs w:val="20"/>
-                <w:lang w:val="es-CO"/>
-              </w:rPr>
-              <w:t>tkinter</w:t>
-            </w:r>
-            <w:proofErr w:type="spellEnd"/>
-            <w:r>
-              <w:rPr>
-                <w:sz w:val="20"/>
-                <w:szCs w:val="20"/>
-                <w:lang w:val="es-CO"/>
-              </w:rPr>
-              <w:t>, UART). RF-11 y RNF-06 suspendidos. Rango celda actualizado a 10–1000 g. RNF-02: criterio de aceptación de alimentación actualizado (prueba de estabilidad 60 s bajo carga máxima).</w:t>
+              <w:t>RF-13 actualizado con definición completa (app escritorio Python/tkinter, UART). RF-11 y RNF-06 suspendidos. Rango celda actualizado a 10–1000 g. RNF-02: criterio de aceptación de alimentación actualizado (prueba de estabilidad 60 s bajo carga máxima).</w:t>
             </w:r>
           </w:p>
         </w:tc>
@@ -1398,21 +1310,7 @@
         <w:rPr>
           <w:lang w:val="es-CO"/>
         </w:rPr>
-        <w:t xml:space="preserve">Este documento especifica de forma formal los requisitos funcionales y no funcionales del sistema embebido para el prototipo de Sistema Automatizado de Almacenamiento y Recuperación (AS/RS) del proyecto de aula del curso de Sistemas Embebidos de la Universidad EIA, periodo 2026-1. Adicionalmente, define el plan de pruebas asociado, la plantilla estándar </w:t>
-      </w:r>
-      <w:proofErr w:type="gramStart"/>
-      <w:r>
-        <w:rPr>
-          <w:lang w:val="es-CO"/>
-        </w:rPr>
-        <w:t>de test</w:t>
-      </w:r>
-      <w:proofErr w:type="gramEnd"/>
-      <w:r>
-        <w:rPr>
-          <w:lang w:val="es-CO"/>
-        </w:rPr>
-        <w:t xml:space="preserve"> cases y la Matriz de Trazabilidad de Requisitos (SRTM) inicial.</w:t>
+        <w:t>Este documento especifica de forma formal los requisitos funcionales y no funcionales del sistema embebido para el prototipo de Sistema Automatizado de Almacenamiento y Recuperación (AS/RS) del proyecto de aula del curso de Sistemas Embebidos de la Universidad EIA, periodo 2026-1. Adicionalmente, define el plan de pruebas asociado, la plantilla estándar de test cases y la Matriz de Trazabilidad de Requisitos (SRTM) inicial.</w:t>
       </w:r>
     </w:p>
     <w:p>
@@ -1453,47 +1351,11 @@
           <w:lang w:val="es-CO"/>
         </w:rPr>
       </w:pPr>
-      <w:proofErr w:type="gramStart"/>
       <w:r>
         <w:rPr>
           <w:lang w:val="es-CO"/>
         </w:rPr>
-        <w:t>El sistema a desarrollar</w:t>
-      </w:r>
-      <w:proofErr w:type="gramEnd"/>
-      <w:r>
-        <w:rPr>
-          <w:lang w:val="es-CO"/>
-        </w:rPr>
-        <w:t xml:space="preserve"> es un prototipo funcional, a escala, de un AS/RS compacto compuesto por una matriz cartesiana de 3 columnas × 4 filas (12 celdas), un </w:t>
-      </w:r>
-      <w:proofErr w:type="spellStart"/>
-      <w:r>
-        <w:rPr>
-          <w:lang w:val="es-CO"/>
-        </w:rPr>
-        <w:t>end-effector</w:t>
-      </w:r>
-      <w:proofErr w:type="spellEnd"/>
-      <w:r>
-        <w:rPr>
-          <w:lang w:val="es-CO"/>
-        </w:rPr>
-        <w:t xml:space="preserve"> motorizado capaz de almacenar, recuperar e intercambiar productos entre celdas, y un subsistema de </w:t>
-      </w:r>
-      <w:proofErr w:type="spellStart"/>
-      <w:r>
-        <w:rPr>
-          <w:lang w:val="es-CO"/>
-        </w:rPr>
-        <w:t>sensado</w:t>
-      </w:r>
-      <w:proofErr w:type="spellEnd"/>
-      <w:r>
-        <w:rPr>
-          <w:lang w:val="es-CO"/>
-        </w:rPr>
-        <w:t>, persistencia y comunicación que valida cada operación. La alimentación es externa al laboratorio, la implementación es sobre tarjeta universal soldada o PCB y la demostración incluye interfaz gráfica de usuario.</w:t>
+        <w:t>El sistema a desarrollar es un prototipo funcional, a escala, de un AS/RS compacto compuesto por una matriz cartesiana de 3 columnas × 4 filas (12 celdas), un end-effector motorizado capaz de almacenar, recuperar e intercambiar productos entre celdas, y un subsistema de sensado, persistencia y comunicación que valida cada operación. La alimentación es externa al laboratorio, la implementación es sobre tarjeta universal soldada o PCB y la demostración incluye interfaz gráfica de usuario.</w:t>
       </w:r>
     </w:p>
     <w:p>
@@ -1522,53 +1384,8 @@
         </w:rPr>
         <w:t xml:space="preserve">Los requisitos de este documento presuponen las siguientes decisiones arquitectónicas tomadas y justificadas por el equipo. </w:t>
       </w:r>
-      <w:proofErr w:type="spellStart"/>
       <w:r>
-        <w:t>Cualquier</w:t>
-      </w:r>
-      <w:proofErr w:type="spellEnd"/>
-      <w:r>
-        <w:t xml:space="preserve"> </w:t>
-      </w:r>
-      <w:proofErr w:type="spellStart"/>
-      <w:r>
-        <w:t>desviación</w:t>
-      </w:r>
-      <w:proofErr w:type="spellEnd"/>
-      <w:r>
-        <w:t xml:space="preserve"> </w:t>
-      </w:r>
-      <w:proofErr w:type="spellStart"/>
-      <w:r>
-        <w:t>debe</w:t>
-      </w:r>
-      <w:proofErr w:type="spellEnd"/>
-      <w:r>
-        <w:t xml:space="preserve"> ser </w:t>
-      </w:r>
-      <w:proofErr w:type="spellStart"/>
-      <w:r>
-        <w:t>aprobada</w:t>
-      </w:r>
-      <w:proofErr w:type="spellEnd"/>
-      <w:r>
-        <w:t xml:space="preserve"> </w:t>
-      </w:r>
-      <w:proofErr w:type="spellStart"/>
-      <w:r>
-        <w:t>por</w:t>
-      </w:r>
-      <w:proofErr w:type="spellEnd"/>
-      <w:r>
-        <w:t xml:space="preserve"> </w:t>
-      </w:r>
-      <w:proofErr w:type="spellStart"/>
-      <w:r>
-        <w:t>el</w:t>
-      </w:r>
-      <w:proofErr w:type="spellEnd"/>
-      <w:r>
-        <w:t xml:space="preserve"> Technical Lead:</w:t>
+        <w:t>Cualquier desviación debe ser aprobada por el Technical Lead:</w:t>
       </w:r>
     </w:p>
     <w:p>
@@ -1601,37 +1418,8 @@
         <w:spacing w:after="60" w:line="276" w:lineRule="auto"/>
         <w:jc w:val="both"/>
       </w:pPr>
-      <w:proofErr w:type="spellStart"/>
       <w:r>
-        <w:t>Microcontrolador</w:t>
-      </w:r>
-      <w:proofErr w:type="spellEnd"/>
-      <w:r>
-        <w:t xml:space="preserve">: ESP32 (dual-core, </w:t>
-      </w:r>
-      <w:proofErr w:type="spellStart"/>
-      <w:r>
-        <w:t>WiFi</w:t>
-      </w:r>
-      <w:proofErr w:type="spellEnd"/>
-      <w:r>
-        <w:t xml:space="preserve">, </w:t>
-      </w:r>
-      <w:proofErr w:type="spellStart"/>
-      <w:r>
-        <w:t>FreeRTOS</w:t>
-      </w:r>
-      <w:proofErr w:type="spellEnd"/>
-      <w:r>
-        <w:t xml:space="preserve">, toolchain </w:t>
-      </w:r>
-      <w:proofErr w:type="spellStart"/>
-      <w:r>
-        <w:t>PlatformIO</w:t>
-      </w:r>
-      <w:proofErr w:type="spellEnd"/>
-      <w:r>
-        <w:t>).</w:t>
+        <w:t>Microcontrolador: ESP32 (dual-core, WiFi, FreeRTOS, toolchain PlatformIO).</w:t>
       </w:r>
     </w:p>
     <w:p>
@@ -1651,49 +1439,7 @@
         <w:rPr>
           <w:lang w:val="es-CO"/>
         </w:rPr>
-        <w:t xml:space="preserve">Actuadores de posicionamiento: </w:t>
-      </w:r>
-      <w:proofErr w:type="spellStart"/>
-      <w:r>
-        <w:rPr>
-          <w:lang w:val="es-CO"/>
-        </w:rPr>
-        <w:t>steppers</w:t>
-      </w:r>
-      <w:proofErr w:type="spellEnd"/>
-      <w:r>
-        <w:rPr>
-          <w:lang w:val="es-CO"/>
-        </w:rPr>
-        <w:t xml:space="preserve"> NEMA17 con drivers DRV8825 y </w:t>
-      </w:r>
-      <w:proofErr w:type="spellStart"/>
-      <w:r>
-        <w:rPr>
-          <w:lang w:val="es-CO"/>
-        </w:rPr>
-        <w:t>endstops</w:t>
-      </w:r>
-      <w:proofErr w:type="spellEnd"/>
-      <w:r>
-        <w:rPr>
-          <w:lang w:val="es-CO"/>
-        </w:rPr>
-        <w:t xml:space="preserve"> mecánicos (</w:t>
-      </w:r>
-      <w:proofErr w:type="spellStart"/>
-      <w:r>
-        <w:rPr>
-          <w:lang w:val="es-CO"/>
-        </w:rPr>
-        <w:t>homing</w:t>
-      </w:r>
-      <w:proofErr w:type="spellEnd"/>
-      <w:r>
-        <w:rPr>
-          <w:lang w:val="es-CO"/>
-        </w:rPr>
-        <w:t>).</w:t>
+        <w:t>Actuadores de posicionamiento: steppers NEMA17 con drivers DRV8825 y endstops mecánicos (homing).</w:t>
       </w:r>
     </w:p>
     <w:p>
@@ -1729,47 +1475,11 @@
           <w:lang w:val="es-CO"/>
         </w:rPr>
       </w:pPr>
-      <w:proofErr w:type="spellStart"/>
       <w:r>
         <w:rPr>
           <w:lang w:val="es-CO"/>
         </w:rPr>
-        <w:t>Sensado</w:t>
-      </w:r>
-      <w:proofErr w:type="spellEnd"/>
-      <w:r>
-        <w:rPr>
-          <w:lang w:val="es-CO"/>
-        </w:rPr>
-        <w:t xml:space="preserve"> de presencia: (a) sensor óptico en el </w:t>
-      </w:r>
-      <w:proofErr w:type="spellStart"/>
-      <w:r>
-        <w:rPr>
-          <w:lang w:val="es-CO"/>
-        </w:rPr>
-        <w:t>end-effector</w:t>
-      </w:r>
-      <w:proofErr w:type="spellEnd"/>
-      <w:r>
-        <w:rPr>
-          <w:lang w:val="es-CO"/>
-        </w:rPr>
-        <w:t xml:space="preserve"> y (b) 12 </w:t>
-      </w:r>
-      <w:proofErr w:type="spellStart"/>
-      <w:r>
-        <w:rPr>
-          <w:lang w:val="es-CO"/>
-        </w:rPr>
-        <w:t>microswitches</w:t>
-      </w:r>
-      <w:proofErr w:type="spellEnd"/>
-      <w:r>
-        <w:rPr>
-          <w:lang w:val="es-CO"/>
-        </w:rPr>
-        <w:t xml:space="preserve"> leídos por expansor I2C MCP23017.</w:t>
+        <w:t>Sensado de presencia: (a) sensor óptico en el end-effector y (b) 12 microswitches leídos por expansor I2C MCP23017.</w:t>
       </w:r>
     </w:p>
     <w:p>
@@ -1809,35 +1519,7 @@
         <w:rPr>
           <w:lang w:val="es-CO"/>
         </w:rPr>
-        <w:t>Protocolos de comunicación: UART (</w:t>
-      </w:r>
-      <w:proofErr w:type="spellStart"/>
-      <w:r>
-        <w:rPr>
-          <w:lang w:val="es-CO"/>
-        </w:rPr>
-        <w:t>logger</w:t>
-      </w:r>
-      <w:proofErr w:type="spellEnd"/>
-      <w:r>
-        <w:rPr>
-          <w:lang w:val="es-CO"/>
-        </w:rPr>
-        <w:t xml:space="preserve"> y </w:t>
-      </w:r>
-      <w:proofErr w:type="spellStart"/>
-      <w:r>
-        <w:rPr>
-          <w:lang w:val="es-CO"/>
-        </w:rPr>
-        <w:t>debug</w:t>
-      </w:r>
-      <w:proofErr w:type="spellEnd"/>
-      <w:r>
-        <w:rPr>
-          <w:lang w:val="es-CO"/>
-        </w:rPr>
-        <w:t>) e I2C (MCP23017 y periféricos auxiliares).</w:t>
+        <w:t>Protocolos de comunicación: UART (logger y debug) e I2C (MCP23017 y periféricos auxiliares).</w:t>
       </w:r>
     </w:p>
     <w:p>
@@ -1857,63 +1539,7 @@
         <w:rPr>
           <w:lang w:val="es-CO"/>
         </w:rPr>
-        <w:t xml:space="preserve">Seguridad: botón físico de E-stop que corta por hardware el </w:t>
-      </w:r>
-      <w:proofErr w:type="spellStart"/>
-      <w:r>
-        <w:rPr>
-          <w:lang w:val="es-CO"/>
-        </w:rPr>
-        <w:t>enable</w:t>
-      </w:r>
-      <w:proofErr w:type="spellEnd"/>
-      <w:r>
-        <w:rPr>
-          <w:lang w:val="es-CO"/>
-        </w:rPr>
-        <w:t xml:space="preserve"> de los drivers, </w:t>
-      </w:r>
-      <w:proofErr w:type="spellStart"/>
-      <w:r>
-        <w:rPr>
-          <w:lang w:val="es-CO"/>
-        </w:rPr>
-        <w:t>endstops</w:t>
-      </w:r>
-      <w:proofErr w:type="spellEnd"/>
-      <w:r>
-        <w:rPr>
-          <w:lang w:val="es-CO"/>
-        </w:rPr>
-        <w:t xml:space="preserve"> por eje y detección de </w:t>
-      </w:r>
-      <w:proofErr w:type="spellStart"/>
-      <w:r>
-        <w:rPr>
-          <w:lang w:val="es-CO"/>
-        </w:rPr>
-        <w:t>stall</w:t>
-      </w:r>
-      <w:proofErr w:type="spellEnd"/>
-      <w:r>
-        <w:rPr>
-          <w:lang w:val="es-CO"/>
-        </w:rPr>
-        <w:t xml:space="preserve"> por </w:t>
-      </w:r>
-      <w:proofErr w:type="spellStart"/>
-      <w:r>
-        <w:rPr>
-          <w:lang w:val="es-CO"/>
-        </w:rPr>
-        <w:t>timeout</w:t>
-      </w:r>
-      <w:proofErr w:type="spellEnd"/>
-      <w:r>
-        <w:rPr>
-          <w:lang w:val="es-CO"/>
-        </w:rPr>
-        <w:t>.</w:t>
+        <w:t>Seguridad: botón físico de E-stop que corta por hardware el enable de los drivers, endstops por eje y detección de stall por timeout.</w:t>
       </w:r>
     </w:p>
     <w:p>
@@ -1922,13 +1548,8 @@
         <w:spacing w:line="276" w:lineRule="auto"/>
       </w:pPr>
       <w:r>
-        <w:t xml:space="preserve">1.4 </w:t>
+        <w:t>1.4 Convenciones</w:t>
       </w:r>
-      <w:proofErr w:type="spellStart"/>
-      <w:r>
-        <w:t>Convenciones</w:t>
-      </w:r>
-      <w:proofErr w:type="spellEnd"/>
     </w:p>
     <w:p>
       <w:pPr>
@@ -1941,23 +1562,7 @@
         <w:jc w:val="both"/>
       </w:pPr>
       <w:r>
-        <w:t xml:space="preserve">RF-XX: </w:t>
-      </w:r>
-      <w:proofErr w:type="spellStart"/>
-      <w:r>
-        <w:t>requisito</w:t>
-      </w:r>
-      <w:proofErr w:type="spellEnd"/>
-      <w:r>
-        <w:t xml:space="preserve"> </w:t>
-      </w:r>
-      <w:proofErr w:type="spellStart"/>
-      <w:r>
-        <w:t>funcional</w:t>
-      </w:r>
-      <w:proofErr w:type="spellEnd"/>
-      <w:r>
-        <w:t>.</w:t>
+        <w:t>RF-XX: requisito funcional.</w:t>
       </w:r>
     </w:p>
     <w:p>
@@ -1990,53 +1595,8 @@
         <w:spacing w:after="60" w:line="276" w:lineRule="auto"/>
         <w:jc w:val="both"/>
       </w:pPr>
-      <w:proofErr w:type="spellStart"/>
       <w:r>
-        <w:t>Prioridad</w:t>
-      </w:r>
-      <w:proofErr w:type="spellEnd"/>
-      <w:r>
-        <w:t xml:space="preserve"> </w:t>
-      </w:r>
-      <w:proofErr w:type="spellStart"/>
-      <w:r>
-        <w:t>MoSCoW</w:t>
-      </w:r>
-      <w:proofErr w:type="spellEnd"/>
-      <w:r>
-        <w:t>: Must (</w:t>
-      </w:r>
-      <w:proofErr w:type="spellStart"/>
-      <w:r>
-        <w:t>obligatorio</w:t>
-      </w:r>
-      <w:proofErr w:type="spellEnd"/>
-      <w:r>
-        <w:t>), Should (</w:t>
-      </w:r>
-      <w:proofErr w:type="spellStart"/>
-      <w:r>
-        <w:t>altamente</w:t>
-      </w:r>
-      <w:proofErr w:type="spellEnd"/>
-      <w:r>
-        <w:t xml:space="preserve"> </w:t>
-      </w:r>
-      <w:proofErr w:type="spellStart"/>
-      <w:r>
-        <w:t>deseable</w:t>
-      </w:r>
-      <w:proofErr w:type="spellEnd"/>
-      <w:r>
-        <w:t>), Could (</w:t>
-      </w:r>
-      <w:proofErr w:type="spellStart"/>
-      <w:r>
-        <w:t>opcional</w:t>
-      </w:r>
-      <w:proofErr w:type="spellEnd"/>
-      <w:r>
-        <w:t>).</w:t>
+        <w:t>Prioridad MoSCoW: Must (obligatorio), Should (altamente deseable), Could (opcional).</w:t>
       </w:r>
     </w:p>
     <w:p>
@@ -2077,21 +1637,7 @@
         <w:rPr>
           <w:lang w:val="es-CO"/>
         </w:rPr>
-        <w:t xml:space="preserve">Cada requisito está asociado a al menos </w:t>
-      </w:r>
-      <w:proofErr w:type="gramStart"/>
-      <w:r>
-        <w:rPr>
-          <w:lang w:val="es-CO"/>
-        </w:rPr>
-        <w:t>un test</w:t>
-      </w:r>
-      <w:proofErr w:type="gramEnd"/>
-      <w:r>
-        <w:rPr>
-          <w:lang w:val="es-CO"/>
-        </w:rPr>
-        <w:t xml:space="preserve"> case en la SRTM.</w:t>
+        <w:t>Cada requisito está asociado a al menos un test case en la SRTM.</w:t>
       </w:r>
     </w:p>
     <w:p>
@@ -2191,47 +1737,7 @@
                 <w:color w:val="FFFFFF"/>
                 <w:lang w:val="es-CO"/>
               </w:rPr>
-              <w:t>RF-</w:t>
-            </w:r>
-            <w:proofErr w:type="gramStart"/>
-            <w:r>
-              <w:rPr>
-                <w:b/>
-                <w:bCs/>
-                <w:color w:val="FFFFFF"/>
-                <w:lang w:val="es-CO"/>
-              </w:rPr>
-              <w:t>01  Inicialización</w:t>
-            </w:r>
-            <w:proofErr w:type="gramEnd"/>
-            <w:r>
-              <w:rPr>
-                <w:b/>
-                <w:bCs/>
-                <w:color w:val="FFFFFF"/>
-                <w:lang w:val="es-CO"/>
-              </w:rPr>
-              <w:t xml:space="preserve"> y </w:t>
-            </w:r>
-            <w:proofErr w:type="spellStart"/>
-            <w:r>
-              <w:rPr>
-                <w:b/>
-                <w:bCs/>
-                <w:color w:val="FFFFFF"/>
-                <w:lang w:val="es-CO"/>
-              </w:rPr>
-              <w:t>homing</w:t>
-            </w:r>
-            <w:proofErr w:type="spellEnd"/>
-            <w:r>
-              <w:rPr>
-                <w:b/>
-                <w:bCs/>
-                <w:color w:val="FFFFFF"/>
-                <w:lang w:val="es-CO"/>
-              </w:rPr>
-              <w:t xml:space="preserve"> del sistema</w:t>
+              <w:t>RF-01  Inicialización y homing del sistema</w:t>
             </w:r>
           </w:p>
         </w:tc>
@@ -2256,7 +1762,6 @@
             <w:vAlign w:val="center"/>
           </w:tcPr>
           <w:p>
-            <w:proofErr w:type="spellStart"/>
             <w:r>
               <w:rPr>
                 <w:b/>
@@ -2266,7 +1771,6 @@
               </w:rPr>
               <w:t>Descripción</w:t>
             </w:r>
-            <w:proofErr w:type="spellEnd"/>
           </w:p>
         </w:tc>
         <w:tc>
@@ -2298,61 +1802,7 @@
                 <w:szCs w:val="20"/>
                 <w:lang w:val="es-CO"/>
               </w:rPr>
-              <w:t xml:space="preserve">Al energizarse, el sistema debe ejecutar una secuencia de </w:t>
-            </w:r>
-            <w:proofErr w:type="spellStart"/>
-            <w:r>
-              <w:rPr>
-                <w:sz w:val="20"/>
-                <w:szCs w:val="20"/>
-                <w:lang w:val="es-CO"/>
-              </w:rPr>
-              <w:t>homing</w:t>
-            </w:r>
-            <w:proofErr w:type="spellEnd"/>
-            <w:r>
-              <w:rPr>
-                <w:sz w:val="20"/>
-                <w:szCs w:val="20"/>
-                <w:lang w:val="es-CO"/>
-              </w:rPr>
-              <w:t xml:space="preserve"> que lleve el </w:t>
-            </w:r>
-            <w:proofErr w:type="spellStart"/>
-            <w:r>
-              <w:rPr>
-                <w:sz w:val="20"/>
-                <w:szCs w:val="20"/>
-                <w:lang w:val="es-CO"/>
-              </w:rPr>
-              <w:t>end-effector</w:t>
-            </w:r>
-            <w:proofErr w:type="spellEnd"/>
-            <w:r>
-              <w:rPr>
-                <w:sz w:val="20"/>
-                <w:szCs w:val="20"/>
-                <w:lang w:val="es-CO"/>
-              </w:rPr>
-              <w:t xml:space="preserve"> a la posición de origen (0,0) usando los </w:t>
-            </w:r>
-            <w:proofErr w:type="spellStart"/>
-            <w:r>
-              <w:rPr>
-                <w:sz w:val="20"/>
-                <w:szCs w:val="20"/>
-                <w:lang w:val="es-CO"/>
-              </w:rPr>
-              <w:t>endstops</w:t>
-            </w:r>
-            <w:proofErr w:type="spellEnd"/>
-            <w:r>
-              <w:rPr>
-                <w:sz w:val="20"/>
-                <w:szCs w:val="20"/>
-                <w:lang w:val="es-CO"/>
-              </w:rPr>
-              <w:t xml:space="preserve"> mecánicos de cada eje, antes de aceptar cualquier comando de operación.</w:t>
+              <w:t>Al energizarse, el sistema debe ejecutar una secuencia de homing que lleve el end-effector a la posición de origen (0,0) usando los endstops mecánicos de cada eje, antes de aceptar cualquier comando de operación.</w:t>
             </w:r>
           </w:p>
         </w:tc>
@@ -2377,37 +1827,15 @@
             <w:vAlign w:val="center"/>
           </w:tcPr>
           <w:p>
-            <w:proofErr w:type="spellStart"/>
-            <w:r>
-              <w:rPr>
-                <w:b/>
-                <w:bCs/>
-                <w:sz w:val="20"/>
-                <w:szCs w:val="20"/>
-              </w:rPr>
-              <w:t>Criterio</w:t>
-            </w:r>
-            <w:proofErr w:type="spellEnd"/>
-            <w:r>
-              <w:rPr>
-                <w:b/>
-                <w:bCs/>
-                <w:sz w:val="20"/>
-                <w:szCs w:val="20"/>
-              </w:rPr>
-              <w:t xml:space="preserve"> de </w:t>
-            </w:r>
-            <w:proofErr w:type="spellStart"/>
-            <w:r>
-              <w:rPr>
-                <w:b/>
-                <w:bCs/>
-                <w:sz w:val="20"/>
-                <w:szCs w:val="20"/>
-              </w:rPr>
-              <w:t>aceptación</w:t>
-            </w:r>
-            <w:proofErr w:type="spellEnd"/>
+            <w:r>
+              <w:rPr>
+                <w:b/>
+                <w:bCs/>
+                <w:sz w:val="20"/>
+                <w:szCs w:val="20"/>
+              </w:rPr>
+              <w:t>Criterio de aceptación</w:t>
+            </w:r>
           </w:p>
         </w:tc>
         <w:tc>
@@ -2439,61 +1867,7 @@
                 <w:szCs w:val="20"/>
                 <w:lang w:val="es-CO"/>
               </w:rPr>
-              <w:t xml:space="preserve">El </w:t>
-            </w:r>
-            <w:proofErr w:type="spellStart"/>
-            <w:r>
-              <w:rPr>
-                <w:sz w:val="20"/>
-                <w:szCs w:val="20"/>
-                <w:lang w:val="es-CO"/>
-              </w:rPr>
-              <w:t>homing</w:t>
-            </w:r>
-            <w:proofErr w:type="spellEnd"/>
-            <w:r>
-              <w:rPr>
-                <w:sz w:val="20"/>
-                <w:szCs w:val="20"/>
-                <w:lang w:val="es-CO"/>
-              </w:rPr>
-              <w:t xml:space="preserve"> se completa en ≤ 30 s. Tras el </w:t>
-            </w:r>
-            <w:proofErr w:type="spellStart"/>
-            <w:r>
-              <w:rPr>
-                <w:sz w:val="20"/>
-                <w:szCs w:val="20"/>
-                <w:lang w:val="es-CO"/>
-              </w:rPr>
-              <w:t>homing</w:t>
-            </w:r>
-            <w:proofErr w:type="spellEnd"/>
-            <w:r>
-              <w:rPr>
-                <w:sz w:val="20"/>
-                <w:szCs w:val="20"/>
-                <w:lang w:val="es-CO"/>
-              </w:rPr>
-              <w:t xml:space="preserve">, la posición reportada es (0,0) ± 0 pasos. Cualquier comando recibido durante el </w:t>
-            </w:r>
-            <w:proofErr w:type="spellStart"/>
-            <w:r>
-              <w:rPr>
-                <w:sz w:val="20"/>
-                <w:szCs w:val="20"/>
-                <w:lang w:val="es-CO"/>
-              </w:rPr>
-              <w:t>homing</w:t>
-            </w:r>
-            <w:proofErr w:type="spellEnd"/>
-            <w:r>
-              <w:rPr>
-                <w:sz w:val="20"/>
-                <w:szCs w:val="20"/>
-                <w:lang w:val="es-CO"/>
-              </w:rPr>
-              <w:t xml:space="preserve"> es rechazado con el código ERR_NOT_READY.</w:t>
+              <w:t>El homing se completa en ≤ 30 s. Tras el homing, la posición reportada es (0,0) ± 0 pasos. Cualquier comando recibido durante el homing es rechazado con el código ERR_NOT_READY.</w:t>
             </w:r>
           </w:p>
         </w:tc>
@@ -2518,45 +1892,14 @@
             <w:vAlign w:val="center"/>
           </w:tcPr>
           <w:p>
-            <w:proofErr w:type="spellStart"/>
-            <w:r>
-              <w:rPr>
-                <w:b/>
-                <w:bCs/>
-                <w:sz w:val="20"/>
-                <w:szCs w:val="20"/>
-              </w:rPr>
-              <w:t>Prioridad</w:t>
-            </w:r>
-            <w:proofErr w:type="spellEnd"/>
-            <w:r>
-              <w:rPr>
-                <w:b/>
-                <w:bCs/>
-                <w:sz w:val="20"/>
-                <w:szCs w:val="20"/>
-              </w:rPr>
-              <w:t xml:space="preserve"> (</w:t>
-            </w:r>
-            <w:proofErr w:type="spellStart"/>
-            <w:r>
-              <w:rPr>
-                <w:b/>
-                <w:bCs/>
-                <w:sz w:val="20"/>
-                <w:szCs w:val="20"/>
-              </w:rPr>
-              <w:t>MoSCoW</w:t>
-            </w:r>
-            <w:proofErr w:type="spellEnd"/>
-            <w:r>
-              <w:rPr>
-                <w:b/>
-                <w:bCs/>
-                <w:sz w:val="20"/>
-                <w:szCs w:val="20"/>
-              </w:rPr>
-              <w:t>)</w:t>
+            <w:r>
+              <w:rPr>
+                <w:b/>
+                <w:bCs/>
+                <w:sz w:val="20"/>
+                <w:szCs w:val="20"/>
+              </w:rPr>
+              <w:t>Prioridad (MoSCoW)</w:t>
             </w:r>
           </w:p>
         </w:tc>
@@ -2615,19 +1958,8 @@
                 <w:sz w:val="20"/>
                 <w:szCs w:val="20"/>
               </w:rPr>
-              <w:t xml:space="preserve">Test Case </w:t>
-            </w:r>
-            <w:proofErr w:type="spellStart"/>
-            <w:r>
-              <w:rPr>
-                <w:b/>
-                <w:bCs/>
-                <w:sz w:val="20"/>
-                <w:szCs w:val="20"/>
-              </w:rPr>
-              <w:t>asociado</w:t>
-            </w:r>
-            <w:proofErr w:type="spellEnd"/>
+              <w:t>Test Case asociado</w:t>
+            </w:r>
           </w:p>
         </w:tc>
         <w:tc>
@@ -2717,47 +2049,7 @@
                 <w:color w:val="FFFFFF"/>
                 <w:lang w:val="es-CO"/>
               </w:rPr>
-              <w:t>RF-</w:t>
-            </w:r>
-            <w:proofErr w:type="gramStart"/>
-            <w:r>
-              <w:rPr>
-                <w:b/>
-                <w:bCs/>
-                <w:color w:val="FFFFFF"/>
-                <w:lang w:val="es-CO"/>
-              </w:rPr>
-              <w:t>02  Posicionamiento</w:t>
-            </w:r>
-            <w:proofErr w:type="gramEnd"/>
-            <w:r>
-              <w:rPr>
-                <w:b/>
-                <w:bCs/>
-                <w:color w:val="FFFFFF"/>
-                <w:lang w:val="es-CO"/>
-              </w:rPr>
-              <w:t xml:space="preserve"> del </w:t>
-            </w:r>
-            <w:proofErr w:type="spellStart"/>
-            <w:r>
-              <w:rPr>
-                <w:b/>
-                <w:bCs/>
-                <w:color w:val="FFFFFF"/>
-                <w:lang w:val="es-CO"/>
-              </w:rPr>
-              <w:t>end-effector</w:t>
-            </w:r>
-            <w:proofErr w:type="spellEnd"/>
-            <w:r>
-              <w:rPr>
-                <w:b/>
-                <w:bCs/>
-                <w:color w:val="FFFFFF"/>
-                <w:lang w:val="es-CO"/>
-              </w:rPr>
-              <w:t xml:space="preserve"> en celda objetivo</w:t>
+              <w:t>RF-02  Posicionamiento del end-effector en celda objetivo</w:t>
             </w:r>
           </w:p>
         </w:tc>
@@ -2782,7 +2074,6 @@
             <w:vAlign w:val="center"/>
           </w:tcPr>
           <w:p>
-            <w:proofErr w:type="spellStart"/>
             <w:r>
               <w:rPr>
                 <w:b/>
@@ -2792,7 +2083,6 @@
               </w:rPr>
               <w:t>Descripción</w:t>
             </w:r>
-            <w:proofErr w:type="spellEnd"/>
           </w:p>
         </w:tc>
         <w:tc>
@@ -2824,43 +2114,7 @@
                 <w:szCs w:val="20"/>
                 <w:lang w:val="es-CO"/>
               </w:rPr>
-              <w:t xml:space="preserve">El sistema debe mover el </w:t>
-            </w:r>
-            <w:proofErr w:type="spellStart"/>
-            <w:r>
-              <w:rPr>
-                <w:sz w:val="20"/>
-                <w:szCs w:val="20"/>
-                <w:lang w:val="es-CO"/>
-              </w:rPr>
-              <w:t>end-effector</w:t>
-            </w:r>
-            <w:proofErr w:type="spellEnd"/>
-            <w:r>
-              <w:rPr>
-                <w:sz w:val="20"/>
-                <w:szCs w:val="20"/>
-                <w:lang w:val="es-CO"/>
-              </w:rPr>
-              <w:t xml:space="preserve"> a cualquiera de las 12 celdas (matriz 3×4) recibiendo como entrada el identificador de celda (formato [A-C</w:t>
-            </w:r>
-            <w:proofErr w:type="gramStart"/>
-            <w:r>
-              <w:rPr>
-                <w:sz w:val="20"/>
-                <w:szCs w:val="20"/>
-                <w:lang w:val="es-CO"/>
-              </w:rPr>
-              <w:t>][</w:t>
-            </w:r>
-            <w:proofErr w:type="gramEnd"/>
-            <w:r>
-              <w:rPr>
-                <w:sz w:val="20"/>
-                <w:szCs w:val="20"/>
-                <w:lang w:val="es-CO"/>
-              </w:rPr>
-              <w:t>1-4]).</w:t>
+              <w:t>El sistema debe mover el end-effector a cualquiera de las 12 celdas (matriz 3×4) recibiendo como entrada el identificador de celda (formato [A-C][1-4]).</w:t>
             </w:r>
           </w:p>
         </w:tc>
@@ -2885,37 +2139,15 @@
             <w:vAlign w:val="center"/>
           </w:tcPr>
           <w:p>
-            <w:proofErr w:type="spellStart"/>
-            <w:r>
-              <w:rPr>
-                <w:b/>
-                <w:bCs/>
-                <w:sz w:val="20"/>
-                <w:szCs w:val="20"/>
-              </w:rPr>
-              <w:t>Criterio</w:t>
-            </w:r>
-            <w:proofErr w:type="spellEnd"/>
-            <w:r>
-              <w:rPr>
-                <w:b/>
-                <w:bCs/>
-                <w:sz w:val="20"/>
-                <w:szCs w:val="20"/>
-              </w:rPr>
-              <w:t xml:space="preserve"> de </w:t>
-            </w:r>
-            <w:proofErr w:type="spellStart"/>
-            <w:r>
-              <w:rPr>
-                <w:b/>
-                <w:bCs/>
-                <w:sz w:val="20"/>
-                <w:szCs w:val="20"/>
-              </w:rPr>
-              <w:t>aceptación</w:t>
-            </w:r>
-            <w:proofErr w:type="spellEnd"/>
+            <w:r>
+              <w:rPr>
+                <w:b/>
+                <w:bCs/>
+                <w:sz w:val="20"/>
+                <w:szCs w:val="20"/>
+              </w:rPr>
+              <w:t>Criterio de aceptación</w:t>
+            </w:r>
           </w:p>
         </w:tc>
         <w:tc>
@@ -2949,39 +2181,7 @@
                 <w:sz w:val="20"/>
                 <w:szCs w:val="20"/>
               </w:rPr>
-              <w:t xml:space="preserve">Tiempo </w:t>
-            </w:r>
-            <w:proofErr w:type="spellStart"/>
-            <w:r>
-              <w:rPr>
-                <w:sz w:val="20"/>
-                <w:szCs w:val="20"/>
-              </w:rPr>
-              <w:t>máximo</w:t>
-            </w:r>
-            <w:proofErr w:type="spellEnd"/>
-            <w:r>
-              <w:rPr>
-                <w:sz w:val="20"/>
-                <w:szCs w:val="20"/>
-              </w:rPr>
-              <w:t xml:space="preserve"> de </w:t>
-            </w:r>
-            <w:proofErr w:type="spellStart"/>
-            <w:r>
-              <w:rPr>
-                <w:sz w:val="20"/>
-                <w:szCs w:val="20"/>
-              </w:rPr>
-              <w:t>desplazamiento</w:t>
-            </w:r>
-            <w:proofErr w:type="spellEnd"/>
-            <w:r>
-              <w:rPr>
-                <w:sz w:val="20"/>
-                <w:szCs w:val="20"/>
-              </w:rPr>
-              <w:t xml:space="preserve"> extremo (A1 → C4) ≤ 15 s.</w:t>
+              <w:t>Tiempo máximo de desplazamiento extremo (A1 → C4) ≤ 15 s.</w:t>
             </w:r>
           </w:p>
         </w:tc>
@@ -3006,45 +2206,14 @@
             <w:vAlign w:val="center"/>
           </w:tcPr>
           <w:p>
-            <w:proofErr w:type="spellStart"/>
-            <w:r>
-              <w:rPr>
-                <w:b/>
-                <w:bCs/>
-                <w:sz w:val="20"/>
-                <w:szCs w:val="20"/>
-              </w:rPr>
-              <w:t>Prioridad</w:t>
-            </w:r>
-            <w:proofErr w:type="spellEnd"/>
-            <w:r>
-              <w:rPr>
-                <w:b/>
-                <w:bCs/>
-                <w:sz w:val="20"/>
-                <w:szCs w:val="20"/>
-              </w:rPr>
-              <w:t xml:space="preserve"> (</w:t>
-            </w:r>
-            <w:proofErr w:type="spellStart"/>
-            <w:r>
-              <w:rPr>
-                <w:b/>
-                <w:bCs/>
-                <w:sz w:val="20"/>
-                <w:szCs w:val="20"/>
-              </w:rPr>
-              <w:t>MoSCoW</w:t>
-            </w:r>
-            <w:proofErr w:type="spellEnd"/>
-            <w:r>
-              <w:rPr>
-                <w:b/>
-                <w:bCs/>
-                <w:sz w:val="20"/>
-                <w:szCs w:val="20"/>
-              </w:rPr>
-              <w:t>)</w:t>
+            <w:r>
+              <w:rPr>
+                <w:b/>
+                <w:bCs/>
+                <w:sz w:val="20"/>
+                <w:szCs w:val="20"/>
+              </w:rPr>
+              <w:t>Prioridad (MoSCoW)</w:t>
             </w:r>
           </w:p>
         </w:tc>
@@ -3103,19 +2272,8 @@
                 <w:sz w:val="20"/>
                 <w:szCs w:val="20"/>
               </w:rPr>
-              <w:t xml:space="preserve">Test Case </w:t>
-            </w:r>
-            <w:proofErr w:type="spellStart"/>
-            <w:r>
-              <w:rPr>
-                <w:b/>
-                <w:bCs/>
-                <w:sz w:val="20"/>
-                <w:szCs w:val="20"/>
-              </w:rPr>
-              <w:t>asociado</w:t>
-            </w:r>
-            <w:proofErr w:type="spellEnd"/>
+              <w:t>Test Case asociado</w:t>
+            </w:r>
           </w:p>
         </w:tc>
         <w:tc>
@@ -3205,27 +2363,7 @@
                 <w:color w:val="FFFFFF"/>
                 <w:lang w:val="es-CO"/>
               </w:rPr>
-              <w:t>RF-</w:t>
-            </w:r>
-            <w:proofErr w:type="gramStart"/>
-            <w:r>
-              <w:rPr>
-                <w:b/>
-                <w:bCs/>
-                <w:color w:val="FFFFFF"/>
-                <w:lang w:val="es-CO"/>
-              </w:rPr>
-              <w:t>03  Operación</w:t>
-            </w:r>
-            <w:proofErr w:type="gramEnd"/>
-            <w:r>
-              <w:rPr>
-                <w:b/>
-                <w:bCs/>
-                <w:color w:val="FFFFFF"/>
-                <w:lang w:val="es-CO"/>
-              </w:rPr>
-              <w:t xml:space="preserve"> de almacenamiento (STORE)</w:t>
+              <w:t>RF-03  Operación de almacenamiento (STORE)</w:t>
             </w:r>
           </w:p>
         </w:tc>
@@ -3250,7 +2388,6 @@
             <w:vAlign w:val="center"/>
           </w:tcPr>
           <w:p>
-            <w:proofErr w:type="spellStart"/>
             <w:r>
               <w:rPr>
                 <w:b/>
@@ -3260,7 +2397,6 @@
               </w:rPr>
               <w:t>Descripción</w:t>
             </w:r>
-            <w:proofErr w:type="spellEnd"/>
           </w:p>
         </w:tc>
         <w:tc>
@@ -3317,37 +2453,15 @@
             <w:vAlign w:val="center"/>
           </w:tcPr>
           <w:p>
-            <w:proofErr w:type="spellStart"/>
-            <w:r>
-              <w:rPr>
-                <w:b/>
-                <w:bCs/>
-                <w:sz w:val="20"/>
-                <w:szCs w:val="20"/>
-              </w:rPr>
-              <w:t>Criterio</w:t>
-            </w:r>
-            <w:proofErr w:type="spellEnd"/>
-            <w:r>
-              <w:rPr>
-                <w:b/>
-                <w:bCs/>
-                <w:sz w:val="20"/>
-                <w:szCs w:val="20"/>
-              </w:rPr>
-              <w:t xml:space="preserve"> de </w:t>
-            </w:r>
-            <w:proofErr w:type="spellStart"/>
-            <w:r>
-              <w:rPr>
-                <w:b/>
-                <w:bCs/>
-                <w:sz w:val="20"/>
-                <w:szCs w:val="20"/>
-              </w:rPr>
-              <w:t>aceptación</w:t>
-            </w:r>
-            <w:proofErr w:type="spellEnd"/>
+            <w:r>
+              <w:rPr>
+                <w:b/>
+                <w:bCs/>
+                <w:sz w:val="20"/>
+                <w:szCs w:val="20"/>
+              </w:rPr>
+              <w:t>Criterio de aceptación</w:t>
+            </w:r>
           </w:p>
         </w:tc>
         <w:tc>
@@ -3379,25 +2493,7 @@
                 <w:szCs w:val="20"/>
                 <w:lang w:val="es-CO"/>
               </w:rPr>
-              <w:t xml:space="preserve">La operación STORE solo se ejecuta si el </w:t>
-            </w:r>
-            <w:proofErr w:type="spellStart"/>
-            <w:r>
-              <w:rPr>
-                <w:sz w:val="20"/>
-                <w:szCs w:val="20"/>
-                <w:lang w:val="es-CO"/>
-              </w:rPr>
-              <w:t>microswitch</w:t>
-            </w:r>
-            <w:proofErr w:type="spellEnd"/>
-            <w:r>
-              <w:rPr>
-                <w:sz w:val="20"/>
-                <w:szCs w:val="20"/>
-                <w:lang w:val="es-CO"/>
-              </w:rPr>
-              <w:t xml:space="preserve"> de la celda destino reporta vacío Y el peso esperado de esa celda en NVS es 0 g. Si hay inconsistencia, se aborta con ERR_INVENTORY_MISMATCH.</w:t>
+              <w:t>La operación STORE solo se ejecuta si el microswitch de la celda destino reporta vacío Y el peso esperado de esa celda en NVS es 0 g. Si hay inconsistencia, se aborta con ERR_INVENTORY_MISMATCH.</w:t>
             </w:r>
           </w:p>
         </w:tc>
@@ -3422,45 +2518,14 @@
             <w:vAlign w:val="center"/>
           </w:tcPr>
           <w:p>
-            <w:proofErr w:type="spellStart"/>
-            <w:r>
-              <w:rPr>
-                <w:b/>
-                <w:bCs/>
-                <w:sz w:val="20"/>
-                <w:szCs w:val="20"/>
-              </w:rPr>
-              <w:t>Prioridad</w:t>
-            </w:r>
-            <w:proofErr w:type="spellEnd"/>
-            <w:r>
-              <w:rPr>
-                <w:b/>
-                <w:bCs/>
-                <w:sz w:val="20"/>
-                <w:szCs w:val="20"/>
-              </w:rPr>
-              <w:t xml:space="preserve"> (</w:t>
-            </w:r>
-            <w:proofErr w:type="spellStart"/>
-            <w:r>
-              <w:rPr>
-                <w:b/>
-                <w:bCs/>
-                <w:sz w:val="20"/>
-                <w:szCs w:val="20"/>
-              </w:rPr>
-              <w:t>MoSCoW</w:t>
-            </w:r>
-            <w:proofErr w:type="spellEnd"/>
-            <w:r>
-              <w:rPr>
-                <w:b/>
-                <w:bCs/>
-                <w:sz w:val="20"/>
-                <w:szCs w:val="20"/>
-              </w:rPr>
-              <w:t>)</w:t>
+            <w:r>
+              <w:rPr>
+                <w:b/>
+                <w:bCs/>
+                <w:sz w:val="20"/>
+                <w:szCs w:val="20"/>
+              </w:rPr>
+              <w:t>Prioridad (MoSCoW)</w:t>
             </w:r>
           </w:p>
         </w:tc>
@@ -3519,19 +2584,8 @@
                 <w:sz w:val="20"/>
                 <w:szCs w:val="20"/>
               </w:rPr>
-              <w:t xml:space="preserve">Test Case </w:t>
-            </w:r>
-            <w:proofErr w:type="spellStart"/>
-            <w:r>
-              <w:rPr>
-                <w:b/>
-                <w:bCs/>
-                <w:sz w:val="20"/>
-                <w:szCs w:val="20"/>
-              </w:rPr>
-              <w:t>asociado</w:t>
-            </w:r>
-            <w:proofErr w:type="spellEnd"/>
+              <w:t>Test Case asociado</w:t>
+            </w:r>
           </w:p>
         </w:tc>
         <w:tc>
@@ -3621,27 +2675,7 @@
                 <w:color w:val="FFFFFF"/>
                 <w:lang w:val="es-CO"/>
               </w:rPr>
-              <w:t>RF-</w:t>
-            </w:r>
-            <w:proofErr w:type="gramStart"/>
-            <w:r>
-              <w:rPr>
-                <w:b/>
-                <w:bCs/>
-                <w:color w:val="FFFFFF"/>
-                <w:lang w:val="es-CO"/>
-              </w:rPr>
-              <w:t>04  Operación</w:t>
-            </w:r>
-            <w:proofErr w:type="gramEnd"/>
-            <w:r>
-              <w:rPr>
-                <w:b/>
-                <w:bCs/>
-                <w:color w:val="FFFFFF"/>
-                <w:lang w:val="es-CO"/>
-              </w:rPr>
-              <w:t xml:space="preserve"> de recuperación (RETRIEVE)</w:t>
+              <w:t>RF-04  Operación de recuperación (RETRIEVE)</w:t>
             </w:r>
           </w:p>
         </w:tc>
@@ -3666,7 +2700,6 @@
             <w:vAlign w:val="center"/>
           </w:tcPr>
           <w:p>
-            <w:proofErr w:type="spellStart"/>
             <w:r>
               <w:rPr>
                 <w:b/>
@@ -3676,7 +2709,6 @@
               </w:rPr>
               <w:t>Descripción</w:t>
             </w:r>
-            <w:proofErr w:type="spellEnd"/>
           </w:p>
         </w:tc>
         <w:tc>
@@ -3733,37 +2765,15 @@
             <w:vAlign w:val="center"/>
           </w:tcPr>
           <w:p>
-            <w:proofErr w:type="spellStart"/>
-            <w:r>
-              <w:rPr>
-                <w:b/>
-                <w:bCs/>
-                <w:sz w:val="20"/>
-                <w:szCs w:val="20"/>
-              </w:rPr>
-              <w:t>Criterio</w:t>
-            </w:r>
-            <w:proofErr w:type="spellEnd"/>
-            <w:r>
-              <w:rPr>
-                <w:b/>
-                <w:bCs/>
-                <w:sz w:val="20"/>
-                <w:szCs w:val="20"/>
-              </w:rPr>
-              <w:t xml:space="preserve"> de </w:t>
-            </w:r>
-            <w:proofErr w:type="spellStart"/>
-            <w:r>
-              <w:rPr>
-                <w:b/>
-                <w:bCs/>
-                <w:sz w:val="20"/>
-                <w:szCs w:val="20"/>
-              </w:rPr>
-              <w:t>aceptación</w:t>
-            </w:r>
-            <w:proofErr w:type="spellEnd"/>
+            <w:r>
+              <w:rPr>
+                <w:b/>
+                <w:bCs/>
+                <w:sz w:val="20"/>
+                <w:szCs w:val="20"/>
+              </w:rPr>
+              <w:t>Criterio de aceptación</w:t>
+            </w:r>
           </w:p>
         </w:tc>
         <w:tc>
@@ -3795,43 +2805,7 @@
                 <w:szCs w:val="20"/>
                 <w:lang w:val="es-CO"/>
               </w:rPr>
-              <w:t xml:space="preserve">La operación solo procede si el </w:t>
-            </w:r>
-            <w:proofErr w:type="spellStart"/>
-            <w:r>
-              <w:rPr>
-                <w:sz w:val="20"/>
-                <w:szCs w:val="20"/>
-                <w:lang w:val="es-CO"/>
-              </w:rPr>
-              <w:t>microswitch</w:t>
-            </w:r>
-            <w:proofErr w:type="spellEnd"/>
-            <w:r>
-              <w:rPr>
-                <w:sz w:val="20"/>
-                <w:szCs w:val="20"/>
-                <w:lang w:val="es-CO"/>
-              </w:rPr>
-              <w:t xml:space="preserve"> reporta ocupado Y el peso registrado es &gt; 5 g. Tras la operación, el </w:t>
-            </w:r>
-            <w:proofErr w:type="spellStart"/>
-            <w:r>
-              <w:rPr>
-                <w:sz w:val="20"/>
-                <w:szCs w:val="20"/>
-                <w:lang w:val="es-CO"/>
-              </w:rPr>
-              <w:t>microswitch</w:t>
-            </w:r>
-            <w:proofErr w:type="spellEnd"/>
-            <w:r>
-              <w:rPr>
-                <w:sz w:val="20"/>
-                <w:szCs w:val="20"/>
-                <w:lang w:val="es-CO"/>
-              </w:rPr>
-              <w:t xml:space="preserve"> debe reportar vacío; en caso contrario, se registra ERR_RETRIEVE_FAILED.</w:t>
+              <w:t>La operación solo procede si el microswitch reporta ocupado Y el peso registrado es &gt; 5 g. Tras la operación, el microswitch debe reportar vacío; en caso contrario, se registra ERR_RETRIEVE_FAILED.</w:t>
             </w:r>
           </w:p>
         </w:tc>
@@ -3856,7 +2830,6 @@
             <w:vAlign w:val="center"/>
           </w:tcPr>
           <w:p>
-            <w:proofErr w:type="spellStart"/>
             <w:r>
               <w:rPr>
                 <w:b/>
@@ -3865,37 +2838,7 @@
                 <w:szCs w:val="20"/>
               </w:rPr>
               <w:lastRenderedPageBreak/>
-              <w:t>Prioridad</w:t>
-            </w:r>
-            <w:proofErr w:type="spellEnd"/>
-            <w:r>
-              <w:rPr>
-                <w:b/>
-                <w:bCs/>
-                <w:sz w:val="20"/>
-                <w:szCs w:val="20"/>
-              </w:rPr>
-              <w:t xml:space="preserve"> (</w:t>
-            </w:r>
-            <w:proofErr w:type="spellStart"/>
-            <w:r>
-              <w:rPr>
-                <w:b/>
-                <w:bCs/>
-                <w:sz w:val="20"/>
-                <w:szCs w:val="20"/>
-              </w:rPr>
-              <w:t>MoSCoW</w:t>
-            </w:r>
-            <w:proofErr w:type="spellEnd"/>
-            <w:r>
-              <w:rPr>
-                <w:b/>
-                <w:bCs/>
-                <w:sz w:val="20"/>
-                <w:szCs w:val="20"/>
-              </w:rPr>
-              <w:t>)</w:t>
+              <w:t>Prioridad (MoSCoW)</w:t>
             </w:r>
           </w:p>
         </w:tc>
@@ -3954,19 +2897,8 @@
                 <w:sz w:val="20"/>
                 <w:szCs w:val="20"/>
               </w:rPr>
-              <w:t xml:space="preserve">Test Case </w:t>
-            </w:r>
-            <w:proofErr w:type="spellStart"/>
-            <w:r>
-              <w:rPr>
-                <w:b/>
-                <w:bCs/>
-                <w:sz w:val="20"/>
-                <w:szCs w:val="20"/>
-              </w:rPr>
-              <w:t>asociado</w:t>
-            </w:r>
-            <w:proofErr w:type="spellEnd"/>
+              <w:t>Test Case asociado</w:t>
+            </w:r>
           </w:p>
         </w:tc>
         <w:tc>
@@ -4056,27 +2988,7 @@
                 <w:color w:val="FFFFFF"/>
                 <w:lang w:val="es-CO"/>
               </w:rPr>
-              <w:t>RF-</w:t>
-            </w:r>
-            <w:proofErr w:type="gramStart"/>
-            <w:r>
-              <w:rPr>
-                <w:b/>
-                <w:bCs/>
-                <w:color w:val="FFFFFF"/>
-                <w:lang w:val="es-CO"/>
-              </w:rPr>
-              <w:t>05  Operación</w:t>
-            </w:r>
-            <w:proofErr w:type="gramEnd"/>
-            <w:r>
-              <w:rPr>
-                <w:b/>
-                <w:bCs/>
-                <w:color w:val="FFFFFF"/>
-                <w:lang w:val="es-CO"/>
-              </w:rPr>
-              <w:t xml:space="preserve"> de intercambio (SWAP)</w:t>
+              <w:t>RF-05  Operación de intercambio (SWAP)</w:t>
             </w:r>
           </w:p>
         </w:tc>
@@ -4101,7 +3013,6 @@
             <w:vAlign w:val="center"/>
           </w:tcPr>
           <w:p>
-            <w:proofErr w:type="spellStart"/>
             <w:r>
               <w:rPr>
                 <w:b/>
@@ -4111,7 +3022,6 @@
               </w:rPr>
               <w:t>Descripción</w:t>
             </w:r>
-            <w:proofErr w:type="spellEnd"/>
           </w:p>
         </w:tc>
         <w:tc>
@@ -4168,37 +3078,15 @@
             <w:vAlign w:val="center"/>
           </w:tcPr>
           <w:p>
-            <w:proofErr w:type="spellStart"/>
-            <w:r>
-              <w:rPr>
-                <w:b/>
-                <w:bCs/>
-                <w:sz w:val="20"/>
-                <w:szCs w:val="20"/>
-              </w:rPr>
-              <w:t>Criterio</w:t>
-            </w:r>
-            <w:proofErr w:type="spellEnd"/>
-            <w:r>
-              <w:rPr>
-                <w:b/>
-                <w:bCs/>
-                <w:sz w:val="20"/>
-                <w:szCs w:val="20"/>
-              </w:rPr>
-              <w:t xml:space="preserve"> de </w:t>
-            </w:r>
-            <w:proofErr w:type="spellStart"/>
-            <w:r>
-              <w:rPr>
-                <w:b/>
-                <w:bCs/>
-                <w:sz w:val="20"/>
-                <w:szCs w:val="20"/>
-              </w:rPr>
-              <w:t>aceptación</w:t>
-            </w:r>
-            <w:proofErr w:type="spellEnd"/>
+            <w:r>
+              <w:rPr>
+                <w:b/>
+                <w:bCs/>
+                <w:sz w:val="20"/>
+                <w:szCs w:val="20"/>
+              </w:rPr>
+              <w:t>Criterio de aceptación</w:t>
+            </w:r>
           </w:p>
         </w:tc>
         <w:tc>
@@ -4232,87 +3120,7 @@
                 <w:sz w:val="20"/>
                 <w:szCs w:val="20"/>
               </w:rPr>
-              <w:t xml:space="preserve">El sensor de </w:t>
-            </w:r>
-            <w:proofErr w:type="spellStart"/>
-            <w:r>
-              <w:rPr>
-                <w:sz w:val="20"/>
-                <w:szCs w:val="20"/>
-              </w:rPr>
-              <w:t>presencia</w:t>
-            </w:r>
-            <w:proofErr w:type="spellEnd"/>
-            <w:r>
-              <w:rPr>
-                <w:sz w:val="20"/>
-                <w:szCs w:val="20"/>
-              </w:rPr>
-              <w:t xml:space="preserve"> </w:t>
-            </w:r>
-            <w:proofErr w:type="spellStart"/>
-            <w:r>
-              <w:rPr>
-                <w:sz w:val="20"/>
-                <w:szCs w:val="20"/>
-              </w:rPr>
-              <w:t>confirma</w:t>
-            </w:r>
-            <w:proofErr w:type="spellEnd"/>
-            <w:r>
-              <w:rPr>
-                <w:sz w:val="20"/>
-                <w:szCs w:val="20"/>
-              </w:rPr>
-              <w:t xml:space="preserve"> </w:t>
-            </w:r>
-            <w:proofErr w:type="spellStart"/>
-            <w:r>
-              <w:rPr>
-                <w:sz w:val="20"/>
-                <w:szCs w:val="20"/>
-              </w:rPr>
-              <w:t>ocupación</w:t>
-            </w:r>
-            <w:proofErr w:type="spellEnd"/>
-            <w:r>
-              <w:rPr>
-                <w:sz w:val="20"/>
-                <w:szCs w:val="20"/>
-              </w:rPr>
-              <w:t xml:space="preserve"> </w:t>
-            </w:r>
-            <w:proofErr w:type="spellStart"/>
-            <w:r>
-              <w:rPr>
-                <w:sz w:val="20"/>
-                <w:szCs w:val="20"/>
-              </w:rPr>
-              <w:t>en</w:t>
-            </w:r>
-            <w:proofErr w:type="spellEnd"/>
-            <w:r>
-              <w:rPr>
-                <w:sz w:val="20"/>
-                <w:szCs w:val="20"/>
-              </w:rPr>
-              <w:t xml:space="preserve"> ambas </w:t>
-            </w:r>
-            <w:proofErr w:type="spellStart"/>
-            <w:r>
-              <w:rPr>
-                <w:sz w:val="20"/>
-                <w:szCs w:val="20"/>
-              </w:rPr>
-              <w:t>celdas</w:t>
-            </w:r>
-            <w:proofErr w:type="spellEnd"/>
-            <w:r>
-              <w:rPr>
-                <w:sz w:val="20"/>
-                <w:szCs w:val="20"/>
-              </w:rPr>
-              <w:t>.</w:t>
+              <w:t>El sensor de presencia confirma ocupación en ambas celdas.</w:t>
             </w:r>
           </w:p>
         </w:tc>
@@ -4337,45 +3145,14 @@
             <w:vAlign w:val="center"/>
           </w:tcPr>
           <w:p>
-            <w:proofErr w:type="spellStart"/>
-            <w:r>
-              <w:rPr>
-                <w:b/>
-                <w:bCs/>
-                <w:sz w:val="20"/>
-                <w:szCs w:val="20"/>
-              </w:rPr>
-              <w:t>Prioridad</w:t>
-            </w:r>
-            <w:proofErr w:type="spellEnd"/>
-            <w:r>
-              <w:rPr>
-                <w:b/>
-                <w:bCs/>
-                <w:sz w:val="20"/>
-                <w:szCs w:val="20"/>
-              </w:rPr>
-              <w:t xml:space="preserve"> (</w:t>
-            </w:r>
-            <w:proofErr w:type="spellStart"/>
-            <w:r>
-              <w:rPr>
-                <w:b/>
-                <w:bCs/>
-                <w:sz w:val="20"/>
-                <w:szCs w:val="20"/>
-              </w:rPr>
-              <w:t>MoSCoW</w:t>
-            </w:r>
-            <w:proofErr w:type="spellEnd"/>
-            <w:r>
-              <w:rPr>
-                <w:b/>
-                <w:bCs/>
-                <w:sz w:val="20"/>
-                <w:szCs w:val="20"/>
-              </w:rPr>
-              <w:t>)</w:t>
+            <w:r>
+              <w:rPr>
+                <w:b/>
+                <w:bCs/>
+                <w:sz w:val="20"/>
+                <w:szCs w:val="20"/>
+              </w:rPr>
+              <w:t>Prioridad (MoSCoW)</w:t>
             </w:r>
           </w:p>
         </w:tc>
@@ -4434,19 +3211,8 @@
                 <w:sz w:val="20"/>
                 <w:szCs w:val="20"/>
               </w:rPr>
-              <w:t xml:space="preserve">Test Case </w:t>
-            </w:r>
-            <w:proofErr w:type="spellStart"/>
-            <w:r>
-              <w:rPr>
-                <w:b/>
-                <w:bCs/>
-                <w:sz w:val="20"/>
-                <w:szCs w:val="20"/>
-              </w:rPr>
-              <w:t>asociado</w:t>
-            </w:r>
-            <w:proofErr w:type="spellEnd"/>
+              <w:t>Test Case asociado</w:t>
+            </w:r>
           </w:p>
         </w:tc>
         <w:tc>
@@ -4536,27 +3302,7 @@
                 <w:color w:val="FFFFFF"/>
                 <w:lang w:val="es-CO"/>
               </w:rPr>
-              <w:t>RF-</w:t>
-            </w:r>
-            <w:proofErr w:type="gramStart"/>
-            <w:r>
-              <w:rPr>
-                <w:b/>
-                <w:bCs/>
-                <w:color w:val="FFFFFF"/>
-                <w:lang w:val="es-CO"/>
-              </w:rPr>
-              <w:t>06  Medición</w:t>
-            </w:r>
-            <w:proofErr w:type="gramEnd"/>
-            <w:r>
-              <w:rPr>
-                <w:b/>
-                <w:bCs/>
-                <w:color w:val="FFFFFF"/>
-                <w:lang w:val="es-CO"/>
-              </w:rPr>
-              <w:t xml:space="preserve"> de peso del producto</w:t>
+              <w:t>RF-06  Medición de peso del producto</w:t>
             </w:r>
           </w:p>
         </w:tc>
@@ -4581,7 +3327,6 @@
             <w:vAlign w:val="center"/>
           </w:tcPr>
           <w:p>
-            <w:proofErr w:type="spellStart"/>
             <w:r>
               <w:rPr>
                 <w:b/>
@@ -4591,7 +3336,6 @@
               </w:rPr>
               <w:t>Descripción</w:t>
             </w:r>
-            <w:proofErr w:type="spellEnd"/>
           </w:p>
         </w:tc>
         <w:tc>
@@ -4623,25 +3367,7 @@
                 <w:szCs w:val="20"/>
                 <w:lang w:val="es-CO"/>
               </w:rPr>
-              <w:t xml:space="preserve">El </w:t>
-            </w:r>
-            <w:proofErr w:type="spellStart"/>
-            <w:r>
-              <w:rPr>
-                <w:sz w:val="20"/>
-                <w:szCs w:val="20"/>
-                <w:lang w:val="es-CO"/>
-              </w:rPr>
-              <w:t>end-effector</w:t>
-            </w:r>
-            <w:proofErr w:type="spellEnd"/>
-            <w:r>
-              <w:rPr>
-                <w:sz w:val="20"/>
-                <w:szCs w:val="20"/>
-                <w:lang w:val="es-CO"/>
-              </w:rPr>
-              <w:t xml:space="preserve"> debe pesar el producto que transporta usando una celda de carga de 1 kg con HX711, antes de depositar en STORE y al recuperar en RETRIEVE.</w:t>
+              <w:t>El end-effector debe pesar el producto que transporta usando una celda de carga de 1 kg con HX711, antes de depositar en STORE y al recuperar en RETRIEVE.</w:t>
             </w:r>
           </w:p>
         </w:tc>
@@ -4666,37 +3392,15 @@
             <w:vAlign w:val="center"/>
           </w:tcPr>
           <w:p>
-            <w:proofErr w:type="spellStart"/>
-            <w:r>
-              <w:rPr>
-                <w:b/>
-                <w:bCs/>
-                <w:sz w:val="20"/>
-                <w:szCs w:val="20"/>
-              </w:rPr>
-              <w:t>Criterio</w:t>
-            </w:r>
-            <w:proofErr w:type="spellEnd"/>
-            <w:r>
-              <w:rPr>
-                <w:b/>
-                <w:bCs/>
-                <w:sz w:val="20"/>
-                <w:szCs w:val="20"/>
-              </w:rPr>
-              <w:t xml:space="preserve"> de </w:t>
-            </w:r>
-            <w:proofErr w:type="spellStart"/>
-            <w:r>
-              <w:rPr>
-                <w:b/>
-                <w:bCs/>
-                <w:sz w:val="20"/>
-                <w:szCs w:val="20"/>
-              </w:rPr>
-              <w:t>aceptación</w:t>
-            </w:r>
-            <w:proofErr w:type="spellEnd"/>
+            <w:r>
+              <w:rPr>
+                <w:b/>
+                <w:bCs/>
+                <w:sz w:val="20"/>
+                <w:szCs w:val="20"/>
+              </w:rPr>
+              <w:t>Criterio de aceptación</w:t>
+            </w:r>
           </w:p>
         </w:tc>
         <w:tc>
@@ -4730,23 +3434,7 @@
                 <w:sz w:val="20"/>
                 <w:szCs w:val="20"/>
               </w:rPr>
-              <w:t xml:space="preserve">Lectura fuera de </w:t>
-            </w:r>
-            <w:proofErr w:type="spellStart"/>
-            <w:r>
-              <w:rPr>
-                <w:sz w:val="20"/>
-                <w:szCs w:val="20"/>
-              </w:rPr>
-              <w:t>rango</w:t>
-            </w:r>
-            <w:proofErr w:type="spellEnd"/>
-            <w:r>
-              <w:rPr>
-                <w:sz w:val="20"/>
-                <w:szCs w:val="20"/>
-              </w:rPr>
-              <w:t xml:space="preserve"> (&lt;5 g o &gt;800 g) genera ERR_WEIGHT_OUT_OF_RANGE.</w:t>
+              <w:t>Lectura fuera de rango (&lt;5 g o &gt;800 g) genera ERR_WEIGHT_OUT_OF_RANGE.</w:t>
             </w:r>
           </w:p>
         </w:tc>
@@ -4771,45 +3459,14 @@
             <w:vAlign w:val="center"/>
           </w:tcPr>
           <w:p>
-            <w:proofErr w:type="spellStart"/>
-            <w:r>
-              <w:rPr>
-                <w:b/>
-                <w:bCs/>
-                <w:sz w:val="20"/>
-                <w:szCs w:val="20"/>
-              </w:rPr>
-              <w:t>Prioridad</w:t>
-            </w:r>
-            <w:proofErr w:type="spellEnd"/>
-            <w:r>
-              <w:rPr>
-                <w:b/>
-                <w:bCs/>
-                <w:sz w:val="20"/>
-                <w:szCs w:val="20"/>
-              </w:rPr>
-              <w:t xml:space="preserve"> (</w:t>
-            </w:r>
-            <w:proofErr w:type="spellStart"/>
-            <w:r>
-              <w:rPr>
-                <w:b/>
-                <w:bCs/>
-                <w:sz w:val="20"/>
-                <w:szCs w:val="20"/>
-              </w:rPr>
-              <w:t>MoSCoW</w:t>
-            </w:r>
-            <w:proofErr w:type="spellEnd"/>
-            <w:r>
-              <w:rPr>
-                <w:b/>
-                <w:bCs/>
-                <w:sz w:val="20"/>
-                <w:szCs w:val="20"/>
-              </w:rPr>
-              <w:t>)</w:t>
+            <w:r>
+              <w:rPr>
+                <w:b/>
+                <w:bCs/>
+                <w:sz w:val="20"/>
+                <w:szCs w:val="20"/>
+              </w:rPr>
+              <w:t>Prioridad (MoSCoW)</w:t>
             </w:r>
           </w:p>
         </w:tc>
@@ -4868,19 +3525,8 @@
                 <w:sz w:val="20"/>
                 <w:szCs w:val="20"/>
               </w:rPr>
-              <w:t xml:space="preserve">Test Case </w:t>
-            </w:r>
-            <w:proofErr w:type="spellStart"/>
-            <w:r>
-              <w:rPr>
-                <w:b/>
-                <w:bCs/>
-                <w:sz w:val="20"/>
-                <w:szCs w:val="20"/>
-              </w:rPr>
-              <w:t>asociado</w:t>
-            </w:r>
-            <w:proofErr w:type="spellEnd"/>
+              <w:t>Test Case asociado</w:t>
+            </w:r>
           </w:p>
         </w:tc>
         <w:tc>
@@ -4970,27 +3616,7 @@
                 <w:color w:val="FFFFFF"/>
                 <w:lang w:val="es-CO"/>
               </w:rPr>
-              <w:t>RF-</w:t>
-            </w:r>
-            <w:proofErr w:type="gramStart"/>
-            <w:r>
-              <w:rPr>
-                <w:b/>
-                <w:bCs/>
-                <w:color w:val="FFFFFF"/>
-                <w:lang w:val="es-CO"/>
-              </w:rPr>
-              <w:t>07  Validación</w:t>
-            </w:r>
-            <w:proofErr w:type="gramEnd"/>
-            <w:r>
-              <w:rPr>
-                <w:b/>
-                <w:bCs/>
-                <w:color w:val="FFFFFF"/>
-                <w:lang w:val="es-CO"/>
-              </w:rPr>
-              <w:t xml:space="preserve"> cruzada peso vs. presencia</w:t>
+              <w:t>RF-07  Validación cruzada peso vs. presencia</w:t>
             </w:r>
           </w:p>
         </w:tc>
@@ -5015,7 +3641,6 @@
             <w:vAlign w:val="center"/>
           </w:tcPr>
           <w:p>
-            <w:proofErr w:type="spellStart"/>
             <w:r>
               <w:rPr>
                 <w:b/>
@@ -5025,7 +3650,6 @@
               </w:rPr>
               <w:t>Descripción</w:t>
             </w:r>
-            <w:proofErr w:type="spellEnd"/>
           </w:p>
         </w:tc>
         <w:tc>
@@ -5057,43 +3681,7 @@
                 <w:szCs w:val="20"/>
                 <w:lang w:val="es-CO"/>
               </w:rPr>
-              <w:t xml:space="preserve">Al finalizar cada operación STORE/RETRIEVE, el sistema debe validar coherencia entre el sensor de presencia óptico del </w:t>
-            </w:r>
-            <w:proofErr w:type="spellStart"/>
-            <w:r>
-              <w:rPr>
-                <w:sz w:val="20"/>
-                <w:szCs w:val="20"/>
-                <w:lang w:val="es-CO"/>
-              </w:rPr>
-              <w:t>end-effector</w:t>
-            </w:r>
-            <w:proofErr w:type="spellEnd"/>
-            <w:r>
-              <w:rPr>
-                <w:sz w:val="20"/>
-                <w:szCs w:val="20"/>
-                <w:lang w:val="es-CO"/>
-              </w:rPr>
-              <w:t xml:space="preserve">, el </w:t>
-            </w:r>
-            <w:proofErr w:type="spellStart"/>
-            <w:r>
-              <w:rPr>
-                <w:sz w:val="20"/>
-                <w:szCs w:val="20"/>
-                <w:lang w:val="es-CO"/>
-              </w:rPr>
-              <w:t>microswitch</w:t>
-            </w:r>
-            <w:proofErr w:type="spellEnd"/>
-            <w:r>
-              <w:rPr>
-                <w:sz w:val="20"/>
-                <w:szCs w:val="20"/>
-                <w:lang w:val="es-CO"/>
-              </w:rPr>
-              <w:t xml:space="preserve"> de la celda y el peso medido.</w:t>
+              <w:t>Al finalizar cada operación STORE/RETRIEVE, el sistema debe validar coherencia entre el sensor de presencia óptico del end-effector, el microswitch de la celda y el peso medido.</w:t>
             </w:r>
           </w:p>
         </w:tc>
@@ -5118,37 +3706,15 @@
             <w:vAlign w:val="center"/>
           </w:tcPr>
           <w:p>
-            <w:proofErr w:type="spellStart"/>
-            <w:r>
-              <w:rPr>
-                <w:b/>
-                <w:bCs/>
-                <w:sz w:val="20"/>
-                <w:szCs w:val="20"/>
-              </w:rPr>
-              <w:t>Criterio</w:t>
-            </w:r>
-            <w:proofErr w:type="spellEnd"/>
-            <w:r>
-              <w:rPr>
-                <w:b/>
-                <w:bCs/>
-                <w:sz w:val="20"/>
-                <w:szCs w:val="20"/>
-              </w:rPr>
-              <w:t xml:space="preserve"> de </w:t>
-            </w:r>
-            <w:proofErr w:type="spellStart"/>
-            <w:r>
-              <w:rPr>
-                <w:b/>
-                <w:bCs/>
-                <w:sz w:val="20"/>
-                <w:szCs w:val="20"/>
-              </w:rPr>
-              <w:t>aceptación</w:t>
-            </w:r>
-            <w:proofErr w:type="spellEnd"/>
+            <w:r>
+              <w:rPr>
+                <w:b/>
+                <w:bCs/>
+                <w:sz w:val="20"/>
+                <w:szCs w:val="20"/>
+              </w:rPr>
+              <w:t>Criterio de aceptación</w:t>
+            </w:r>
           </w:p>
         </w:tc>
         <w:tc>
@@ -5205,45 +3771,14 @@
             <w:vAlign w:val="center"/>
           </w:tcPr>
           <w:p>
-            <w:proofErr w:type="spellStart"/>
-            <w:r>
-              <w:rPr>
-                <w:b/>
-                <w:bCs/>
-                <w:sz w:val="20"/>
-                <w:szCs w:val="20"/>
-              </w:rPr>
-              <w:t>Prioridad</w:t>
-            </w:r>
-            <w:proofErr w:type="spellEnd"/>
-            <w:r>
-              <w:rPr>
-                <w:b/>
-                <w:bCs/>
-                <w:sz w:val="20"/>
-                <w:szCs w:val="20"/>
-              </w:rPr>
-              <w:t xml:space="preserve"> (</w:t>
-            </w:r>
-            <w:proofErr w:type="spellStart"/>
-            <w:r>
-              <w:rPr>
-                <w:b/>
-                <w:bCs/>
-                <w:sz w:val="20"/>
-                <w:szCs w:val="20"/>
-              </w:rPr>
-              <w:t>MoSCoW</w:t>
-            </w:r>
-            <w:proofErr w:type="spellEnd"/>
-            <w:r>
-              <w:rPr>
-                <w:b/>
-                <w:bCs/>
-                <w:sz w:val="20"/>
-                <w:szCs w:val="20"/>
-              </w:rPr>
-              <w:t>)</w:t>
+            <w:r>
+              <w:rPr>
+                <w:b/>
+                <w:bCs/>
+                <w:sz w:val="20"/>
+                <w:szCs w:val="20"/>
+              </w:rPr>
+              <w:t>Prioridad (MoSCoW)</w:t>
             </w:r>
           </w:p>
         </w:tc>
@@ -5302,19 +3837,8 @@
                 <w:sz w:val="20"/>
                 <w:szCs w:val="20"/>
               </w:rPr>
-              <w:t xml:space="preserve">Test Case </w:t>
-            </w:r>
-            <w:proofErr w:type="spellStart"/>
-            <w:r>
-              <w:rPr>
-                <w:b/>
-                <w:bCs/>
-                <w:sz w:val="20"/>
-                <w:szCs w:val="20"/>
-              </w:rPr>
-              <w:t>asociado</w:t>
-            </w:r>
-            <w:proofErr w:type="spellEnd"/>
+              <w:t>Test Case asociado</w:t>
+            </w:r>
           </w:p>
         </w:tc>
         <w:tc>
@@ -5404,27 +3928,7 @@
                 <w:color w:val="FFFFFF"/>
                 <w:lang w:val="es-CO"/>
               </w:rPr>
-              <w:t>RF-</w:t>
-            </w:r>
-            <w:proofErr w:type="gramStart"/>
-            <w:r>
-              <w:rPr>
-                <w:b/>
-                <w:bCs/>
-                <w:color w:val="FFFFFF"/>
-                <w:lang w:val="es-CO"/>
-              </w:rPr>
-              <w:t>08  Persistencia</w:t>
-            </w:r>
-            <w:proofErr w:type="gramEnd"/>
-            <w:r>
-              <w:rPr>
-                <w:b/>
-                <w:bCs/>
-                <w:color w:val="FFFFFF"/>
-                <w:lang w:val="es-CO"/>
-              </w:rPr>
-              <w:t xml:space="preserve"> del inventario en NVS</w:t>
+              <w:t>RF-08  Persistencia del inventario en NVS</w:t>
             </w:r>
           </w:p>
         </w:tc>
@@ -5449,7 +3953,6 @@
             <w:vAlign w:val="center"/>
           </w:tcPr>
           <w:p>
-            <w:proofErr w:type="spellStart"/>
             <w:r>
               <w:rPr>
                 <w:b/>
@@ -5459,7 +3962,6 @@
               </w:rPr>
               <w:t>Descripción</w:t>
             </w:r>
-            <w:proofErr w:type="spellEnd"/>
           </w:p>
         </w:tc>
         <w:tc>
@@ -5491,25 +3993,7 @@
                 <w:szCs w:val="20"/>
                 <w:lang w:val="es-CO"/>
               </w:rPr>
-              <w:t xml:space="preserve">El sistema debe persistir el estado de cada celda (ocupada/vacía + peso registrado + </w:t>
-            </w:r>
-            <w:proofErr w:type="spellStart"/>
-            <w:r>
-              <w:rPr>
-                <w:sz w:val="20"/>
-                <w:szCs w:val="20"/>
-                <w:lang w:val="es-CO"/>
-              </w:rPr>
-              <w:t>timestamp</w:t>
-            </w:r>
-            <w:proofErr w:type="spellEnd"/>
-            <w:r>
-              <w:rPr>
-                <w:sz w:val="20"/>
-                <w:szCs w:val="20"/>
-                <w:lang w:val="es-CO"/>
-              </w:rPr>
-              <w:t xml:space="preserve"> de última operación) en memoria no volátil tras cada operación exitosa.</w:t>
+              <w:t>El sistema debe persistir el estado de cada celda (ocupada/vacía + peso registrado + timestamp de última operación) en memoria no volátil tras cada operación exitosa.</w:t>
             </w:r>
           </w:p>
         </w:tc>
@@ -5534,37 +4018,15 @@
             <w:vAlign w:val="center"/>
           </w:tcPr>
           <w:p>
-            <w:proofErr w:type="spellStart"/>
-            <w:r>
-              <w:rPr>
-                <w:b/>
-                <w:bCs/>
-                <w:sz w:val="20"/>
-                <w:szCs w:val="20"/>
-              </w:rPr>
-              <w:t>Criterio</w:t>
-            </w:r>
-            <w:proofErr w:type="spellEnd"/>
-            <w:r>
-              <w:rPr>
-                <w:b/>
-                <w:bCs/>
-                <w:sz w:val="20"/>
-                <w:szCs w:val="20"/>
-              </w:rPr>
-              <w:t xml:space="preserve"> de </w:t>
-            </w:r>
-            <w:proofErr w:type="spellStart"/>
-            <w:r>
-              <w:rPr>
-                <w:b/>
-                <w:bCs/>
-                <w:sz w:val="20"/>
-                <w:szCs w:val="20"/>
-              </w:rPr>
-              <w:t>aceptación</w:t>
-            </w:r>
-            <w:proofErr w:type="spellEnd"/>
+            <w:r>
+              <w:rPr>
+                <w:b/>
+                <w:bCs/>
+                <w:sz w:val="20"/>
+                <w:szCs w:val="20"/>
+              </w:rPr>
+              <w:t>Criterio de aceptación</w:t>
+            </w:r>
           </w:p>
         </w:tc>
         <w:tc>
@@ -5596,25 +4058,7 @@
                 <w:szCs w:val="20"/>
                 <w:lang w:val="es-CO"/>
               </w:rPr>
-              <w:t xml:space="preserve">Tras corte de alimentación durante operación idle, al reiniciar el inventario se restaura íntegro. Tras corte durante operación en curso, el sistema detecta la operación incompleta al </w:t>
-            </w:r>
-            <w:proofErr w:type="spellStart"/>
-            <w:r>
-              <w:rPr>
-                <w:sz w:val="20"/>
-                <w:szCs w:val="20"/>
-                <w:lang w:val="es-CO"/>
-              </w:rPr>
-              <w:t>boot</w:t>
-            </w:r>
-            <w:proofErr w:type="spellEnd"/>
-            <w:r>
-              <w:rPr>
-                <w:sz w:val="20"/>
-                <w:szCs w:val="20"/>
-                <w:lang w:val="es-CO"/>
-              </w:rPr>
-              <w:t xml:space="preserve"> y la marca como ERR_OPERATION_INTERRUPTED.</w:t>
+              <w:t>Tras corte de alimentación durante operación idle, al reiniciar el inventario se restaura íntegro. Tras corte durante operación en curso, el sistema detecta la operación incompleta al boot y la marca como ERR_OPERATION_INTERRUPTED.</w:t>
             </w:r>
           </w:p>
         </w:tc>
@@ -5639,7 +4083,6 @@
             <w:vAlign w:val="center"/>
           </w:tcPr>
           <w:p>
-            <w:proofErr w:type="spellStart"/>
             <w:r>
               <w:rPr>
                 <w:b/>
@@ -5648,37 +4091,7 @@
                 <w:szCs w:val="20"/>
               </w:rPr>
               <w:lastRenderedPageBreak/>
-              <w:t>Prioridad</w:t>
-            </w:r>
-            <w:proofErr w:type="spellEnd"/>
-            <w:r>
-              <w:rPr>
-                <w:b/>
-                <w:bCs/>
-                <w:sz w:val="20"/>
-                <w:szCs w:val="20"/>
-              </w:rPr>
-              <w:t xml:space="preserve"> (</w:t>
-            </w:r>
-            <w:proofErr w:type="spellStart"/>
-            <w:r>
-              <w:rPr>
-                <w:b/>
-                <w:bCs/>
-                <w:sz w:val="20"/>
-                <w:szCs w:val="20"/>
-              </w:rPr>
-              <w:t>MoSCoW</w:t>
-            </w:r>
-            <w:proofErr w:type="spellEnd"/>
-            <w:r>
-              <w:rPr>
-                <w:b/>
-                <w:bCs/>
-                <w:sz w:val="20"/>
-                <w:szCs w:val="20"/>
-              </w:rPr>
-              <w:t>)</w:t>
+              <w:t>Prioridad (MoSCoW)</w:t>
             </w:r>
           </w:p>
         </w:tc>
@@ -5737,19 +4150,8 @@
                 <w:sz w:val="20"/>
                 <w:szCs w:val="20"/>
               </w:rPr>
-              <w:t xml:space="preserve">Test Case </w:t>
-            </w:r>
-            <w:proofErr w:type="spellStart"/>
-            <w:r>
-              <w:rPr>
-                <w:b/>
-                <w:bCs/>
-                <w:sz w:val="20"/>
-                <w:szCs w:val="20"/>
-              </w:rPr>
-              <w:t>asociado</w:t>
-            </w:r>
-            <w:proofErr w:type="spellEnd"/>
+              <w:t>Test Case asociado</w:t>
+            </w:r>
           </w:p>
         </w:tc>
         <w:tc>
@@ -5839,27 +4241,7 @@
                 <w:color w:val="FFFFFF"/>
                 <w:lang w:val="es-CO"/>
               </w:rPr>
-              <w:t>RF-</w:t>
-            </w:r>
-            <w:proofErr w:type="gramStart"/>
-            <w:r>
-              <w:rPr>
-                <w:b/>
-                <w:bCs/>
-                <w:color w:val="FFFFFF"/>
-                <w:lang w:val="es-CO"/>
-              </w:rPr>
-              <w:t>09  Reconciliación</w:t>
-            </w:r>
-            <w:proofErr w:type="gramEnd"/>
-            <w:r>
-              <w:rPr>
-                <w:b/>
-                <w:bCs/>
-                <w:color w:val="FFFFFF"/>
-                <w:lang w:val="es-CO"/>
-              </w:rPr>
-              <w:t xml:space="preserve"> de inventario al arranque</w:t>
+              <w:t>RF-09  Reconciliación de inventario al arranque</w:t>
             </w:r>
           </w:p>
         </w:tc>
@@ -5884,7 +4266,6 @@
             <w:vAlign w:val="center"/>
           </w:tcPr>
           <w:p>
-            <w:proofErr w:type="spellStart"/>
             <w:r>
               <w:rPr>
                 <w:b/>
@@ -5894,7 +4275,6 @@
               </w:rPr>
               <w:t>Descripción</w:t>
             </w:r>
-            <w:proofErr w:type="spellEnd"/>
           </w:p>
         </w:tc>
         <w:tc>
@@ -5926,43 +4306,7 @@
                 <w:szCs w:val="20"/>
                 <w:lang w:val="es-CO"/>
               </w:rPr>
-              <w:t xml:space="preserve">Tras el </w:t>
-            </w:r>
-            <w:proofErr w:type="spellStart"/>
-            <w:r>
-              <w:rPr>
-                <w:sz w:val="20"/>
-                <w:szCs w:val="20"/>
-                <w:lang w:val="es-CO"/>
-              </w:rPr>
-              <w:t>homing</w:t>
-            </w:r>
-            <w:proofErr w:type="spellEnd"/>
-            <w:r>
-              <w:rPr>
-                <w:sz w:val="20"/>
-                <w:szCs w:val="20"/>
-                <w:lang w:val="es-CO"/>
-              </w:rPr>
-              <w:t xml:space="preserve">, el sistema debe comparar el estado persistido en NVS contra el estado real de los 12 </w:t>
-            </w:r>
-            <w:proofErr w:type="spellStart"/>
-            <w:r>
-              <w:rPr>
-                <w:sz w:val="20"/>
-                <w:szCs w:val="20"/>
-                <w:lang w:val="es-CO"/>
-              </w:rPr>
-              <w:t>microswitches</w:t>
-            </w:r>
-            <w:proofErr w:type="spellEnd"/>
-            <w:r>
-              <w:rPr>
-                <w:sz w:val="20"/>
-                <w:szCs w:val="20"/>
-                <w:lang w:val="es-CO"/>
-              </w:rPr>
-              <w:t xml:space="preserve"> (leídos vía MCP23017) y reportar discrepancias.</w:t>
+              <w:t>Tras el homing, el sistema debe comparar el estado persistido en NVS contra el estado real de los 12 microswitches (leídos vía MCP23017) y reportar discrepancias.</w:t>
             </w:r>
           </w:p>
         </w:tc>
@@ -5987,37 +4331,15 @@
             <w:vAlign w:val="center"/>
           </w:tcPr>
           <w:p>
-            <w:proofErr w:type="spellStart"/>
-            <w:r>
-              <w:rPr>
-                <w:b/>
-                <w:bCs/>
-                <w:sz w:val="20"/>
-                <w:szCs w:val="20"/>
-              </w:rPr>
-              <w:t>Criterio</w:t>
-            </w:r>
-            <w:proofErr w:type="spellEnd"/>
-            <w:r>
-              <w:rPr>
-                <w:b/>
-                <w:bCs/>
-                <w:sz w:val="20"/>
-                <w:szCs w:val="20"/>
-              </w:rPr>
-              <w:t xml:space="preserve"> de </w:t>
-            </w:r>
-            <w:proofErr w:type="spellStart"/>
-            <w:r>
-              <w:rPr>
-                <w:b/>
-                <w:bCs/>
-                <w:sz w:val="20"/>
-                <w:szCs w:val="20"/>
-              </w:rPr>
-              <w:t>aceptación</w:t>
-            </w:r>
-            <w:proofErr w:type="spellEnd"/>
+            <w:r>
+              <w:rPr>
+                <w:b/>
+                <w:bCs/>
+                <w:sz w:val="20"/>
+                <w:szCs w:val="20"/>
+              </w:rPr>
+              <w:t>Criterio de aceptación</w:t>
+            </w:r>
           </w:p>
         </w:tc>
         <w:tc>
@@ -6049,43 +4371,7 @@
                 <w:szCs w:val="20"/>
                 <w:lang w:val="es-CO"/>
               </w:rPr>
-              <w:t xml:space="preserve">Cada discrepancia genera log WARN INVENTORY_DISCREPANCY </w:t>
-            </w:r>
-            <w:proofErr w:type="spellStart"/>
-            <w:r>
-              <w:rPr>
-                <w:sz w:val="20"/>
-                <w:szCs w:val="20"/>
-                <w:lang w:val="es-CO"/>
-              </w:rPr>
-              <w:t>cell</w:t>
-            </w:r>
-            <w:proofErr w:type="spellEnd"/>
-            <w:r>
-              <w:rPr>
-                <w:sz w:val="20"/>
-                <w:szCs w:val="20"/>
-                <w:lang w:val="es-CO"/>
-              </w:rPr>
-              <w:t xml:space="preserve">=X </w:t>
-            </w:r>
-            <w:proofErr w:type="spellStart"/>
-            <w:r>
-              <w:rPr>
-                <w:sz w:val="20"/>
-                <w:szCs w:val="20"/>
-                <w:lang w:val="es-CO"/>
-              </w:rPr>
-              <w:t>expected</w:t>
-            </w:r>
-            <w:proofErr w:type="spellEnd"/>
-            <w:r>
-              <w:rPr>
-                <w:sz w:val="20"/>
-                <w:szCs w:val="20"/>
-                <w:lang w:val="es-CO"/>
-              </w:rPr>
-              <w:t>=Y actual=Z. Si hay ≥1 discrepancia, el sistema permanece en estado DEGRADED hasta confirmación del operador.</w:t>
+              <w:t>Cada discrepancia genera log WARN INVENTORY_DISCREPANCY cell=X expected=Y actual=Z. Si hay ≥1 discrepancia, el sistema permanece en estado DEGRADED hasta confirmación del operador.</w:t>
             </w:r>
           </w:p>
         </w:tc>
@@ -6110,45 +4396,14 @@
             <w:vAlign w:val="center"/>
           </w:tcPr>
           <w:p>
-            <w:proofErr w:type="spellStart"/>
-            <w:r>
-              <w:rPr>
-                <w:b/>
-                <w:bCs/>
-                <w:sz w:val="20"/>
-                <w:szCs w:val="20"/>
-              </w:rPr>
-              <w:t>Prioridad</w:t>
-            </w:r>
-            <w:proofErr w:type="spellEnd"/>
-            <w:r>
-              <w:rPr>
-                <w:b/>
-                <w:bCs/>
-                <w:sz w:val="20"/>
-                <w:szCs w:val="20"/>
-              </w:rPr>
-              <w:t xml:space="preserve"> (</w:t>
-            </w:r>
-            <w:proofErr w:type="spellStart"/>
-            <w:r>
-              <w:rPr>
-                <w:b/>
-                <w:bCs/>
-                <w:sz w:val="20"/>
-                <w:szCs w:val="20"/>
-              </w:rPr>
-              <w:t>MoSCoW</w:t>
-            </w:r>
-            <w:proofErr w:type="spellEnd"/>
-            <w:r>
-              <w:rPr>
-                <w:b/>
-                <w:bCs/>
-                <w:sz w:val="20"/>
-                <w:szCs w:val="20"/>
-              </w:rPr>
-              <w:t>)</w:t>
+            <w:r>
+              <w:rPr>
+                <w:b/>
+                <w:bCs/>
+                <w:sz w:val="20"/>
+                <w:szCs w:val="20"/>
+              </w:rPr>
+              <w:t>Prioridad (MoSCoW)</w:t>
             </w:r>
           </w:p>
         </w:tc>
@@ -6207,19 +4462,8 @@
                 <w:sz w:val="20"/>
                 <w:szCs w:val="20"/>
               </w:rPr>
-              <w:t xml:space="preserve">Test Case </w:t>
-            </w:r>
-            <w:proofErr w:type="spellStart"/>
-            <w:r>
-              <w:rPr>
-                <w:b/>
-                <w:bCs/>
-                <w:sz w:val="20"/>
-                <w:szCs w:val="20"/>
-              </w:rPr>
-              <w:t>asociado</w:t>
-            </w:r>
-            <w:proofErr w:type="spellEnd"/>
+              <w:t>Test Case asociado</w:t>
+            </w:r>
           </w:p>
         </w:tc>
         <w:tc>
@@ -6309,27 +4553,7 @@
                 <w:color w:val="FFFFFF"/>
                 <w:lang w:val="es-CO"/>
               </w:rPr>
-              <w:t>RF-</w:t>
-            </w:r>
-            <w:proofErr w:type="gramStart"/>
-            <w:r>
-              <w:rPr>
-                <w:b/>
-                <w:bCs/>
-                <w:color w:val="FFFFFF"/>
-                <w:lang w:val="es-CO"/>
-              </w:rPr>
-              <w:t>10  Parada</w:t>
-            </w:r>
-            <w:proofErr w:type="gramEnd"/>
-            <w:r>
-              <w:rPr>
-                <w:b/>
-                <w:bCs/>
-                <w:color w:val="FFFFFF"/>
-                <w:lang w:val="es-CO"/>
-              </w:rPr>
-              <w:t xml:space="preserve"> de emergencia (E-stop)</w:t>
+              <w:t>RF-10  Parada de emergencia (E-stop)</w:t>
             </w:r>
           </w:p>
         </w:tc>
@@ -6354,7 +4578,6 @@
             <w:vAlign w:val="center"/>
           </w:tcPr>
           <w:p>
-            <w:proofErr w:type="spellStart"/>
             <w:r>
               <w:rPr>
                 <w:b/>
@@ -6364,7 +4587,6 @@
               </w:rPr>
               <w:t>Descripción</w:t>
             </w:r>
-            <w:proofErr w:type="spellEnd"/>
           </w:p>
         </w:tc>
         <w:tc>
@@ -6396,43 +4618,7 @@
                 <w:szCs w:val="20"/>
                 <w:lang w:val="es-CO"/>
               </w:rPr>
-              <w:t xml:space="preserve">El sistema debe detenerse en ≤ 200 ms al activarse el botón de E-stop, cortando el </w:t>
-            </w:r>
-            <w:proofErr w:type="spellStart"/>
-            <w:r>
-              <w:rPr>
-                <w:sz w:val="20"/>
-                <w:szCs w:val="20"/>
-                <w:lang w:val="es-CO"/>
-              </w:rPr>
-              <w:t>enable</w:t>
-            </w:r>
-            <w:proofErr w:type="spellEnd"/>
-            <w:r>
-              <w:rPr>
-                <w:sz w:val="20"/>
-                <w:szCs w:val="20"/>
-                <w:lang w:val="es-CO"/>
-              </w:rPr>
-              <w:t xml:space="preserve"> de los drivers de </w:t>
-            </w:r>
-            <w:proofErr w:type="spellStart"/>
-            <w:r>
-              <w:rPr>
-                <w:sz w:val="20"/>
-                <w:szCs w:val="20"/>
-                <w:lang w:val="es-CO"/>
-              </w:rPr>
-              <w:t>stepper</w:t>
-            </w:r>
-            <w:proofErr w:type="spellEnd"/>
-            <w:r>
-              <w:rPr>
-                <w:sz w:val="20"/>
-                <w:szCs w:val="20"/>
-                <w:lang w:val="es-CO"/>
-              </w:rPr>
-              <w:t xml:space="preserve"> por hardware.</w:t>
+              <w:t>El sistema debe detenerse en ≤ 200 ms al activarse el botón de E-stop, cortando el enable de los drivers de stepper por hardware.</w:t>
             </w:r>
           </w:p>
         </w:tc>
@@ -6457,37 +4643,15 @@
             <w:vAlign w:val="center"/>
           </w:tcPr>
           <w:p>
-            <w:proofErr w:type="spellStart"/>
-            <w:r>
-              <w:rPr>
-                <w:b/>
-                <w:bCs/>
-                <w:sz w:val="20"/>
-                <w:szCs w:val="20"/>
-              </w:rPr>
-              <w:t>Criterio</w:t>
-            </w:r>
-            <w:proofErr w:type="spellEnd"/>
-            <w:r>
-              <w:rPr>
-                <w:b/>
-                <w:bCs/>
-                <w:sz w:val="20"/>
-                <w:szCs w:val="20"/>
-              </w:rPr>
-              <w:t xml:space="preserve"> de </w:t>
-            </w:r>
-            <w:proofErr w:type="spellStart"/>
-            <w:r>
-              <w:rPr>
-                <w:b/>
-                <w:bCs/>
-                <w:sz w:val="20"/>
-                <w:szCs w:val="20"/>
-              </w:rPr>
-              <w:t>aceptación</w:t>
-            </w:r>
-            <w:proofErr w:type="spellEnd"/>
+            <w:r>
+              <w:rPr>
+                <w:b/>
+                <w:bCs/>
+                <w:sz w:val="20"/>
+                <w:szCs w:val="20"/>
+              </w:rPr>
+              <w:t>Criterio de aceptación</w:t>
+            </w:r>
           </w:p>
         </w:tc>
         <w:tc>
@@ -6519,43 +4683,7 @@
                 <w:szCs w:val="20"/>
                 <w:lang w:val="es-CO"/>
               </w:rPr>
-              <w:t xml:space="preserve">Verificable con osciloscopio: tiempo entre flanco del E-stop y caída del pin ENABLE de los drivers ≤ 200 ms. Tras E-stop, el sistema requiere </w:t>
-            </w:r>
-            <w:proofErr w:type="spellStart"/>
-            <w:r>
-              <w:rPr>
-                <w:sz w:val="20"/>
-                <w:szCs w:val="20"/>
-                <w:lang w:val="es-CO"/>
-              </w:rPr>
-              <w:t>reset</w:t>
-            </w:r>
-            <w:proofErr w:type="spellEnd"/>
-            <w:r>
-              <w:rPr>
-                <w:sz w:val="20"/>
-                <w:szCs w:val="20"/>
-                <w:lang w:val="es-CO"/>
-              </w:rPr>
-              <w:t xml:space="preserve"> manual y nuevo </w:t>
-            </w:r>
-            <w:proofErr w:type="spellStart"/>
-            <w:r>
-              <w:rPr>
-                <w:sz w:val="20"/>
-                <w:szCs w:val="20"/>
-                <w:lang w:val="es-CO"/>
-              </w:rPr>
-              <w:t>homing</w:t>
-            </w:r>
-            <w:proofErr w:type="spellEnd"/>
-            <w:r>
-              <w:rPr>
-                <w:sz w:val="20"/>
-                <w:szCs w:val="20"/>
-                <w:lang w:val="es-CO"/>
-              </w:rPr>
-              <w:t xml:space="preserve"> antes de aceptar comandos.</w:t>
+              <w:t>Verificable con osciloscopio: tiempo entre flanco del E-stop y caída del pin ENABLE de los drivers ≤ 200 ms. Tras E-stop, el sistema requiere reset manual y nuevo homing antes de aceptar comandos.</w:t>
             </w:r>
           </w:p>
         </w:tc>
@@ -6580,45 +4708,14 @@
             <w:vAlign w:val="center"/>
           </w:tcPr>
           <w:p>
-            <w:proofErr w:type="spellStart"/>
-            <w:r>
-              <w:rPr>
-                <w:b/>
-                <w:bCs/>
-                <w:sz w:val="20"/>
-                <w:szCs w:val="20"/>
-              </w:rPr>
-              <w:t>Prioridad</w:t>
-            </w:r>
-            <w:proofErr w:type="spellEnd"/>
-            <w:r>
-              <w:rPr>
-                <w:b/>
-                <w:bCs/>
-                <w:sz w:val="20"/>
-                <w:szCs w:val="20"/>
-              </w:rPr>
-              <w:t xml:space="preserve"> (</w:t>
-            </w:r>
-            <w:proofErr w:type="spellStart"/>
-            <w:r>
-              <w:rPr>
-                <w:b/>
-                <w:bCs/>
-                <w:sz w:val="20"/>
-                <w:szCs w:val="20"/>
-              </w:rPr>
-              <w:t>MoSCoW</w:t>
-            </w:r>
-            <w:proofErr w:type="spellEnd"/>
-            <w:r>
-              <w:rPr>
-                <w:b/>
-                <w:bCs/>
-                <w:sz w:val="20"/>
-                <w:szCs w:val="20"/>
-              </w:rPr>
-              <w:t>)</w:t>
+            <w:r>
+              <w:rPr>
+                <w:b/>
+                <w:bCs/>
+                <w:sz w:val="20"/>
+                <w:szCs w:val="20"/>
+              </w:rPr>
+              <w:t>Prioridad (MoSCoW)</w:t>
             </w:r>
           </w:p>
         </w:tc>
@@ -6677,19 +4774,8 @@
                 <w:sz w:val="20"/>
                 <w:szCs w:val="20"/>
               </w:rPr>
-              <w:t xml:space="preserve">Test Case </w:t>
-            </w:r>
-            <w:proofErr w:type="spellStart"/>
-            <w:r>
-              <w:rPr>
-                <w:b/>
-                <w:bCs/>
-                <w:sz w:val="20"/>
-                <w:szCs w:val="20"/>
-              </w:rPr>
-              <w:t>asociado</w:t>
-            </w:r>
-            <w:proofErr w:type="spellEnd"/>
+              <w:t>Test Case asociado</w:t>
+            </w:r>
           </w:p>
         </w:tc>
         <w:tc>
@@ -6779,67 +4865,7 @@
                 <w:color w:val="FFFFFF"/>
                 <w:lang w:val="es-CO"/>
               </w:rPr>
-              <w:t>[SUSPENDIDO] RF-</w:t>
-            </w:r>
-            <w:proofErr w:type="gramStart"/>
-            <w:r>
-              <w:rPr>
-                <w:b/>
-                <w:bCs/>
-                <w:color w:val="FFFFFF"/>
-                <w:lang w:val="es-CO"/>
-              </w:rPr>
-              <w:t>11  Detección</w:t>
-            </w:r>
-            <w:proofErr w:type="gramEnd"/>
-            <w:r>
-              <w:rPr>
-                <w:b/>
-                <w:bCs/>
-                <w:color w:val="FFFFFF"/>
-                <w:lang w:val="es-CO"/>
-              </w:rPr>
-              <w:t xml:space="preserve"> de </w:t>
-            </w:r>
-            <w:proofErr w:type="spellStart"/>
-            <w:r>
-              <w:rPr>
-                <w:b/>
-                <w:bCs/>
-                <w:color w:val="FFFFFF"/>
-                <w:lang w:val="es-CO"/>
-              </w:rPr>
-              <w:t>stall</w:t>
-            </w:r>
-            <w:proofErr w:type="spellEnd"/>
-            <w:r>
-              <w:rPr>
-                <w:b/>
-                <w:bCs/>
-                <w:color w:val="FFFFFF"/>
-                <w:lang w:val="es-CO"/>
-              </w:rPr>
-              <w:t xml:space="preserve"> y </w:t>
-            </w:r>
-            <w:proofErr w:type="spellStart"/>
-            <w:r>
-              <w:rPr>
-                <w:b/>
-                <w:bCs/>
-                <w:color w:val="FFFFFF"/>
-                <w:lang w:val="es-CO"/>
-              </w:rPr>
-              <w:t>timeout</w:t>
-            </w:r>
-            <w:proofErr w:type="spellEnd"/>
-            <w:r>
-              <w:rPr>
-                <w:b/>
-                <w:bCs/>
-                <w:color w:val="FFFFFF"/>
-                <w:lang w:val="es-CO"/>
-              </w:rPr>
-              <w:t xml:space="preserve"> de movimiento</w:t>
+              <w:t>[SUSPENDIDO] RF-11  Detección de stall y timeout de movimiento</w:t>
             </w:r>
           </w:p>
         </w:tc>
@@ -6864,7 +4890,6 @@
             <w:vAlign w:val="center"/>
           </w:tcPr>
           <w:p>
-            <w:proofErr w:type="spellStart"/>
             <w:r>
               <w:rPr>
                 <w:b/>
@@ -6874,7 +4899,6 @@
               </w:rPr>
               <w:t>Descripción</w:t>
             </w:r>
-            <w:proofErr w:type="spellEnd"/>
           </w:p>
         </w:tc>
         <w:tc>
@@ -6906,25 +4930,7 @@
                 <w:szCs w:val="20"/>
                 <w:lang w:val="es-CO"/>
               </w:rPr>
-              <w:t xml:space="preserve">Si un movimiento esperado no completa en el tiempo calculado +50% de margen, el firmware debe abortar el movimiento, deshabilitar el </w:t>
-            </w:r>
-            <w:proofErr w:type="spellStart"/>
-            <w:r>
-              <w:rPr>
-                <w:sz w:val="20"/>
-                <w:szCs w:val="20"/>
-                <w:lang w:val="es-CO"/>
-              </w:rPr>
-              <w:t>stepper</w:t>
-            </w:r>
-            <w:proofErr w:type="spellEnd"/>
-            <w:r>
-              <w:rPr>
-                <w:sz w:val="20"/>
-                <w:szCs w:val="20"/>
-                <w:lang w:val="es-CO"/>
-              </w:rPr>
-              <w:t xml:space="preserve"> involucrado y registrar ERR_MOTION_TIMEOUT.</w:t>
+              <w:t>Si un movimiento esperado no completa en el tiempo calculado +50% de margen, el firmware debe abortar el movimiento, deshabilitar el stepper involucrado y registrar ERR_MOTION_TIMEOUT.</w:t>
             </w:r>
           </w:p>
         </w:tc>
@@ -6949,37 +4955,15 @@
             <w:vAlign w:val="center"/>
           </w:tcPr>
           <w:p>
-            <w:proofErr w:type="spellStart"/>
-            <w:r>
-              <w:rPr>
-                <w:b/>
-                <w:bCs/>
-                <w:sz w:val="20"/>
-                <w:szCs w:val="20"/>
-              </w:rPr>
-              <w:t>Criterio</w:t>
-            </w:r>
-            <w:proofErr w:type="spellEnd"/>
-            <w:r>
-              <w:rPr>
-                <w:b/>
-                <w:bCs/>
-                <w:sz w:val="20"/>
-                <w:szCs w:val="20"/>
-              </w:rPr>
-              <w:t xml:space="preserve"> de </w:t>
-            </w:r>
-            <w:proofErr w:type="spellStart"/>
-            <w:r>
-              <w:rPr>
-                <w:b/>
-                <w:bCs/>
-                <w:sz w:val="20"/>
-                <w:szCs w:val="20"/>
-              </w:rPr>
-              <w:t>aceptación</w:t>
-            </w:r>
-            <w:proofErr w:type="spellEnd"/>
+            <w:r>
+              <w:rPr>
+                <w:b/>
+                <w:bCs/>
+                <w:sz w:val="20"/>
+                <w:szCs w:val="20"/>
+              </w:rPr>
+              <w:t>Criterio de aceptación</w:t>
+            </w:r>
           </w:p>
         </w:tc>
         <w:tc>
@@ -7036,45 +5020,14 @@
             <w:vAlign w:val="center"/>
           </w:tcPr>
           <w:p>
-            <w:proofErr w:type="spellStart"/>
-            <w:r>
-              <w:rPr>
-                <w:b/>
-                <w:bCs/>
-                <w:sz w:val="20"/>
-                <w:szCs w:val="20"/>
-              </w:rPr>
-              <w:t>Prioridad</w:t>
-            </w:r>
-            <w:proofErr w:type="spellEnd"/>
-            <w:r>
-              <w:rPr>
-                <w:b/>
-                <w:bCs/>
-                <w:sz w:val="20"/>
-                <w:szCs w:val="20"/>
-              </w:rPr>
-              <w:t xml:space="preserve"> (</w:t>
-            </w:r>
-            <w:proofErr w:type="spellStart"/>
-            <w:r>
-              <w:rPr>
-                <w:b/>
-                <w:bCs/>
-                <w:sz w:val="20"/>
-                <w:szCs w:val="20"/>
-              </w:rPr>
-              <w:t>MoSCoW</w:t>
-            </w:r>
-            <w:proofErr w:type="spellEnd"/>
-            <w:r>
-              <w:rPr>
-                <w:b/>
-                <w:bCs/>
-                <w:sz w:val="20"/>
-                <w:szCs w:val="20"/>
-              </w:rPr>
-              <w:t>)</w:t>
+            <w:r>
+              <w:rPr>
+                <w:b/>
+                <w:bCs/>
+                <w:sz w:val="20"/>
+                <w:szCs w:val="20"/>
+              </w:rPr>
+              <w:t>Prioridad (MoSCoW)</w:t>
             </w:r>
           </w:p>
         </w:tc>
@@ -7133,19 +5086,8 @@
                 <w:sz w:val="20"/>
                 <w:szCs w:val="20"/>
               </w:rPr>
-              <w:t xml:space="preserve">Test Case </w:t>
-            </w:r>
-            <w:proofErr w:type="spellStart"/>
-            <w:r>
-              <w:rPr>
-                <w:b/>
-                <w:bCs/>
-                <w:sz w:val="20"/>
-                <w:szCs w:val="20"/>
-              </w:rPr>
-              <w:t>asociado</w:t>
-            </w:r>
-            <w:proofErr w:type="spellEnd"/>
+              <w:t>Test Case asociado</w:t>
+            </w:r>
           </w:p>
         </w:tc>
         <w:tc>
@@ -7235,47 +5177,7 @@
                 <w:color w:val="FFFFFF"/>
                 <w:lang w:val="es-CO"/>
               </w:rPr>
-              <w:t>RF-</w:t>
-            </w:r>
-            <w:proofErr w:type="gramStart"/>
-            <w:r>
-              <w:rPr>
-                <w:b/>
-                <w:bCs/>
-                <w:color w:val="FFFFFF"/>
-                <w:lang w:val="es-CO"/>
-              </w:rPr>
-              <w:t>12  Sistema</w:t>
-            </w:r>
-            <w:proofErr w:type="gramEnd"/>
-            <w:r>
-              <w:rPr>
-                <w:b/>
-                <w:bCs/>
-                <w:color w:val="FFFFFF"/>
-                <w:lang w:val="es-CO"/>
-              </w:rPr>
-              <w:t xml:space="preserve"> de </w:t>
-            </w:r>
-            <w:proofErr w:type="spellStart"/>
-            <w:r>
-              <w:rPr>
-                <w:b/>
-                <w:bCs/>
-                <w:color w:val="FFFFFF"/>
-                <w:lang w:val="es-CO"/>
-              </w:rPr>
-              <w:t>logging</w:t>
-            </w:r>
-            <w:proofErr w:type="spellEnd"/>
-            <w:r>
-              <w:rPr>
-                <w:b/>
-                <w:bCs/>
-                <w:color w:val="FFFFFF"/>
-                <w:lang w:val="es-CO"/>
-              </w:rPr>
-              <w:t xml:space="preserve"> estructurado</w:t>
+              <w:t>RF-12  Sistema de logging estructurado</w:t>
             </w:r>
           </w:p>
         </w:tc>
@@ -7300,7 +5202,6 @@
             <w:vAlign w:val="center"/>
           </w:tcPr>
           <w:p>
-            <w:proofErr w:type="spellStart"/>
             <w:r>
               <w:rPr>
                 <w:b/>
@@ -7310,7 +5211,6 @@
               </w:rPr>
               <w:t>Descripción</w:t>
             </w:r>
-            <w:proofErr w:type="spellEnd"/>
           </w:p>
         </w:tc>
         <w:tc>
@@ -7342,43 +5242,7 @@
                 <w:szCs w:val="20"/>
                 <w:lang w:val="es-CO"/>
               </w:rPr>
-              <w:t>Todo evento (INFO/WARN/ERROR) debe emitirse por UART con formato: [</w:t>
-            </w:r>
-            <w:proofErr w:type="spellStart"/>
-            <w:r>
-              <w:rPr>
-                <w:sz w:val="20"/>
-                <w:szCs w:val="20"/>
-                <w:lang w:val="es-CO"/>
-              </w:rPr>
-              <w:t>timestamp_ms</w:t>
-            </w:r>
-            <w:proofErr w:type="spellEnd"/>
-            <w:r>
-              <w:rPr>
-                <w:sz w:val="20"/>
-                <w:szCs w:val="20"/>
-                <w:lang w:val="es-CO"/>
-              </w:rPr>
-              <w:t xml:space="preserve">] [LEVEL] [MODULE] [CODE] </w:t>
-            </w:r>
-            <w:proofErr w:type="spellStart"/>
-            <w:r>
-              <w:rPr>
-                <w:sz w:val="20"/>
-                <w:szCs w:val="20"/>
-                <w:lang w:val="es-CO"/>
-              </w:rPr>
-              <w:t>message</w:t>
-            </w:r>
-            <w:proofErr w:type="spellEnd"/>
-            <w:r>
-              <w:rPr>
-                <w:sz w:val="20"/>
-                <w:szCs w:val="20"/>
-                <w:lang w:val="es-CO"/>
-              </w:rPr>
-              <w:t>.</w:t>
+              <w:t>Todo evento (INFO/WARN/ERROR) debe emitirse por UART con formato: [timestamp_ms] [LEVEL] [MODULE] [CODE] message.</w:t>
             </w:r>
           </w:p>
         </w:tc>
@@ -7403,37 +5267,15 @@
             <w:vAlign w:val="center"/>
           </w:tcPr>
           <w:p>
-            <w:proofErr w:type="spellStart"/>
-            <w:r>
-              <w:rPr>
-                <w:b/>
-                <w:bCs/>
-                <w:sz w:val="20"/>
-                <w:szCs w:val="20"/>
-              </w:rPr>
-              <w:t>Criterio</w:t>
-            </w:r>
-            <w:proofErr w:type="spellEnd"/>
-            <w:r>
-              <w:rPr>
-                <w:b/>
-                <w:bCs/>
-                <w:sz w:val="20"/>
-                <w:szCs w:val="20"/>
-              </w:rPr>
-              <w:t xml:space="preserve"> de </w:t>
-            </w:r>
-            <w:proofErr w:type="spellStart"/>
-            <w:r>
-              <w:rPr>
-                <w:b/>
-                <w:bCs/>
-                <w:sz w:val="20"/>
-                <w:szCs w:val="20"/>
-              </w:rPr>
-              <w:t>aceptación</w:t>
-            </w:r>
-            <w:proofErr w:type="spellEnd"/>
+            <w:r>
+              <w:rPr>
+                <w:b/>
+                <w:bCs/>
+                <w:sz w:val="20"/>
+                <w:szCs w:val="20"/>
+              </w:rPr>
+              <w:t>Criterio de aceptación</w:t>
+            </w:r>
           </w:p>
         </w:tc>
         <w:tc>
@@ -7490,7 +5332,6 @@
             <w:vAlign w:val="center"/>
           </w:tcPr>
           <w:p>
-            <w:proofErr w:type="spellStart"/>
             <w:r>
               <w:rPr>
                 <w:b/>
@@ -7499,37 +5340,7 @@
                 <w:szCs w:val="20"/>
               </w:rPr>
               <w:lastRenderedPageBreak/>
-              <w:t>Prioridad</w:t>
-            </w:r>
-            <w:proofErr w:type="spellEnd"/>
-            <w:r>
-              <w:rPr>
-                <w:b/>
-                <w:bCs/>
-                <w:sz w:val="20"/>
-                <w:szCs w:val="20"/>
-              </w:rPr>
-              <w:t xml:space="preserve"> (</w:t>
-            </w:r>
-            <w:proofErr w:type="spellStart"/>
-            <w:r>
-              <w:rPr>
-                <w:b/>
-                <w:bCs/>
-                <w:sz w:val="20"/>
-                <w:szCs w:val="20"/>
-              </w:rPr>
-              <w:t>MoSCoW</w:t>
-            </w:r>
-            <w:proofErr w:type="spellEnd"/>
-            <w:r>
-              <w:rPr>
-                <w:b/>
-                <w:bCs/>
-                <w:sz w:val="20"/>
-                <w:szCs w:val="20"/>
-              </w:rPr>
-              <w:t>)</w:t>
+              <w:t>Prioridad (MoSCoW)</w:t>
             </w:r>
           </w:p>
         </w:tc>
@@ -7588,19 +5399,8 @@
                 <w:sz w:val="20"/>
                 <w:szCs w:val="20"/>
               </w:rPr>
-              <w:t xml:space="preserve">Test Case </w:t>
-            </w:r>
-            <w:proofErr w:type="spellStart"/>
-            <w:r>
-              <w:rPr>
-                <w:b/>
-                <w:bCs/>
-                <w:sz w:val="20"/>
-                <w:szCs w:val="20"/>
-              </w:rPr>
-              <w:t>asociado</w:t>
-            </w:r>
-            <w:proofErr w:type="spellEnd"/>
+              <w:t>Test Case asociado</w:t>
+            </w:r>
           </w:p>
         </w:tc>
         <w:tc>
@@ -7690,27 +5490,7 @@
                 <w:color w:val="FFFFFF"/>
                 <w:lang w:val="es-CO"/>
               </w:rPr>
-              <w:t>RF-</w:t>
-            </w:r>
-            <w:proofErr w:type="gramStart"/>
-            <w:r>
-              <w:rPr>
-                <w:b/>
-                <w:bCs/>
-                <w:color w:val="FFFFFF"/>
-                <w:lang w:val="es-CO"/>
-              </w:rPr>
-              <w:t>13  Interfaz</w:t>
-            </w:r>
-            <w:proofErr w:type="gramEnd"/>
-            <w:r>
-              <w:rPr>
-                <w:b/>
-                <w:bCs/>
-                <w:color w:val="FFFFFF"/>
-                <w:lang w:val="es-CO"/>
-              </w:rPr>
-              <w:t xml:space="preserve"> de usuario para operación y monitoreo</w:t>
+              <w:t>RF-13  Interfaz de usuario para operación y monitoreo</w:t>
             </w:r>
           </w:p>
         </w:tc>
@@ -7735,7 +5515,6 @@
             <w:vAlign w:val="center"/>
           </w:tcPr>
           <w:p>
-            <w:proofErr w:type="spellStart"/>
             <w:r>
               <w:rPr>
                 <w:b/>
@@ -7745,7 +5524,6 @@
               </w:rPr>
               <w:t>Descripción</w:t>
             </w:r>
-            <w:proofErr w:type="spellEnd"/>
           </w:p>
         </w:tc>
         <w:tc>
@@ -7777,61 +5555,7 @@
                 <w:szCs w:val="20"/>
                 <w:lang w:val="es-CO"/>
               </w:rPr>
-              <w:t xml:space="preserve">El sistema debe exponer una aplicación de escritorio (Python 3 + </w:t>
-            </w:r>
-            <w:proofErr w:type="spellStart"/>
-            <w:r>
-              <w:rPr>
-                <w:sz w:val="20"/>
-                <w:szCs w:val="20"/>
-                <w:lang w:val="es-CO"/>
-              </w:rPr>
-              <w:t>tkinter</w:t>
-            </w:r>
-            <w:proofErr w:type="spellEnd"/>
-            <w:r>
-              <w:rPr>
-                <w:sz w:val="20"/>
-                <w:szCs w:val="20"/>
-                <w:lang w:val="es-CO"/>
-              </w:rPr>
-              <w:t xml:space="preserve">) que se comunique con el ESP32 a través del puerto serial USB-Serial (UART 115200 bps, 8N1) y permita: (a) enviar comandos </w:t>
-            </w:r>
-            <w:proofErr w:type="spellStart"/>
-            <w:r>
-              <w:rPr>
-                <w:sz w:val="20"/>
-                <w:szCs w:val="20"/>
-                <w:lang w:val="es-CO"/>
-              </w:rPr>
-              <w:t>STORE:celda</w:t>
-            </w:r>
-            <w:proofErr w:type="spellEnd"/>
-            <w:r>
-              <w:rPr>
-                <w:sz w:val="20"/>
-                <w:szCs w:val="20"/>
-                <w:lang w:val="es-CO"/>
-              </w:rPr>
-              <w:t xml:space="preserve">, </w:t>
-            </w:r>
-            <w:proofErr w:type="spellStart"/>
-            <w:r>
-              <w:rPr>
-                <w:sz w:val="20"/>
-                <w:szCs w:val="20"/>
-                <w:lang w:val="es-CO"/>
-              </w:rPr>
-              <w:t>RETRIEVE:celda</w:t>
-            </w:r>
-            <w:proofErr w:type="spellEnd"/>
-            <w:r>
-              <w:rPr>
-                <w:sz w:val="20"/>
-                <w:szCs w:val="20"/>
-                <w:lang w:val="es-CO"/>
-              </w:rPr>
-              <w:t xml:space="preserve"> y SWAP:celda1:celda2 al sistema; (b) visualizar el mapa de inventario actual en una cuadrícula 3×4 con estado de cada celda (vacía / ocupada / peso); (c) visualizar el log de eventos en tiempo real con niveles INFO, WARN y ERROR; (d) mostrar el estado del sistema (IDLE, OPERANDO, FAULT, DEGRADED, E-STOP).</w:t>
+              <w:t>El sistema debe exponer una aplicación de escritorio (Python 3 + tkinter) que se comunique con el ESP32 a través del puerto serial USB-Serial (UART 115200 bps, 8N1) y permita: (a) enviar comandos STORE:celda, RETRIEVE:celda y SWAP:celda1:celda2 al sistema; (b) visualizar el mapa de inventario actual en una cuadrícula 3×4 con estado de cada celda (vacía / ocupada / peso); (c) visualizar el log de eventos en tiempo real con niveles INFO, WARN y ERROR; (d) mostrar el estado del sistema (IDLE, OPERANDO, FAULT, DEGRADED, E-STOP).</w:t>
             </w:r>
           </w:p>
         </w:tc>
@@ -7856,37 +5580,15 @@
             <w:vAlign w:val="center"/>
           </w:tcPr>
           <w:p>
-            <w:proofErr w:type="spellStart"/>
-            <w:r>
-              <w:rPr>
-                <w:b/>
-                <w:bCs/>
-                <w:sz w:val="20"/>
-                <w:szCs w:val="20"/>
-              </w:rPr>
-              <w:t>Criterio</w:t>
-            </w:r>
-            <w:proofErr w:type="spellEnd"/>
-            <w:r>
-              <w:rPr>
-                <w:b/>
-                <w:bCs/>
-                <w:sz w:val="20"/>
-                <w:szCs w:val="20"/>
-              </w:rPr>
-              <w:t xml:space="preserve"> de </w:t>
-            </w:r>
-            <w:proofErr w:type="spellStart"/>
-            <w:r>
-              <w:rPr>
-                <w:b/>
-                <w:bCs/>
-                <w:sz w:val="20"/>
-                <w:szCs w:val="20"/>
-              </w:rPr>
-              <w:t>aceptación</w:t>
-            </w:r>
-            <w:proofErr w:type="spellEnd"/>
+            <w:r>
+              <w:rPr>
+                <w:b/>
+                <w:bCs/>
+                <w:sz w:val="20"/>
+                <w:szCs w:val="20"/>
+              </w:rPr>
+              <w:t>Criterio de aceptación</w:t>
+            </w:r>
           </w:p>
         </w:tc>
         <w:tc>
@@ -7943,45 +5645,14 @@
             <w:vAlign w:val="center"/>
           </w:tcPr>
           <w:p>
-            <w:proofErr w:type="spellStart"/>
-            <w:r>
-              <w:rPr>
-                <w:b/>
-                <w:bCs/>
-                <w:sz w:val="20"/>
-                <w:szCs w:val="20"/>
-              </w:rPr>
-              <w:t>Prioridad</w:t>
-            </w:r>
-            <w:proofErr w:type="spellEnd"/>
-            <w:r>
-              <w:rPr>
-                <w:b/>
-                <w:bCs/>
-                <w:sz w:val="20"/>
-                <w:szCs w:val="20"/>
-              </w:rPr>
-              <w:t xml:space="preserve"> (</w:t>
-            </w:r>
-            <w:proofErr w:type="spellStart"/>
-            <w:r>
-              <w:rPr>
-                <w:b/>
-                <w:bCs/>
-                <w:sz w:val="20"/>
-                <w:szCs w:val="20"/>
-              </w:rPr>
-              <w:t>MoSCoW</w:t>
-            </w:r>
-            <w:proofErr w:type="spellEnd"/>
-            <w:r>
-              <w:rPr>
-                <w:b/>
-                <w:bCs/>
-                <w:sz w:val="20"/>
-                <w:szCs w:val="20"/>
-              </w:rPr>
-              <w:t>)</w:t>
+            <w:r>
+              <w:rPr>
+                <w:b/>
+                <w:bCs/>
+                <w:sz w:val="20"/>
+                <w:szCs w:val="20"/>
+              </w:rPr>
+              <w:t>Prioridad (MoSCoW)</w:t>
             </w:r>
           </w:p>
         </w:tc>
@@ -8040,19 +5711,8 @@
                 <w:sz w:val="20"/>
                 <w:szCs w:val="20"/>
               </w:rPr>
-              <w:t xml:space="preserve">Test Case </w:t>
-            </w:r>
-            <w:proofErr w:type="spellStart"/>
-            <w:r>
-              <w:rPr>
-                <w:b/>
-                <w:bCs/>
-                <w:sz w:val="20"/>
-                <w:szCs w:val="20"/>
-              </w:rPr>
-              <w:t>asociado</w:t>
-            </w:r>
-            <w:proofErr w:type="spellEnd"/>
+              <w:t>Test Case asociado</w:t>
+            </w:r>
           </w:p>
         </w:tc>
         <w:tc>
@@ -8101,21 +5761,8 @@
       </w:pPr>
       <w:r>
         <w:lastRenderedPageBreak/>
-        <w:t xml:space="preserve">3. </w:t>
+        <w:t>3. Requisitos No Funcionales</w:t>
       </w:r>
-      <w:proofErr w:type="spellStart"/>
-      <w:r>
-        <w:t>Requisitos</w:t>
-      </w:r>
-      <w:proofErr w:type="spellEnd"/>
-      <w:r>
-        <w:t xml:space="preserve"> No </w:t>
-      </w:r>
-      <w:proofErr w:type="spellStart"/>
-      <w:r>
-        <w:t>Funcionales</w:t>
-      </w:r>
-      <w:proofErr w:type="spellEnd"/>
     </w:p>
     <w:p>
       <w:pPr>
@@ -8185,27 +5832,7 @@
                 <w:color w:val="FFFFFF"/>
                 <w:lang w:val="es-CO"/>
               </w:rPr>
-              <w:t>RNF-</w:t>
-            </w:r>
-            <w:proofErr w:type="gramStart"/>
-            <w:r>
-              <w:rPr>
-                <w:b/>
-                <w:bCs/>
-                <w:color w:val="FFFFFF"/>
-                <w:lang w:val="es-CO"/>
-              </w:rPr>
-              <w:t>01  Tiempo</w:t>
-            </w:r>
-            <w:proofErr w:type="gramEnd"/>
-            <w:r>
-              <w:rPr>
-                <w:b/>
-                <w:bCs/>
-                <w:color w:val="FFFFFF"/>
-                <w:lang w:val="es-CO"/>
-              </w:rPr>
-              <w:t xml:space="preserve"> de ciclo de operación</w:t>
+              <w:t>RNF-01  Tiempo de ciclo de operación</w:t>
             </w:r>
           </w:p>
         </w:tc>
@@ -8230,7 +5857,6 @@
             <w:vAlign w:val="center"/>
           </w:tcPr>
           <w:p>
-            <w:proofErr w:type="spellStart"/>
             <w:r>
               <w:rPr>
                 <w:b/>
@@ -8240,7 +5866,6 @@
               </w:rPr>
               <w:t>Descripción</w:t>
             </w:r>
-            <w:proofErr w:type="spellEnd"/>
           </w:p>
         </w:tc>
         <w:tc>
@@ -8297,37 +5922,15 @@
             <w:vAlign w:val="center"/>
           </w:tcPr>
           <w:p>
-            <w:proofErr w:type="spellStart"/>
-            <w:r>
-              <w:rPr>
-                <w:b/>
-                <w:bCs/>
-                <w:sz w:val="20"/>
-                <w:szCs w:val="20"/>
-              </w:rPr>
-              <w:t>Criterio</w:t>
-            </w:r>
-            <w:proofErr w:type="spellEnd"/>
-            <w:r>
-              <w:rPr>
-                <w:b/>
-                <w:bCs/>
-                <w:sz w:val="20"/>
-                <w:szCs w:val="20"/>
-              </w:rPr>
-              <w:t xml:space="preserve"> de </w:t>
-            </w:r>
-            <w:proofErr w:type="spellStart"/>
-            <w:r>
-              <w:rPr>
-                <w:b/>
-                <w:bCs/>
-                <w:sz w:val="20"/>
-                <w:szCs w:val="20"/>
-              </w:rPr>
-              <w:t>aceptación</w:t>
-            </w:r>
-            <w:proofErr w:type="spellEnd"/>
+            <w:r>
+              <w:rPr>
+                <w:b/>
+                <w:bCs/>
+                <w:sz w:val="20"/>
+                <w:szCs w:val="20"/>
+              </w:rPr>
+              <w:t>Criterio de aceptación</w:t>
+            </w:r>
           </w:p>
         </w:tc>
         <w:tc>
@@ -8356,71 +5959,12 @@
               </w:rPr>
               <w:t xml:space="preserve">≤ 25 s para la celda más lejana (C4), ≤ 15 s para la más cercana (A1). </w:t>
             </w:r>
-            <w:proofErr w:type="spellStart"/>
-            <w:r>
-              <w:rPr>
-                <w:sz w:val="20"/>
-                <w:szCs w:val="20"/>
-              </w:rPr>
-              <w:t>Medido</w:t>
-            </w:r>
-            <w:proofErr w:type="spellEnd"/>
-            <w:r>
-              <w:rPr>
-                <w:sz w:val="20"/>
-                <w:szCs w:val="20"/>
-              </w:rPr>
-              <w:t xml:space="preserve"> </w:t>
-            </w:r>
-            <w:proofErr w:type="spellStart"/>
-            <w:r>
-              <w:rPr>
-                <w:sz w:val="20"/>
-                <w:szCs w:val="20"/>
-              </w:rPr>
-              <w:t>sobre</w:t>
-            </w:r>
-            <w:proofErr w:type="spellEnd"/>
-            <w:r>
-              <w:rPr>
-                <w:sz w:val="20"/>
-                <w:szCs w:val="20"/>
-              </w:rPr>
-              <w:t xml:space="preserve"> 20 </w:t>
-            </w:r>
-            <w:proofErr w:type="spellStart"/>
-            <w:r>
-              <w:rPr>
-                <w:sz w:val="20"/>
-                <w:szCs w:val="20"/>
-              </w:rPr>
-              <w:t>ejecuciones</w:t>
-            </w:r>
-            <w:proofErr w:type="spellEnd"/>
-            <w:r>
-              <w:rPr>
-                <w:sz w:val="20"/>
-                <w:szCs w:val="20"/>
-              </w:rPr>
-              <w:t xml:space="preserve">, </w:t>
-            </w:r>
-            <w:proofErr w:type="spellStart"/>
-            <w:proofErr w:type="gramStart"/>
-            <w:r>
-              <w:rPr>
-                <w:sz w:val="20"/>
-                <w:szCs w:val="20"/>
-              </w:rPr>
-              <w:t>percentil</w:t>
-            </w:r>
-            <w:proofErr w:type="spellEnd"/>
-            <w:proofErr w:type="gramEnd"/>
-            <w:r>
-              <w:rPr>
-                <w:sz w:val="20"/>
-                <w:szCs w:val="20"/>
-              </w:rPr>
-              <w:t xml:space="preserve"> 95.</w:t>
+            <w:r>
+              <w:rPr>
+                <w:sz w:val="20"/>
+                <w:szCs w:val="20"/>
+              </w:rPr>
+              <w:t>Medido sobre 20 ejecuciones, percentil 95.</w:t>
             </w:r>
           </w:p>
         </w:tc>
@@ -8445,45 +5989,14 @@
             <w:vAlign w:val="center"/>
           </w:tcPr>
           <w:p>
-            <w:proofErr w:type="spellStart"/>
-            <w:r>
-              <w:rPr>
-                <w:b/>
-                <w:bCs/>
-                <w:sz w:val="20"/>
-                <w:szCs w:val="20"/>
-              </w:rPr>
-              <w:t>Prioridad</w:t>
-            </w:r>
-            <w:proofErr w:type="spellEnd"/>
-            <w:r>
-              <w:rPr>
-                <w:b/>
-                <w:bCs/>
-                <w:sz w:val="20"/>
-                <w:szCs w:val="20"/>
-              </w:rPr>
-              <w:t xml:space="preserve"> (</w:t>
-            </w:r>
-            <w:proofErr w:type="spellStart"/>
-            <w:r>
-              <w:rPr>
-                <w:b/>
-                <w:bCs/>
-                <w:sz w:val="20"/>
-                <w:szCs w:val="20"/>
-              </w:rPr>
-              <w:t>MoSCoW</w:t>
-            </w:r>
-            <w:proofErr w:type="spellEnd"/>
-            <w:r>
-              <w:rPr>
-                <w:b/>
-                <w:bCs/>
-                <w:sz w:val="20"/>
-                <w:szCs w:val="20"/>
-              </w:rPr>
-              <w:t>)</w:t>
+            <w:r>
+              <w:rPr>
+                <w:b/>
+                <w:bCs/>
+                <w:sz w:val="20"/>
+                <w:szCs w:val="20"/>
+              </w:rPr>
+              <w:t>Prioridad (MoSCoW)</w:t>
             </w:r>
           </w:p>
         </w:tc>
@@ -8542,19 +6055,8 @@
                 <w:sz w:val="20"/>
                 <w:szCs w:val="20"/>
               </w:rPr>
-              <w:t xml:space="preserve">Test Case </w:t>
-            </w:r>
-            <w:proofErr w:type="spellStart"/>
-            <w:r>
-              <w:rPr>
-                <w:b/>
-                <w:bCs/>
-                <w:sz w:val="20"/>
-                <w:szCs w:val="20"/>
-              </w:rPr>
-              <w:t>asociado</w:t>
-            </w:r>
-            <w:proofErr w:type="spellEnd"/>
+              <w:t>Test Case asociado</w:t>
+            </w:r>
           </w:p>
         </w:tc>
         <w:tc>
@@ -8638,46 +6140,8 @@
                 <w:bCs/>
                 <w:color w:val="FFFFFF"/>
               </w:rPr>
-              <w:t>RNF-</w:t>
-            </w:r>
-            <w:proofErr w:type="gramStart"/>
-            <w:r>
-              <w:rPr>
-                <w:b/>
-                <w:bCs/>
-                <w:color w:val="FFFFFF"/>
-              </w:rPr>
-              <w:t xml:space="preserve">02  </w:t>
-            </w:r>
-            <w:proofErr w:type="spellStart"/>
-            <w:r>
-              <w:rPr>
-                <w:b/>
-                <w:bCs/>
-                <w:color w:val="FFFFFF"/>
-              </w:rPr>
-              <w:t>Alimentación</w:t>
-            </w:r>
-            <w:proofErr w:type="spellEnd"/>
-            <w:proofErr w:type="gramEnd"/>
-            <w:r>
-              <w:rPr>
-                <w:b/>
-                <w:bCs/>
-                <w:color w:val="FFFFFF"/>
-              </w:rPr>
-              <w:t xml:space="preserve"> externa </w:t>
-            </w:r>
-            <w:proofErr w:type="spellStart"/>
-            <w:r>
-              <w:rPr>
-                <w:b/>
-                <w:bCs/>
-                <w:color w:val="FFFFFF"/>
-              </w:rPr>
-              <w:t>independiente</w:t>
-            </w:r>
-            <w:proofErr w:type="spellEnd"/>
+              <w:t>RNF-02  Alimentación externa independiente</w:t>
+            </w:r>
           </w:p>
         </w:tc>
       </w:tr>
@@ -8701,7 +6165,6 @@
             <w:vAlign w:val="center"/>
           </w:tcPr>
           <w:p>
-            <w:proofErr w:type="spellStart"/>
             <w:r>
               <w:rPr>
                 <w:b/>
@@ -8711,7 +6174,6 @@
               </w:rPr>
               <w:t>Descripción</w:t>
             </w:r>
-            <w:proofErr w:type="spellEnd"/>
           </w:p>
         </w:tc>
         <w:tc>
@@ -8743,25 +6205,7 @@
                 <w:szCs w:val="20"/>
                 <w:lang w:val="es-CO"/>
               </w:rPr>
-              <w:t xml:space="preserve">El sistema debe operar con una fuente externa (no la del laboratorio): fuente conmutada 12 V / ≥ 5 A para los </w:t>
-            </w:r>
-            <w:proofErr w:type="spellStart"/>
-            <w:r>
-              <w:rPr>
-                <w:sz w:val="20"/>
-                <w:szCs w:val="20"/>
-                <w:lang w:val="es-CO"/>
-              </w:rPr>
-              <w:t>steppers</w:t>
-            </w:r>
-            <w:proofErr w:type="spellEnd"/>
-            <w:r>
-              <w:rPr>
-                <w:sz w:val="20"/>
-                <w:szCs w:val="20"/>
-                <w:lang w:val="es-CO"/>
-              </w:rPr>
-              <w:t xml:space="preserve"> y conversor DC-DC 5 V para lógica.</w:t>
+              <w:t>El sistema debe operar con una fuente externa (no la del laboratorio): fuente conmutada 12 V / ≥ 5 A para los steppers y conversor DC-DC 5 V para lógica.</w:t>
             </w:r>
           </w:p>
         </w:tc>
@@ -8786,37 +6230,15 @@
             <w:vAlign w:val="center"/>
           </w:tcPr>
           <w:p>
-            <w:proofErr w:type="spellStart"/>
-            <w:r>
-              <w:rPr>
-                <w:b/>
-                <w:bCs/>
-                <w:sz w:val="20"/>
-                <w:szCs w:val="20"/>
-              </w:rPr>
-              <w:t>Criterio</w:t>
-            </w:r>
-            <w:proofErr w:type="spellEnd"/>
-            <w:r>
-              <w:rPr>
-                <w:b/>
-                <w:bCs/>
-                <w:sz w:val="20"/>
-                <w:szCs w:val="20"/>
-              </w:rPr>
-              <w:t xml:space="preserve"> de </w:t>
-            </w:r>
-            <w:proofErr w:type="spellStart"/>
-            <w:r>
-              <w:rPr>
-                <w:b/>
-                <w:bCs/>
-                <w:sz w:val="20"/>
-                <w:szCs w:val="20"/>
-              </w:rPr>
-              <w:t>aceptación</w:t>
-            </w:r>
-            <w:proofErr w:type="spellEnd"/>
+            <w:r>
+              <w:rPr>
+                <w:b/>
+                <w:bCs/>
+                <w:sz w:val="20"/>
+                <w:szCs w:val="20"/>
+              </w:rPr>
+              <w:t>Criterio de aceptación</w:t>
+            </w:r>
           </w:p>
         </w:tc>
         <w:tc>
@@ -8843,112 +6265,14 @@
                 <w:szCs w:val="20"/>
                 <w:lang w:val="es-CO"/>
               </w:rPr>
-              <w:t xml:space="preserve">La fuente externa debe mantener el riel de 5V con caída de tensión ≤ 5% bajo carga máxima sostenida. Verificable midiendo con multímetro el riel de 5V con los 2 </w:t>
-            </w:r>
-            <w:proofErr w:type="spellStart"/>
-            <w:r>
-              <w:rPr>
-                <w:sz w:val="20"/>
-                <w:szCs w:val="20"/>
-                <w:lang w:val="es-CO"/>
-              </w:rPr>
-              <w:t>steppers</w:t>
-            </w:r>
-            <w:proofErr w:type="spellEnd"/>
-            <w:r>
-              <w:rPr>
-                <w:sz w:val="20"/>
-                <w:szCs w:val="20"/>
-                <w:lang w:val="es-CO"/>
-              </w:rPr>
-              <w:t xml:space="preserve"> activos simultáneamente y el servo en posición de carga. </w:t>
-            </w:r>
-            <w:r>
-              <w:rPr>
-                <w:sz w:val="20"/>
-                <w:szCs w:val="20"/>
-              </w:rPr>
-              <w:t xml:space="preserve">La </w:t>
-            </w:r>
-            <w:proofErr w:type="spellStart"/>
-            <w:r>
-              <w:rPr>
-                <w:sz w:val="20"/>
-                <w:szCs w:val="20"/>
-              </w:rPr>
-              <w:t>medición</w:t>
-            </w:r>
-            <w:proofErr w:type="spellEnd"/>
-            <w:r>
-              <w:rPr>
-                <w:sz w:val="20"/>
-                <w:szCs w:val="20"/>
-              </w:rPr>
-              <w:t xml:space="preserve"> se </w:t>
-            </w:r>
-            <w:proofErr w:type="spellStart"/>
-            <w:r>
-              <w:rPr>
-                <w:sz w:val="20"/>
-                <w:szCs w:val="20"/>
-              </w:rPr>
-              <w:t>realiza</w:t>
-            </w:r>
-            <w:proofErr w:type="spellEnd"/>
-            <w:r>
-              <w:rPr>
-                <w:sz w:val="20"/>
-                <w:szCs w:val="20"/>
-              </w:rPr>
-              <w:t xml:space="preserve"> </w:t>
-            </w:r>
-            <w:proofErr w:type="spellStart"/>
-            <w:r>
-              <w:rPr>
-                <w:sz w:val="20"/>
-                <w:szCs w:val="20"/>
-              </w:rPr>
-              <w:t>durante</w:t>
-            </w:r>
-            <w:proofErr w:type="spellEnd"/>
-            <w:r>
-              <w:rPr>
-                <w:sz w:val="20"/>
-                <w:szCs w:val="20"/>
-              </w:rPr>
-              <w:t xml:space="preserve"> al </w:t>
-            </w:r>
-            <w:proofErr w:type="spellStart"/>
-            <w:r>
-              <w:rPr>
-                <w:sz w:val="20"/>
-                <w:szCs w:val="20"/>
-              </w:rPr>
-              <w:t>menos</w:t>
-            </w:r>
-            <w:proofErr w:type="spellEnd"/>
-            <w:r>
-              <w:rPr>
-                <w:sz w:val="20"/>
-                <w:szCs w:val="20"/>
-              </w:rPr>
-              <w:t xml:space="preserve"> 60 </w:t>
-            </w:r>
-            <w:proofErr w:type="spellStart"/>
-            <w:r>
-              <w:rPr>
-                <w:sz w:val="20"/>
-                <w:szCs w:val="20"/>
-              </w:rPr>
-              <w:t>segundos</w:t>
-            </w:r>
-            <w:proofErr w:type="spellEnd"/>
-            <w:r>
-              <w:rPr>
-                <w:sz w:val="20"/>
-                <w:szCs w:val="20"/>
-              </w:rPr>
-              <w:t>.</w:t>
+              <w:t xml:space="preserve">La fuente externa debe mantener el riel de 5V con caída de tensión ≤ 5% bajo carga máxima sostenida. Verificable midiendo con multímetro el riel de 5V con los 2 steppers activos simultáneamente y el servo en posición de carga. </w:t>
+            </w:r>
+            <w:r>
+              <w:rPr>
+                <w:sz w:val="20"/>
+                <w:szCs w:val="20"/>
+              </w:rPr>
+              <w:t>La medición se realiza durante al menos 60 segundos.</w:t>
             </w:r>
           </w:p>
         </w:tc>
@@ -8973,45 +6297,14 @@
             <w:vAlign w:val="center"/>
           </w:tcPr>
           <w:p>
-            <w:proofErr w:type="spellStart"/>
-            <w:r>
-              <w:rPr>
-                <w:b/>
-                <w:bCs/>
-                <w:sz w:val="20"/>
-                <w:szCs w:val="20"/>
-              </w:rPr>
-              <w:t>Prioridad</w:t>
-            </w:r>
-            <w:proofErr w:type="spellEnd"/>
-            <w:r>
-              <w:rPr>
-                <w:b/>
-                <w:bCs/>
-                <w:sz w:val="20"/>
-                <w:szCs w:val="20"/>
-              </w:rPr>
-              <w:t xml:space="preserve"> (</w:t>
-            </w:r>
-            <w:proofErr w:type="spellStart"/>
-            <w:r>
-              <w:rPr>
-                <w:b/>
-                <w:bCs/>
-                <w:sz w:val="20"/>
-                <w:szCs w:val="20"/>
-              </w:rPr>
-              <w:t>MoSCoW</w:t>
-            </w:r>
-            <w:proofErr w:type="spellEnd"/>
-            <w:r>
-              <w:rPr>
-                <w:b/>
-                <w:bCs/>
-                <w:sz w:val="20"/>
-                <w:szCs w:val="20"/>
-              </w:rPr>
-              <w:t>)</w:t>
+            <w:r>
+              <w:rPr>
+                <w:b/>
+                <w:bCs/>
+                <w:sz w:val="20"/>
+                <w:szCs w:val="20"/>
+              </w:rPr>
+              <w:t>Prioridad (MoSCoW)</w:t>
             </w:r>
           </w:p>
         </w:tc>
@@ -9070,19 +6363,8 @@
                 <w:sz w:val="20"/>
                 <w:szCs w:val="20"/>
               </w:rPr>
-              <w:t xml:space="preserve">Test Case </w:t>
-            </w:r>
-            <w:proofErr w:type="spellStart"/>
-            <w:r>
-              <w:rPr>
-                <w:b/>
-                <w:bCs/>
-                <w:sz w:val="20"/>
-                <w:szCs w:val="20"/>
-              </w:rPr>
-              <w:t>asociado</w:t>
-            </w:r>
-            <w:proofErr w:type="spellEnd"/>
+              <w:t>Test Case asociado</w:t>
+            </w:r>
           </w:p>
         </w:tc>
         <w:tc>
@@ -9172,27 +6454,7 @@
                 <w:color w:val="FFFFFF"/>
                 <w:lang w:val="es-CO"/>
               </w:rPr>
-              <w:t>RNF-</w:t>
-            </w:r>
-            <w:proofErr w:type="gramStart"/>
-            <w:r>
-              <w:rPr>
-                <w:b/>
-                <w:bCs/>
-                <w:color w:val="FFFFFF"/>
-                <w:lang w:val="es-CO"/>
-              </w:rPr>
-              <w:t>03  Implementación</w:t>
-            </w:r>
-            <w:proofErr w:type="gramEnd"/>
-            <w:r>
-              <w:rPr>
-                <w:b/>
-                <w:bCs/>
-                <w:color w:val="FFFFFF"/>
-                <w:lang w:val="es-CO"/>
-              </w:rPr>
-              <w:t xml:space="preserve"> física en PCB o tarjeta universal soldada</w:t>
+              <w:t>RNF-03  Implementación física en PCB o tarjeta universal soldada</w:t>
             </w:r>
           </w:p>
         </w:tc>
@@ -9217,7 +6479,6 @@
             <w:vAlign w:val="center"/>
           </w:tcPr>
           <w:p>
-            <w:proofErr w:type="spellStart"/>
             <w:r>
               <w:rPr>
                 <w:b/>
@@ -9227,7 +6488,6 @@
               </w:rPr>
               <w:t>Descripción</w:t>
             </w:r>
-            <w:proofErr w:type="spellEnd"/>
           </w:p>
         </w:tc>
         <w:tc>
@@ -9261,23 +6521,7 @@
                 <w:sz w:val="20"/>
                 <w:szCs w:val="20"/>
               </w:rPr>
-              <w:t xml:space="preserve">No se </w:t>
-            </w:r>
-            <w:proofErr w:type="spellStart"/>
-            <w:r>
-              <w:rPr>
-                <w:sz w:val="20"/>
-                <w:szCs w:val="20"/>
-              </w:rPr>
-              <w:t>permite</w:t>
-            </w:r>
-            <w:proofErr w:type="spellEnd"/>
-            <w:r>
-              <w:rPr>
-                <w:sz w:val="20"/>
-                <w:szCs w:val="20"/>
-              </w:rPr>
-              <w:t xml:space="preserve"> protoboard.</w:t>
+              <w:t>No se permite protoboard.</w:t>
             </w:r>
           </w:p>
         </w:tc>
@@ -9302,37 +6546,15 @@
             <w:vAlign w:val="center"/>
           </w:tcPr>
           <w:p>
-            <w:proofErr w:type="spellStart"/>
-            <w:r>
-              <w:rPr>
-                <w:b/>
-                <w:bCs/>
-                <w:sz w:val="20"/>
-                <w:szCs w:val="20"/>
-              </w:rPr>
-              <w:t>Criterio</w:t>
-            </w:r>
-            <w:proofErr w:type="spellEnd"/>
-            <w:r>
-              <w:rPr>
-                <w:b/>
-                <w:bCs/>
-                <w:sz w:val="20"/>
-                <w:szCs w:val="20"/>
-              </w:rPr>
-              <w:t xml:space="preserve"> de </w:t>
-            </w:r>
-            <w:proofErr w:type="spellStart"/>
-            <w:r>
-              <w:rPr>
-                <w:b/>
-                <w:bCs/>
-                <w:sz w:val="20"/>
-                <w:szCs w:val="20"/>
-              </w:rPr>
-              <w:t>aceptación</w:t>
-            </w:r>
-            <w:proofErr w:type="spellEnd"/>
+            <w:r>
+              <w:rPr>
+                <w:b/>
+                <w:bCs/>
+                <w:sz w:val="20"/>
+                <w:szCs w:val="20"/>
+              </w:rPr>
+              <w:t>Criterio de aceptación</w:t>
+            </w:r>
           </w:p>
         </w:tc>
         <w:tc>
@@ -9364,43 +6586,7 @@
                 <w:szCs w:val="20"/>
                 <w:lang w:val="es-CO"/>
               </w:rPr>
-              <w:t xml:space="preserve">Inspección visual durante la demo. Esquemático documentado en </w:t>
-            </w:r>
-            <w:proofErr w:type="spellStart"/>
-            <w:r>
-              <w:rPr>
-                <w:sz w:val="20"/>
-                <w:szCs w:val="20"/>
-                <w:lang w:val="es-CO"/>
-              </w:rPr>
-              <w:t>KiCad</w:t>
-            </w:r>
-            <w:proofErr w:type="spellEnd"/>
-            <w:r>
-              <w:rPr>
-                <w:sz w:val="20"/>
-                <w:szCs w:val="20"/>
-                <w:lang w:val="es-CO"/>
-              </w:rPr>
-              <w:t>/</w:t>
-            </w:r>
-            <w:proofErr w:type="spellStart"/>
-            <w:r>
-              <w:rPr>
-                <w:sz w:val="20"/>
-                <w:szCs w:val="20"/>
-                <w:lang w:val="es-CO"/>
-              </w:rPr>
-              <w:t>EasyEDA</w:t>
-            </w:r>
-            <w:proofErr w:type="spellEnd"/>
-            <w:r>
-              <w:rPr>
-                <w:sz w:val="20"/>
-                <w:szCs w:val="20"/>
-                <w:lang w:val="es-CO"/>
-              </w:rPr>
-              <w:t xml:space="preserve"> y entregado en el repositorio.</w:t>
+              <w:t>Inspección visual durante la demo. Esquemático documentado en KiCad/EasyEDA y entregado en el repositorio.</w:t>
             </w:r>
           </w:p>
         </w:tc>
@@ -9425,45 +6611,14 @@
             <w:vAlign w:val="center"/>
           </w:tcPr>
           <w:p>
-            <w:proofErr w:type="spellStart"/>
-            <w:r>
-              <w:rPr>
-                <w:b/>
-                <w:bCs/>
-                <w:sz w:val="20"/>
-                <w:szCs w:val="20"/>
-              </w:rPr>
-              <w:t>Prioridad</w:t>
-            </w:r>
-            <w:proofErr w:type="spellEnd"/>
-            <w:r>
-              <w:rPr>
-                <w:b/>
-                <w:bCs/>
-                <w:sz w:val="20"/>
-                <w:szCs w:val="20"/>
-              </w:rPr>
-              <w:t xml:space="preserve"> (</w:t>
-            </w:r>
-            <w:proofErr w:type="spellStart"/>
-            <w:r>
-              <w:rPr>
-                <w:b/>
-                <w:bCs/>
-                <w:sz w:val="20"/>
-                <w:szCs w:val="20"/>
-              </w:rPr>
-              <w:t>MoSCoW</w:t>
-            </w:r>
-            <w:proofErr w:type="spellEnd"/>
-            <w:r>
-              <w:rPr>
-                <w:b/>
-                <w:bCs/>
-                <w:sz w:val="20"/>
-                <w:szCs w:val="20"/>
-              </w:rPr>
-              <w:t>)</w:t>
+            <w:r>
+              <w:rPr>
+                <w:b/>
+                <w:bCs/>
+                <w:sz w:val="20"/>
+                <w:szCs w:val="20"/>
+              </w:rPr>
+              <w:t>Prioridad (MoSCoW)</w:t>
             </w:r>
           </w:p>
         </w:tc>
@@ -9522,19 +6677,8 @@
                 <w:sz w:val="20"/>
                 <w:szCs w:val="20"/>
               </w:rPr>
-              <w:t xml:space="preserve">Test Case </w:t>
-            </w:r>
-            <w:proofErr w:type="spellStart"/>
-            <w:r>
-              <w:rPr>
-                <w:b/>
-                <w:bCs/>
-                <w:sz w:val="20"/>
-                <w:szCs w:val="20"/>
-              </w:rPr>
-              <w:t>asociado</w:t>
-            </w:r>
-            <w:proofErr w:type="spellEnd"/>
+              <w:t>Test Case asociado</w:t>
+            </w:r>
           </w:p>
         </w:tc>
         <w:tc>
@@ -9624,27 +6768,7 @@
                 <w:color w:val="FFFFFF"/>
                 <w:lang w:val="es-CO"/>
               </w:rPr>
-              <w:t>RNF-</w:t>
-            </w:r>
-            <w:proofErr w:type="gramStart"/>
-            <w:r>
-              <w:rPr>
-                <w:b/>
-                <w:bCs/>
-                <w:color w:val="FFFFFF"/>
-                <w:lang w:val="es-CO"/>
-              </w:rPr>
-              <w:t>04  Configuración</w:t>
-            </w:r>
-            <w:proofErr w:type="gramEnd"/>
-            <w:r>
-              <w:rPr>
-                <w:b/>
-                <w:bCs/>
-                <w:color w:val="FFFFFF"/>
-                <w:lang w:val="es-CO"/>
-              </w:rPr>
-              <w:t xml:space="preserve"> formal de protocolos de comunicación</w:t>
+              <w:t>RNF-04  Configuración formal de protocolos de comunicación</w:t>
             </w:r>
           </w:p>
         </w:tc>
@@ -9669,7 +6793,6 @@
             <w:vAlign w:val="center"/>
           </w:tcPr>
           <w:p>
-            <w:proofErr w:type="spellStart"/>
             <w:r>
               <w:rPr>
                 <w:b/>
@@ -9679,7 +6802,6 @@
               </w:rPr>
               <w:t>Descripción</w:t>
             </w:r>
-            <w:proofErr w:type="spellEnd"/>
           </w:p>
         </w:tc>
         <w:tc>
@@ -9736,37 +6858,15 @@
             <w:vAlign w:val="center"/>
           </w:tcPr>
           <w:p>
-            <w:proofErr w:type="spellStart"/>
-            <w:r>
-              <w:rPr>
-                <w:b/>
-                <w:bCs/>
-                <w:sz w:val="20"/>
-                <w:szCs w:val="20"/>
-              </w:rPr>
-              <w:t>Criterio</w:t>
-            </w:r>
-            <w:proofErr w:type="spellEnd"/>
-            <w:r>
-              <w:rPr>
-                <w:b/>
-                <w:bCs/>
-                <w:sz w:val="20"/>
-                <w:szCs w:val="20"/>
-              </w:rPr>
-              <w:t xml:space="preserve"> de </w:t>
-            </w:r>
-            <w:proofErr w:type="spellStart"/>
-            <w:r>
-              <w:rPr>
-                <w:b/>
-                <w:bCs/>
-                <w:sz w:val="20"/>
-                <w:szCs w:val="20"/>
-              </w:rPr>
-              <w:t>aceptación</w:t>
-            </w:r>
-            <w:proofErr w:type="spellEnd"/>
+            <w:r>
+              <w:rPr>
+                <w:b/>
+                <w:bCs/>
+                <w:sz w:val="20"/>
+                <w:szCs w:val="20"/>
+              </w:rPr>
+              <w:t>Criterio de aceptación</w:t>
+            </w:r>
           </w:p>
         </w:tc>
         <w:tc>
@@ -9823,7 +6923,6 @@
             <w:vAlign w:val="center"/>
           </w:tcPr>
           <w:p>
-            <w:proofErr w:type="spellStart"/>
             <w:r>
               <w:rPr>
                 <w:b/>
@@ -9832,37 +6931,7 @@
                 <w:szCs w:val="20"/>
               </w:rPr>
               <w:lastRenderedPageBreak/>
-              <w:t>Prioridad</w:t>
-            </w:r>
-            <w:proofErr w:type="spellEnd"/>
-            <w:r>
-              <w:rPr>
-                <w:b/>
-                <w:bCs/>
-                <w:sz w:val="20"/>
-                <w:szCs w:val="20"/>
-              </w:rPr>
-              <w:t xml:space="preserve"> (</w:t>
-            </w:r>
-            <w:proofErr w:type="spellStart"/>
-            <w:r>
-              <w:rPr>
-                <w:b/>
-                <w:bCs/>
-                <w:sz w:val="20"/>
-                <w:szCs w:val="20"/>
-              </w:rPr>
-              <w:t>MoSCoW</w:t>
-            </w:r>
-            <w:proofErr w:type="spellEnd"/>
-            <w:r>
-              <w:rPr>
-                <w:b/>
-                <w:bCs/>
-                <w:sz w:val="20"/>
-                <w:szCs w:val="20"/>
-              </w:rPr>
-              <w:t>)</w:t>
+              <w:t>Prioridad (MoSCoW)</w:t>
             </w:r>
           </w:p>
         </w:tc>
@@ -9921,19 +6990,8 @@
                 <w:sz w:val="20"/>
                 <w:szCs w:val="20"/>
               </w:rPr>
-              <w:t xml:space="preserve">Test Case </w:t>
-            </w:r>
-            <w:proofErr w:type="spellStart"/>
-            <w:r>
-              <w:rPr>
-                <w:b/>
-                <w:bCs/>
-                <w:sz w:val="20"/>
-                <w:szCs w:val="20"/>
-              </w:rPr>
-              <w:t>asociado</w:t>
-            </w:r>
-            <w:proofErr w:type="spellEnd"/>
+              <w:t>Test Case asociado</w:t>
+            </w:r>
           </w:p>
         </w:tc>
         <w:tc>
@@ -10023,27 +7081,7 @@
                 <w:color w:val="FFFFFF"/>
                 <w:lang w:val="es-CO"/>
               </w:rPr>
-              <w:t>RNF-</w:t>
-            </w:r>
-            <w:proofErr w:type="gramStart"/>
-            <w:r>
-              <w:rPr>
-                <w:b/>
-                <w:bCs/>
-                <w:color w:val="FFFFFF"/>
-                <w:lang w:val="es-CO"/>
-              </w:rPr>
-              <w:t>05  Trazabilidad</w:t>
-            </w:r>
-            <w:proofErr w:type="gramEnd"/>
-            <w:r>
-              <w:rPr>
-                <w:b/>
-                <w:bCs/>
-                <w:color w:val="FFFFFF"/>
-                <w:lang w:val="es-CO"/>
-              </w:rPr>
-              <w:t xml:space="preserve"> y versionado del firmware</w:t>
+              <w:t>RNF-05  Trazabilidad y versionado del firmware</w:t>
             </w:r>
           </w:p>
         </w:tc>
@@ -10068,7 +7106,6 @@
             <w:vAlign w:val="center"/>
           </w:tcPr>
           <w:p>
-            <w:proofErr w:type="spellStart"/>
             <w:r>
               <w:rPr>
                 <w:b/>
@@ -10078,7 +7115,6 @@
               </w:rPr>
               <w:t>Descripción</w:t>
             </w:r>
-            <w:proofErr w:type="spellEnd"/>
           </w:p>
         </w:tc>
         <w:tc>
@@ -10110,43 +7146,7 @@
                 <w:szCs w:val="20"/>
                 <w:lang w:val="es-CO"/>
               </w:rPr>
-              <w:t>El firmware debe reportar su versión semántica (</w:t>
-            </w:r>
-            <w:proofErr w:type="gramStart"/>
-            <w:r>
-              <w:rPr>
-                <w:sz w:val="20"/>
-                <w:szCs w:val="20"/>
-                <w:lang w:val="es-CO"/>
-              </w:rPr>
-              <w:t>MAJOR.MINOR.PATCH</w:t>
-            </w:r>
-            <w:proofErr w:type="gramEnd"/>
-            <w:r>
-              <w:rPr>
-                <w:sz w:val="20"/>
-                <w:szCs w:val="20"/>
-                <w:lang w:val="es-CO"/>
-              </w:rPr>
-              <w:t xml:space="preserve">) y el hash corto del </w:t>
-            </w:r>
-            <w:proofErr w:type="spellStart"/>
-            <w:r>
-              <w:rPr>
-                <w:sz w:val="20"/>
-                <w:szCs w:val="20"/>
-                <w:lang w:val="es-CO"/>
-              </w:rPr>
-              <w:t>commit</w:t>
-            </w:r>
-            <w:proofErr w:type="spellEnd"/>
-            <w:r>
-              <w:rPr>
-                <w:sz w:val="20"/>
-                <w:szCs w:val="20"/>
-                <w:lang w:val="es-CO"/>
-              </w:rPr>
-              <w:t xml:space="preserve"> de Git al iniciar, vía log UART.</w:t>
+              <w:t>El firmware debe reportar su versión semántica (MAJOR.MINOR.PATCH) y el hash corto del commit de Git al iniciar, vía log UART.</w:t>
             </w:r>
           </w:p>
         </w:tc>
@@ -10171,37 +7171,15 @@
             <w:vAlign w:val="center"/>
           </w:tcPr>
           <w:p>
-            <w:proofErr w:type="spellStart"/>
-            <w:r>
-              <w:rPr>
-                <w:b/>
-                <w:bCs/>
-                <w:sz w:val="20"/>
-                <w:szCs w:val="20"/>
-              </w:rPr>
-              <w:t>Criterio</w:t>
-            </w:r>
-            <w:proofErr w:type="spellEnd"/>
-            <w:r>
-              <w:rPr>
-                <w:b/>
-                <w:bCs/>
-                <w:sz w:val="20"/>
-                <w:szCs w:val="20"/>
-              </w:rPr>
-              <w:t xml:space="preserve"> de </w:t>
-            </w:r>
-            <w:proofErr w:type="spellStart"/>
-            <w:r>
-              <w:rPr>
-                <w:b/>
-                <w:bCs/>
-                <w:sz w:val="20"/>
-                <w:szCs w:val="20"/>
-              </w:rPr>
-              <w:t>aceptación</w:t>
-            </w:r>
-            <w:proofErr w:type="spellEnd"/>
+            <w:r>
+              <w:rPr>
+                <w:b/>
+                <w:bCs/>
+                <w:sz w:val="20"/>
+                <w:szCs w:val="20"/>
+              </w:rPr>
+              <w:t>Criterio de aceptación</w:t>
+            </w:r>
           </w:p>
         </w:tc>
         <w:tc>
@@ -10232,117 +7210,15 @@
                 <w:sz w:val="20"/>
                 <w:szCs w:val="20"/>
               </w:rPr>
-              <w:t xml:space="preserve">Línea </w:t>
-            </w:r>
-            <w:proofErr w:type="spellStart"/>
-            <w:r>
-              <w:rPr>
-                <w:sz w:val="20"/>
-                <w:szCs w:val="20"/>
-              </w:rPr>
-              <w:t>inicial</w:t>
-            </w:r>
-            <w:proofErr w:type="spellEnd"/>
-            <w:r>
-              <w:rPr>
-                <w:sz w:val="20"/>
-                <w:szCs w:val="20"/>
-              </w:rPr>
-              <w:t xml:space="preserve"> del log </w:t>
-            </w:r>
-            <w:proofErr w:type="spellStart"/>
-            <w:r>
-              <w:rPr>
-                <w:sz w:val="20"/>
-                <w:szCs w:val="20"/>
-              </w:rPr>
-              <w:t>tras</w:t>
-            </w:r>
-            <w:proofErr w:type="spellEnd"/>
-            <w:r>
-              <w:rPr>
-                <w:sz w:val="20"/>
-                <w:szCs w:val="20"/>
-              </w:rPr>
-              <w:t xml:space="preserve"> boot: INFO BOOT </w:t>
-            </w:r>
-            <w:proofErr w:type="gramStart"/>
-            <w:r>
-              <w:rPr>
-                <w:sz w:val="20"/>
-                <w:szCs w:val="20"/>
-              </w:rPr>
-              <w:t>firmware=v0.X.Y</w:t>
-            </w:r>
-            <w:proofErr w:type="gramEnd"/>
-            <w:r>
-              <w:rPr>
-                <w:sz w:val="20"/>
-                <w:szCs w:val="20"/>
-              </w:rPr>
-              <w:t xml:space="preserve"> commit=abcdef1. </w:t>
-            </w:r>
-            <w:r>
-              <w:rPr>
-                <w:sz w:val="20"/>
-                <w:szCs w:val="20"/>
-                <w:lang w:val="es-CO"/>
-              </w:rPr>
-              <w:t xml:space="preserve">El versionado se inyecta en compilación desde el sistema de </w:t>
-            </w:r>
-            <w:proofErr w:type="spellStart"/>
-            <w:r>
-              <w:rPr>
-                <w:sz w:val="20"/>
-                <w:szCs w:val="20"/>
-                <w:lang w:val="es-CO"/>
-              </w:rPr>
-              <w:t>build</w:t>
-            </w:r>
-            <w:proofErr w:type="spellEnd"/>
-            <w:r>
-              <w:rPr>
-                <w:sz w:val="20"/>
-                <w:szCs w:val="20"/>
-                <w:lang w:val="es-CO"/>
-              </w:rPr>
-              <w:t xml:space="preserve"> (</w:t>
-            </w:r>
-            <w:proofErr w:type="spellStart"/>
-            <w:r>
-              <w:rPr>
-                <w:sz w:val="20"/>
-                <w:szCs w:val="20"/>
-                <w:lang w:val="es-CO"/>
-              </w:rPr>
-              <w:t>PlatformIO</w:t>
-            </w:r>
-            <w:proofErr w:type="spellEnd"/>
-            <w:r>
-              <w:rPr>
-                <w:sz w:val="20"/>
-                <w:szCs w:val="20"/>
-                <w:lang w:val="es-CO"/>
-              </w:rPr>
-              <w:t xml:space="preserve"> </w:t>
-            </w:r>
-            <w:proofErr w:type="spellStart"/>
-            <w:r>
-              <w:rPr>
-                <w:sz w:val="20"/>
-                <w:szCs w:val="20"/>
-                <w:lang w:val="es-CO"/>
-              </w:rPr>
-              <w:t>build_flags</w:t>
-            </w:r>
-            <w:proofErr w:type="spellEnd"/>
-            <w:r>
-              <w:rPr>
-                <w:sz w:val="20"/>
-                <w:szCs w:val="20"/>
-                <w:lang w:val="es-CO"/>
-              </w:rPr>
-              <w:t>).</w:t>
+              <w:t xml:space="preserve">Línea inicial del log tras boot: INFO BOOT firmware=v0.X.Y commit=abcdef1. </w:t>
+            </w:r>
+            <w:r>
+              <w:rPr>
+                <w:sz w:val="20"/>
+                <w:szCs w:val="20"/>
+                <w:lang w:val="es-CO"/>
+              </w:rPr>
+              <w:t>El versionado se inyecta en compilación desde el sistema de build (PlatformIO build_flags).</w:t>
             </w:r>
           </w:p>
         </w:tc>
@@ -10367,45 +7243,14 @@
             <w:vAlign w:val="center"/>
           </w:tcPr>
           <w:p>
-            <w:proofErr w:type="spellStart"/>
-            <w:r>
-              <w:rPr>
-                <w:b/>
-                <w:bCs/>
-                <w:sz w:val="20"/>
-                <w:szCs w:val="20"/>
-              </w:rPr>
-              <w:t>Prioridad</w:t>
-            </w:r>
-            <w:proofErr w:type="spellEnd"/>
-            <w:r>
-              <w:rPr>
-                <w:b/>
-                <w:bCs/>
-                <w:sz w:val="20"/>
-                <w:szCs w:val="20"/>
-              </w:rPr>
-              <w:t xml:space="preserve"> (</w:t>
-            </w:r>
-            <w:proofErr w:type="spellStart"/>
-            <w:r>
-              <w:rPr>
-                <w:b/>
-                <w:bCs/>
-                <w:sz w:val="20"/>
-                <w:szCs w:val="20"/>
-              </w:rPr>
-              <w:t>MoSCoW</w:t>
-            </w:r>
-            <w:proofErr w:type="spellEnd"/>
-            <w:r>
-              <w:rPr>
-                <w:b/>
-                <w:bCs/>
-                <w:sz w:val="20"/>
-                <w:szCs w:val="20"/>
-              </w:rPr>
-              <w:t>)</w:t>
+            <w:r>
+              <w:rPr>
+                <w:b/>
+                <w:bCs/>
+                <w:sz w:val="20"/>
+                <w:szCs w:val="20"/>
+              </w:rPr>
+              <w:t>Prioridad (MoSCoW)</w:t>
             </w:r>
           </w:p>
         </w:tc>
@@ -10464,19 +7309,8 @@
                 <w:sz w:val="20"/>
                 <w:szCs w:val="20"/>
               </w:rPr>
-              <w:t xml:space="preserve">Test Case </w:t>
-            </w:r>
-            <w:proofErr w:type="spellStart"/>
-            <w:r>
-              <w:rPr>
-                <w:b/>
-                <w:bCs/>
-                <w:sz w:val="20"/>
-                <w:szCs w:val="20"/>
-              </w:rPr>
-              <w:t>asociado</w:t>
-            </w:r>
-            <w:proofErr w:type="spellEnd"/>
+              <w:t>Test Case asociado</w:t>
+            </w:r>
           </w:p>
         </w:tc>
         <w:tc>
@@ -10566,27 +7400,7 @@
                 <w:color w:val="FFFFFF"/>
                 <w:lang w:val="es-CO"/>
               </w:rPr>
-              <w:t>[SUSPENDIDO] RNF-</w:t>
-            </w:r>
-            <w:proofErr w:type="gramStart"/>
-            <w:r>
-              <w:rPr>
-                <w:b/>
-                <w:bCs/>
-                <w:color w:val="FFFFFF"/>
-                <w:lang w:val="es-CO"/>
-              </w:rPr>
-              <w:t>06  Modularidad</w:t>
-            </w:r>
-            <w:proofErr w:type="gramEnd"/>
-            <w:r>
-              <w:rPr>
-                <w:b/>
-                <w:bCs/>
-                <w:color w:val="FFFFFF"/>
-                <w:lang w:val="es-CO"/>
-              </w:rPr>
-              <w:t xml:space="preserve"> del firmware</w:t>
+              <w:t>[SUSPENDIDO] RNF-06  Modularidad del firmware</w:t>
             </w:r>
           </w:p>
         </w:tc>
@@ -10611,7 +7425,6 @@
             <w:vAlign w:val="center"/>
           </w:tcPr>
           <w:p>
-            <w:proofErr w:type="spellStart"/>
             <w:r>
               <w:rPr>
                 <w:b/>
@@ -10621,7 +7434,6 @@
               </w:rPr>
               <w:t>Descripción</w:t>
             </w:r>
-            <w:proofErr w:type="spellEnd"/>
           </w:p>
         </w:tc>
         <w:tc>
@@ -10653,97 +7465,7 @@
                 <w:szCs w:val="20"/>
                 <w:lang w:val="es-CO"/>
               </w:rPr>
-              <w:t>El firmware debe estructurarse en módulos con responsabilidad única y acoplamiento bajo: HAL, drivers (</w:t>
-            </w:r>
-            <w:proofErr w:type="spellStart"/>
-            <w:r>
-              <w:rPr>
-                <w:sz w:val="20"/>
-                <w:szCs w:val="20"/>
-                <w:lang w:val="es-CO"/>
-              </w:rPr>
-              <w:t>stepper</w:t>
-            </w:r>
-            <w:proofErr w:type="spellEnd"/>
-            <w:r>
-              <w:rPr>
-                <w:sz w:val="20"/>
-                <w:szCs w:val="20"/>
-                <w:lang w:val="es-CO"/>
-              </w:rPr>
-              <w:t>, hx711, mcp23017), servicios (</w:t>
-            </w:r>
-            <w:proofErr w:type="spellStart"/>
-            <w:r>
-              <w:rPr>
-                <w:sz w:val="20"/>
-                <w:szCs w:val="20"/>
-                <w:lang w:val="es-CO"/>
-              </w:rPr>
-              <w:t>motion</w:t>
-            </w:r>
-            <w:proofErr w:type="spellEnd"/>
-            <w:r>
-              <w:rPr>
-                <w:sz w:val="20"/>
-                <w:szCs w:val="20"/>
-                <w:lang w:val="es-CO"/>
-              </w:rPr>
-              <w:t xml:space="preserve">, </w:t>
-            </w:r>
-            <w:proofErr w:type="spellStart"/>
-            <w:r>
-              <w:rPr>
-                <w:sz w:val="20"/>
-                <w:szCs w:val="20"/>
-                <w:lang w:val="es-CO"/>
-              </w:rPr>
-              <w:t>inventory</w:t>
-            </w:r>
-            <w:proofErr w:type="spellEnd"/>
-            <w:r>
-              <w:rPr>
-                <w:sz w:val="20"/>
-                <w:szCs w:val="20"/>
-                <w:lang w:val="es-CO"/>
-              </w:rPr>
-              <w:t xml:space="preserve">, </w:t>
-            </w:r>
-            <w:proofErr w:type="spellStart"/>
-            <w:r>
-              <w:rPr>
-                <w:sz w:val="20"/>
-                <w:szCs w:val="20"/>
-                <w:lang w:val="es-CO"/>
-              </w:rPr>
-              <w:t>logger</w:t>
-            </w:r>
-            <w:proofErr w:type="spellEnd"/>
-            <w:r>
-              <w:rPr>
-                <w:sz w:val="20"/>
-                <w:szCs w:val="20"/>
-                <w:lang w:val="es-CO"/>
-              </w:rPr>
-              <w:t>), aplicación (</w:t>
-            </w:r>
-            <w:proofErr w:type="spellStart"/>
-            <w:r>
-              <w:rPr>
-                <w:sz w:val="20"/>
-                <w:szCs w:val="20"/>
-                <w:lang w:val="es-CO"/>
-              </w:rPr>
-              <w:t>state</w:t>
-            </w:r>
-            <w:proofErr w:type="spellEnd"/>
-            <w:r>
-              <w:rPr>
-                <w:sz w:val="20"/>
-                <w:szCs w:val="20"/>
-                <w:lang w:val="es-CO"/>
-              </w:rPr>
-              <w:t xml:space="preserve"> machine).</w:t>
+              <w:t>El firmware debe estructurarse en módulos con responsabilidad única y acoplamiento bajo: HAL, drivers (stepper, hx711, mcp23017), servicios (motion, inventory, logger), aplicación (state machine).</w:t>
             </w:r>
           </w:p>
         </w:tc>
@@ -10768,37 +7490,15 @@
             <w:vAlign w:val="center"/>
           </w:tcPr>
           <w:p>
-            <w:proofErr w:type="spellStart"/>
-            <w:r>
-              <w:rPr>
-                <w:b/>
-                <w:bCs/>
-                <w:sz w:val="20"/>
-                <w:szCs w:val="20"/>
-              </w:rPr>
-              <w:t>Criterio</w:t>
-            </w:r>
-            <w:proofErr w:type="spellEnd"/>
-            <w:r>
-              <w:rPr>
-                <w:b/>
-                <w:bCs/>
-                <w:sz w:val="20"/>
-                <w:szCs w:val="20"/>
-              </w:rPr>
-              <w:t xml:space="preserve"> de </w:t>
-            </w:r>
-            <w:proofErr w:type="spellStart"/>
-            <w:r>
-              <w:rPr>
-                <w:b/>
-                <w:bCs/>
-                <w:sz w:val="20"/>
-                <w:szCs w:val="20"/>
-              </w:rPr>
-              <w:t>aceptación</w:t>
-            </w:r>
-            <w:proofErr w:type="spellEnd"/>
+            <w:r>
+              <w:rPr>
+                <w:b/>
+                <w:bCs/>
+                <w:sz w:val="20"/>
+                <w:szCs w:val="20"/>
+              </w:rPr>
+              <w:t>Criterio de aceptación</w:t>
+            </w:r>
           </w:p>
         </w:tc>
         <w:tc>
@@ -10825,89 +7525,14 @@
                 <w:szCs w:val="20"/>
                 <w:lang w:val="es-CO"/>
               </w:rPr>
-              <w:t>Inspección del repositorio: ningún módulo de aplicación accede directamente a registros del MCU; todo acceso es vía HAL/</w:t>
-            </w:r>
-            <w:proofErr w:type="gramStart"/>
-            <w:r>
-              <w:rPr>
-                <w:sz w:val="20"/>
-                <w:szCs w:val="20"/>
-                <w:lang w:val="es-CO"/>
-              </w:rPr>
-              <w:t>driver</w:t>
-            </w:r>
-            <w:proofErr w:type="gramEnd"/>
-            <w:r>
-              <w:rPr>
-                <w:sz w:val="20"/>
-                <w:szCs w:val="20"/>
-                <w:lang w:val="es-CO"/>
-              </w:rPr>
-              <w:t xml:space="preserve">. </w:t>
-            </w:r>
-            <w:proofErr w:type="spellStart"/>
-            <w:r>
-              <w:rPr>
-                <w:sz w:val="20"/>
-                <w:szCs w:val="20"/>
-              </w:rPr>
-              <w:t>Validado</w:t>
-            </w:r>
-            <w:proofErr w:type="spellEnd"/>
-            <w:r>
-              <w:rPr>
-                <w:sz w:val="20"/>
-                <w:szCs w:val="20"/>
-              </w:rPr>
-              <w:t xml:space="preserve"> </w:t>
-            </w:r>
-            <w:proofErr w:type="spellStart"/>
-            <w:r>
-              <w:rPr>
-                <w:sz w:val="20"/>
-                <w:szCs w:val="20"/>
-              </w:rPr>
-              <w:t>por</w:t>
-            </w:r>
-            <w:proofErr w:type="spellEnd"/>
-            <w:r>
-              <w:rPr>
-                <w:sz w:val="20"/>
-                <w:szCs w:val="20"/>
-              </w:rPr>
-              <w:t xml:space="preserve"> code review </w:t>
-            </w:r>
-            <w:proofErr w:type="spellStart"/>
-            <w:r>
-              <w:rPr>
-                <w:sz w:val="20"/>
-                <w:szCs w:val="20"/>
-              </w:rPr>
-              <w:t>documentado</w:t>
-            </w:r>
-            <w:proofErr w:type="spellEnd"/>
-            <w:r>
-              <w:rPr>
-                <w:sz w:val="20"/>
-                <w:szCs w:val="20"/>
-              </w:rPr>
-              <w:t xml:space="preserve"> </w:t>
-            </w:r>
-            <w:proofErr w:type="spellStart"/>
-            <w:r>
-              <w:rPr>
-                <w:sz w:val="20"/>
-                <w:szCs w:val="20"/>
-              </w:rPr>
-              <w:t>en</w:t>
-            </w:r>
-            <w:proofErr w:type="spellEnd"/>
-            <w:r>
-              <w:rPr>
-                <w:sz w:val="20"/>
-                <w:szCs w:val="20"/>
-              </w:rPr>
-              <w:t xml:space="preserve"> PR.</w:t>
+              <w:t xml:space="preserve">Inspección del repositorio: ningún módulo de aplicación accede directamente a registros del MCU; todo acceso es vía HAL/driver. </w:t>
+            </w:r>
+            <w:r>
+              <w:rPr>
+                <w:sz w:val="20"/>
+                <w:szCs w:val="20"/>
+              </w:rPr>
+              <w:t>Validado por code review documentado en PR.</w:t>
             </w:r>
           </w:p>
         </w:tc>
@@ -10932,45 +7557,14 @@
             <w:vAlign w:val="center"/>
           </w:tcPr>
           <w:p>
-            <w:proofErr w:type="spellStart"/>
-            <w:r>
-              <w:rPr>
-                <w:b/>
-                <w:bCs/>
-                <w:sz w:val="20"/>
-                <w:szCs w:val="20"/>
-              </w:rPr>
-              <w:t>Prioridad</w:t>
-            </w:r>
-            <w:proofErr w:type="spellEnd"/>
-            <w:r>
-              <w:rPr>
-                <w:b/>
-                <w:bCs/>
-                <w:sz w:val="20"/>
-                <w:szCs w:val="20"/>
-              </w:rPr>
-              <w:t xml:space="preserve"> (</w:t>
-            </w:r>
-            <w:proofErr w:type="spellStart"/>
-            <w:r>
-              <w:rPr>
-                <w:b/>
-                <w:bCs/>
-                <w:sz w:val="20"/>
-                <w:szCs w:val="20"/>
-              </w:rPr>
-              <w:t>MoSCoW</w:t>
-            </w:r>
-            <w:proofErr w:type="spellEnd"/>
-            <w:r>
-              <w:rPr>
-                <w:b/>
-                <w:bCs/>
-                <w:sz w:val="20"/>
-                <w:szCs w:val="20"/>
-              </w:rPr>
-              <w:t>)</w:t>
+            <w:r>
+              <w:rPr>
+                <w:b/>
+                <w:bCs/>
+                <w:sz w:val="20"/>
+                <w:szCs w:val="20"/>
+              </w:rPr>
+              <w:t>Prioridad (MoSCoW)</w:t>
             </w:r>
           </w:p>
         </w:tc>
@@ -11029,19 +7623,8 @@
                 <w:sz w:val="20"/>
                 <w:szCs w:val="20"/>
               </w:rPr>
-              <w:t xml:space="preserve">Test Case </w:t>
-            </w:r>
-            <w:proofErr w:type="spellStart"/>
-            <w:r>
-              <w:rPr>
-                <w:b/>
-                <w:bCs/>
-                <w:sz w:val="20"/>
-                <w:szCs w:val="20"/>
-              </w:rPr>
-              <w:t>asociado</w:t>
-            </w:r>
-            <w:proofErr w:type="spellEnd"/>
+              <w:t>Test Case asociado</w:t>
+            </w:r>
           </w:p>
         </w:tc>
         <w:tc>
@@ -11090,13 +7673,8 @@
       </w:pPr>
       <w:r>
         <w:lastRenderedPageBreak/>
-        <w:t xml:space="preserve">4. Plan de </w:t>
+        <w:t>4. Plan de Pruebas</w:t>
       </w:r>
-      <w:proofErr w:type="spellStart"/>
-      <w:r>
-        <w:t>Pruebas</w:t>
-      </w:r>
-      <w:proofErr w:type="spellEnd"/>
     </w:p>
     <w:p>
       <w:pPr>
@@ -11104,29 +7682,8 @@
         <w:spacing w:line="276" w:lineRule="auto"/>
       </w:pPr>
       <w:r>
-        <w:t xml:space="preserve">4.1 </w:t>
+        <w:t>4.1 Estrategia por niveles</w:t>
       </w:r>
-      <w:proofErr w:type="spellStart"/>
-      <w:r>
-        <w:t>Estrategia</w:t>
-      </w:r>
-      <w:proofErr w:type="spellEnd"/>
-      <w:r>
-        <w:t xml:space="preserve"> </w:t>
-      </w:r>
-      <w:proofErr w:type="spellStart"/>
-      <w:r>
-        <w:t>por</w:t>
-      </w:r>
-      <w:proofErr w:type="spellEnd"/>
-      <w:r>
-        <w:t xml:space="preserve"> </w:t>
-      </w:r>
-      <w:proofErr w:type="spellStart"/>
-      <w:r>
-        <w:t>niveles</w:t>
-      </w:r>
-      <w:proofErr w:type="spellEnd"/>
     </w:p>
     <w:p>
       <w:pPr>
@@ -11220,7 +7777,6 @@
             <w:vAlign w:val="center"/>
           </w:tcPr>
           <w:p>
-            <w:proofErr w:type="spellStart"/>
             <w:r>
               <w:rPr>
                 <w:b/>
@@ -11231,7 +7787,6 @@
               </w:rPr>
               <w:t>Objetivo</w:t>
             </w:r>
-            <w:proofErr w:type="spellEnd"/>
           </w:p>
         </w:tc>
         <w:tc>
@@ -11253,7 +7808,6 @@
             <w:vAlign w:val="center"/>
           </w:tcPr>
           <w:p>
-            <w:proofErr w:type="spellStart"/>
             <w:r>
               <w:rPr>
                 <w:b/>
@@ -11264,7 +7818,6 @@
               </w:rPr>
               <w:t>Entorno</w:t>
             </w:r>
-            <w:proofErr w:type="spellEnd"/>
           </w:p>
         </w:tc>
         <w:tc>
@@ -11286,7 +7839,6 @@
             <w:vAlign w:val="center"/>
           </w:tcPr>
           <w:p>
-            <w:proofErr w:type="spellStart"/>
             <w:r>
               <w:rPr>
                 <w:b/>
@@ -11297,7 +7849,6 @@
               </w:rPr>
               <w:t>Responsable</w:t>
             </w:r>
-            <w:proofErr w:type="spellEnd"/>
           </w:p>
         </w:tc>
       </w:tr>
@@ -11360,43 +7911,7 @@
                 <w:szCs w:val="20"/>
                 <w:lang w:val="es-CO"/>
               </w:rPr>
-              <w:t xml:space="preserve">Validar funciones puras de cálculo (conversión </w:t>
-            </w:r>
-            <w:proofErr w:type="spellStart"/>
-            <w:r>
-              <w:rPr>
-                <w:sz w:val="20"/>
-                <w:szCs w:val="20"/>
-                <w:lang w:val="es-CO"/>
-              </w:rPr>
-              <w:t>pasos↔mm</w:t>
-            </w:r>
-            <w:proofErr w:type="spellEnd"/>
-            <w:r>
-              <w:rPr>
-                <w:sz w:val="20"/>
-                <w:szCs w:val="20"/>
-                <w:lang w:val="es-CO"/>
-              </w:rPr>
-              <w:t xml:space="preserve">, </w:t>
-            </w:r>
-            <w:proofErr w:type="spellStart"/>
-            <w:r>
-              <w:rPr>
-                <w:sz w:val="20"/>
-                <w:szCs w:val="20"/>
-                <w:lang w:val="es-CO"/>
-              </w:rPr>
-              <w:t>parsing</w:t>
-            </w:r>
-            <w:proofErr w:type="spellEnd"/>
-            <w:r>
-              <w:rPr>
-                <w:sz w:val="20"/>
-                <w:szCs w:val="20"/>
-                <w:lang w:val="es-CO"/>
-              </w:rPr>
-              <w:t xml:space="preserve"> de comandos, formato de log).</w:t>
+              <w:t>Validar funciones puras de cálculo (conversión pasos↔mm, parsing de comandos, formato de log).</w:t>
             </w:r>
           </w:p>
         </w:tc>
@@ -11423,39 +7938,7 @@
                 <w:sz w:val="20"/>
                 <w:szCs w:val="20"/>
               </w:rPr>
-              <w:t xml:space="preserve">Host (PC) con framework Unity </w:t>
-            </w:r>
-            <w:proofErr w:type="spellStart"/>
-            <w:r>
-              <w:rPr>
-                <w:sz w:val="20"/>
-                <w:szCs w:val="20"/>
-              </w:rPr>
-              <w:t>vía</w:t>
-            </w:r>
-            <w:proofErr w:type="spellEnd"/>
-            <w:r>
-              <w:rPr>
-                <w:sz w:val="20"/>
-                <w:szCs w:val="20"/>
-              </w:rPr>
-              <w:t xml:space="preserve"> </w:t>
-            </w:r>
-            <w:proofErr w:type="spellStart"/>
-            <w:r>
-              <w:rPr>
-                <w:sz w:val="20"/>
-                <w:szCs w:val="20"/>
-              </w:rPr>
-              <w:t>PlatformIO</w:t>
-            </w:r>
-            <w:proofErr w:type="spellEnd"/>
-            <w:r>
-              <w:rPr>
-                <w:sz w:val="20"/>
-                <w:szCs w:val="20"/>
-              </w:rPr>
-              <w:t>.</w:t>
+              <w:t>Host (PC) con framework Unity vía PlatformIO.</w:t>
             </w:r>
           </w:p>
         </w:tc>
@@ -11540,39 +8023,7 @@
                 <w:sz w:val="20"/>
                 <w:szCs w:val="20"/>
               </w:rPr>
-              <w:t xml:space="preserve">Validar drivers </w:t>
-            </w:r>
-            <w:proofErr w:type="spellStart"/>
-            <w:r>
-              <w:rPr>
-                <w:sz w:val="20"/>
-                <w:szCs w:val="20"/>
-              </w:rPr>
-              <w:t>individuales</w:t>
-            </w:r>
-            <w:proofErr w:type="spellEnd"/>
-            <w:r>
-              <w:rPr>
-                <w:sz w:val="20"/>
-                <w:szCs w:val="20"/>
-              </w:rPr>
-              <w:t xml:space="preserve"> (stepper, HX711, MCP23017) contra hardware real, </w:t>
-            </w:r>
-            <w:proofErr w:type="spellStart"/>
-            <w:r>
-              <w:rPr>
-                <w:sz w:val="20"/>
-                <w:szCs w:val="20"/>
-              </w:rPr>
-              <w:t>aislados</w:t>
-            </w:r>
-            <w:proofErr w:type="spellEnd"/>
-            <w:r>
-              <w:rPr>
-                <w:sz w:val="20"/>
-                <w:szCs w:val="20"/>
-              </w:rPr>
-              <w:t>.</w:t>
+              <w:t>Validar drivers individuales (stepper, HX711, MCP23017) contra hardware real, aislados.</w:t>
             </w:r>
           </w:p>
         </w:tc>
@@ -11605,25 +8056,7 @@
                 <w:szCs w:val="20"/>
                 <w:lang w:val="es-CO"/>
               </w:rPr>
-              <w:t xml:space="preserve">ESP32 + </w:t>
-            </w:r>
-            <w:proofErr w:type="spellStart"/>
-            <w:r>
-              <w:rPr>
-                <w:sz w:val="20"/>
-                <w:szCs w:val="20"/>
-                <w:lang w:val="es-CO"/>
-              </w:rPr>
-              <w:t>breakout</w:t>
-            </w:r>
-            <w:proofErr w:type="spellEnd"/>
-            <w:r>
-              <w:rPr>
-                <w:sz w:val="20"/>
-                <w:szCs w:val="20"/>
-                <w:lang w:val="es-CO"/>
-              </w:rPr>
-              <w:t xml:space="preserve"> del periférico, sin estructura mecánica.</w:t>
+              <w:t>ESP32 + breakout del periférico, sin estructura mecánica.</w:t>
             </w:r>
           </w:p>
         </w:tc>
@@ -11714,61 +8147,7 @@
                 <w:szCs w:val="20"/>
                 <w:lang w:val="es-CO"/>
               </w:rPr>
-              <w:t xml:space="preserve">Validar interacción entre módulos: </w:t>
-            </w:r>
-            <w:proofErr w:type="spellStart"/>
-            <w:r>
-              <w:rPr>
-                <w:sz w:val="20"/>
-                <w:szCs w:val="20"/>
-                <w:lang w:val="es-CO"/>
-              </w:rPr>
-              <w:t>motion</w:t>
-            </w:r>
-            <w:proofErr w:type="spellEnd"/>
-            <w:r>
-              <w:rPr>
-                <w:sz w:val="20"/>
-                <w:szCs w:val="20"/>
-                <w:lang w:val="es-CO"/>
-              </w:rPr>
-              <w:t xml:space="preserve"> + </w:t>
-            </w:r>
-            <w:proofErr w:type="spellStart"/>
-            <w:r>
-              <w:rPr>
-                <w:sz w:val="20"/>
-                <w:szCs w:val="20"/>
-                <w:lang w:val="es-CO"/>
-              </w:rPr>
-              <w:t>inventory</w:t>
-            </w:r>
-            <w:proofErr w:type="spellEnd"/>
-            <w:r>
-              <w:rPr>
-                <w:sz w:val="20"/>
-                <w:szCs w:val="20"/>
-                <w:lang w:val="es-CO"/>
-              </w:rPr>
-              <w:t xml:space="preserve"> + </w:t>
-            </w:r>
-            <w:proofErr w:type="spellStart"/>
-            <w:r>
-              <w:rPr>
-                <w:sz w:val="20"/>
-                <w:szCs w:val="20"/>
-                <w:lang w:val="es-CO"/>
-              </w:rPr>
-              <w:t>logger</w:t>
-            </w:r>
-            <w:proofErr w:type="spellEnd"/>
-            <w:r>
-              <w:rPr>
-                <w:sz w:val="20"/>
-                <w:szCs w:val="20"/>
-                <w:lang w:val="es-CO"/>
-              </w:rPr>
-              <w:t>.</w:t>
+              <w:t>Validar interacción entre módulos: motion + inventory + logger.</w:t>
             </w:r>
           </w:p>
         </w:tc>
@@ -11795,39 +8174,7 @@
                 <w:sz w:val="20"/>
                 <w:szCs w:val="20"/>
               </w:rPr>
-              <w:t xml:space="preserve">ESP32 + </w:t>
-            </w:r>
-            <w:proofErr w:type="spellStart"/>
-            <w:r>
-              <w:rPr>
-                <w:sz w:val="20"/>
-                <w:szCs w:val="20"/>
-              </w:rPr>
-              <w:t>estructura</w:t>
-            </w:r>
-            <w:proofErr w:type="spellEnd"/>
-            <w:r>
-              <w:rPr>
-                <w:sz w:val="20"/>
-                <w:szCs w:val="20"/>
-              </w:rPr>
-              <w:t xml:space="preserve"> </w:t>
-            </w:r>
-            <w:proofErr w:type="spellStart"/>
-            <w:r>
-              <w:rPr>
-                <w:sz w:val="20"/>
-                <w:szCs w:val="20"/>
-              </w:rPr>
-              <w:t>mecánica</w:t>
-            </w:r>
-            <w:proofErr w:type="spellEnd"/>
-            <w:r>
-              <w:rPr>
-                <w:sz w:val="20"/>
-                <w:szCs w:val="20"/>
-              </w:rPr>
-              <w:t xml:space="preserve"> completa.</w:t>
+              <w:t>ESP32 + estructura mecánica completa.</w:t>
             </w:r>
           </w:p>
         </w:tc>
@@ -11945,55 +8292,7 @@
                 <w:sz w:val="20"/>
                 <w:szCs w:val="20"/>
               </w:rPr>
-              <w:t xml:space="preserve">Sistema </w:t>
-            </w:r>
-            <w:proofErr w:type="spellStart"/>
-            <w:r>
-              <w:rPr>
-                <w:sz w:val="20"/>
-                <w:szCs w:val="20"/>
-              </w:rPr>
-              <w:t>completo</w:t>
-            </w:r>
-            <w:proofErr w:type="spellEnd"/>
-            <w:r>
-              <w:rPr>
-                <w:sz w:val="20"/>
-                <w:szCs w:val="20"/>
-              </w:rPr>
-              <w:t xml:space="preserve"> + </w:t>
-            </w:r>
-            <w:proofErr w:type="spellStart"/>
-            <w:r>
-              <w:rPr>
-                <w:sz w:val="20"/>
-                <w:szCs w:val="20"/>
-              </w:rPr>
-              <w:t>estímulos</w:t>
-            </w:r>
-            <w:proofErr w:type="spellEnd"/>
-            <w:r>
-              <w:rPr>
-                <w:sz w:val="20"/>
-                <w:szCs w:val="20"/>
-              </w:rPr>
-              <w:t xml:space="preserve"> </w:t>
-            </w:r>
-            <w:proofErr w:type="spellStart"/>
-            <w:r>
-              <w:rPr>
-                <w:sz w:val="20"/>
-                <w:szCs w:val="20"/>
-              </w:rPr>
-              <w:t>manuales</w:t>
-            </w:r>
-            <w:proofErr w:type="spellEnd"/>
-            <w:r>
-              <w:rPr>
-                <w:sz w:val="20"/>
-                <w:szCs w:val="20"/>
-              </w:rPr>
-              <w:t>.</w:t>
+              <w:t>Sistema completo + estímulos manuales.</w:t>
             </w:r>
           </w:p>
         </w:tc>
@@ -12084,43 +8383,7 @@
                 <w:szCs w:val="20"/>
                 <w:lang w:val="es-CO"/>
               </w:rPr>
-              <w:t xml:space="preserve">Escenarios </w:t>
-            </w:r>
-            <w:proofErr w:type="spellStart"/>
-            <w:r>
-              <w:rPr>
-                <w:sz w:val="20"/>
-                <w:szCs w:val="20"/>
-                <w:lang w:val="es-CO"/>
-              </w:rPr>
-              <w:t>end-to-end</w:t>
-            </w:r>
-            <w:proofErr w:type="spellEnd"/>
-            <w:r>
-              <w:rPr>
-                <w:sz w:val="20"/>
-                <w:szCs w:val="20"/>
-                <w:lang w:val="es-CO"/>
-              </w:rPr>
-              <w:t xml:space="preserve"> de usuario (STORE → RETRIEVE → SWAP → corte de luz → </w:t>
-            </w:r>
-            <w:proofErr w:type="spellStart"/>
-            <w:r>
-              <w:rPr>
-                <w:sz w:val="20"/>
-                <w:szCs w:val="20"/>
-                <w:lang w:val="es-CO"/>
-              </w:rPr>
-              <w:t>reboot</w:t>
-            </w:r>
-            <w:proofErr w:type="spellEnd"/>
-            <w:r>
-              <w:rPr>
-                <w:sz w:val="20"/>
-                <w:szCs w:val="20"/>
-                <w:lang w:val="es-CO"/>
-              </w:rPr>
-              <w:t>).</w:t>
+              <w:t>Escenarios end-to-end de usuario (STORE → RETRIEVE → SWAP → corte de luz → reboot).</w:t>
             </w:r>
           </w:p>
         </w:tc>
@@ -12192,29 +8455,8 @@
         <w:spacing w:line="276" w:lineRule="auto"/>
       </w:pPr>
       <w:r>
-        <w:t xml:space="preserve">4.2 </w:t>
+        <w:t>4.2 Criterios globales de aprobación</w:t>
       </w:r>
-      <w:proofErr w:type="spellStart"/>
-      <w:r>
-        <w:t>Criterios</w:t>
-      </w:r>
-      <w:proofErr w:type="spellEnd"/>
-      <w:r>
-        <w:t xml:space="preserve"> </w:t>
-      </w:r>
-      <w:proofErr w:type="spellStart"/>
-      <w:r>
-        <w:t>globales</w:t>
-      </w:r>
-      <w:proofErr w:type="spellEnd"/>
-      <w:r>
-        <w:t xml:space="preserve"> de </w:t>
-      </w:r>
-      <w:proofErr w:type="spellStart"/>
-      <w:r>
-        <w:t>aprobación</w:t>
-      </w:r>
-      <w:proofErr w:type="spellEnd"/>
     </w:p>
     <w:p>
       <w:pPr>
@@ -12229,19 +8471,11 @@
           <w:lang w:val="es-CO"/>
         </w:rPr>
       </w:pPr>
-      <w:proofErr w:type="gramStart"/>
       <w:r>
         <w:rPr>
           <w:lang w:val="es-CO"/>
         </w:rPr>
-        <w:t>Un test</w:t>
-      </w:r>
-      <w:proofErr w:type="gramEnd"/>
-      <w:r>
-        <w:rPr>
-          <w:lang w:val="es-CO"/>
-        </w:rPr>
-        <w:t xml:space="preserve"> case se considera </w:t>
+        <w:t xml:space="preserve">Un test case se considera </w:t>
       </w:r>
       <w:r>
         <w:rPr>
@@ -12289,21 +8523,7 @@
         <w:rPr>
           <w:lang w:val="es-CO"/>
         </w:rPr>
-        <w:t xml:space="preserve"> cuando el 100 % de </w:t>
-      </w:r>
-      <w:proofErr w:type="gramStart"/>
-      <w:r>
-        <w:rPr>
-          <w:lang w:val="es-CO"/>
-        </w:rPr>
-        <w:t>sus test</w:t>
-      </w:r>
-      <w:proofErr w:type="gramEnd"/>
-      <w:r>
-        <w:rPr>
-          <w:lang w:val="es-CO"/>
-        </w:rPr>
-        <w:t xml:space="preserve"> cases asociados pasan.</w:t>
+        <w:t xml:space="preserve"> cuando el 100 % de sus test cases asociados pasan.</w:t>
       </w:r>
     </w:p>
     <w:p>
@@ -12331,63 +8551,7 @@
         <w:rPr>
           <w:lang w:val="es-CO"/>
         </w:rPr>
-        <w:t xml:space="preserve">ante cualquier cambio que toque módulos asociados a </w:t>
-      </w:r>
-      <w:proofErr w:type="gramStart"/>
-      <w:r>
-        <w:rPr>
-          <w:lang w:val="es-CO"/>
-        </w:rPr>
-        <w:t>un test</w:t>
-      </w:r>
-      <w:proofErr w:type="gramEnd"/>
-      <w:r>
-        <w:rPr>
-          <w:lang w:val="es-CO"/>
-        </w:rPr>
-        <w:t xml:space="preserve"> case previamente aprobado, </w:t>
-      </w:r>
-      <w:proofErr w:type="gramStart"/>
-      <w:r>
-        <w:rPr>
-          <w:lang w:val="es-CO"/>
-        </w:rPr>
-        <w:t>el test</w:t>
-      </w:r>
-      <w:proofErr w:type="gramEnd"/>
-      <w:r>
-        <w:rPr>
-          <w:lang w:val="es-CO"/>
-        </w:rPr>
-        <w:t xml:space="preserve"> case debe </w:t>
-      </w:r>
-      <w:proofErr w:type="spellStart"/>
-      <w:r>
-        <w:rPr>
-          <w:lang w:val="es-CO"/>
-        </w:rPr>
-        <w:t>re-ejecutarse</w:t>
-      </w:r>
-      <w:proofErr w:type="spellEnd"/>
-      <w:r>
-        <w:rPr>
-          <w:lang w:val="es-CO"/>
-        </w:rPr>
-        <w:t xml:space="preserve"> antes de fusionar la rama a </w:t>
-      </w:r>
-      <w:proofErr w:type="spellStart"/>
-      <w:r>
-        <w:rPr>
-          <w:lang w:val="es-CO"/>
-        </w:rPr>
-        <w:t>main</w:t>
-      </w:r>
-      <w:proofErr w:type="spellEnd"/>
-      <w:r>
-        <w:rPr>
-          <w:lang w:val="es-CO"/>
-        </w:rPr>
-        <w:t>.</w:t>
+        <w:t>ante cualquier cambio que toque módulos asociados a un test case previamente aprobado, el test case debe re-ejecutarse antes de fusionar la rama a main.</w:t>
       </w:r>
     </w:p>
     <w:p>
@@ -12415,21 +8579,7 @@
         <w:rPr>
           <w:lang w:val="es-CO"/>
         </w:rPr>
-        <w:t xml:space="preserve">se utiliza cuando </w:t>
-      </w:r>
-      <w:proofErr w:type="gramStart"/>
-      <w:r>
-        <w:rPr>
-          <w:lang w:val="es-CO"/>
-        </w:rPr>
-        <w:t>el test</w:t>
-      </w:r>
-      <w:proofErr w:type="gramEnd"/>
-      <w:r>
-        <w:rPr>
-          <w:lang w:val="es-CO"/>
-        </w:rPr>
-        <w:t xml:space="preserve"> case no puede ejecutarse por una dependencia externa (hardware faltante, periférico sin disponibilidad), para diferenciarlo de un fallo real.</w:t>
+        <w:t>se utiliza cuando el test case no puede ejecutarse por una dependencia externa (hardware faltante, periférico sin disponibilidad), para diferenciarlo de un fallo real.</w:t>
       </w:r>
     </w:p>
     <w:p>
@@ -12438,21 +8588,8 @@
         <w:spacing w:line="276" w:lineRule="auto"/>
       </w:pPr>
       <w:r>
-        <w:t xml:space="preserve">4.3 </w:t>
+        <w:t>4.3 Herramientas requeridas</w:t>
       </w:r>
-      <w:proofErr w:type="spellStart"/>
-      <w:r>
-        <w:t>Herramientas</w:t>
-      </w:r>
-      <w:proofErr w:type="spellEnd"/>
-      <w:r>
-        <w:t xml:space="preserve"> </w:t>
-      </w:r>
-      <w:proofErr w:type="spellStart"/>
-      <w:r>
-        <w:t>requeridas</w:t>
-      </w:r>
-      <w:proofErr w:type="spellEnd"/>
     </w:p>
     <w:tbl>
       <w:tblPr>
@@ -12498,7 +8635,6 @@
             <w:vAlign w:val="center"/>
           </w:tcPr>
           <w:p>
-            <w:proofErr w:type="spellStart"/>
             <w:r>
               <w:rPr>
                 <w:b/>
@@ -12509,7 +8645,6 @@
               </w:rPr>
               <w:t>Herramienta</w:t>
             </w:r>
-            <w:proofErr w:type="spellEnd"/>
           </w:p>
         </w:tc>
         <w:tc>
@@ -12563,25 +8698,14 @@
             <w:vAlign w:val="center"/>
           </w:tcPr>
           <w:p>
-            <w:proofErr w:type="spellStart"/>
-            <w:r>
-              <w:rPr>
-                <w:b/>
-                <w:bCs/>
-                <w:sz w:val="20"/>
-                <w:szCs w:val="20"/>
-              </w:rPr>
-              <w:t>PlatformIO</w:t>
-            </w:r>
-            <w:proofErr w:type="spellEnd"/>
-            <w:r>
-              <w:rPr>
-                <w:b/>
-                <w:bCs/>
-                <w:sz w:val="20"/>
-                <w:szCs w:val="20"/>
-              </w:rPr>
-              <w:t xml:space="preserve"> + Unity</w:t>
+            <w:r>
+              <w:rPr>
+                <w:b/>
+                <w:bCs/>
+                <w:sz w:val="20"/>
+                <w:szCs w:val="20"/>
+              </w:rPr>
+              <w:t>PlatformIO + Unity</w:t>
             </w:r>
           </w:p>
         </w:tc>
@@ -12608,59 +8732,13 @@
                 <w:lang w:val="es-CO"/>
               </w:rPr>
             </w:pPr>
-            <w:proofErr w:type="spellStart"/>
-            <w:r>
-              <w:rPr>
-                <w:sz w:val="20"/>
-                <w:szCs w:val="20"/>
-                <w:lang w:val="es-CO"/>
-              </w:rPr>
-              <w:t>Unit</w:t>
-            </w:r>
-            <w:proofErr w:type="spellEnd"/>
-            <w:r>
-              <w:rPr>
-                <w:sz w:val="20"/>
-                <w:szCs w:val="20"/>
-                <w:lang w:val="es-CO"/>
-              </w:rPr>
-              <w:t xml:space="preserve"> </w:t>
-            </w:r>
-            <w:proofErr w:type="spellStart"/>
-            <w:r>
-              <w:rPr>
-                <w:sz w:val="20"/>
-                <w:szCs w:val="20"/>
-                <w:lang w:val="es-CO"/>
-              </w:rPr>
-              <w:t>tests</w:t>
-            </w:r>
-            <w:proofErr w:type="spellEnd"/>
-            <w:r>
-              <w:rPr>
-                <w:sz w:val="20"/>
-                <w:szCs w:val="20"/>
-                <w:lang w:val="es-CO"/>
-              </w:rPr>
-              <w:t xml:space="preserve"> en host, </w:t>
-            </w:r>
-            <w:proofErr w:type="spellStart"/>
-            <w:r>
-              <w:rPr>
-                <w:sz w:val="20"/>
-                <w:szCs w:val="20"/>
-                <w:lang w:val="es-CO"/>
-              </w:rPr>
-              <w:t>build</w:t>
-            </w:r>
-            <w:proofErr w:type="spellEnd"/>
-            <w:r>
-              <w:rPr>
-                <w:sz w:val="20"/>
-                <w:szCs w:val="20"/>
-                <w:lang w:val="es-CO"/>
-              </w:rPr>
-              <w:t xml:space="preserve"> con inyección de versión.</w:t>
+            <w:r>
+              <w:rPr>
+                <w:sz w:val="20"/>
+                <w:szCs w:val="20"/>
+                <w:lang w:val="es-CO"/>
+              </w:rPr>
+              <w:t>Unit tests en host, build con inyección de versión.</w:t>
             </w:r>
           </w:p>
         </w:tc>
@@ -12684,45 +8762,14 @@
             <w:vAlign w:val="center"/>
           </w:tcPr>
           <w:p>
-            <w:proofErr w:type="spellStart"/>
-            <w:r>
-              <w:rPr>
-                <w:b/>
-                <w:bCs/>
-                <w:sz w:val="20"/>
-                <w:szCs w:val="20"/>
-              </w:rPr>
-              <w:t>Osciloscopio</w:t>
-            </w:r>
-            <w:proofErr w:type="spellEnd"/>
-            <w:r>
-              <w:rPr>
-                <w:b/>
-                <w:bCs/>
-                <w:sz w:val="20"/>
-                <w:szCs w:val="20"/>
-              </w:rPr>
-              <w:t xml:space="preserve"> (</w:t>
-            </w:r>
-            <w:proofErr w:type="spellStart"/>
-            <w:r>
-              <w:rPr>
-                <w:b/>
-                <w:bCs/>
-                <w:sz w:val="20"/>
-                <w:szCs w:val="20"/>
-              </w:rPr>
-              <w:t>laboratorio</w:t>
-            </w:r>
-            <w:proofErr w:type="spellEnd"/>
-            <w:r>
-              <w:rPr>
-                <w:b/>
-                <w:bCs/>
-                <w:sz w:val="20"/>
-                <w:szCs w:val="20"/>
-              </w:rPr>
-              <w:t>)</w:t>
+            <w:r>
+              <w:rPr>
+                <w:b/>
+                <w:bCs/>
+                <w:sz w:val="20"/>
+                <w:szCs w:val="20"/>
+              </w:rPr>
+              <w:t>Osciloscopio (laboratorio)</w:t>
             </w:r>
           </w:p>
         </w:tc>
@@ -12919,7 +8966,6 @@
             <w:vAlign w:val="center"/>
           </w:tcPr>
           <w:p>
-            <w:proofErr w:type="spellStart"/>
             <w:r>
               <w:rPr>
                 <w:b/>
@@ -12930,7 +8976,6 @@
               <w:lastRenderedPageBreak/>
               <w:t>Multímetro</w:t>
             </w:r>
-            <w:proofErr w:type="spellEnd"/>
           </w:p>
         </w:tc>
         <w:tc>
@@ -12986,37 +9031,15 @@
             <w:vAlign w:val="center"/>
           </w:tcPr>
           <w:p>
-            <w:proofErr w:type="spellStart"/>
-            <w:r>
-              <w:rPr>
-                <w:b/>
-                <w:bCs/>
-                <w:sz w:val="20"/>
-                <w:szCs w:val="20"/>
-              </w:rPr>
-              <w:t>Cronómetro</w:t>
-            </w:r>
-            <w:proofErr w:type="spellEnd"/>
-            <w:r>
-              <w:rPr>
-                <w:b/>
-                <w:bCs/>
-                <w:sz w:val="20"/>
-                <w:szCs w:val="20"/>
-              </w:rPr>
-              <w:t xml:space="preserve"> / </w:t>
-            </w:r>
-            <w:proofErr w:type="spellStart"/>
-            <w:r>
-              <w:rPr>
-                <w:b/>
-                <w:bCs/>
-                <w:sz w:val="20"/>
-                <w:szCs w:val="20"/>
-              </w:rPr>
-              <w:t>celular</w:t>
-            </w:r>
-            <w:proofErr w:type="spellEnd"/>
+            <w:r>
+              <w:rPr>
+                <w:b/>
+                <w:bCs/>
+                <w:sz w:val="20"/>
+                <w:szCs w:val="20"/>
+              </w:rPr>
+              <w:t>Cronómetro / celular</w:t>
+            </w:r>
           </w:p>
         </w:tc>
         <w:tc>
@@ -13048,25 +9071,7 @@
                 <w:szCs w:val="20"/>
                 <w:lang w:val="es-CO"/>
               </w:rPr>
-              <w:t xml:space="preserve">Validación de tiempos de ciclo (corroborado con </w:t>
-            </w:r>
-            <w:proofErr w:type="spellStart"/>
-            <w:r>
-              <w:rPr>
-                <w:sz w:val="20"/>
-                <w:szCs w:val="20"/>
-                <w:lang w:val="es-CO"/>
-              </w:rPr>
-              <w:t>timestamps</w:t>
-            </w:r>
-            <w:proofErr w:type="spellEnd"/>
-            <w:r>
-              <w:rPr>
-                <w:sz w:val="20"/>
-                <w:szCs w:val="20"/>
-                <w:lang w:val="es-CO"/>
-              </w:rPr>
-              <w:t xml:space="preserve"> del log serial).</w:t>
+              <w:t>Validación de tiempos de ciclo (corroborado con timestamps del log serial).</w:t>
             </w:r>
           </w:p>
         </w:tc>
@@ -13097,27 +9102,7 @@
                 <w:sz w:val="20"/>
                 <w:szCs w:val="20"/>
               </w:rPr>
-              <w:t>Serial monitor (</w:t>
-            </w:r>
-            <w:proofErr w:type="spellStart"/>
-            <w:r>
-              <w:rPr>
-                <w:b/>
-                <w:bCs/>
-                <w:sz w:val="20"/>
-                <w:szCs w:val="20"/>
-              </w:rPr>
-              <w:t>PlatformIO</w:t>
-            </w:r>
-            <w:proofErr w:type="spellEnd"/>
-            <w:r>
-              <w:rPr>
-                <w:b/>
-                <w:bCs/>
-                <w:sz w:val="20"/>
-                <w:szCs w:val="20"/>
-              </w:rPr>
-              <w:t>)</w:t>
+              <w:t>Serial monitor (PlatformIO)</w:t>
             </w:r>
           </w:p>
         </w:tc>
@@ -13162,68 +9147,7 @@
         <w:spacing w:line="276" w:lineRule="auto"/>
       </w:pPr>
       <w:r>
-        <w:t xml:space="preserve">4.4 </w:t>
-      </w:r>
-      <w:proofErr w:type="spellStart"/>
-      <w:r>
-        <w:t>Entornos</w:t>
-      </w:r>
-      <w:proofErr w:type="spellEnd"/>
-      <w:r>
-        <w:t xml:space="preserve"> de </w:t>
-      </w:r>
-      <w:proofErr w:type="spellStart"/>
-      <w:r>
-        <w:t>prueba</w:t>
-      </w:r>
-      <w:proofErr w:type="spellEnd"/>
-    </w:p>
-    <w:p>
-      <w:pPr>
-        <w:pStyle w:val="ListParagraph"/>
-        <w:numPr>
-          <w:ilvl w:val="0"/>
-          <w:numId w:val="2"/>
-        </w:numPr>
-        <w:spacing w:after="60" w:line="276" w:lineRule="auto"/>
-        <w:jc w:val="both"/>
-        <w:rPr>
-          <w:lang w:val="es-CO"/>
-        </w:rPr>
-      </w:pPr>
-      <w:r>
-        <w:rPr>
-          <w:lang w:val="es-CO"/>
-        </w:rPr>
-        <w:t xml:space="preserve">Entorno Host: estación de desarrollo del Firmware Engineer con </w:t>
-      </w:r>
-      <w:proofErr w:type="spellStart"/>
-      <w:r>
-        <w:rPr>
-          <w:lang w:val="es-CO"/>
-        </w:rPr>
-        <w:t>PlatformIO</w:t>
-      </w:r>
-      <w:proofErr w:type="spellEnd"/>
-      <w:r>
-        <w:rPr>
-          <w:lang w:val="es-CO"/>
-        </w:rPr>
-        <w:t xml:space="preserve">, Unity y </w:t>
-      </w:r>
-      <w:proofErr w:type="spellStart"/>
-      <w:r>
-        <w:rPr>
-          <w:lang w:val="es-CO"/>
-        </w:rPr>
-        <w:t>toolchain</w:t>
-      </w:r>
-      <w:proofErr w:type="spellEnd"/>
-      <w:r>
-        <w:rPr>
-          <w:lang w:val="es-CO"/>
-        </w:rPr>
-        <w:t xml:space="preserve"> de ESP-IDF/Arduino-ESP32.</w:t>
+        <w:t>4.4 Entornos de prueba</w:t>
       </w:r>
     </w:p>
     <w:p>
@@ -13243,21 +9167,7 @@
         <w:rPr>
           <w:lang w:val="es-CO"/>
         </w:rPr>
-        <w:t xml:space="preserve">Entorno Banco (Bench): ESP32 sobre tarjeta soldada con </w:t>
-      </w:r>
-      <w:proofErr w:type="spellStart"/>
-      <w:r>
-        <w:rPr>
-          <w:lang w:val="es-CO"/>
-        </w:rPr>
-        <w:t>breakouts</w:t>
-      </w:r>
-      <w:proofErr w:type="spellEnd"/>
-      <w:r>
-        <w:rPr>
-          <w:lang w:val="es-CO"/>
-        </w:rPr>
-        <w:t xml:space="preserve"> del periférico bajo prueba, fuera de la estructura mecánica.</w:t>
+        <w:t>Entorno Host: estación de desarrollo del Firmware Engineer con PlatformIO, Unity y toolchain de ESP-IDF/Arduino-ESP32.</w:t>
       </w:r>
     </w:p>
     <w:p>
@@ -13277,21 +9187,27 @@
         <w:rPr>
           <w:lang w:val="es-CO"/>
         </w:rPr>
-        <w:t xml:space="preserve">Entorno </w:t>
+        <w:t>Entorno Banco (Bench): ESP32 sobre tarjeta soldada con breakouts del periférico bajo prueba, fuera de la estructura mecánica.</w:t>
       </w:r>
-      <w:proofErr w:type="spellStart"/>
+    </w:p>
+    <w:p>
+      <w:pPr>
+        <w:pStyle w:val="ListParagraph"/>
+        <w:numPr>
+          <w:ilvl w:val="0"/>
+          <w:numId w:val="2"/>
+        </w:numPr>
+        <w:spacing w:after="60" w:line="276" w:lineRule="auto"/>
+        <w:jc w:val="both"/>
+        <w:rPr>
+          <w:lang w:val="es-CO"/>
+        </w:rPr>
+      </w:pPr>
       <w:r>
         <w:rPr>
           <w:lang w:val="es-CO"/>
         </w:rPr>
-        <w:t>System</w:t>
-      </w:r>
-      <w:proofErr w:type="spellEnd"/>
-      <w:r>
-        <w:rPr>
-          <w:lang w:val="es-CO"/>
-        </w:rPr>
-        <w:t>: prototipo físico completo (estructura mecánica, fuente externa, carcasa, interfaz de usuario), configurado para la demostración final.</w:t>
+        <w:t>Entorno System: prototipo físico completo (estructura mecánica, fuente externa, carcasa, interfaz de usuario), configurado para la demostración final.</w:t>
       </w:r>
     </w:p>
     <w:p>
@@ -13320,21 +9236,7 @@
           <w:lang w:val="es-CO"/>
         </w:rPr>
         <w:lastRenderedPageBreak/>
-        <w:t xml:space="preserve">5. Plantilla </w:t>
-      </w:r>
-      <w:proofErr w:type="gramStart"/>
-      <w:r>
-        <w:rPr>
-          <w:lang w:val="es-CO"/>
-        </w:rPr>
-        <w:t>de Test</w:t>
-      </w:r>
-      <w:proofErr w:type="gramEnd"/>
-      <w:r>
-        <w:rPr>
-          <w:lang w:val="es-CO"/>
-        </w:rPr>
-        <w:t xml:space="preserve"> Case</w:t>
+        <w:t>5. Plantilla de Test Case</w:t>
       </w:r>
     </w:p>
     <w:p>
@@ -13349,21 +9251,7 @@
         <w:rPr>
           <w:lang w:val="es-CO"/>
         </w:rPr>
-        <w:t xml:space="preserve">La plantilla extiende la estructura del anexo de los requerimientos técnicos del curso agregando los campos mínimos exigidos por prácticas industriales: versión de firmware y </w:t>
-      </w:r>
-      <w:proofErr w:type="spellStart"/>
-      <w:r>
-        <w:rPr>
-          <w:lang w:val="es-CO"/>
-        </w:rPr>
-        <w:t>commit</w:t>
-      </w:r>
-      <w:proofErr w:type="spellEnd"/>
-      <w:r>
-        <w:rPr>
-          <w:lang w:val="es-CO"/>
-        </w:rPr>
-        <w:t>, configuración de hardware, procedimiento numerado de ejecución, y separación entre ejecutor y revisor. Se conserva la identidad visual del anexo para cumplir con la rúbrica.</w:t>
+        <w:t>La plantilla extiende la estructura del anexo de los requerimientos técnicos del curso agregando los campos mínimos exigidos por prácticas industriales: versión de firmware y commit, configuración de hardware, procedimiento numerado de ejecución, y separación entre ejecutor y revisor. Se conserva la identidad visual del anexo para cumplir con la rúbrica.</w:t>
       </w:r>
     </w:p>
     <w:tbl>
@@ -13448,43 +9336,7 @@
                 <w:sz w:val="18"/>
                 <w:szCs w:val="18"/>
               </w:rPr>
-              <w:t xml:space="preserve">☐ </w:t>
-            </w:r>
-            <w:proofErr w:type="gramStart"/>
-            <w:r>
-              <w:rPr>
-                <w:color w:val="FFFFFF"/>
-                <w:sz w:val="18"/>
-                <w:szCs w:val="18"/>
-              </w:rPr>
-              <w:t>Passed  ☐</w:t>
-            </w:r>
-            <w:proofErr w:type="gramEnd"/>
-            <w:r>
-              <w:rPr>
-                <w:color w:val="FFFFFF"/>
-                <w:sz w:val="18"/>
-                <w:szCs w:val="18"/>
-              </w:rPr>
-              <w:t xml:space="preserve"> </w:t>
-            </w:r>
-            <w:proofErr w:type="gramStart"/>
-            <w:r>
-              <w:rPr>
-                <w:color w:val="FFFFFF"/>
-                <w:sz w:val="18"/>
-                <w:szCs w:val="18"/>
-              </w:rPr>
-              <w:t>Failed  ☐</w:t>
-            </w:r>
-            <w:proofErr w:type="gramEnd"/>
-            <w:r>
-              <w:rPr>
-                <w:color w:val="FFFFFF"/>
-                <w:sz w:val="18"/>
-                <w:szCs w:val="18"/>
-              </w:rPr>
-              <w:t xml:space="preserve"> Blocked</w:t>
+              <w:t>☐ Passed  ☐ Failed  ☐ Blocked</w:t>
             </w:r>
           </w:p>
         </w:tc>
@@ -13729,38 +9581,7 @@
                 <w:sz w:val="20"/>
                 <w:szCs w:val="20"/>
               </w:rPr>
-              <w:t>Firmware Version (</w:t>
-            </w:r>
-            <w:proofErr w:type="spellStart"/>
-            <w:r>
-              <w:rPr>
-                <w:b/>
-                <w:bCs/>
-                <w:sz w:val="20"/>
-                <w:szCs w:val="20"/>
-              </w:rPr>
-              <w:t>vX.</w:t>
-            </w:r>
-            <w:proofErr w:type="gramStart"/>
-            <w:r>
-              <w:rPr>
-                <w:b/>
-                <w:bCs/>
-                <w:sz w:val="20"/>
-                <w:szCs w:val="20"/>
-              </w:rPr>
-              <w:t>Y.Z</w:t>
-            </w:r>
-            <w:proofErr w:type="spellEnd"/>
-            <w:proofErr w:type="gramEnd"/>
-            <w:r>
-              <w:rPr>
-                <w:b/>
-                <w:bCs/>
-                <w:sz w:val="20"/>
-                <w:szCs w:val="20"/>
-              </w:rPr>
-              <w:t xml:space="preserve"> + commit hash)</w:t>
+              <w:t>Firmware Version (vX.Y.Z + commit hash)</w:t>
             </w:r>
           </w:p>
         </w:tc>
@@ -14300,27 +10121,9 @@
         <w:pStyle w:val="Heading3"/>
         <w:spacing w:line="276" w:lineRule="auto"/>
       </w:pPr>
-      <w:proofErr w:type="spellStart"/>
       <w:r>
-        <w:t>Justificación</w:t>
+        <w:t>Justificación de los campos adicionales</w:t>
       </w:r>
-      <w:proofErr w:type="spellEnd"/>
-      <w:r>
-        <w:t xml:space="preserve"> de </w:t>
-      </w:r>
-      <w:proofErr w:type="spellStart"/>
-      <w:r>
-        <w:t>los</w:t>
-      </w:r>
-      <w:proofErr w:type="spellEnd"/>
-      <w:r>
-        <w:t xml:space="preserve"> campos </w:t>
-      </w:r>
-      <w:proofErr w:type="spellStart"/>
-      <w:r>
-        <w:t>adicionales</w:t>
-      </w:r>
-      <w:proofErr w:type="spellEnd"/>
     </w:p>
     <w:p>
       <w:pPr>
@@ -14338,73 +10141,16 @@
           <w:bCs/>
           <w:lang w:val="es-CO"/>
         </w:rPr>
-        <w:t xml:space="preserve">Firmware </w:t>
+        <w:t xml:space="preserve">Firmware Version + commit hash: </w:t>
       </w:r>
-      <w:proofErr w:type="spellStart"/>
-      <w:r>
-        <w:rPr>
-          <w:b/>
-          <w:bCs/>
-          <w:lang w:val="es-CO"/>
-        </w:rPr>
-        <w:t>Version</w:t>
-      </w:r>
-      <w:proofErr w:type="spellEnd"/>
-      <w:r>
-        <w:rPr>
-          <w:b/>
-          <w:bCs/>
-          <w:lang w:val="es-CO"/>
-        </w:rPr>
-        <w:t xml:space="preserve"> + </w:t>
-      </w:r>
-      <w:proofErr w:type="spellStart"/>
-      <w:r>
-        <w:rPr>
-          <w:b/>
-          <w:bCs/>
-          <w:lang w:val="es-CO"/>
-        </w:rPr>
-        <w:t>commit</w:t>
-      </w:r>
-      <w:proofErr w:type="spellEnd"/>
-      <w:r>
-        <w:rPr>
-          <w:b/>
-          <w:bCs/>
-          <w:lang w:val="es-CO"/>
-        </w:rPr>
-        <w:t xml:space="preserve"> hash: </w:t>
-      </w:r>
-      <w:proofErr w:type="gramStart"/>
       <w:r>
         <w:rPr>
           <w:lang w:val="es-CO"/>
         </w:rPr>
-        <w:t>un test</w:t>
+        <w:t xml:space="preserve">un test case aprobado carece de valor si no se puede determinar contra qué versión del firmware fue ejecutado. </w:t>
       </w:r>
-      <w:proofErr w:type="gramEnd"/>
       <w:r>
-        <w:rPr>
-          <w:lang w:val="es-CO"/>
-        </w:rPr>
-        <w:t xml:space="preserve"> case aprobado carece de valor si no se puede determinar contra qué versión del firmware fue ejecutado. </w:t>
-      </w:r>
-      <w:proofErr w:type="spellStart"/>
-      <w:r>
-        <w:t>Práctica</w:t>
-      </w:r>
-      <w:proofErr w:type="spellEnd"/>
-      <w:r>
-        <w:t xml:space="preserve"> industrial </w:t>
-      </w:r>
-      <w:proofErr w:type="spellStart"/>
-      <w:r>
-        <w:t>estándar</w:t>
-      </w:r>
-      <w:proofErr w:type="spellEnd"/>
-      <w:r>
-        <w:t>.</w:t>
+        <w:t>Práctica industrial estándar.</w:t>
       </w:r>
     </w:p>
     <w:p>
@@ -14426,25 +10172,7 @@
           <w:bCs/>
           <w:lang w:val="es-CO"/>
         </w:rPr>
-        <w:t xml:space="preserve">Hardware </w:t>
-      </w:r>
-      <w:proofErr w:type="spellStart"/>
-      <w:r>
-        <w:rPr>
-          <w:b/>
-          <w:bCs/>
-          <w:lang w:val="es-CO"/>
-        </w:rPr>
-        <w:t>Setup</w:t>
-      </w:r>
-      <w:proofErr w:type="spellEnd"/>
-      <w:r>
-        <w:rPr>
-          <w:b/>
-          <w:bCs/>
-          <w:lang w:val="es-CO"/>
-        </w:rPr>
-        <w:t xml:space="preserve">: </w:t>
+        <w:t xml:space="preserve">Hardware Setup: </w:t>
       </w:r>
       <w:r>
         <w:rPr>
@@ -14472,152 +10200,13 @@
           <w:bCs/>
           <w:lang w:val="es-CO"/>
         </w:rPr>
-        <w:t xml:space="preserve">Test </w:t>
-      </w:r>
-      <w:proofErr w:type="spellStart"/>
-      <w:r>
-        <w:rPr>
-          <w:b/>
-          <w:bCs/>
-          <w:lang w:val="es-CO"/>
-        </w:rPr>
-        <w:t>Procedure</w:t>
-      </w:r>
-      <w:proofErr w:type="spellEnd"/>
-      <w:r>
-        <w:rPr>
-          <w:b/>
-          <w:bCs/>
-          <w:lang w:val="es-CO"/>
-        </w:rPr>
-        <w:t xml:space="preserve"> numerado: </w:t>
+        <w:t xml:space="preserve">Test Procedure numerado: </w:t>
       </w:r>
       <w:r>
         <w:rPr>
           <w:lang w:val="es-CO"/>
         </w:rPr>
-        <w:t xml:space="preserve">separa el qué se verifica (objetivo) del cómo se verifica (procedimiento), permitiendo que cualquier integrante reproduzca </w:t>
-      </w:r>
-      <w:proofErr w:type="gramStart"/>
-      <w:r>
-        <w:rPr>
-          <w:lang w:val="es-CO"/>
-        </w:rPr>
-        <w:t>el test</w:t>
-      </w:r>
-      <w:proofErr w:type="gramEnd"/>
-      <w:r>
-        <w:rPr>
-          <w:lang w:val="es-CO"/>
-        </w:rPr>
-        <w:t>.</w:t>
-      </w:r>
-    </w:p>
-    <w:p>
-      <w:pPr>
-        <w:pStyle w:val="ListParagraph"/>
-        <w:numPr>
-          <w:ilvl w:val="0"/>
-          <w:numId w:val="2"/>
-        </w:numPr>
-        <w:spacing w:after="60" w:line="276" w:lineRule="auto"/>
-        <w:jc w:val="both"/>
-        <w:rPr>
-          <w:lang w:val="es-CO"/>
-        </w:rPr>
-      </w:pPr>
-      <w:proofErr w:type="spellStart"/>
-      <w:r>
-        <w:rPr>
-          <w:b/>
-          <w:bCs/>
-          <w:lang w:val="es-CO"/>
-        </w:rPr>
-        <w:lastRenderedPageBreak/>
-        <w:t>Executed</w:t>
-      </w:r>
-      <w:proofErr w:type="spellEnd"/>
-      <w:r>
-        <w:rPr>
-          <w:b/>
-          <w:bCs/>
-          <w:lang w:val="es-CO"/>
-        </w:rPr>
-        <w:t xml:space="preserve"> </w:t>
-      </w:r>
-      <w:proofErr w:type="spellStart"/>
-      <w:r>
-        <w:rPr>
-          <w:b/>
-          <w:bCs/>
-          <w:lang w:val="es-CO"/>
-        </w:rPr>
-        <w:t>by</w:t>
-      </w:r>
-      <w:proofErr w:type="spellEnd"/>
-      <w:r>
-        <w:rPr>
-          <w:b/>
-          <w:bCs/>
-          <w:lang w:val="es-CO"/>
-        </w:rPr>
-        <w:t xml:space="preserve"> vs. </w:t>
-      </w:r>
-      <w:proofErr w:type="spellStart"/>
-      <w:r>
-        <w:rPr>
-          <w:b/>
-          <w:bCs/>
-          <w:lang w:val="es-CO"/>
-        </w:rPr>
-        <w:t>Reviewed</w:t>
-      </w:r>
-      <w:proofErr w:type="spellEnd"/>
-      <w:r>
-        <w:rPr>
-          <w:b/>
-          <w:bCs/>
-          <w:lang w:val="es-CO"/>
-        </w:rPr>
-        <w:t xml:space="preserve"> </w:t>
-      </w:r>
-      <w:proofErr w:type="spellStart"/>
-      <w:r>
-        <w:rPr>
-          <w:b/>
-          <w:bCs/>
-          <w:lang w:val="es-CO"/>
-        </w:rPr>
-        <w:t>by</w:t>
-      </w:r>
-      <w:proofErr w:type="spellEnd"/>
-      <w:r>
-        <w:rPr>
-          <w:b/>
-          <w:bCs/>
-          <w:lang w:val="es-CO"/>
-        </w:rPr>
-        <w:t xml:space="preserve">: </w:t>
-      </w:r>
-      <w:r>
-        <w:rPr>
-          <w:lang w:val="es-CO"/>
-        </w:rPr>
-        <w:t xml:space="preserve">el autor del módulo bajo prueba no debe firmar como ejecutor </w:t>
-      </w:r>
-      <w:proofErr w:type="gramStart"/>
-      <w:r>
-        <w:rPr>
-          <w:lang w:val="es-CO"/>
-        </w:rPr>
-        <w:t>del test</w:t>
-      </w:r>
-      <w:proofErr w:type="gramEnd"/>
-      <w:r>
-        <w:rPr>
-          <w:lang w:val="es-CO"/>
-        </w:rPr>
-        <w:t xml:space="preserve"> que lo valida; esta separación es exigida en entornos regulados.</w:t>
+        <w:t>separa el qué se verifica (objetivo) del cómo se verifica (procedimiento), permitiendo que cualquier integrante reproduzca el test.</w:t>
       </w:r>
     </w:p>
     <w:p>
@@ -14639,25 +10228,36 @@
           <w:bCs/>
           <w:lang w:val="es-CO"/>
         </w:rPr>
-        <w:t xml:space="preserve">Estado </w:t>
+        <w:lastRenderedPageBreak/>
+        <w:t xml:space="preserve">Executed by vs. Reviewed by: </w:t>
       </w:r>
-      <w:proofErr w:type="spellStart"/>
+      <w:r>
+        <w:rPr>
+          <w:lang w:val="es-CO"/>
+        </w:rPr>
+        <w:t>el autor del módulo bajo prueba no debe firmar como ejecutor del test que lo valida; esta separación es exigida en entornos regulados.</w:t>
+      </w:r>
+    </w:p>
+    <w:p>
+      <w:pPr>
+        <w:pStyle w:val="ListParagraph"/>
+        <w:numPr>
+          <w:ilvl w:val="0"/>
+          <w:numId w:val="2"/>
+        </w:numPr>
+        <w:spacing w:after="60" w:line="276" w:lineRule="auto"/>
+        <w:jc w:val="both"/>
+        <w:rPr>
+          <w:lang w:val="es-CO"/>
+        </w:rPr>
+      </w:pPr>
       <w:r>
         <w:rPr>
           <w:b/>
           <w:bCs/>
           <w:lang w:val="es-CO"/>
         </w:rPr>
-        <w:t>Blocked</w:t>
-      </w:r>
-      <w:proofErr w:type="spellEnd"/>
-      <w:r>
-        <w:rPr>
-          <w:b/>
-          <w:bCs/>
-          <w:lang w:val="es-CO"/>
-        </w:rPr>
-        <w:t xml:space="preserve">: </w:t>
+        <w:t xml:space="preserve">Estado Blocked: </w:t>
       </w:r>
       <w:r>
         <w:rPr>
@@ -14707,21 +10307,7 @@
         <w:rPr>
           <w:lang w:val="es-CO"/>
         </w:rPr>
-        <w:t xml:space="preserve">La SRTM establece la trazabilidad completa entre cada requisito, </w:t>
-      </w:r>
-      <w:proofErr w:type="gramStart"/>
-      <w:r>
-        <w:rPr>
-          <w:lang w:val="es-CO"/>
-        </w:rPr>
-        <w:t>su test</w:t>
-      </w:r>
-      <w:proofErr w:type="gramEnd"/>
-      <w:r>
-        <w:rPr>
-          <w:lang w:val="es-CO"/>
-        </w:rPr>
-        <w:t xml:space="preserve"> case asociado, el tipo de prueba y el artefacto de evidencia. Esta matriz constituye el instrumento principal de evaluación del proyecto.</w:t>
+        <w:t>La SRTM establece la trazabilidad completa entre cada requisito, su test case asociado, el tipo de prueba y el artefacto de evidencia. Esta matriz constituye el instrumento principal de evaluación del proyecto.</w:t>
       </w:r>
     </w:p>
     <w:tbl>
@@ -14961,23 +10547,7 @@
                 <w:sz w:val="20"/>
                 <w:szCs w:val="20"/>
               </w:rPr>
-              <w:t xml:space="preserve">Homing </w:t>
-            </w:r>
-            <w:proofErr w:type="gramStart"/>
-            <w:r>
-              <w:rPr>
-                <w:sz w:val="20"/>
-                <w:szCs w:val="20"/>
-              </w:rPr>
-              <w:t>al</w:t>
-            </w:r>
-            <w:proofErr w:type="gramEnd"/>
-            <w:r>
-              <w:rPr>
-                <w:sz w:val="20"/>
-                <w:szCs w:val="20"/>
-              </w:rPr>
-              <w:t xml:space="preserve"> boot</w:t>
+              <w:t>Homing al boot</w:t>
             </w:r>
           </w:p>
         </w:tc>
@@ -15055,21 +10625,12 @@
             <w:vAlign w:val="center"/>
           </w:tcPr>
           <w:p>
-            <w:proofErr w:type="spellStart"/>
-            <w:r>
-              <w:rPr>
-                <w:sz w:val="20"/>
-                <w:szCs w:val="20"/>
-              </w:rPr>
-              <w:t>Captura</w:t>
-            </w:r>
-            <w:proofErr w:type="spellEnd"/>
-            <w:r>
-              <w:rPr>
-                <w:sz w:val="20"/>
-                <w:szCs w:val="20"/>
-              </w:rPr>
-              <w:t xml:space="preserve"> serial + video</w:t>
+            <w:r>
+              <w:rPr>
+                <w:sz w:val="20"/>
+                <w:szCs w:val="20"/>
+              </w:rPr>
+              <w:t>Captura serial + video</w:t>
             </w:r>
           </w:p>
         </w:tc>
@@ -15122,47 +10683,13 @@
             <w:vAlign w:val="center"/>
           </w:tcPr>
           <w:p>
-            <w:proofErr w:type="spellStart"/>
-            <w:r>
-              <w:rPr>
-                <w:sz w:val="20"/>
-                <w:szCs w:val="20"/>
-              </w:rPr>
-              <w:t>Posicionamiento</w:t>
-            </w:r>
-            <w:proofErr w:type="spellEnd"/>
-            <w:r>
-              <w:rPr>
-                <w:sz w:val="20"/>
-                <w:szCs w:val="20"/>
-              </w:rPr>
-              <w:t xml:space="preserve"> </w:t>
-            </w:r>
-            <w:proofErr w:type="spellStart"/>
-            <w:r>
-              <w:rPr>
-                <w:sz w:val="20"/>
-                <w:szCs w:val="20"/>
-              </w:rPr>
-              <w:t>en</w:t>
-            </w:r>
-            <w:proofErr w:type="spellEnd"/>
-            <w:r>
-              <w:rPr>
-                <w:sz w:val="20"/>
-                <w:szCs w:val="20"/>
-              </w:rPr>
-              <w:t xml:space="preserve"> </w:t>
-            </w:r>
-            <w:proofErr w:type="spellStart"/>
-            <w:r>
-              <w:rPr>
-                <w:sz w:val="20"/>
-                <w:szCs w:val="20"/>
-              </w:rPr>
-              <w:t>celda</w:t>
-            </w:r>
-            <w:proofErr w:type="spellEnd"/>
+            <w:r>
+              <w:rPr>
+                <w:sz w:val="20"/>
+                <w:szCs w:val="20"/>
+              </w:rPr>
+              <w:t>Posicionamiento en celda</w:t>
+            </w:r>
           </w:p>
         </w:tc>
         <w:tc>
@@ -15244,23 +10771,7 @@
                 <w:sz w:val="20"/>
                 <w:szCs w:val="20"/>
               </w:rPr>
-              <w:t xml:space="preserve">Foto con </w:t>
-            </w:r>
-            <w:proofErr w:type="spellStart"/>
-            <w:r>
-              <w:rPr>
-                <w:sz w:val="20"/>
-                <w:szCs w:val="20"/>
-              </w:rPr>
-              <w:t>calibre</w:t>
-            </w:r>
-            <w:proofErr w:type="spellEnd"/>
-            <w:r>
-              <w:rPr>
-                <w:sz w:val="20"/>
-                <w:szCs w:val="20"/>
-              </w:rPr>
-              <w:t xml:space="preserve"> + log</w:t>
+              <w:t>Foto con calibre + log</w:t>
             </w:r>
           </w:p>
         </w:tc>
@@ -15313,21 +10824,12 @@
             <w:vAlign w:val="center"/>
           </w:tcPr>
           <w:p>
-            <w:proofErr w:type="spellStart"/>
-            <w:r>
-              <w:rPr>
-                <w:sz w:val="20"/>
-                <w:szCs w:val="20"/>
-              </w:rPr>
-              <w:t>Operación</w:t>
-            </w:r>
-            <w:proofErr w:type="spellEnd"/>
-            <w:r>
-              <w:rPr>
-                <w:sz w:val="20"/>
-                <w:szCs w:val="20"/>
-              </w:rPr>
-              <w:t xml:space="preserve"> STORE</w:t>
+            <w:r>
+              <w:rPr>
+                <w:sz w:val="20"/>
+                <w:szCs w:val="20"/>
+              </w:rPr>
+              <w:t>Operación STORE</w:t>
             </w:r>
           </w:p>
         </w:tc>
@@ -15463,21 +10965,12 @@
             <w:vAlign w:val="center"/>
           </w:tcPr>
           <w:p>
-            <w:proofErr w:type="spellStart"/>
-            <w:r>
-              <w:rPr>
-                <w:sz w:val="20"/>
-                <w:szCs w:val="20"/>
-              </w:rPr>
-              <w:t>Operación</w:t>
-            </w:r>
-            <w:proofErr w:type="spellEnd"/>
-            <w:r>
-              <w:rPr>
-                <w:sz w:val="20"/>
-                <w:szCs w:val="20"/>
-              </w:rPr>
-              <w:t xml:space="preserve"> RETRIEVE</w:t>
+            <w:r>
+              <w:rPr>
+                <w:sz w:val="20"/>
+                <w:szCs w:val="20"/>
+              </w:rPr>
+              <w:t>Operación RETRIEVE</w:t>
             </w:r>
           </w:p>
         </w:tc>
@@ -15613,21 +11106,12 @@
             <w:vAlign w:val="center"/>
           </w:tcPr>
           <w:p>
-            <w:proofErr w:type="spellStart"/>
-            <w:r>
-              <w:rPr>
-                <w:sz w:val="20"/>
-                <w:szCs w:val="20"/>
-              </w:rPr>
-              <w:t>Operación</w:t>
-            </w:r>
-            <w:proofErr w:type="spellEnd"/>
-            <w:r>
-              <w:rPr>
-                <w:sz w:val="20"/>
-                <w:szCs w:val="20"/>
-              </w:rPr>
-              <w:t xml:space="preserve"> SWAP</w:t>
+            <w:r>
+              <w:rPr>
+                <w:sz w:val="20"/>
+                <w:szCs w:val="20"/>
+              </w:rPr>
+              <w:t>Operación SWAP</w:t>
             </w:r>
           </w:p>
         </w:tc>
@@ -15763,21 +11247,12 @@
             <w:vAlign w:val="center"/>
           </w:tcPr>
           <w:p>
-            <w:proofErr w:type="spellStart"/>
-            <w:r>
-              <w:rPr>
-                <w:sz w:val="20"/>
-                <w:szCs w:val="20"/>
-              </w:rPr>
-              <w:t>Medición</w:t>
-            </w:r>
-            <w:proofErr w:type="spellEnd"/>
-            <w:r>
-              <w:rPr>
-                <w:sz w:val="20"/>
-                <w:szCs w:val="20"/>
-              </w:rPr>
-              <w:t xml:space="preserve"> de peso</w:t>
+            <w:r>
+              <w:rPr>
+                <w:sz w:val="20"/>
+                <w:szCs w:val="20"/>
+              </w:rPr>
+              <w:t>Medición de peso</w:t>
             </w:r>
           </w:p>
         </w:tc>
@@ -15919,31 +11394,13 @@
             <w:vAlign w:val="center"/>
           </w:tcPr>
           <w:p>
-            <w:proofErr w:type="spellStart"/>
-            <w:r>
-              <w:rPr>
-                <w:sz w:val="20"/>
-                <w:szCs w:val="20"/>
-              </w:rPr>
-              <w:t>Validación</w:t>
-            </w:r>
-            <w:proofErr w:type="spellEnd"/>
-            <w:r>
-              <w:rPr>
-                <w:sz w:val="20"/>
-                <w:szCs w:val="20"/>
-              </w:rPr>
-              <w:t xml:space="preserve"> </w:t>
-            </w:r>
-            <w:proofErr w:type="spellStart"/>
-            <w:r>
-              <w:rPr>
-                <w:sz w:val="20"/>
-                <w:szCs w:val="20"/>
-              </w:rPr>
-              <w:t>cruzada</w:t>
-            </w:r>
-            <w:proofErr w:type="spellEnd"/>
+            <w:r>
+              <w:rPr>
+                <w:sz w:val="20"/>
+                <w:szCs w:val="20"/>
+              </w:rPr>
+              <w:t>Validación cruzada</w:t>
+            </w:r>
           </w:p>
         </w:tc>
         <w:tc>
@@ -16078,21 +11535,12 @@
             <w:vAlign w:val="center"/>
           </w:tcPr>
           <w:p>
-            <w:proofErr w:type="spellStart"/>
-            <w:r>
-              <w:rPr>
-                <w:sz w:val="20"/>
-                <w:szCs w:val="20"/>
-              </w:rPr>
-              <w:t>Persistencia</w:t>
-            </w:r>
-            <w:proofErr w:type="spellEnd"/>
-            <w:r>
-              <w:rPr>
-                <w:sz w:val="20"/>
-                <w:szCs w:val="20"/>
-              </w:rPr>
-              <w:t xml:space="preserve"> NVS</w:t>
+            <w:r>
+              <w:rPr>
+                <w:sz w:val="20"/>
+                <w:szCs w:val="20"/>
+              </w:rPr>
+              <w:t>Persistencia NVS</w:t>
             </w:r>
           </w:p>
         </w:tc>
@@ -16228,21 +11676,12 @@
             <w:vAlign w:val="center"/>
           </w:tcPr>
           <w:p>
-            <w:proofErr w:type="spellStart"/>
-            <w:r>
-              <w:rPr>
-                <w:sz w:val="20"/>
-                <w:szCs w:val="20"/>
-              </w:rPr>
-              <w:t>Reconciliación</w:t>
-            </w:r>
-            <w:proofErr w:type="spellEnd"/>
-            <w:r>
-              <w:rPr>
-                <w:sz w:val="20"/>
-                <w:szCs w:val="20"/>
-              </w:rPr>
-              <w:t xml:space="preserve"> al boot</w:t>
+            <w:r>
+              <w:rPr>
+                <w:sz w:val="20"/>
+                <w:szCs w:val="20"/>
+              </w:rPr>
+              <w:t>Reconciliación al boot</w:t>
             </w:r>
           </w:p>
         </w:tc>
@@ -16461,31 +11900,13 @@
             <w:vAlign w:val="center"/>
           </w:tcPr>
           <w:p>
-            <w:proofErr w:type="spellStart"/>
-            <w:r>
-              <w:rPr>
-                <w:sz w:val="20"/>
-                <w:szCs w:val="20"/>
-              </w:rPr>
-              <w:t>Captura</w:t>
-            </w:r>
-            <w:proofErr w:type="spellEnd"/>
-            <w:r>
-              <w:rPr>
-                <w:sz w:val="20"/>
-                <w:szCs w:val="20"/>
-              </w:rPr>
-              <w:t xml:space="preserve"> </w:t>
-            </w:r>
-            <w:proofErr w:type="spellStart"/>
-            <w:r>
-              <w:rPr>
-                <w:sz w:val="20"/>
-                <w:szCs w:val="20"/>
-              </w:rPr>
-              <w:t>osciloscopio</w:t>
-            </w:r>
-            <w:proofErr w:type="spellEnd"/>
+            <w:r>
+              <w:rPr>
+                <w:sz w:val="20"/>
+                <w:szCs w:val="20"/>
+              </w:rPr>
+              <w:t>Captura osciloscopio</w:t>
+            </w:r>
           </w:p>
         </w:tc>
       </w:tr>
@@ -16542,17 +11963,8 @@
                 <w:sz w:val="20"/>
                 <w:szCs w:val="20"/>
               </w:rPr>
-              <w:t xml:space="preserve">Timeout de </w:t>
-            </w:r>
-            <w:proofErr w:type="spellStart"/>
-            <w:r>
-              <w:rPr>
-                <w:sz w:val="20"/>
-                <w:szCs w:val="20"/>
-              </w:rPr>
-              <w:t>movimiento</w:t>
-            </w:r>
-            <w:proofErr w:type="spellEnd"/>
+              <w:t>Timeout de movimiento</w:t>
+            </w:r>
           </w:p>
         </w:tc>
         <w:tc>
@@ -16692,17 +12104,8 @@
                 <w:sz w:val="20"/>
                 <w:szCs w:val="20"/>
               </w:rPr>
-              <w:t xml:space="preserve">Logging </w:t>
-            </w:r>
-            <w:proofErr w:type="spellStart"/>
-            <w:r>
-              <w:rPr>
-                <w:sz w:val="20"/>
-                <w:szCs w:val="20"/>
-              </w:rPr>
-              <w:t>estructurado</w:t>
-            </w:r>
-            <w:proofErr w:type="spellEnd"/>
+              <w:t>Logging estructurado</w:t>
+            </w:r>
           </w:p>
         </w:tc>
         <w:tc>
@@ -16843,31 +12246,13 @@
             <w:vAlign w:val="center"/>
           </w:tcPr>
           <w:p>
-            <w:proofErr w:type="spellStart"/>
-            <w:r>
-              <w:rPr>
-                <w:sz w:val="20"/>
-                <w:szCs w:val="20"/>
-              </w:rPr>
-              <w:t>Interfaz</w:t>
-            </w:r>
-            <w:proofErr w:type="spellEnd"/>
-            <w:r>
-              <w:rPr>
-                <w:sz w:val="20"/>
-                <w:szCs w:val="20"/>
-              </w:rPr>
-              <w:t xml:space="preserve"> de </w:t>
-            </w:r>
-            <w:proofErr w:type="spellStart"/>
-            <w:r>
-              <w:rPr>
-                <w:sz w:val="20"/>
-                <w:szCs w:val="20"/>
-              </w:rPr>
-              <w:t>usuario</w:t>
-            </w:r>
-            <w:proofErr w:type="spellEnd"/>
+            <w:r>
+              <w:rPr>
+                <w:sz w:val="20"/>
+                <w:szCs w:val="20"/>
+              </w:rPr>
+              <w:t>Interfaz de usuario</w:t>
+            </w:r>
           </w:p>
         </w:tc>
         <w:tc>
@@ -16944,21 +12329,12 @@
             <w:vAlign w:val="center"/>
           </w:tcPr>
           <w:p>
-            <w:proofErr w:type="spellStart"/>
-            <w:r>
-              <w:rPr>
-                <w:sz w:val="20"/>
-                <w:szCs w:val="20"/>
-              </w:rPr>
-              <w:t>Capturas</w:t>
-            </w:r>
-            <w:proofErr w:type="spellEnd"/>
-            <w:r>
-              <w:rPr>
-                <w:sz w:val="20"/>
-                <w:szCs w:val="20"/>
-              </w:rPr>
-              <w:t xml:space="preserve"> GUI</w:t>
+            <w:r>
+              <w:rPr>
+                <w:sz w:val="20"/>
+                <w:szCs w:val="20"/>
+              </w:rPr>
+              <w:t>Capturas GUI</w:t>
             </w:r>
           </w:p>
         </w:tc>
@@ -17016,17 +12392,8 @@
                 <w:sz w:val="20"/>
                 <w:szCs w:val="20"/>
               </w:rPr>
-              <w:t xml:space="preserve">Tiempo de </w:t>
-            </w:r>
-            <w:proofErr w:type="spellStart"/>
-            <w:r>
-              <w:rPr>
-                <w:sz w:val="20"/>
-                <w:szCs w:val="20"/>
-              </w:rPr>
-              <w:t>ciclo</w:t>
-            </w:r>
-            <w:proofErr w:type="spellEnd"/>
+              <w:t>Tiempo de ciclo</w:t>
+            </w:r>
           </w:p>
         </w:tc>
         <w:tc>
@@ -17103,37 +12470,12 @@
             <w:vAlign w:val="center"/>
           </w:tcPr>
           <w:p>
-            <w:proofErr w:type="spellStart"/>
-            <w:r>
-              <w:rPr>
-                <w:sz w:val="20"/>
-                <w:szCs w:val="20"/>
-              </w:rPr>
-              <w:t>Tabla</w:t>
-            </w:r>
-            <w:proofErr w:type="spellEnd"/>
-            <w:r>
-              <w:rPr>
-                <w:sz w:val="20"/>
-                <w:szCs w:val="20"/>
-              </w:rPr>
-              <w:t xml:space="preserve"> 20 </w:t>
-            </w:r>
-            <w:proofErr w:type="spellStart"/>
-            <w:r>
-              <w:rPr>
-                <w:sz w:val="20"/>
-                <w:szCs w:val="20"/>
-              </w:rPr>
-              <w:t>ejecuciones</w:t>
-            </w:r>
-            <w:proofErr w:type="spellEnd"/>
-            <w:r>
-              <w:rPr>
-                <w:sz w:val="20"/>
-                <w:szCs w:val="20"/>
-              </w:rPr>
-              <w:t xml:space="preserve"> con timestamps</w:t>
+            <w:r>
+              <w:rPr>
+                <w:sz w:val="20"/>
+                <w:szCs w:val="20"/>
+              </w:rPr>
+              <w:t>Tabla 20 ejecuciones con timestamps</w:t>
             </w:r>
           </w:p>
         </w:tc>
@@ -17186,21 +12528,12 @@
             <w:vAlign w:val="center"/>
           </w:tcPr>
           <w:p>
-            <w:proofErr w:type="spellStart"/>
-            <w:r>
-              <w:rPr>
-                <w:sz w:val="20"/>
-                <w:szCs w:val="20"/>
-              </w:rPr>
-              <w:t>Alimentación</w:t>
-            </w:r>
-            <w:proofErr w:type="spellEnd"/>
-            <w:r>
-              <w:rPr>
-                <w:sz w:val="20"/>
-                <w:szCs w:val="20"/>
-              </w:rPr>
-              <w:t xml:space="preserve"> externa</w:t>
+            <w:r>
+              <w:rPr>
+                <w:sz w:val="20"/>
+                <w:szCs w:val="20"/>
+              </w:rPr>
+              <w:t>Alimentación externa</w:t>
             </w:r>
           </w:p>
         </w:tc>
@@ -17347,33 +12680,8 @@
                 <w:sz w:val="20"/>
                 <w:szCs w:val="20"/>
               </w:rPr>
-              <w:t>PCB/</w:t>
-            </w:r>
-            <w:proofErr w:type="spellStart"/>
-            <w:r>
-              <w:rPr>
-                <w:sz w:val="20"/>
-                <w:szCs w:val="20"/>
-              </w:rPr>
-              <w:t>tarjeta</w:t>
-            </w:r>
-            <w:proofErr w:type="spellEnd"/>
-            <w:r>
-              <w:rPr>
-                <w:sz w:val="20"/>
-                <w:szCs w:val="20"/>
-              </w:rPr>
-              <w:t xml:space="preserve"> </w:t>
-            </w:r>
-            <w:proofErr w:type="spellStart"/>
-            <w:r>
-              <w:rPr>
-                <w:sz w:val="20"/>
-                <w:szCs w:val="20"/>
-              </w:rPr>
-              <w:t>soldada</w:t>
-            </w:r>
-            <w:proofErr w:type="spellEnd"/>
+              <w:t>PCB/tarjeta soldada</w:t>
+            </w:r>
           </w:p>
         </w:tc>
         <w:tc>
@@ -17514,31 +12822,13 @@
             <w:vAlign w:val="center"/>
           </w:tcPr>
           <w:p>
-            <w:proofErr w:type="spellStart"/>
-            <w:r>
-              <w:rPr>
-                <w:sz w:val="20"/>
-                <w:szCs w:val="20"/>
-              </w:rPr>
-              <w:t>Configuración</w:t>
-            </w:r>
-            <w:proofErr w:type="spellEnd"/>
-            <w:r>
-              <w:rPr>
-                <w:sz w:val="20"/>
-                <w:szCs w:val="20"/>
-              </w:rPr>
-              <w:t xml:space="preserve"> </w:t>
-            </w:r>
-            <w:proofErr w:type="spellStart"/>
-            <w:r>
-              <w:rPr>
-                <w:sz w:val="20"/>
-                <w:szCs w:val="20"/>
-              </w:rPr>
-              <w:t>protocolos</w:t>
-            </w:r>
-            <w:proofErr w:type="spellEnd"/>
+            <w:r>
+              <w:rPr>
+                <w:sz w:val="20"/>
+                <w:szCs w:val="20"/>
+              </w:rPr>
+              <w:t>Configuración protocolos</w:t>
+            </w:r>
           </w:p>
         </w:tc>
         <w:tc>
@@ -17615,37 +12905,12 @@
             <w:vAlign w:val="center"/>
           </w:tcPr>
           <w:p>
-            <w:proofErr w:type="spellStart"/>
-            <w:r>
-              <w:rPr>
-                <w:sz w:val="20"/>
-                <w:szCs w:val="20"/>
-              </w:rPr>
-              <w:t>Captura</w:t>
-            </w:r>
-            <w:proofErr w:type="spellEnd"/>
-            <w:r>
-              <w:rPr>
-                <w:sz w:val="20"/>
-                <w:szCs w:val="20"/>
-              </w:rPr>
-              <w:t xml:space="preserve"> </w:t>
-            </w:r>
-            <w:proofErr w:type="spellStart"/>
-            <w:r>
-              <w:rPr>
-                <w:sz w:val="20"/>
-                <w:szCs w:val="20"/>
-              </w:rPr>
-              <w:t>osciloscopio</w:t>
-            </w:r>
-            <w:proofErr w:type="spellEnd"/>
-            <w:r>
-              <w:rPr>
-                <w:sz w:val="20"/>
-                <w:szCs w:val="20"/>
-              </w:rPr>
-              <w:t xml:space="preserve"> + serial monitor</w:t>
+            <w:r>
+              <w:rPr>
+                <w:sz w:val="20"/>
+                <w:szCs w:val="20"/>
+              </w:rPr>
+              <w:t>Captura osciloscopio + serial monitor</w:t>
             </w:r>
           </w:p>
         </w:tc>
@@ -17699,21 +12964,12 @@
             <w:vAlign w:val="center"/>
           </w:tcPr>
           <w:p>
-            <w:proofErr w:type="spellStart"/>
-            <w:r>
-              <w:rPr>
-                <w:sz w:val="20"/>
-                <w:szCs w:val="20"/>
-              </w:rPr>
-              <w:t>Versionado</w:t>
-            </w:r>
-            <w:proofErr w:type="spellEnd"/>
-            <w:r>
-              <w:rPr>
-                <w:sz w:val="20"/>
-                <w:szCs w:val="20"/>
-              </w:rPr>
-              <w:t xml:space="preserve"> firmware</w:t>
+            <w:r>
+              <w:rPr>
+                <w:sz w:val="20"/>
+                <w:szCs w:val="20"/>
+              </w:rPr>
+              <w:t>Versionado firmware</w:t>
             </w:r>
           </w:p>
         </w:tc>
@@ -17791,21 +13047,12 @@
             <w:vAlign w:val="center"/>
           </w:tcPr>
           <w:p>
-            <w:proofErr w:type="spellStart"/>
-            <w:r>
-              <w:rPr>
-                <w:sz w:val="20"/>
-                <w:szCs w:val="20"/>
-              </w:rPr>
-              <w:t>Captura</w:t>
-            </w:r>
-            <w:proofErr w:type="spellEnd"/>
-            <w:r>
-              <w:rPr>
-                <w:sz w:val="20"/>
-                <w:szCs w:val="20"/>
-              </w:rPr>
-              <w:t xml:space="preserve"> serial del boot</w:t>
+            <w:r>
+              <w:rPr>
+                <w:sz w:val="20"/>
+                <w:szCs w:val="20"/>
+              </w:rPr>
+              <w:t>Captura serial del boot</w:t>
             </w:r>
           </w:p>
         </w:tc>
@@ -17858,21 +13105,12 @@
             <w:vAlign w:val="center"/>
           </w:tcPr>
           <w:p>
-            <w:proofErr w:type="spellStart"/>
-            <w:r>
-              <w:rPr>
-                <w:sz w:val="20"/>
-                <w:szCs w:val="20"/>
-              </w:rPr>
-              <w:t>Modularidad</w:t>
-            </w:r>
-            <w:proofErr w:type="spellEnd"/>
-            <w:r>
-              <w:rPr>
-                <w:sz w:val="20"/>
-                <w:szCs w:val="20"/>
-              </w:rPr>
-              <w:t xml:space="preserve"> firmware</w:t>
+            <w:r>
+              <w:rPr>
+                <w:sz w:val="20"/>
+                <w:szCs w:val="20"/>
+              </w:rPr>
+              <w:t>Modularidad firmware</w:t>
             </w:r>
           </w:p>
         </w:tc>
@@ -18049,27 +13287,7 @@
         <w:szCs w:val="18"/>
         <w:lang w:val="es-CO"/>
       </w:rPr>
-      <w:t xml:space="preserve">Entrega 2 — SRS, Plan de Pruebas y </w:t>
-    </w:r>
-    <w:proofErr w:type="gramStart"/>
-    <w:r>
-      <w:rPr>
-        <w:color w:val="595959"/>
-        <w:sz w:val="18"/>
-        <w:szCs w:val="18"/>
-        <w:lang w:val="es-CO"/>
-      </w:rPr>
-      <w:t>SRTM  |</w:t>
-    </w:r>
-    <w:proofErr w:type="gramEnd"/>
-    <w:r>
-      <w:rPr>
-        <w:color w:val="595959"/>
-        <w:sz w:val="18"/>
-        <w:szCs w:val="18"/>
-        <w:lang w:val="es-CO"/>
-      </w:rPr>
-      <w:t xml:space="preserve">  Página </w:t>
+      <w:t xml:space="preserve">Entrega 2 — SRS, Plan de Pruebas y SRTM  |  Página </w:t>
     </w:r>
     <w:r>
       <w:rPr>
@@ -18203,53 +13421,7 @@
         <w:sz w:val="18"/>
         <w:szCs w:val="18"/>
       </w:rPr>
-      <w:t xml:space="preserve">Universidad </w:t>
-    </w:r>
-    <w:proofErr w:type="gramStart"/>
-    <w:r>
-      <w:rPr>
-        <w:color w:val="595959"/>
-        <w:sz w:val="18"/>
-        <w:szCs w:val="18"/>
-      </w:rPr>
-      <w:t>EIA  |</w:t>
-    </w:r>
-    <w:proofErr w:type="gramEnd"/>
-    <w:r>
-      <w:rPr>
-        <w:color w:val="595959"/>
-        <w:sz w:val="18"/>
-        <w:szCs w:val="18"/>
-      </w:rPr>
-      <w:t xml:space="preserve">  Sistemas </w:t>
-    </w:r>
-    <w:proofErr w:type="spellStart"/>
-    <w:proofErr w:type="gramStart"/>
-    <w:r>
-      <w:rPr>
-        <w:color w:val="595959"/>
-        <w:sz w:val="18"/>
-        <w:szCs w:val="18"/>
-      </w:rPr>
-      <w:t>Embebidos</w:t>
-    </w:r>
-    <w:proofErr w:type="spellEnd"/>
-    <w:r>
-      <w:rPr>
-        <w:color w:val="595959"/>
-        <w:sz w:val="18"/>
-        <w:szCs w:val="18"/>
-      </w:rPr>
-      <w:t xml:space="preserve">  |</w:t>
-    </w:r>
-    <w:proofErr w:type="gramEnd"/>
-    <w:r>
-      <w:rPr>
-        <w:color w:val="595959"/>
-        <w:sz w:val="18"/>
-        <w:szCs w:val="18"/>
-      </w:rPr>
-      <w:t xml:space="preserve">  AS/RS Embedded System</w:t>
+      <w:t>Universidad EIA  |  Sistemas Embebidos  |  AS/RS Embedded System</w:t>
     </w:r>
   </w:p>
 </w:hdr>

--- a/docs/SRS_AS-RS.docx
+++ b/docs/SRS_AS-RS.docx
@@ -64,7 +64,7 @@
     </w:p>
     <w:tbl>
       <w:tblPr>
-        <w:tblW w:w="8185" w:type="dxa"/>
+        <w:tblW w:w="8455" w:type="dxa"/>
         <w:jc w:val="center"/>
         <w:tblBorders>
           <w:top w:val="single" w:sz="4" w:space="0" w:color="auto"/>
@@ -78,19 +78,25 @@
           <w:left w:w="10" w:type="dxa"/>
           <w:right w:w="10" w:type="dxa"/>
         </w:tblCellMar>
-        <w:tblLook w:val="0000" w:firstRow="0" w:lastRow="0" w:firstColumn="0" w:lastColumn="0" w:noHBand="0" w:noVBand="0"/>
+        <w:tblLook w:val="04A0" w:firstRow="1" w:lastRow="0" w:firstColumn="1" w:lastColumn="0" w:noHBand="0" w:noVBand="1"/>
       </w:tblPr>
       <w:tblGrid>
-        <w:gridCol w:w="2014"/>
-        <w:gridCol w:w="6171"/>
+        <w:gridCol w:w="2099"/>
+        <w:gridCol w:w="6356"/>
       </w:tblGrid>
       <w:tr>
+        <w:tblPrEx>
+          <w:tblCellMar>
+            <w:top w:w="0" w:type="dxa"/>
+            <w:bottom w:w="0" w:type="dxa"/>
+          </w:tblCellMar>
+        </w:tblPrEx>
         <w:trPr>
           <w:jc w:val="center"/>
         </w:trPr>
         <w:tc>
           <w:tcPr>
-            <w:tcW w:w="2014" w:type="dxa"/>
+            <w:tcW w:w="2099" w:type="dxa"/>
             <w:tcBorders>
               <w:top w:val="single" w:sz="4" w:space="0" w:color="BFBFBF"/>
               <w:left w:val="single" w:sz="4" w:space="0" w:color="BFBFBF"/>
@@ -120,7 +126,7 @@
         </w:tc>
         <w:tc>
           <w:tcPr>
-            <w:tcW w:w="6171" w:type="dxa"/>
+            <w:tcW w:w="6356" w:type="dxa"/>
             <w:tcBorders>
               <w:top w:val="single" w:sz="4" w:space="0" w:color="BFBFBF"/>
               <w:left w:val="single" w:sz="4" w:space="0" w:color="BFBFBF"/>
@@ -153,12 +159,18 @@
         </w:tc>
       </w:tr>
       <w:tr>
+        <w:tblPrEx>
+          <w:tblCellMar>
+            <w:top w:w="0" w:type="dxa"/>
+            <w:bottom w:w="0" w:type="dxa"/>
+          </w:tblCellMar>
+        </w:tblPrEx>
         <w:trPr>
           <w:jc w:val="center"/>
         </w:trPr>
         <w:tc>
           <w:tcPr>
-            <w:tcW w:w="2014" w:type="dxa"/>
+            <w:tcW w:w="2099" w:type="dxa"/>
             <w:tcBorders>
               <w:top w:val="single" w:sz="4" w:space="0" w:color="BFBFBF"/>
               <w:left w:val="single" w:sz="4" w:space="0" w:color="BFBFBF"/>
@@ -175,6 +187,7 @@
             <w:vAlign w:val="center"/>
           </w:tcPr>
           <w:p>
+            <w:proofErr w:type="spellStart"/>
             <w:r>
               <w:rPr>
                 <w:b/>
@@ -184,43 +197,59 @@
               </w:rPr>
               <w:t>Curso</w:t>
             </w:r>
-          </w:p>
-        </w:tc>
-        <w:tc>
-          <w:tcPr>
-            <w:tcW w:w="6171" w:type="dxa"/>
-            <w:tcBorders>
-              <w:top w:val="single" w:sz="4" w:space="0" w:color="BFBFBF"/>
-              <w:left w:val="single" w:sz="4" w:space="0" w:color="BFBFBF"/>
-              <w:bottom w:val="single" w:sz="4" w:space="0" w:color="BFBFBF"/>
-              <w:right w:val="single" w:sz="4" w:space="0" w:color="BFBFBF"/>
-            </w:tcBorders>
-            <w:tcMar>
-              <w:top w:w="80" w:type="dxa"/>
-              <w:left w:w="120" w:type="dxa"/>
-              <w:bottom w:w="80" w:type="dxa"/>
-              <w:right w:w="120" w:type="dxa"/>
-            </w:tcMar>
-            <w:vAlign w:val="center"/>
-          </w:tcPr>
-          <w:p>
-            <w:r>
-              <w:rPr>
-                <w:sz w:val="20"/>
-                <w:szCs w:val="20"/>
-              </w:rPr>
-              <w:t>Sistemas Embebidos</w:t>
-            </w:r>
+            <w:proofErr w:type="spellEnd"/>
+          </w:p>
+        </w:tc>
+        <w:tc>
+          <w:tcPr>
+            <w:tcW w:w="6356" w:type="dxa"/>
+            <w:tcBorders>
+              <w:top w:val="single" w:sz="4" w:space="0" w:color="BFBFBF"/>
+              <w:left w:val="single" w:sz="4" w:space="0" w:color="BFBFBF"/>
+              <w:bottom w:val="single" w:sz="4" w:space="0" w:color="BFBFBF"/>
+              <w:right w:val="single" w:sz="4" w:space="0" w:color="BFBFBF"/>
+            </w:tcBorders>
+            <w:tcMar>
+              <w:top w:w="80" w:type="dxa"/>
+              <w:left w:w="120" w:type="dxa"/>
+              <w:bottom w:w="80" w:type="dxa"/>
+              <w:right w:w="120" w:type="dxa"/>
+            </w:tcMar>
+            <w:vAlign w:val="center"/>
+          </w:tcPr>
+          <w:p>
+            <w:r>
+              <w:rPr>
+                <w:sz w:val="20"/>
+                <w:szCs w:val="20"/>
+              </w:rPr>
+              <w:t xml:space="preserve">Sistemas </w:t>
+            </w:r>
+            <w:proofErr w:type="spellStart"/>
+            <w:r>
+              <w:rPr>
+                <w:sz w:val="20"/>
+                <w:szCs w:val="20"/>
+              </w:rPr>
+              <w:t>Embebidos</w:t>
+            </w:r>
+            <w:proofErr w:type="spellEnd"/>
           </w:p>
         </w:tc>
       </w:tr>
       <w:tr>
+        <w:tblPrEx>
+          <w:tblCellMar>
+            <w:top w:w="0" w:type="dxa"/>
+            <w:bottom w:w="0" w:type="dxa"/>
+          </w:tblCellMar>
+        </w:tblPrEx>
         <w:trPr>
           <w:jc w:val="center"/>
         </w:trPr>
         <w:tc>
           <w:tcPr>
-            <w:tcW w:w="2014" w:type="dxa"/>
+            <w:tcW w:w="2099" w:type="dxa"/>
             <w:tcBorders>
               <w:top w:val="single" w:sz="4" w:space="0" w:color="BFBFBF"/>
               <w:left w:val="single" w:sz="4" w:space="0" w:color="BFBFBF"/>
@@ -237,6 +266,7 @@
             <w:vAlign w:val="center"/>
           </w:tcPr>
           <w:p>
+            <w:proofErr w:type="spellStart"/>
             <w:r>
               <w:rPr>
                 <w:b/>
@@ -246,11 +276,12 @@
               </w:rPr>
               <w:t>Institución</w:t>
             </w:r>
-          </w:p>
-        </w:tc>
-        <w:tc>
-          <w:tcPr>
-            <w:tcW w:w="6171" w:type="dxa"/>
+            <w:proofErr w:type="spellEnd"/>
+          </w:p>
+        </w:tc>
+        <w:tc>
+          <w:tcPr>
+            <w:tcW w:w="6356" w:type="dxa"/>
             <w:tcBorders>
               <w:top w:val="single" w:sz="4" w:space="0" w:color="BFBFBF"/>
               <w:left w:val="single" w:sz="4" w:space="0" w:color="BFBFBF"/>
@@ -283,12 +314,18 @@
         </w:tc>
       </w:tr>
       <w:tr>
+        <w:tblPrEx>
+          <w:tblCellMar>
+            <w:top w:w="0" w:type="dxa"/>
+            <w:bottom w:w="0" w:type="dxa"/>
+          </w:tblCellMar>
+        </w:tblPrEx>
         <w:trPr>
           <w:jc w:val="center"/>
         </w:trPr>
         <w:tc>
           <w:tcPr>
-            <w:tcW w:w="2014" w:type="dxa"/>
+            <w:tcW w:w="2099" w:type="dxa"/>
             <w:tcBorders>
               <w:top w:val="single" w:sz="4" w:space="0" w:color="BFBFBF"/>
               <w:left w:val="single" w:sz="4" w:space="0" w:color="BFBFBF"/>
@@ -305,20 +342,42 @@
             <w:vAlign w:val="center"/>
           </w:tcPr>
           <w:p>
-            <w:r>
-              <w:rPr>
-                <w:b/>
-                <w:bCs/>
-                <w:sz w:val="20"/>
-                <w:szCs w:val="20"/>
-              </w:rPr>
-              <w:t>Periodo académico</w:t>
-            </w:r>
-          </w:p>
-        </w:tc>
-        <w:tc>
-          <w:tcPr>
-            <w:tcW w:w="6171" w:type="dxa"/>
+            <w:proofErr w:type="spellStart"/>
+            <w:r>
+              <w:rPr>
+                <w:b/>
+                <w:bCs/>
+                <w:sz w:val="20"/>
+                <w:szCs w:val="20"/>
+              </w:rPr>
+              <w:t>Periodo</w:t>
+            </w:r>
+            <w:proofErr w:type="spellEnd"/>
+            <w:r>
+              <w:rPr>
+                <w:b/>
+                <w:bCs/>
+                <w:sz w:val="20"/>
+                <w:szCs w:val="20"/>
+              </w:rPr>
+              <w:t xml:space="preserve"> </w:t>
+            </w:r>
+            <w:proofErr w:type="spellStart"/>
+            <w:r>
+              <w:rPr>
+                <w:b/>
+                <w:bCs/>
+                <w:sz w:val="20"/>
+                <w:szCs w:val="20"/>
+              </w:rPr>
+              <w:t>académico</w:t>
+            </w:r>
+            <w:proofErr w:type="spellEnd"/>
+          </w:p>
+        </w:tc>
+        <w:tc>
+          <w:tcPr>
+            <w:tcW w:w="6356" w:type="dxa"/>
             <w:tcBorders>
               <w:top w:val="single" w:sz="4" w:space="0" w:color="BFBFBF"/>
               <w:left w:val="single" w:sz="4" w:space="0" w:color="BFBFBF"/>
@@ -345,12 +404,18 @@
         </w:tc>
       </w:tr>
       <w:tr>
+        <w:tblPrEx>
+          <w:tblCellMar>
+            <w:top w:w="0" w:type="dxa"/>
+            <w:bottom w:w="0" w:type="dxa"/>
+          </w:tblCellMar>
+        </w:tblPrEx>
         <w:trPr>
           <w:jc w:val="center"/>
         </w:trPr>
         <w:tc>
           <w:tcPr>
-            <w:tcW w:w="2014" w:type="dxa"/>
+            <w:tcW w:w="2099" w:type="dxa"/>
             <w:tcBorders>
               <w:top w:val="single" w:sz="4" w:space="0" w:color="BFBFBF"/>
               <w:left w:val="single" w:sz="4" w:space="0" w:color="BFBFBF"/>
@@ -367,6 +432,7 @@
             <w:vAlign w:val="center"/>
           </w:tcPr>
           <w:p>
+            <w:proofErr w:type="spellStart"/>
             <w:r>
               <w:rPr>
                 <w:b/>
@@ -376,11 +442,12 @@
               </w:rPr>
               <w:t>Entregable</w:t>
             </w:r>
-          </w:p>
-        </w:tc>
-        <w:tc>
-          <w:tcPr>
-            <w:tcW w:w="6171" w:type="dxa"/>
+            <w:proofErr w:type="spellEnd"/>
+          </w:p>
+        </w:tc>
+        <w:tc>
+          <w:tcPr>
+            <w:tcW w:w="6356" w:type="dxa"/>
             <w:tcBorders>
               <w:top w:val="single" w:sz="4" w:space="0" w:color="BFBFBF"/>
               <w:left w:val="single" w:sz="4" w:space="0" w:color="BFBFBF"/>
@@ -413,12 +480,18 @@
         </w:tc>
       </w:tr>
       <w:tr>
+        <w:tblPrEx>
+          <w:tblCellMar>
+            <w:top w:w="0" w:type="dxa"/>
+            <w:bottom w:w="0" w:type="dxa"/>
+          </w:tblCellMar>
+        </w:tblPrEx>
         <w:trPr>
           <w:jc w:val="center"/>
         </w:trPr>
         <w:tc>
           <w:tcPr>
-            <w:tcW w:w="2014" w:type="dxa"/>
+            <w:tcW w:w="2099" w:type="dxa"/>
             <w:tcBorders>
               <w:top w:val="single" w:sz="4" w:space="0" w:color="BFBFBF"/>
               <w:left w:val="single" w:sz="4" w:space="0" w:color="BFBFBF"/>
@@ -435,6 +508,7 @@
             <w:vAlign w:val="center"/>
           </w:tcPr>
           <w:p>
+            <w:proofErr w:type="spellStart"/>
             <w:r>
               <w:rPr>
                 <w:b/>
@@ -444,11 +518,12 @@
               </w:rPr>
               <w:t>Documento</w:t>
             </w:r>
-          </w:p>
-        </w:tc>
-        <w:tc>
-          <w:tcPr>
-            <w:tcW w:w="6171" w:type="dxa"/>
+            <w:proofErr w:type="spellEnd"/>
+          </w:p>
+        </w:tc>
+        <w:tc>
+          <w:tcPr>
+            <w:tcW w:w="6356" w:type="dxa"/>
             <w:tcBorders>
               <w:top w:val="single" w:sz="4" w:space="0" w:color="BFBFBF"/>
               <w:left w:val="single" w:sz="4" w:space="0" w:color="BFBFBF"/>
@@ -476,18 +551,24 @@
                 <w:sz w:val="20"/>
                 <w:szCs w:val="20"/>
               </w:rPr>
-              <w:t>2</w:t>
+              <w:t>3</w:t>
             </w:r>
           </w:p>
         </w:tc>
       </w:tr>
       <w:tr>
+        <w:tblPrEx>
+          <w:tblCellMar>
+            <w:top w:w="0" w:type="dxa"/>
+            <w:bottom w:w="0" w:type="dxa"/>
+          </w:tblCellMar>
+        </w:tblPrEx>
         <w:trPr>
           <w:jc w:val="center"/>
         </w:trPr>
         <w:tc>
           <w:tcPr>
-            <w:tcW w:w="2014" w:type="dxa"/>
+            <w:tcW w:w="2099" w:type="dxa"/>
             <w:tcBorders>
               <w:top w:val="single" w:sz="4" w:space="0" w:color="BFBFBF"/>
               <w:left w:val="single" w:sz="4" w:space="0" w:color="BFBFBF"/>
@@ -517,7 +598,7 @@
         </w:tc>
         <w:tc>
           <w:tcPr>
-            <w:tcW w:w="6171" w:type="dxa"/>
+            <w:tcW w:w="6356" w:type="dxa"/>
             <w:tcBorders>
               <w:top w:val="single" w:sz="4" w:space="0" w:color="BFBFBF"/>
               <w:left w:val="single" w:sz="4" w:space="0" w:color="BFBFBF"/>
@@ -544,12 +625,18 @@
         </w:tc>
       </w:tr>
       <w:tr>
+        <w:tblPrEx>
+          <w:tblCellMar>
+            <w:top w:w="0" w:type="dxa"/>
+            <w:bottom w:w="0" w:type="dxa"/>
+          </w:tblCellMar>
+        </w:tblPrEx>
         <w:trPr>
           <w:jc w:val="center"/>
         </w:trPr>
         <w:tc>
           <w:tcPr>
-            <w:tcW w:w="2014" w:type="dxa"/>
+            <w:tcW w:w="2099" w:type="dxa"/>
             <w:tcBorders>
               <w:top w:val="single" w:sz="4" w:space="0" w:color="BFBFBF"/>
               <w:left w:val="single" w:sz="4" w:space="0" w:color="BFBFBF"/>
@@ -579,39 +666,54 @@
         </w:tc>
         <w:tc>
           <w:tcPr>
-            <w:tcW w:w="6171" w:type="dxa"/>
-            <w:tcBorders>
-              <w:top w:val="single" w:sz="4" w:space="0" w:color="BFBFBF"/>
-              <w:left w:val="single" w:sz="4" w:space="0" w:color="BFBFBF"/>
-              <w:bottom w:val="single" w:sz="4" w:space="0" w:color="BFBFBF"/>
-              <w:right w:val="single" w:sz="4" w:space="0" w:color="BFBFBF"/>
-            </w:tcBorders>
-            <w:tcMar>
-              <w:top w:w="80" w:type="dxa"/>
-              <w:left w:w="120" w:type="dxa"/>
-              <w:bottom w:w="80" w:type="dxa"/>
-              <w:right w:w="120" w:type="dxa"/>
-            </w:tcMar>
-            <w:vAlign w:val="center"/>
-          </w:tcPr>
-          <w:p>
-            <w:r>
-              <w:rPr>
-                <w:sz w:val="20"/>
-                <w:szCs w:val="20"/>
-              </w:rPr>
-              <w:t>Owen Montiel Cardeñas</w:t>
-            </w:r>
+            <w:tcW w:w="6356" w:type="dxa"/>
+            <w:tcBorders>
+              <w:top w:val="single" w:sz="4" w:space="0" w:color="BFBFBF"/>
+              <w:left w:val="single" w:sz="4" w:space="0" w:color="BFBFBF"/>
+              <w:bottom w:val="single" w:sz="4" w:space="0" w:color="BFBFBF"/>
+              <w:right w:val="single" w:sz="4" w:space="0" w:color="BFBFBF"/>
+            </w:tcBorders>
+            <w:tcMar>
+              <w:top w:w="80" w:type="dxa"/>
+              <w:left w:w="120" w:type="dxa"/>
+              <w:bottom w:w="80" w:type="dxa"/>
+              <w:right w:w="120" w:type="dxa"/>
+            </w:tcMar>
+            <w:vAlign w:val="center"/>
+          </w:tcPr>
+          <w:p>
+            <w:r>
+              <w:rPr>
+                <w:sz w:val="20"/>
+                <w:szCs w:val="20"/>
+              </w:rPr>
+              <w:t xml:space="preserve">Owen Montiel </w:t>
+            </w:r>
+            <w:proofErr w:type="spellStart"/>
+            <w:r>
+              <w:rPr>
+                <w:sz w:val="20"/>
+                <w:szCs w:val="20"/>
+              </w:rPr>
+              <w:t>Cardeñas</w:t>
+            </w:r>
+            <w:proofErr w:type="spellEnd"/>
           </w:p>
         </w:tc>
       </w:tr>
       <w:tr>
+        <w:tblPrEx>
+          <w:tblCellMar>
+            <w:top w:w="0" w:type="dxa"/>
+            <w:bottom w:w="0" w:type="dxa"/>
+          </w:tblCellMar>
+        </w:tblPrEx>
         <w:trPr>
           <w:jc w:val="center"/>
         </w:trPr>
         <w:tc>
           <w:tcPr>
-            <w:tcW w:w="2014" w:type="dxa"/>
+            <w:tcW w:w="2099" w:type="dxa"/>
             <w:tcBorders>
               <w:top w:val="single" w:sz="4" w:space="0" w:color="BFBFBF"/>
               <w:left w:val="single" w:sz="4" w:space="0" w:color="BFBFBF"/>
@@ -641,7 +743,7 @@
         </w:tc>
         <w:tc>
           <w:tcPr>
-            <w:tcW w:w="6171" w:type="dxa"/>
+            <w:tcW w:w="6356" w:type="dxa"/>
             <w:tcBorders>
               <w:top w:val="single" w:sz="4" w:space="0" w:color="BFBFBF"/>
               <w:left w:val="single" w:sz="4" w:space="0" w:color="BFBFBF"/>
@@ -668,12 +770,18 @@
         </w:tc>
       </w:tr>
       <w:tr>
+        <w:tblPrEx>
+          <w:tblCellMar>
+            <w:top w:w="0" w:type="dxa"/>
+            <w:bottom w:w="0" w:type="dxa"/>
+          </w:tblCellMar>
+        </w:tblPrEx>
         <w:trPr>
           <w:jc w:val="center"/>
         </w:trPr>
         <w:tc>
           <w:tcPr>
-            <w:tcW w:w="2014" w:type="dxa"/>
+            <w:tcW w:w="2099" w:type="dxa"/>
             <w:tcBorders>
               <w:top w:val="single" w:sz="4" w:space="0" w:color="BFBFBF"/>
               <w:left w:val="single" w:sz="4" w:space="0" w:color="BFBFBF"/>
@@ -703,7 +811,7 @@
         </w:tc>
         <w:tc>
           <w:tcPr>
-            <w:tcW w:w="6171" w:type="dxa"/>
+            <w:tcW w:w="6356" w:type="dxa"/>
             <w:tcBorders>
               <w:top w:val="single" w:sz="4" w:space="0" w:color="BFBFBF"/>
               <w:left w:val="single" w:sz="4" w:space="0" w:color="BFBFBF"/>
@@ -750,8 +858,13 @@
       </w:pPr>
       <w:r>
         <w:lastRenderedPageBreak/>
-        <w:t>Control de versiones</w:t>
-      </w:r>
+        <w:t xml:space="preserve">Control de </w:t>
+      </w:r>
+      <w:proofErr w:type="spellStart"/>
+      <w:r>
+        <w:t>versiones</w:t>
+      </w:r>
+      <w:proofErr w:type="spellEnd"/>
     </w:p>
     <w:tbl>
       <w:tblPr>
@@ -768,7 +881,7 @@
           <w:left w:w="10" w:type="dxa"/>
           <w:right w:w="10" w:type="dxa"/>
         </w:tblCellMar>
-        <w:tblLook w:val="0000" w:firstRow="0" w:lastRow="0" w:firstColumn="0" w:lastColumn="0" w:noHBand="0" w:noVBand="0"/>
+        <w:tblLook w:val="04A0" w:firstRow="1" w:lastRow="0" w:firstColumn="1" w:lastColumn="0" w:noHBand="0" w:noVBand="1"/>
       </w:tblPr>
       <w:tblGrid>
         <w:gridCol w:w="1400"/>
@@ -777,6 +890,12 @@
         <w:gridCol w:w="3760"/>
       </w:tblGrid>
       <w:tr>
+        <w:tblPrEx>
+          <w:tblCellMar>
+            <w:top w:w="0" w:type="dxa"/>
+            <w:bottom w:w="0" w:type="dxa"/>
+          </w:tblCellMar>
+        </w:tblPrEx>
         <w:trPr>
           <w:tblHeader/>
         </w:trPr>
@@ -799,6 +918,7 @@
             <w:vAlign w:val="center"/>
           </w:tcPr>
           <w:p>
+            <w:proofErr w:type="spellStart"/>
             <w:r>
               <w:rPr>
                 <w:b/>
@@ -809,6 +929,7 @@
               </w:rPr>
               <w:t>Versión</w:t>
             </w:r>
+            <w:proofErr w:type="spellEnd"/>
           </w:p>
         </w:tc>
         <w:tc>
@@ -830,6 +951,7 @@
             <w:vAlign w:val="center"/>
           </w:tcPr>
           <w:p>
+            <w:proofErr w:type="spellStart"/>
             <w:r>
               <w:rPr>
                 <w:b/>
@@ -840,6 +962,7 @@
               </w:rPr>
               <w:t>Fecha</w:t>
             </w:r>
+            <w:proofErr w:type="spellEnd"/>
           </w:p>
         </w:tc>
         <w:tc>
@@ -892,6 +1015,7 @@
             <w:vAlign w:val="center"/>
           </w:tcPr>
           <w:p>
+            <w:proofErr w:type="spellStart"/>
             <w:r>
               <w:rPr>
                 <w:b/>
@@ -902,10 +1026,17 @@
               </w:rPr>
               <w:t>Cambios</w:t>
             </w:r>
+            <w:proofErr w:type="spellEnd"/>
           </w:p>
         </w:tc>
       </w:tr>
       <w:tr>
+        <w:tblPrEx>
+          <w:tblCellMar>
+            <w:top w:w="0" w:type="dxa"/>
+            <w:bottom w:w="0" w:type="dxa"/>
+          </w:tblCellMar>
+        </w:tblPrEx>
         <w:tc>
           <w:tcPr>
             <w:tcW w:w="1400" w:type="dxa"/>
@@ -1022,6 +1153,12 @@
         </w:tc>
       </w:tr>
       <w:tr>
+        <w:tblPrEx>
+          <w:tblCellMar>
+            <w:top w:w="0" w:type="dxa"/>
+            <w:bottom w:w="0" w:type="dxa"/>
+          </w:tblCellMar>
+        </w:tblPrEx>
         <w:tc>
           <w:tcPr>
             <w:tcW w:w="1400" w:type="dxa"/>
@@ -1138,6 +1275,12 @@
         </w:tc>
       </w:tr>
       <w:tr>
+        <w:tblPrEx>
+          <w:tblCellMar>
+            <w:top w:w="0" w:type="dxa"/>
+            <w:bottom w:w="0" w:type="dxa"/>
+          </w:tblCellMar>
+        </w:tblPrEx>
         <w:tc>
           <w:tcPr>
             <w:tcW w:w="1400" w:type="dxa"/>
@@ -1248,22 +1391,197 @@
                 <w:szCs w:val="20"/>
                 <w:lang w:val="es-CO"/>
               </w:rPr>
-              <w:t>RF-13 actualizado con definición completa (app escritorio Python/tkinter, UART). RF-11 y RNF-06 suspendidos. Rango celda actualizado a 10–1000 g. RNF-02: criterio de aceptación de alimentación actualizado (prueba de estabilidad 60 s bajo carga máxima).</w:t>
+              <w:t>RF-13 actualizado con definición completa (app escritorio Python/</w:t>
+            </w:r>
+            <w:proofErr w:type="spellStart"/>
+            <w:r>
+              <w:rPr>
+                <w:sz w:val="20"/>
+                <w:szCs w:val="20"/>
+                <w:lang w:val="es-CO"/>
+              </w:rPr>
+              <w:t>tkinter</w:t>
+            </w:r>
+            <w:proofErr w:type="spellEnd"/>
+            <w:r>
+              <w:rPr>
+                <w:sz w:val="20"/>
+                <w:szCs w:val="20"/>
+                <w:lang w:val="es-CO"/>
+              </w:rPr>
+              <w:t>, UART). RF-11 y RNF-06 suspendidos. RNF-02: criterio de aceptación de alimentación actualizado (prueba de estabilidad 60 s bajo carga máxima).</w:t>
+            </w:r>
+          </w:p>
+        </w:tc>
+      </w:tr>
+      <w:tr>
+        <w:tblPrEx>
+          <w:tblCellMar>
+            <w:top w:w="0" w:type="dxa"/>
+            <w:bottom w:w="0" w:type="dxa"/>
+          </w:tblCellMar>
+        </w:tblPrEx>
+        <w:tc>
+          <w:tcPr>
+            <w:tcW w:w="1400" w:type="dxa"/>
+            <w:tcBorders>
+              <w:top w:val="single" w:sz="4" w:space="0" w:color="BFBFBF"/>
+              <w:left w:val="single" w:sz="4" w:space="0" w:color="BFBFBF"/>
+              <w:bottom w:val="single" w:sz="4" w:space="0" w:color="BFBFBF"/>
+              <w:right w:val="single" w:sz="4" w:space="0" w:color="BFBFBF"/>
+            </w:tcBorders>
+            <w:tcMar>
+              <w:top w:w="80" w:type="dxa"/>
+              <w:left w:w="120" w:type="dxa"/>
+              <w:bottom w:w="80" w:type="dxa"/>
+              <w:right w:w="120" w:type="dxa"/>
+            </w:tcMar>
+            <w:vAlign w:val="center"/>
+          </w:tcPr>
+          <w:p>
+            <w:r>
+              <w:rPr>
+                <w:sz w:val="20"/>
+                <w:szCs w:val="20"/>
+              </w:rPr>
+              <w:t>1.3</w:t>
+            </w:r>
+          </w:p>
+        </w:tc>
+        <w:tc>
+          <w:tcPr>
+            <w:tcW w:w="1800" w:type="dxa"/>
+            <w:tcBorders>
+              <w:top w:val="single" w:sz="4" w:space="0" w:color="BFBFBF"/>
+              <w:left w:val="single" w:sz="4" w:space="0" w:color="BFBFBF"/>
+              <w:bottom w:val="single" w:sz="4" w:space="0" w:color="BFBFBF"/>
+              <w:right w:val="single" w:sz="4" w:space="0" w:color="BFBFBF"/>
+            </w:tcBorders>
+            <w:tcMar>
+              <w:top w:w="80" w:type="dxa"/>
+              <w:left w:w="120" w:type="dxa"/>
+              <w:bottom w:w="80" w:type="dxa"/>
+              <w:right w:w="120" w:type="dxa"/>
+            </w:tcMar>
+            <w:vAlign w:val="center"/>
+          </w:tcPr>
+          <w:p>
+            <w:r>
+              <w:rPr>
+                <w:sz w:val="20"/>
+                <w:szCs w:val="20"/>
+              </w:rPr>
+              <w:t>2026-05-25</w:t>
+            </w:r>
+          </w:p>
+        </w:tc>
+        <w:tc>
+          <w:tcPr>
+            <w:tcW w:w="2400" w:type="dxa"/>
+            <w:tcBorders>
+              <w:top w:val="single" w:sz="4" w:space="0" w:color="BFBFBF"/>
+              <w:left w:val="single" w:sz="4" w:space="0" w:color="BFBFBF"/>
+              <w:bottom w:val="single" w:sz="4" w:space="0" w:color="BFBFBF"/>
+              <w:right w:val="single" w:sz="4" w:space="0" w:color="BFBFBF"/>
+            </w:tcBorders>
+            <w:tcMar>
+              <w:top w:w="80" w:type="dxa"/>
+              <w:left w:w="120" w:type="dxa"/>
+              <w:bottom w:w="80" w:type="dxa"/>
+              <w:right w:w="120" w:type="dxa"/>
+            </w:tcMar>
+            <w:vAlign w:val="center"/>
+          </w:tcPr>
+          <w:p>
+            <w:r>
+              <w:rPr>
+                <w:sz w:val="20"/>
+                <w:szCs w:val="20"/>
+              </w:rPr>
+              <w:t>Technical Lead</w:t>
+            </w:r>
+          </w:p>
+        </w:tc>
+        <w:tc>
+          <w:tcPr>
+            <w:tcW w:w="3760" w:type="dxa"/>
+            <w:tcBorders>
+              <w:top w:val="single" w:sz="4" w:space="0" w:color="BFBFBF"/>
+              <w:left w:val="single" w:sz="4" w:space="0" w:color="BFBFBF"/>
+              <w:bottom w:val="single" w:sz="4" w:space="0" w:color="BFBFBF"/>
+              <w:right w:val="single" w:sz="4" w:space="0" w:color="BFBFBF"/>
+            </w:tcBorders>
+            <w:tcMar>
+              <w:top w:w="80" w:type="dxa"/>
+              <w:left w:w="120" w:type="dxa"/>
+              <w:bottom w:w="80" w:type="dxa"/>
+              <w:right w:w="120" w:type="dxa"/>
+            </w:tcMar>
+            <w:vAlign w:val="center"/>
+          </w:tcPr>
+          <w:p>
+            <w:r>
+              <w:rPr>
+                <w:sz w:val="20"/>
+                <w:szCs w:val="20"/>
+                <w:lang w:val="es-CO"/>
+              </w:rPr>
+              <w:t xml:space="preserve">RF-06: rango actualizado a 10–1000 g, HX711 reemplazado por circuito discreto LM358N. </w:t>
+            </w:r>
+            <w:proofErr w:type="spellStart"/>
+            <w:r>
+              <w:rPr>
+                <w:sz w:val="20"/>
+                <w:szCs w:val="20"/>
+              </w:rPr>
+              <w:t>Sección</w:t>
+            </w:r>
+            <w:proofErr w:type="spellEnd"/>
+            <w:r>
+              <w:rPr>
+                <w:sz w:val="20"/>
+                <w:szCs w:val="20"/>
+              </w:rPr>
+              <w:t xml:space="preserve"> 1.3: drivers DRV8825 </w:t>
+            </w:r>
+            <w:proofErr w:type="spellStart"/>
+            <w:r>
+              <w:rPr>
+                <w:sz w:val="20"/>
+                <w:szCs w:val="20"/>
+              </w:rPr>
+              <w:t>reemplazados</w:t>
+            </w:r>
+            <w:proofErr w:type="spellEnd"/>
+            <w:r>
+              <w:rPr>
+                <w:sz w:val="20"/>
+                <w:szCs w:val="20"/>
+              </w:rPr>
+              <w:t xml:space="preserve"> </w:t>
+            </w:r>
+            <w:proofErr w:type="spellStart"/>
+            <w:r>
+              <w:rPr>
+                <w:sz w:val="20"/>
+                <w:szCs w:val="20"/>
+              </w:rPr>
+              <w:t>por</w:t>
+            </w:r>
+            <w:proofErr w:type="spellEnd"/>
+            <w:r>
+              <w:rPr>
+                <w:sz w:val="20"/>
+                <w:szCs w:val="20"/>
+              </w:rPr>
+              <w:t xml:space="preserve"> L298N.</w:t>
             </w:r>
           </w:p>
         </w:tc>
       </w:tr>
     </w:tbl>
     <w:p>
-      <w:pPr>
-        <w:rPr>
-          <w:lang w:val="es-CO"/>
-        </w:rPr>
-      </w:pPr>
-      <w:r>
-        <w:rPr>
-          <w:lang w:val="es-CO"/>
-        </w:rPr>
+      <w:r>
         <w:br w:type="page"/>
       </w:r>
     </w:p>
@@ -1271,6 +1589,43 @@
       <w:pPr>
         <w:pStyle w:val="Heading1"/>
         <w:spacing w:line="276" w:lineRule="auto"/>
+      </w:pPr>
+      <w:r>
+        <w:lastRenderedPageBreak/>
+        <w:t xml:space="preserve">1. </w:t>
+      </w:r>
+      <w:proofErr w:type="spellStart"/>
+      <w:r>
+        <w:t>Introducción</w:t>
+      </w:r>
+      <w:proofErr w:type="spellEnd"/>
+    </w:p>
+    <w:p>
+      <w:pPr>
+        <w:pStyle w:val="Heading2"/>
+        <w:spacing w:line="276" w:lineRule="auto"/>
+      </w:pPr>
+      <w:r>
+        <w:t xml:space="preserve">1.1 </w:t>
+      </w:r>
+      <w:proofErr w:type="spellStart"/>
+      <w:r>
+        <w:t>Propósito</w:t>
+      </w:r>
+      <w:proofErr w:type="spellEnd"/>
+      <w:r>
+        <w:t xml:space="preserve"> del </w:t>
+      </w:r>
+      <w:proofErr w:type="spellStart"/>
+      <w:r>
+        <w:t>documento</w:t>
+      </w:r>
+      <w:proofErr w:type="spellEnd"/>
+    </w:p>
+    <w:p>
+      <w:pPr>
+        <w:spacing w:after="120" w:line="276" w:lineRule="auto"/>
+        <w:jc w:val="both"/>
         <w:rPr>
           <w:lang w:val="es-CO"/>
         </w:rPr>
@@ -1279,8 +1634,22 @@
         <w:rPr>
           <w:lang w:val="es-CO"/>
         </w:rPr>
-        <w:lastRenderedPageBreak/>
-        <w:t>1. Introducción</w:t>
+        <w:t>Este documento especifica de forma formal los requisitos funcionales y no funcionales del sistema embebido para el prototipo de Sistema Automatizado de Almacenamiento y Recuperación (AS/RS) del proyecto de aula del curso de Sistemas Embebidos de la Universidad EIA, periodo 2026-1. Adicionalmente, define el plan de pruebas asociado, la plantilla estándar de test cases y la Matriz de Trazabilidad de Requisitos (SRTM) inicial.</w:t>
+      </w:r>
+    </w:p>
+    <w:p>
+      <w:pPr>
+        <w:spacing w:after="120" w:line="276" w:lineRule="auto"/>
+        <w:jc w:val="both"/>
+        <w:rPr>
+          <w:lang w:val="es-CO"/>
+        </w:rPr>
+      </w:pPr>
+      <w:r>
+        <w:rPr>
+          <w:lang w:val="es-CO"/>
+        </w:rPr>
+        <w:t>El documento es la base normativa del proyecto: ningún requisito se considerará cumplido si no cuenta con un diseño asociado, una implementación identificable y una prueba objetiva con su evidencia correspondiente.</w:t>
       </w:r>
     </w:p>
     <w:p>
@@ -1295,7 +1664,7 @@
         <w:rPr>
           <w:lang w:val="es-CO"/>
         </w:rPr>
-        <w:t>1.1 Propósito del documento</w:t>
+        <w:t>1.2 Alcance</w:t>
       </w:r>
     </w:p>
     <w:p>
@@ -1310,22 +1679,35 @@
         <w:rPr>
           <w:lang w:val="es-CO"/>
         </w:rPr>
-        <w:t>Este documento especifica de forma formal los requisitos funcionales y no funcionales del sistema embebido para el prototipo de Sistema Automatizado de Almacenamiento y Recuperación (AS/RS) del proyecto de aula del curso de Sistemas Embebidos de la Universidad EIA, periodo 2026-1. Adicionalmente, define el plan de pruebas asociado, la plantilla estándar de test cases y la Matriz de Trazabilidad de Requisitos (SRTM) inicial.</w:t>
-      </w:r>
-    </w:p>
-    <w:p>
-      <w:pPr>
-        <w:spacing w:after="120" w:line="276" w:lineRule="auto"/>
-        <w:jc w:val="both"/>
+        <w:t xml:space="preserve">El sistema a desarrollar es un prototipo funcional, a escala, de un AS/RS compacto compuesto por una matriz cartesiana de 3 columnas × 4 filas (12 celdas), un </w:t>
+      </w:r>
+      <w:proofErr w:type="spellStart"/>
+      <w:r>
         <w:rPr>
           <w:lang w:val="es-CO"/>
         </w:rPr>
-      </w:pPr>
+        <w:t>end-effector</w:t>
+      </w:r>
+      <w:proofErr w:type="spellEnd"/>
       <w:r>
         <w:rPr>
           <w:lang w:val="es-CO"/>
         </w:rPr>
-        <w:t>El documento es la base normativa del proyecto: ningún requisito se considerará cumplido si no cuenta con un diseño asociado, una implementación identificable y una prueba objetiva con su evidencia correspondiente.</w:t>
+        <w:t xml:space="preserve"> motorizado capaz de almacenar, recuperar e intercambiar productos entre celdas, y un subsistema de </w:t>
+      </w:r>
+      <w:proofErr w:type="spellStart"/>
+      <w:r>
+        <w:rPr>
+          <w:lang w:val="es-CO"/>
+        </w:rPr>
+        <w:t>sensado</w:t>
+      </w:r>
+      <w:proofErr w:type="spellEnd"/>
+      <w:r>
+        <w:rPr>
+          <w:lang w:val="es-CO"/>
+        </w:rPr>
+        <w:t>, persistencia y comunicación que valida cada operación. La alimentación es externa al laboratorio, la implementación es sobre tarjeta universal soldada o PCB y la demostración incluye interfaz gráfica de usuario.</w:t>
       </w:r>
     </w:p>
     <w:p>
@@ -1340,36 +1722,6 @@
         <w:rPr>
           <w:lang w:val="es-CO"/>
         </w:rPr>
-        <w:t>1.2 Alcance</w:t>
-      </w:r>
-    </w:p>
-    <w:p>
-      <w:pPr>
-        <w:spacing w:after="120" w:line="276" w:lineRule="auto"/>
-        <w:jc w:val="both"/>
-        <w:rPr>
-          <w:lang w:val="es-CO"/>
-        </w:rPr>
-      </w:pPr>
-      <w:r>
-        <w:rPr>
-          <w:lang w:val="es-CO"/>
-        </w:rPr>
-        <w:t>El sistema a desarrollar es un prototipo funcional, a escala, de un AS/RS compacto compuesto por una matriz cartesiana de 3 columnas × 4 filas (12 celdas), un end-effector motorizado capaz de almacenar, recuperar e intercambiar productos entre celdas, y un subsistema de sensado, persistencia y comunicación que valida cada operación. La alimentación es externa al laboratorio, la implementación es sobre tarjeta universal soldada o PCB y la demostración incluye interfaz gráfica de usuario.</w:t>
-      </w:r>
-    </w:p>
-    <w:p>
-      <w:pPr>
-        <w:pStyle w:val="Heading2"/>
-        <w:spacing w:line="276" w:lineRule="auto"/>
-        <w:rPr>
-          <w:lang w:val="es-CO"/>
-        </w:rPr>
-      </w:pPr>
-      <w:r>
-        <w:rPr>
-          <w:lang w:val="es-CO"/>
-        </w:rPr>
         <w:t>1.3 Decisiones técnicas de línea base</w:t>
       </w:r>
     </w:p>
@@ -1384,8 +1736,53 @@
         </w:rPr>
         <w:t xml:space="preserve">Los requisitos de este documento presuponen las siguientes decisiones arquitectónicas tomadas y justificadas por el equipo. </w:t>
       </w:r>
-      <w:r>
-        <w:t>Cualquier desviación debe ser aprobada por el Technical Lead:</w:t>
+      <w:proofErr w:type="spellStart"/>
+      <w:r>
+        <w:t>Cualquier</w:t>
+      </w:r>
+      <w:proofErr w:type="spellEnd"/>
+      <w:r>
+        <w:t xml:space="preserve"> </w:t>
+      </w:r>
+      <w:proofErr w:type="spellStart"/>
+      <w:r>
+        <w:t>desviación</w:t>
+      </w:r>
+      <w:proofErr w:type="spellEnd"/>
+      <w:r>
+        <w:t xml:space="preserve"> </w:t>
+      </w:r>
+      <w:proofErr w:type="spellStart"/>
+      <w:r>
+        <w:t>debe</w:t>
+      </w:r>
+      <w:proofErr w:type="spellEnd"/>
+      <w:r>
+        <w:t xml:space="preserve"> ser </w:t>
+      </w:r>
+      <w:proofErr w:type="spellStart"/>
+      <w:r>
+        <w:t>aprobada</w:t>
+      </w:r>
+      <w:proofErr w:type="spellEnd"/>
+      <w:r>
+        <w:t xml:space="preserve"> </w:t>
+      </w:r>
+      <w:proofErr w:type="spellStart"/>
+      <w:r>
+        <w:t>por</w:t>
+      </w:r>
+      <w:proofErr w:type="spellEnd"/>
+      <w:r>
+        <w:t xml:space="preserve"> </w:t>
+      </w:r>
+      <w:proofErr w:type="spellStart"/>
+      <w:r>
+        <w:t>el</w:t>
+      </w:r>
+      <w:proofErr w:type="spellEnd"/>
+      <w:r>
+        <w:t xml:space="preserve"> Technical Lead:</w:t>
       </w:r>
     </w:p>
     <w:p>
@@ -1418,8 +1815,37 @@
         <w:spacing w:after="60" w:line="276" w:lineRule="auto"/>
         <w:jc w:val="both"/>
       </w:pPr>
-      <w:r>
-        <w:t>Microcontrolador: ESP32 (dual-core, WiFi, FreeRTOS, toolchain PlatformIO).</w:t>
+      <w:proofErr w:type="spellStart"/>
+      <w:r>
+        <w:t>Microcontrolador</w:t>
+      </w:r>
+      <w:proofErr w:type="spellEnd"/>
+      <w:r>
+        <w:t xml:space="preserve">: ESP32 (dual-core, </w:t>
+      </w:r>
+      <w:proofErr w:type="spellStart"/>
+      <w:r>
+        <w:t>WiFi</w:t>
+      </w:r>
+      <w:proofErr w:type="spellEnd"/>
+      <w:r>
+        <w:t xml:space="preserve">, </w:t>
+      </w:r>
+      <w:proofErr w:type="spellStart"/>
+      <w:r>
+        <w:t>FreeRTOS</w:t>
+      </w:r>
+      <w:proofErr w:type="spellEnd"/>
+      <w:r>
+        <w:t xml:space="preserve">, toolchain </w:t>
+      </w:r>
+      <w:proofErr w:type="spellStart"/>
+      <w:r>
+        <w:t>PlatformIO</w:t>
+      </w:r>
+      <w:proofErr w:type="spellEnd"/>
+      <w:r>
+        <w:t>).</w:t>
       </w:r>
     </w:p>
     <w:p>
@@ -1439,7 +1865,49 @@
         <w:rPr>
           <w:lang w:val="es-CO"/>
         </w:rPr>
-        <w:t>Actuadores de posicionamiento: steppers NEMA17 con drivers DRV8825 y endstops mecánicos (homing).</w:t>
+        <w:t xml:space="preserve">Actuadores de posicionamiento: </w:t>
+      </w:r>
+      <w:proofErr w:type="spellStart"/>
+      <w:r>
+        <w:rPr>
+          <w:lang w:val="es-CO"/>
+        </w:rPr>
+        <w:t>steppers</w:t>
+      </w:r>
+      <w:proofErr w:type="spellEnd"/>
+      <w:r>
+        <w:rPr>
+          <w:lang w:val="es-CO"/>
+        </w:rPr>
+        <w:t xml:space="preserve"> NEMA17 con módulos driver L298N y </w:t>
+      </w:r>
+      <w:proofErr w:type="spellStart"/>
+      <w:r>
+        <w:rPr>
+          <w:lang w:val="es-CO"/>
+        </w:rPr>
+        <w:t>endstops</w:t>
+      </w:r>
+      <w:proofErr w:type="spellEnd"/>
+      <w:r>
+        <w:rPr>
+          <w:lang w:val="es-CO"/>
+        </w:rPr>
+        <w:t xml:space="preserve"> mecánicos (</w:t>
+      </w:r>
+      <w:proofErr w:type="spellStart"/>
+      <w:r>
+        <w:rPr>
+          <w:lang w:val="es-CO"/>
+        </w:rPr>
+        <w:t>homing</w:t>
+      </w:r>
+      <w:proofErr w:type="spellEnd"/>
+      <w:r>
+        <w:rPr>
+          <w:lang w:val="es-CO"/>
+        </w:rPr>
+        <w:t>).</w:t>
       </w:r>
     </w:p>
     <w:p>
@@ -1459,7 +1927,7 @@
         <w:rPr>
           <w:lang w:val="es-CO"/>
         </w:rPr>
-        <w:t>Sensor de peso: celda de carga de 1 kg con ADC HX711 (rango útil de producto: 10–500 g).</w:t>
+        <w:t>Sensor de peso: celda de carga de 1 kg con circuito de acondicionamiento discreto LM358N (rango útil de producto: 10–1000 g).</w:t>
       </w:r>
     </w:p>
     <w:p>
@@ -1475,11 +1943,47 @@
           <w:lang w:val="es-CO"/>
         </w:rPr>
       </w:pPr>
+      <w:proofErr w:type="spellStart"/>
       <w:r>
         <w:rPr>
           <w:lang w:val="es-CO"/>
         </w:rPr>
-        <w:t>Sensado de presencia: (a) sensor óptico en el end-effector y (b) 12 microswitches leídos por expansor I2C MCP23017.</w:t>
+        <w:t>Sensado</w:t>
+      </w:r>
+      <w:proofErr w:type="spellEnd"/>
+      <w:r>
+        <w:rPr>
+          <w:lang w:val="es-CO"/>
+        </w:rPr>
+        <w:t xml:space="preserve"> de presencia: (a) sensor óptico en el </w:t>
+      </w:r>
+      <w:proofErr w:type="spellStart"/>
+      <w:r>
+        <w:rPr>
+          <w:lang w:val="es-CO"/>
+        </w:rPr>
+        <w:t>end-effector</w:t>
+      </w:r>
+      <w:proofErr w:type="spellEnd"/>
+      <w:r>
+        <w:rPr>
+          <w:lang w:val="es-CO"/>
+        </w:rPr>
+        <w:t xml:space="preserve"> y (b) 12 </w:t>
+      </w:r>
+      <w:proofErr w:type="spellStart"/>
+      <w:r>
+        <w:rPr>
+          <w:lang w:val="es-CO"/>
+        </w:rPr>
+        <w:t>microswitches</w:t>
+      </w:r>
+      <w:proofErr w:type="spellEnd"/>
+      <w:r>
+        <w:rPr>
+          <w:lang w:val="es-CO"/>
+        </w:rPr>
+        <w:t xml:space="preserve"> leídos por expansor I2C MCP23017.</w:t>
       </w:r>
     </w:p>
     <w:p>
@@ -1519,7 +2023,35 @@
         <w:rPr>
           <w:lang w:val="es-CO"/>
         </w:rPr>
-        <w:t>Protocolos de comunicación: UART (logger y debug) e I2C (MCP23017 y periféricos auxiliares).</w:t>
+        <w:t>Protocolos de comunicación: UART (</w:t>
+      </w:r>
+      <w:proofErr w:type="spellStart"/>
+      <w:r>
+        <w:rPr>
+          <w:lang w:val="es-CO"/>
+        </w:rPr>
+        <w:t>logger</w:t>
+      </w:r>
+      <w:proofErr w:type="spellEnd"/>
+      <w:r>
+        <w:rPr>
+          <w:lang w:val="es-CO"/>
+        </w:rPr>
+        <w:t xml:space="preserve"> y </w:t>
+      </w:r>
+      <w:proofErr w:type="spellStart"/>
+      <w:r>
+        <w:rPr>
+          <w:lang w:val="es-CO"/>
+        </w:rPr>
+        <w:t>debug</w:t>
+      </w:r>
+      <w:proofErr w:type="spellEnd"/>
+      <w:r>
+        <w:rPr>
+          <w:lang w:val="es-CO"/>
+        </w:rPr>
+        <w:t>) e I2C (MCP23017 y periféricos auxiliares).</w:t>
       </w:r>
     </w:p>
     <w:p>
@@ -1539,7 +2071,63 @@
         <w:rPr>
           <w:lang w:val="es-CO"/>
         </w:rPr>
-        <w:t>Seguridad: botón físico de E-stop que corta por hardware el enable de los drivers, endstops por eje y detección de stall por timeout.</w:t>
+        <w:t xml:space="preserve">Seguridad: botón físico de E-stop que corta por hardware el </w:t>
+      </w:r>
+      <w:proofErr w:type="spellStart"/>
+      <w:r>
+        <w:rPr>
+          <w:lang w:val="es-CO"/>
+        </w:rPr>
+        <w:t>enable</w:t>
+      </w:r>
+      <w:proofErr w:type="spellEnd"/>
+      <w:r>
+        <w:rPr>
+          <w:lang w:val="es-CO"/>
+        </w:rPr>
+        <w:t xml:space="preserve"> de los drivers, </w:t>
+      </w:r>
+      <w:proofErr w:type="spellStart"/>
+      <w:r>
+        <w:rPr>
+          <w:lang w:val="es-CO"/>
+        </w:rPr>
+        <w:t>endstops</w:t>
+      </w:r>
+      <w:proofErr w:type="spellEnd"/>
+      <w:r>
+        <w:rPr>
+          <w:lang w:val="es-CO"/>
+        </w:rPr>
+        <w:t xml:space="preserve"> por eje y detección de </w:t>
+      </w:r>
+      <w:proofErr w:type="spellStart"/>
+      <w:r>
+        <w:rPr>
+          <w:lang w:val="es-CO"/>
+        </w:rPr>
+        <w:t>stall</w:t>
+      </w:r>
+      <w:proofErr w:type="spellEnd"/>
+      <w:r>
+        <w:rPr>
+          <w:lang w:val="es-CO"/>
+        </w:rPr>
+        <w:t xml:space="preserve"> por </w:t>
+      </w:r>
+      <w:proofErr w:type="spellStart"/>
+      <w:r>
+        <w:rPr>
+          <w:lang w:val="es-CO"/>
+        </w:rPr>
+        <w:t>timeout</w:t>
+      </w:r>
+      <w:proofErr w:type="spellEnd"/>
+      <w:r>
+        <w:rPr>
+          <w:lang w:val="es-CO"/>
+        </w:rPr>
+        <w:t>.</w:t>
       </w:r>
     </w:p>
     <w:p>
@@ -1548,8 +2136,13 @@
         <w:spacing w:line="276" w:lineRule="auto"/>
       </w:pPr>
       <w:r>
-        <w:t>1.4 Convenciones</w:t>
-      </w:r>
+        <w:t xml:space="preserve">1.4 </w:t>
+      </w:r>
+      <w:proofErr w:type="spellStart"/>
+      <w:r>
+        <w:t>Convenciones</w:t>
+      </w:r>
+      <w:proofErr w:type="spellEnd"/>
     </w:p>
     <w:p>
       <w:pPr>
@@ -1562,7 +2155,23 @@
         <w:jc w:val="both"/>
       </w:pPr>
       <w:r>
-        <w:t>RF-XX: requisito funcional.</w:t>
+        <w:t xml:space="preserve">RF-XX: </w:t>
+      </w:r>
+      <w:proofErr w:type="spellStart"/>
+      <w:r>
+        <w:t>requisito</w:t>
+      </w:r>
+      <w:proofErr w:type="spellEnd"/>
+      <w:r>
+        <w:t xml:space="preserve"> </w:t>
+      </w:r>
+      <w:proofErr w:type="spellStart"/>
+      <w:r>
+        <w:t>funcional</w:t>
+      </w:r>
+      <w:proofErr w:type="spellEnd"/>
+      <w:r>
+        <w:t>.</w:t>
       </w:r>
     </w:p>
     <w:p>
@@ -1595,8 +2204,53 @@
         <w:spacing w:after="60" w:line="276" w:lineRule="auto"/>
         <w:jc w:val="both"/>
       </w:pPr>
-      <w:r>
-        <w:t>Prioridad MoSCoW: Must (obligatorio), Should (altamente deseable), Could (opcional).</w:t>
+      <w:proofErr w:type="spellStart"/>
+      <w:r>
+        <w:t>Prioridad</w:t>
+      </w:r>
+      <w:proofErr w:type="spellEnd"/>
+      <w:r>
+        <w:t xml:space="preserve"> </w:t>
+      </w:r>
+      <w:proofErr w:type="spellStart"/>
+      <w:r>
+        <w:t>MoSCoW</w:t>
+      </w:r>
+      <w:proofErr w:type="spellEnd"/>
+      <w:r>
+        <w:t>: Must (</w:t>
+      </w:r>
+      <w:proofErr w:type="spellStart"/>
+      <w:r>
+        <w:t>obligatorio</w:t>
+      </w:r>
+      <w:proofErr w:type="spellEnd"/>
+      <w:r>
+        <w:t>), Should (</w:t>
+      </w:r>
+      <w:proofErr w:type="spellStart"/>
+      <w:r>
+        <w:t>altamente</w:t>
+      </w:r>
+      <w:proofErr w:type="spellEnd"/>
+      <w:r>
+        <w:t xml:space="preserve"> </w:t>
+      </w:r>
+      <w:proofErr w:type="spellStart"/>
+      <w:r>
+        <w:t>deseable</w:t>
+      </w:r>
+      <w:proofErr w:type="spellEnd"/>
+      <w:r>
+        <w:t>), Could (</w:t>
+      </w:r>
+      <w:proofErr w:type="spellStart"/>
+      <w:r>
+        <w:t>opcional</w:t>
+      </w:r>
+      <w:proofErr w:type="spellEnd"/>
+      <w:r>
+        <w:t>).</w:t>
       </w:r>
     </w:p>
     <w:p>
@@ -1699,13 +2353,19 @@
           <w:left w:w="10" w:type="dxa"/>
           <w:right w:w="10" w:type="dxa"/>
         </w:tblCellMar>
-        <w:tblLook w:val="0000" w:firstRow="0" w:lastRow="0" w:firstColumn="0" w:lastColumn="0" w:noHBand="0" w:noVBand="0"/>
+        <w:tblLook w:val="04A0" w:firstRow="1" w:lastRow="0" w:firstColumn="1" w:lastColumn="0" w:noHBand="0" w:noVBand="1"/>
       </w:tblPr>
       <w:tblGrid>
         <w:gridCol w:w="2400"/>
         <w:gridCol w:w="6960"/>
       </w:tblGrid>
       <w:tr>
+        <w:tblPrEx>
+          <w:tblCellMar>
+            <w:top w:w="0" w:type="dxa"/>
+            <w:bottom w:w="0" w:type="dxa"/>
+          </w:tblCellMar>
+        </w:tblPrEx>
         <w:tc>
           <w:tcPr>
             <w:tcW w:w="9360" w:type="dxa"/>
@@ -1737,12 +2397,38 @@
                 <w:color w:val="FFFFFF"/>
                 <w:lang w:val="es-CO"/>
               </w:rPr>
-              <w:t>RF-01  Inicialización y homing del sistema</w:t>
+              <w:t xml:space="preserve">RF-01  Inicialización y </w:t>
+            </w:r>
+            <w:proofErr w:type="spellStart"/>
+            <w:r>
+              <w:rPr>
+                <w:b/>
+                <w:bCs/>
+                <w:color w:val="FFFFFF"/>
+                <w:lang w:val="es-CO"/>
+              </w:rPr>
+              <w:t>homing</w:t>
+            </w:r>
+            <w:proofErr w:type="spellEnd"/>
+            <w:r>
+              <w:rPr>
+                <w:b/>
+                <w:bCs/>
+                <w:color w:val="FFFFFF"/>
+                <w:lang w:val="es-CO"/>
+              </w:rPr>
+              <w:t xml:space="preserve"> del sistema</w:t>
             </w:r>
           </w:p>
         </w:tc>
       </w:tr>
       <w:tr>
+        <w:tblPrEx>
+          <w:tblCellMar>
+            <w:top w:w="0" w:type="dxa"/>
+            <w:bottom w:w="0" w:type="dxa"/>
+          </w:tblCellMar>
+        </w:tblPrEx>
         <w:tc>
           <w:tcPr>
             <w:tcW w:w="2400" w:type="dxa"/>
@@ -1762,6 +2448,7 @@
             <w:vAlign w:val="center"/>
           </w:tcPr>
           <w:p>
+            <w:proofErr w:type="spellStart"/>
             <w:r>
               <w:rPr>
                 <w:b/>
@@ -1771,6 +2458,7 @@
               </w:rPr>
               <w:t>Descripción</w:t>
             </w:r>
+            <w:proofErr w:type="spellEnd"/>
           </w:p>
         </w:tc>
         <w:tc>
@@ -1802,12 +2490,72 @@
                 <w:szCs w:val="20"/>
                 <w:lang w:val="es-CO"/>
               </w:rPr>
-              <w:t>Al energizarse, el sistema debe ejecutar una secuencia de homing que lleve el end-effector a la posición de origen (0,0) usando los endstops mecánicos de cada eje, antes de aceptar cualquier comando de operación.</w:t>
+              <w:t xml:space="preserve">Al energizarse, el sistema debe ejecutar una secuencia de </w:t>
+            </w:r>
+            <w:proofErr w:type="spellStart"/>
+            <w:r>
+              <w:rPr>
+                <w:sz w:val="20"/>
+                <w:szCs w:val="20"/>
+                <w:lang w:val="es-CO"/>
+              </w:rPr>
+              <w:t>homing</w:t>
+            </w:r>
+            <w:proofErr w:type="spellEnd"/>
+            <w:r>
+              <w:rPr>
+                <w:sz w:val="20"/>
+                <w:szCs w:val="20"/>
+                <w:lang w:val="es-CO"/>
+              </w:rPr>
+              <w:t xml:space="preserve"> que lleve el </w:t>
+            </w:r>
+            <w:proofErr w:type="spellStart"/>
+            <w:r>
+              <w:rPr>
+                <w:sz w:val="20"/>
+                <w:szCs w:val="20"/>
+                <w:lang w:val="es-CO"/>
+              </w:rPr>
+              <w:t>end-effector</w:t>
+            </w:r>
+            <w:proofErr w:type="spellEnd"/>
+            <w:r>
+              <w:rPr>
+                <w:sz w:val="20"/>
+                <w:szCs w:val="20"/>
+                <w:lang w:val="es-CO"/>
+              </w:rPr>
+              <w:t xml:space="preserve"> a la posición de origen (0,0) usando los </w:t>
+            </w:r>
+            <w:proofErr w:type="spellStart"/>
+            <w:r>
+              <w:rPr>
+                <w:sz w:val="20"/>
+                <w:szCs w:val="20"/>
+                <w:lang w:val="es-CO"/>
+              </w:rPr>
+              <w:t>endstops</w:t>
+            </w:r>
+            <w:proofErr w:type="spellEnd"/>
+            <w:r>
+              <w:rPr>
+                <w:sz w:val="20"/>
+                <w:szCs w:val="20"/>
+                <w:lang w:val="es-CO"/>
+              </w:rPr>
+              <w:t xml:space="preserve"> mecánicos de cada eje, antes de aceptar cualquier comando de operación.</w:t>
             </w:r>
           </w:p>
         </w:tc>
       </w:tr>
       <w:tr>
+        <w:tblPrEx>
+          <w:tblCellMar>
+            <w:top w:w="0" w:type="dxa"/>
+            <w:bottom w:w="0" w:type="dxa"/>
+          </w:tblCellMar>
+        </w:tblPrEx>
         <w:tc>
           <w:tcPr>
             <w:tcW w:w="2400" w:type="dxa"/>
@@ -1827,15 +2575,37 @@
             <w:vAlign w:val="center"/>
           </w:tcPr>
           <w:p>
-            <w:r>
-              <w:rPr>
-                <w:b/>
-                <w:bCs/>
-                <w:sz w:val="20"/>
-                <w:szCs w:val="20"/>
-              </w:rPr>
-              <w:t>Criterio de aceptación</w:t>
-            </w:r>
+            <w:proofErr w:type="spellStart"/>
+            <w:r>
+              <w:rPr>
+                <w:b/>
+                <w:bCs/>
+                <w:sz w:val="20"/>
+                <w:szCs w:val="20"/>
+              </w:rPr>
+              <w:t>Criterio</w:t>
+            </w:r>
+            <w:proofErr w:type="spellEnd"/>
+            <w:r>
+              <w:rPr>
+                <w:b/>
+                <w:bCs/>
+                <w:sz w:val="20"/>
+                <w:szCs w:val="20"/>
+              </w:rPr>
+              <w:t xml:space="preserve"> de </w:t>
+            </w:r>
+            <w:proofErr w:type="spellStart"/>
+            <w:r>
+              <w:rPr>
+                <w:b/>
+                <w:bCs/>
+                <w:sz w:val="20"/>
+                <w:szCs w:val="20"/>
+              </w:rPr>
+              <w:t>aceptación</w:t>
+            </w:r>
+            <w:proofErr w:type="spellEnd"/>
           </w:p>
         </w:tc>
         <w:tc>
@@ -1867,12 +2637,72 @@
                 <w:szCs w:val="20"/>
                 <w:lang w:val="es-CO"/>
               </w:rPr>
-              <w:t>El homing se completa en ≤ 30 s. Tras el homing, la posición reportada es (0,0) ± 0 pasos. Cualquier comando recibido durante el homing es rechazado con el código ERR_NOT_READY.</w:t>
+              <w:t xml:space="preserve">El </w:t>
+            </w:r>
+            <w:proofErr w:type="spellStart"/>
+            <w:r>
+              <w:rPr>
+                <w:sz w:val="20"/>
+                <w:szCs w:val="20"/>
+                <w:lang w:val="es-CO"/>
+              </w:rPr>
+              <w:t>homing</w:t>
+            </w:r>
+            <w:proofErr w:type="spellEnd"/>
+            <w:r>
+              <w:rPr>
+                <w:sz w:val="20"/>
+                <w:szCs w:val="20"/>
+                <w:lang w:val="es-CO"/>
+              </w:rPr>
+              <w:t xml:space="preserve"> se completa en ≤ 30 s. Tras el </w:t>
+            </w:r>
+            <w:proofErr w:type="spellStart"/>
+            <w:r>
+              <w:rPr>
+                <w:sz w:val="20"/>
+                <w:szCs w:val="20"/>
+                <w:lang w:val="es-CO"/>
+              </w:rPr>
+              <w:t>homing</w:t>
+            </w:r>
+            <w:proofErr w:type="spellEnd"/>
+            <w:r>
+              <w:rPr>
+                <w:sz w:val="20"/>
+                <w:szCs w:val="20"/>
+                <w:lang w:val="es-CO"/>
+              </w:rPr>
+              <w:t xml:space="preserve">, la posición reportada es (0,0) ± 0 pasos. Cualquier comando recibido durante el </w:t>
+            </w:r>
+            <w:proofErr w:type="spellStart"/>
+            <w:r>
+              <w:rPr>
+                <w:sz w:val="20"/>
+                <w:szCs w:val="20"/>
+                <w:lang w:val="es-CO"/>
+              </w:rPr>
+              <w:t>homing</w:t>
+            </w:r>
+            <w:proofErr w:type="spellEnd"/>
+            <w:r>
+              <w:rPr>
+                <w:sz w:val="20"/>
+                <w:szCs w:val="20"/>
+                <w:lang w:val="es-CO"/>
+              </w:rPr>
+              <w:t xml:space="preserve"> es rechazado con el código ERR_NOT_READY.</w:t>
             </w:r>
           </w:p>
         </w:tc>
       </w:tr>
       <w:tr>
+        <w:tblPrEx>
+          <w:tblCellMar>
+            <w:top w:w="0" w:type="dxa"/>
+            <w:bottom w:w="0" w:type="dxa"/>
+          </w:tblCellMar>
+        </w:tblPrEx>
         <w:tc>
           <w:tcPr>
             <w:tcW w:w="2400" w:type="dxa"/>
@@ -1892,14 +2722,45 @@
             <w:vAlign w:val="center"/>
           </w:tcPr>
           <w:p>
-            <w:r>
-              <w:rPr>
-                <w:b/>
-                <w:bCs/>
-                <w:sz w:val="20"/>
-                <w:szCs w:val="20"/>
-              </w:rPr>
-              <w:t>Prioridad (MoSCoW)</w:t>
+            <w:proofErr w:type="spellStart"/>
+            <w:r>
+              <w:rPr>
+                <w:b/>
+                <w:bCs/>
+                <w:sz w:val="20"/>
+                <w:szCs w:val="20"/>
+              </w:rPr>
+              <w:t>Prioridad</w:t>
+            </w:r>
+            <w:proofErr w:type="spellEnd"/>
+            <w:r>
+              <w:rPr>
+                <w:b/>
+                <w:bCs/>
+                <w:sz w:val="20"/>
+                <w:szCs w:val="20"/>
+              </w:rPr>
+              <w:t xml:space="preserve"> (</w:t>
+            </w:r>
+            <w:proofErr w:type="spellStart"/>
+            <w:r>
+              <w:rPr>
+                <w:b/>
+                <w:bCs/>
+                <w:sz w:val="20"/>
+                <w:szCs w:val="20"/>
+              </w:rPr>
+              <w:t>MoSCoW</w:t>
+            </w:r>
+            <w:proofErr w:type="spellEnd"/>
+            <w:r>
+              <w:rPr>
+                <w:b/>
+                <w:bCs/>
+                <w:sz w:val="20"/>
+                <w:szCs w:val="20"/>
+              </w:rPr>
+              <w:t>)</w:t>
             </w:r>
           </w:p>
         </w:tc>
@@ -1932,6 +2793,12 @@
         </w:tc>
       </w:tr>
       <w:tr>
+        <w:tblPrEx>
+          <w:tblCellMar>
+            <w:top w:w="0" w:type="dxa"/>
+            <w:bottom w:w="0" w:type="dxa"/>
+          </w:tblCellMar>
+        </w:tblPrEx>
         <w:tc>
           <w:tcPr>
             <w:tcW w:w="2400" w:type="dxa"/>
@@ -1958,8 +2825,19 @@
                 <w:sz w:val="20"/>
                 <w:szCs w:val="20"/>
               </w:rPr>
-              <w:t>Test Case asociado</w:t>
-            </w:r>
+              <w:t xml:space="preserve">Test Case </w:t>
+            </w:r>
+            <w:proofErr w:type="spellStart"/>
+            <w:r>
+              <w:rPr>
+                <w:b/>
+                <w:bCs/>
+                <w:sz w:val="20"/>
+                <w:szCs w:val="20"/>
+              </w:rPr>
+              <w:t>asociado</w:t>
+            </w:r>
+            <w:proofErr w:type="spellEnd"/>
           </w:p>
         </w:tc>
         <w:tc>
@@ -2011,13 +2889,19 @@
           <w:left w:w="10" w:type="dxa"/>
           <w:right w:w="10" w:type="dxa"/>
         </w:tblCellMar>
-        <w:tblLook w:val="0000" w:firstRow="0" w:lastRow="0" w:firstColumn="0" w:lastColumn="0" w:noHBand="0" w:noVBand="0"/>
+        <w:tblLook w:val="04A0" w:firstRow="1" w:lastRow="0" w:firstColumn="1" w:lastColumn="0" w:noHBand="0" w:noVBand="1"/>
       </w:tblPr>
       <w:tblGrid>
         <w:gridCol w:w="2400"/>
         <w:gridCol w:w="6960"/>
       </w:tblGrid>
       <w:tr>
+        <w:tblPrEx>
+          <w:tblCellMar>
+            <w:top w:w="0" w:type="dxa"/>
+            <w:bottom w:w="0" w:type="dxa"/>
+          </w:tblCellMar>
+        </w:tblPrEx>
         <w:tc>
           <w:tcPr>
             <w:tcW w:w="9360" w:type="dxa"/>
@@ -2049,12 +2933,38 @@
                 <w:color w:val="FFFFFF"/>
                 <w:lang w:val="es-CO"/>
               </w:rPr>
-              <w:t>RF-02  Posicionamiento del end-effector en celda objetivo</w:t>
+              <w:t xml:space="preserve">RF-02  Posicionamiento del </w:t>
+            </w:r>
+            <w:proofErr w:type="spellStart"/>
+            <w:r>
+              <w:rPr>
+                <w:b/>
+                <w:bCs/>
+                <w:color w:val="FFFFFF"/>
+                <w:lang w:val="es-CO"/>
+              </w:rPr>
+              <w:t>end-effector</w:t>
+            </w:r>
+            <w:proofErr w:type="spellEnd"/>
+            <w:r>
+              <w:rPr>
+                <w:b/>
+                <w:bCs/>
+                <w:color w:val="FFFFFF"/>
+                <w:lang w:val="es-CO"/>
+              </w:rPr>
+              <w:t xml:space="preserve"> en celda objetivo</w:t>
             </w:r>
           </w:p>
         </w:tc>
       </w:tr>
       <w:tr>
+        <w:tblPrEx>
+          <w:tblCellMar>
+            <w:top w:w="0" w:type="dxa"/>
+            <w:bottom w:w="0" w:type="dxa"/>
+          </w:tblCellMar>
+        </w:tblPrEx>
         <w:tc>
           <w:tcPr>
             <w:tcW w:w="2400" w:type="dxa"/>
@@ -2074,6 +2984,7 @@
             <w:vAlign w:val="center"/>
           </w:tcPr>
           <w:p>
+            <w:proofErr w:type="spellStart"/>
             <w:r>
               <w:rPr>
                 <w:b/>
@@ -2083,6 +2994,7 @@
               </w:rPr>
               <w:t>Descripción</w:t>
             </w:r>
+            <w:proofErr w:type="spellEnd"/>
           </w:p>
         </w:tc>
         <w:tc>
@@ -2114,12 +3026,36 @@
                 <w:szCs w:val="20"/>
                 <w:lang w:val="es-CO"/>
               </w:rPr>
-              <w:t>El sistema debe mover el end-effector a cualquiera de las 12 celdas (matriz 3×4) recibiendo como entrada el identificador de celda (formato [A-C][1-4]).</w:t>
+              <w:t xml:space="preserve">El sistema debe mover el </w:t>
+            </w:r>
+            <w:proofErr w:type="spellStart"/>
+            <w:r>
+              <w:rPr>
+                <w:sz w:val="20"/>
+                <w:szCs w:val="20"/>
+                <w:lang w:val="es-CO"/>
+              </w:rPr>
+              <w:t>end-effector</w:t>
+            </w:r>
+            <w:proofErr w:type="spellEnd"/>
+            <w:r>
+              <w:rPr>
+                <w:sz w:val="20"/>
+                <w:szCs w:val="20"/>
+                <w:lang w:val="es-CO"/>
+              </w:rPr>
+              <w:t xml:space="preserve"> a cualquiera de las 12 celdas (matriz 3×4) recibiendo como entrada el identificador de celda (formato [A-C][1-4]).</w:t>
             </w:r>
           </w:p>
         </w:tc>
       </w:tr>
       <w:tr>
+        <w:tblPrEx>
+          <w:tblCellMar>
+            <w:top w:w="0" w:type="dxa"/>
+            <w:bottom w:w="0" w:type="dxa"/>
+          </w:tblCellMar>
+        </w:tblPrEx>
         <w:tc>
           <w:tcPr>
             <w:tcW w:w="2400" w:type="dxa"/>
@@ -2139,15 +3075,37 @@
             <w:vAlign w:val="center"/>
           </w:tcPr>
           <w:p>
-            <w:r>
-              <w:rPr>
-                <w:b/>
-                <w:bCs/>
-                <w:sz w:val="20"/>
-                <w:szCs w:val="20"/>
-              </w:rPr>
-              <w:t>Criterio de aceptación</w:t>
-            </w:r>
+            <w:proofErr w:type="spellStart"/>
+            <w:r>
+              <w:rPr>
+                <w:b/>
+                <w:bCs/>
+                <w:sz w:val="20"/>
+                <w:szCs w:val="20"/>
+              </w:rPr>
+              <w:t>Criterio</w:t>
+            </w:r>
+            <w:proofErr w:type="spellEnd"/>
+            <w:r>
+              <w:rPr>
+                <w:b/>
+                <w:bCs/>
+                <w:sz w:val="20"/>
+                <w:szCs w:val="20"/>
+              </w:rPr>
+              <w:t xml:space="preserve"> de </w:t>
+            </w:r>
+            <w:proofErr w:type="spellStart"/>
+            <w:r>
+              <w:rPr>
+                <w:b/>
+                <w:bCs/>
+                <w:sz w:val="20"/>
+                <w:szCs w:val="20"/>
+              </w:rPr>
+              <w:t>aceptación</w:t>
+            </w:r>
+            <w:proofErr w:type="spellEnd"/>
           </w:p>
         </w:tc>
         <w:tc>
@@ -2181,12 +3139,50 @@
                 <w:sz w:val="20"/>
                 <w:szCs w:val="20"/>
               </w:rPr>
-              <w:t>Tiempo máximo de desplazamiento extremo (A1 → C4) ≤ 15 s.</w:t>
+              <w:t xml:space="preserve">Tiempo </w:t>
+            </w:r>
+            <w:proofErr w:type="spellStart"/>
+            <w:r>
+              <w:rPr>
+                <w:sz w:val="20"/>
+                <w:szCs w:val="20"/>
+              </w:rPr>
+              <w:t>máximo</w:t>
+            </w:r>
+            <w:proofErr w:type="spellEnd"/>
+            <w:r>
+              <w:rPr>
+                <w:sz w:val="20"/>
+                <w:szCs w:val="20"/>
+              </w:rPr>
+              <w:t xml:space="preserve"> de </w:t>
+            </w:r>
+            <w:proofErr w:type="spellStart"/>
+            <w:r>
+              <w:rPr>
+                <w:sz w:val="20"/>
+                <w:szCs w:val="20"/>
+              </w:rPr>
+              <w:t>desplazamiento</w:t>
+            </w:r>
+            <w:proofErr w:type="spellEnd"/>
+            <w:r>
+              <w:rPr>
+                <w:sz w:val="20"/>
+                <w:szCs w:val="20"/>
+              </w:rPr>
+              <w:t xml:space="preserve"> extremo (A1 → C4) ≤ 15 s.</w:t>
             </w:r>
           </w:p>
         </w:tc>
       </w:tr>
       <w:tr>
+        <w:tblPrEx>
+          <w:tblCellMar>
+            <w:top w:w="0" w:type="dxa"/>
+            <w:bottom w:w="0" w:type="dxa"/>
+          </w:tblCellMar>
+        </w:tblPrEx>
         <w:tc>
           <w:tcPr>
             <w:tcW w:w="2400" w:type="dxa"/>
@@ -2206,14 +3202,45 @@
             <w:vAlign w:val="center"/>
           </w:tcPr>
           <w:p>
-            <w:r>
-              <w:rPr>
-                <w:b/>
-                <w:bCs/>
-                <w:sz w:val="20"/>
-                <w:szCs w:val="20"/>
-              </w:rPr>
-              <w:t>Prioridad (MoSCoW)</w:t>
+            <w:proofErr w:type="spellStart"/>
+            <w:r>
+              <w:rPr>
+                <w:b/>
+                <w:bCs/>
+                <w:sz w:val="20"/>
+                <w:szCs w:val="20"/>
+              </w:rPr>
+              <w:t>Prioridad</w:t>
+            </w:r>
+            <w:proofErr w:type="spellEnd"/>
+            <w:r>
+              <w:rPr>
+                <w:b/>
+                <w:bCs/>
+                <w:sz w:val="20"/>
+                <w:szCs w:val="20"/>
+              </w:rPr>
+              <w:t xml:space="preserve"> (</w:t>
+            </w:r>
+            <w:proofErr w:type="spellStart"/>
+            <w:r>
+              <w:rPr>
+                <w:b/>
+                <w:bCs/>
+                <w:sz w:val="20"/>
+                <w:szCs w:val="20"/>
+              </w:rPr>
+              <w:t>MoSCoW</w:t>
+            </w:r>
+            <w:proofErr w:type="spellEnd"/>
+            <w:r>
+              <w:rPr>
+                <w:b/>
+                <w:bCs/>
+                <w:sz w:val="20"/>
+                <w:szCs w:val="20"/>
+              </w:rPr>
+              <w:t>)</w:t>
             </w:r>
           </w:p>
         </w:tc>
@@ -2246,6 +3273,12 @@
         </w:tc>
       </w:tr>
       <w:tr>
+        <w:tblPrEx>
+          <w:tblCellMar>
+            <w:top w:w="0" w:type="dxa"/>
+            <w:bottom w:w="0" w:type="dxa"/>
+          </w:tblCellMar>
+        </w:tblPrEx>
         <w:tc>
           <w:tcPr>
             <w:tcW w:w="2400" w:type="dxa"/>
@@ -2272,8 +3305,19 @@
                 <w:sz w:val="20"/>
                 <w:szCs w:val="20"/>
               </w:rPr>
-              <w:t>Test Case asociado</w:t>
-            </w:r>
+              <w:t xml:space="preserve">Test Case </w:t>
+            </w:r>
+            <w:proofErr w:type="spellStart"/>
+            <w:r>
+              <w:rPr>
+                <w:b/>
+                <w:bCs/>
+                <w:sz w:val="20"/>
+                <w:szCs w:val="20"/>
+              </w:rPr>
+              <w:t>asociado</w:t>
+            </w:r>
+            <w:proofErr w:type="spellEnd"/>
           </w:p>
         </w:tc>
         <w:tc>
@@ -2325,13 +3369,19 @@
           <w:left w:w="10" w:type="dxa"/>
           <w:right w:w="10" w:type="dxa"/>
         </w:tblCellMar>
-        <w:tblLook w:val="0000" w:firstRow="0" w:lastRow="0" w:firstColumn="0" w:lastColumn="0" w:noHBand="0" w:noVBand="0"/>
+        <w:tblLook w:val="04A0" w:firstRow="1" w:lastRow="0" w:firstColumn="1" w:lastColumn="0" w:noHBand="0" w:noVBand="1"/>
       </w:tblPr>
       <w:tblGrid>
         <w:gridCol w:w="2400"/>
         <w:gridCol w:w="6960"/>
       </w:tblGrid>
       <w:tr>
+        <w:tblPrEx>
+          <w:tblCellMar>
+            <w:top w:w="0" w:type="dxa"/>
+            <w:bottom w:w="0" w:type="dxa"/>
+          </w:tblCellMar>
+        </w:tblPrEx>
         <w:tc>
           <w:tcPr>
             <w:tcW w:w="9360" w:type="dxa"/>
@@ -2369,6 +3419,12 @@
         </w:tc>
       </w:tr>
       <w:tr>
+        <w:tblPrEx>
+          <w:tblCellMar>
+            <w:top w:w="0" w:type="dxa"/>
+            <w:bottom w:w="0" w:type="dxa"/>
+          </w:tblCellMar>
+        </w:tblPrEx>
         <w:tc>
           <w:tcPr>
             <w:tcW w:w="2400" w:type="dxa"/>
@@ -2388,6 +3444,7 @@
             <w:vAlign w:val="center"/>
           </w:tcPr>
           <w:p>
+            <w:proofErr w:type="spellStart"/>
             <w:r>
               <w:rPr>
                 <w:b/>
@@ -2397,6 +3454,7 @@
               </w:rPr>
               <w:t>Descripción</w:t>
             </w:r>
+            <w:proofErr w:type="spellEnd"/>
           </w:p>
         </w:tc>
         <w:tc>
@@ -2434,6 +3492,12 @@
         </w:tc>
       </w:tr>
       <w:tr>
+        <w:tblPrEx>
+          <w:tblCellMar>
+            <w:top w:w="0" w:type="dxa"/>
+            <w:bottom w:w="0" w:type="dxa"/>
+          </w:tblCellMar>
+        </w:tblPrEx>
         <w:tc>
           <w:tcPr>
             <w:tcW w:w="2400" w:type="dxa"/>
@@ -2453,15 +3517,37 @@
             <w:vAlign w:val="center"/>
           </w:tcPr>
           <w:p>
-            <w:r>
-              <w:rPr>
-                <w:b/>
-                <w:bCs/>
-                <w:sz w:val="20"/>
-                <w:szCs w:val="20"/>
-              </w:rPr>
-              <w:t>Criterio de aceptación</w:t>
-            </w:r>
+            <w:proofErr w:type="spellStart"/>
+            <w:r>
+              <w:rPr>
+                <w:b/>
+                <w:bCs/>
+                <w:sz w:val="20"/>
+                <w:szCs w:val="20"/>
+              </w:rPr>
+              <w:t>Criterio</w:t>
+            </w:r>
+            <w:proofErr w:type="spellEnd"/>
+            <w:r>
+              <w:rPr>
+                <w:b/>
+                <w:bCs/>
+                <w:sz w:val="20"/>
+                <w:szCs w:val="20"/>
+              </w:rPr>
+              <w:t xml:space="preserve"> de </w:t>
+            </w:r>
+            <w:proofErr w:type="spellStart"/>
+            <w:r>
+              <w:rPr>
+                <w:b/>
+                <w:bCs/>
+                <w:sz w:val="20"/>
+                <w:szCs w:val="20"/>
+              </w:rPr>
+              <w:t>aceptación</w:t>
+            </w:r>
+            <w:proofErr w:type="spellEnd"/>
           </w:p>
         </w:tc>
         <w:tc>
@@ -2493,12 +3579,36 @@
                 <w:szCs w:val="20"/>
                 <w:lang w:val="es-CO"/>
               </w:rPr>
-              <w:t>La operación STORE solo se ejecuta si el microswitch de la celda destino reporta vacío Y el peso esperado de esa celda en NVS es 0 g. Si hay inconsistencia, se aborta con ERR_INVENTORY_MISMATCH.</w:t>
+              <w:t xml:space="preserve">La operación STORE solo se ejecuta si el </w:t>
+            </w:r>
+            <w:proofErr w:type="spellStart"/>
+            <w:r>
+              <w:rPr>
+                <w:sz w:val="20"/>
+                <w:szCs w:val="20"/>
+                <w:lang w:val="es-CO"/>
+              </w:rPr>
+              <w:t>microswitch</w:t>
+            </w:r>
+            <w:proofErr w:type="spellEnd"/>
+            <w:r>
+              <w:rPr>
+                <w:sz w:val="20"/>
+                <w:szCs w:val="20"/>
+                <w:lang w:val="es-CO"/>
+              </w:rPr>
+              <w:t xml:space="preserve"> de la celda destino reporta vacío Y el peso esperado de esa celda en NVS es 0 g. Si hay inconsistencia, se aborta con ERR_INVENTORY_MISMATCH.</w:t>
             </w:r>
           </w:p>
         </w:tc>
       </w:tr>
       <w:tr>
+        <w:tblPrEx>
+          <w:tblCellMar>
+            <w:top w:w="0" w:type="dxa"/>
+            <w:bottom w:w="0" w:type="dxa"/>
+          </w:tblCellMar>
+        </w:tblPrEx>
         <w:tc>
           <w:tcPr>
             <w:tcW w:w="2400" w:type="dxa"/>
@@ -2518,14 +3628,45 @@
             <w:vAlign w:val="center"/>
           </w:tcPr>
           <w:p>
-            <w:r>
-              <w:rPr>
-                <w:b/>
-                <w:bCs/>
-                <w:sz w:val="20"/>
-                <w:szCs w:val="20"/>
-              </w:rPr>
-              <w:t>Prioridad (MoSCoW)</w:t>
+            <w:proofErr w:type="spellStart"/>
+            <w:r>
+              <w:rPr>
+                <w:b/>
+                <w:bCs/>
+                <w:sz w:val="20"/>
+                <w:szCs w:val="20"/>
+              </w:rPr>
+              <w:t>Prioridad</w:t>
+            </w:r>
+            <w:proofErr w:type="spellEnd"/>
+            <w:r>
+              <w:rPr>
+                <w:b/>
+                <w:bCs/>
+                <w:sz w:val="20"/>
+                <w:szCs w:val="20"/>
+              </w:rPr>
+              <w:t xml:space="preserve"> (</w:t>
+            </w:r>
+            <w:proofErr w:type="spellStart"/>
+            <w:r>
+              <w:rPr>
+                <w:b/>
+                <w:bCs/>
+                <w:sz w:val="20"/>
+                <w:szCs w:val="20"/>
+              </w:rPr>
+              <w:t>MoSCoW</w:t>
+            </w:r>
+            <w:proofErr w:type="spellEnd"/>
+            <w:r>
+              <w:rPr>
+                <w:b/>
+                <w:bCs/>
+                <w:sz w:val="20"/>
+                <w:szCs w:val="20"/>
+              </w:rPr>
+              <w:t>)</w:t>
             </w:r>
           </w:p>
         </w:tc>
@@ -2558,6 +3699,12 @@
         </w:tc>
       </w:tr>
       <w:tr>
+        <w:tblPrEx>
+          <w:tblCellMar>
+            <w:top w:w="0" w:type="dxa"/>
+            <w:bottom w:w="0" w:type="dxa"/>
+          </w:tblCellMar>
+        </w:tblPrEx>
         <w:tc>
           <w:tcPr>
             <w:tcW w:w="2400" w:type="dxa"/>
@@ -2584,8 +3731,19 @@
                 <w:sz w:val="20"/>
                 <w:szCs w:val="20"/>
               </w:rPr>
-              <w:t>Test Case asociado</w:t>
-            </w:r>
+              <w:t xml:space="preserve">Test Case </w:t>
+            </w:r>
+            <w:proofErr w:type="spellStart"/>
+            <w:r>
+              <w:rPr>
+                <w:b/>
+                <w:bCs/>
+                <w:sz w:val="20"/>
+                <w:szCs w:val="20"/>
+              </w:rPr>
+              <w:t>asociado</w:t>
+            </w:r>
+            <w:proofErr w:type="spellEnd"/>
           </w:p>
         </w:tc>
         <w:tc>
@@ -2637,13 +3795,19 @@
           <w:left w:w="10" w:type="dxa"/>
           <w:right w:w="10" w:type="dxa"/>
         </w:tblCellMar>
-        <w:tblLook w:val="0000" w:firstRow="0" w:lastRow="0" w:firstColumn="0" w:lastColumn="0" w:noHBand="0" w:noVBand="0"/>
+        <w:tblLook w:val="04A0" w:firstRow="1" w:lastRow="0" w:firstColumn="1" w:lastColumn="0" w:noHBand="0" w:noVBand="1"/>
       </w:tblPr>
       <w:tblGrid>
         <w:gridCol w:w="2400"/>
         <w:gridCol w:w="6960"/>
       </w:tblGrid>
       <w:tr>
+        <w:tblPrEx>
+          <w:tblCellMar>
+            <w:top w:w="0" w:type="dxa"/>
+            <w:bottom w:w="0" w:type="dxa"/>
+          </w:tblCellMar>
+        </w:tblPrEx>
         <w:tc>
           <w:tcPr>
             <w:tcW w:w="9360" w:type="dxa"/>
@@ -2681,6 +3845,12 @@
         </w:tc>
       </w:tr>
       <w:tr>
+        <w:tblPrEx>
+          <w:tblCellMar>
+            <w:top w:w="0" w:type="dxa"/>
+            <w:bottom w:w="0" w:type="dxa"/>
+          </w:tblCellMar>
+        </w:tblPrEx>
         <w:tc>
           <w:tcPr>
             <w:tcW w:w="2400" w:type="dxa"/>
@@ -2700,6 +3870,7 @@
             <w:vAlign w:val="center"/>
           </w:tcPr>
           <w:p>
+            <w:proofErr w:type="spellStart"/>
             <w:r>
               <w:rPr>
                 <w:b/>
@@ -2709,6 +3880,7 @@
               </w:rPr>
               <w:t>Descripción</w:t>
             </w:r>
+            <w:proofErr w:type="spellEnd"/>
           </w:p>
         </w:tc>
         <w:tc>
@@ -2746,6 +3918,12 @@
         </w:tc>
       </w:tr>
       <w:tr>
+        <w:tblPrEx>
+          <w:tblCellMar>
+            <w:top w:w="0" w:type="dxa"/>
+            <w:bottom w:w="0" w:type="dxa"/>
+          </w:tblCellMar>
+        </w:tblPrEx>
         <w:tc>
           <w:tcPr>
             <w:tcW w:w="2400" w:type="dxa"/>
@@ -2765,15 +3943,37 @@
             <w:vAlign w:val="center"/>
           </w:tcPr>
           <w:p>
-            <w:r>
-              <w:rPr>
-                <w:b/>
-                <w:bCs/>
-                <w:sz w:val="20"/>
-                <w:szCs w:val="20"/>
-              </w:rPr>
-              <w:t>Criterio de aceptación</w:t>
-            </w:r>
+            <w:proofErr w:type="spellStart"/>
+            <w:r>
+              <w:rPr>
+                <w:b/>
+                <w:bCs/>
+                <w:sz w:val="20"/>
+                <w:szCs w:val="20"/>
+              </w:rPr>
+              <w:t>Criterio</w:t>
+            </w:r>
+            <w:proofErr w:type="spellEnd"/>
+            <w:r>
+              <w:rPr>
+                <w:b/>
+                <w:bCs/>
+                <w:sz w:val="20"/>
+                <w:szCs w:val="20"/>
+              </w:rPr>
+              <w:t xml:space="preserve"> de </w:t>
+            </w:r>
+            <w:proofErr w:type="spellStart"/>
+            <w:r>
+              <w:rPr>
+                <w:b/>
+                <w:bCs/>
+                <w:sz w:val="20"/>
+                <w:szCs w:val="20"/>
+              </w:rPr>
+              <w:t>aceptación</w:t>
+            </w:r>
+            <w:proofErr w:type="spellEnd"/>
           </w:p>
         </w:tc>
         <w:tc>
@@ -2805,12 +4005,54 @@
                 <w:szCs w:val="20"/>
                 <w:lang w:val="es-CO"/>
               </w:rPr>
-              <w:t>La operación solo procede si el microswitch reporta ocupado Y el peso registrado es &gt; 5 g. Tras la operación, el microswitch debe reportar vacío; en caso contrario, se registra ERR_RETRIEVE_FAILED.</w:t>
+              <w:t xml:space="preserve">La operación solo procede si el </w:t>
+            </w:r>
+            <w:proofErr w:type="spellStart"/>
+            <w:r>
+              <w:rPr>
+                <w:sz w:val="20"/>
+                <w:szCs w:val="20"/>
+                <w:lang w:val="es-CO"/>
+              </w:rPr>
+              <w:t>microswitch</w:t>
+            </w:r>
+            <w:proofErr w:type="spellEnd"/>
+            <w:r>
+              <w:rPr>
+                <w:sz w:val="20"/>
+                <w:szCs w:val="20"/>
+                <w:lang w:val="es-CO"/>
+              </w:rPr>
+              <w:t xml:space="preserve"> reporta ocupado Y el peso registrado es &gt; 5 g. Tras la operación, el </w:t>
+            </w:r>
+            <w:proofErr w:type="spellStart"/>
+            <w:r>
+              <w:rPr>
+                <w:sz w:val="20"/>
+                <w:szCs w:val="20"/>
+                <w:lang w:val="es-CO"/>
+              </w:rPr>
+              <w:t>microswitch</w:t>
+            </w:r>
+            <w:proofErr w:type="spellEnd"/>
+            <w:r>
+              <w:rPr>
+                <w:sz w:val="20"/>
+                <w:szCs w:val="20"/>
+                <w:lang w:val="es-CO"/>
+              </w:rPr>
+              <w:t xml:space="preserve"> debe reportar vacío; en caso contrario, se registra ERR_RETRIEVE_FAILED.</w:t>
             </w:r>
           </w:p>
         </w:tc>
       </w:tr>
       <w:tr>
+        <w:tblPrEx>
+          <w:tblCellMar>
+            <w:top w:w="0" w:type="dxa"/>
+            <w:bottom w:w="0" w:type="dxa"/>
+          </w:tblCellMar>
+        </w:tblPrEx>
         <w:tc>
           <w:tcPr>
             <w:tcW w:w="2400" w:type="dxa"/>
@@ -2830,6 +4072,7 @@
             <w:vAlign w:val="center"/>
           </w:tcPr>
           <w:p>
+            <w:proofErr w:type="spellStart"/>
             <w:r>
               <w:rPr>
                 <w:b/>
@@ -2838,7 +4081,37 @@
                 <w:szCs w:val="20"/>
               </w:rPr>
               <w:lastRenderedPageBreak/>
-              <w:t>Prioridad (MoSCoW)</w:t>
+              <w:t>Prioridad</w:t>
+            </w:r>
+            <w:proofErr w:type="spellEnd"/>
+            <w:r>
+              <w:rPr>
+                <w:b/>
+                <w:bCs/>
+                <w:sz w:val="20"/>
+                <w:szCs w:val="20"/>
+              </w:rPr>
+              <w:t xml:space="preserve"> (</w:t>
+            </w:r>
+            <w:proofErr w:type="spellStart"/>
+            <w:r>
+              <w:rPr>
+                <w:b/>
+                <w:bCs/>
+                <w:sz w:val="20"/>
+                <w:szCs w:val="20"/>
+              </w:rPr>
+              <w:t>MoSCoW</w:t>
+            </w:r>
+            <w:proofErr w:type="spellEnd"/>
+            <w:r>
+              <w:rPr>
+                <w:b/>
+                <w:bCs/>
+                <w:sz w:val="20"/>
+                <w:szCs w:val="20"/>
+              </w:rPr>
+              <w:t>)</w:t>
             </w:r>
           </w:p>
         </w:tc>
@@ -2871,6 +4144,12 @@
         </w:tc>
       </w:tr>
       <w:tr>
+        <w:tblPrEx>
+          <w:tblCellMar>
+            <w:top w:w="0" w:type="dxa"/>
+            <w:bottom w:w="0" w:type="dxa"/>
+          </w:tblCellMar>
+        </w:tblPrEx>
         <w:tc>
           <w:tcPr>
             <w:tcW w:w="2400" w:type="dxa"/>
@@ -2897,8 +4176,19 @@
                 <w:sz w:val="20"/>
                 <w:szCs w:val="20"/>
               </w:rPr>
-              <w:t>Test Case asociado</w:t>
-            </w:r>
+              <w:t xml:space="preserve">Test Case </w:t>
+            </w:r>
+            <w:proofErr w:type="spellStart"/>
+            <w:r>
+              <w:rPr>
+                <w:b/>
+                <w:bCs/>
+                <w:sz w:val="20"/>
+                <w:szCs w:val="20"/>
+              </w:rPr>
+              <w:t>asociado</w:t>
+            </w:r>
+            <w:proofErr w:type="spellEnd"/>
           </w:p>
         </w:tc>
         <w:tc>
@@ -2950,13 +4240,19 @@
           <w:left w:w="10" w:type="dxa"/>
           <w:right w:w="10" w:type="dxa"/>
         </w:tblCellMar>
-        <w:tblLook w:val="0000" w:firstRow="0" w:lastRow="0" w:firstColumn="0" w:lastColumn="0" w:noHBand="0" w:noVBand="0"/>
+        <w:tblLook w:val="04A0" w:firstRow="1" w:lastRow="0" w:firstColumn="1" w:lastColumn="0" w:noHBand="0" w:noVBand="1"/>
       </w:tblPr>
       <w:tblGrid>
         <w:gridCol w:w="2400"/>
         <w:gridCol w:w="6960"/>
       </w:tblGrid>
       <w:tr>
+        <w:tblPrEx>
+          <w:tblCellMar>
+            <w:top w:w="0" w:type="dxa"/>
+            <w:bottom w:w="0" w:type="dxa"/>
+          </w:tblCellMar>
+        </w:tblPrEx>
         <w:tc>
           <w:tcPr>
             <w:tcW w:w="9360" w:type="dxa"/>
@@ -2994,6 +4290,12 @@
         </w:tc>
       </w:tr>
       <w:tr>
+        <w:tblPrEx>
+          <w:tblCellMar>
+            <w:top w:w="0" w:type="dxa"/>
+            <w:bottom w:w="0" w:type="dxa"/>
+          </w:tblCellMar>
+        </w:tblPrEx>
         <w:tc>
           <w:tcPr>
             <w:tcW w:w="2400" w:type="dxa"/>
@@ -3013,6 +4315,7 @@
             <w:vAlign w:val="center"/>
           </w:tcPr>
           <w:p>
+            <w:proofErr w:type="spellStart"/>
             <w:r>
               <w:rPr>
                 <w:b/>
@@ -3022,6 +4325,7 @@
               </w:rPr>
               <w:t>Descripción</w:t>
             </w:r>
+            <w:proofErr w:type="spellEnd"/>
           </w:p>
         </w:tc>
         <w:tc>
@@ -3059,6 +4363,12 @@
         </w:tc>
       </w:tr>
       <w:tr>
+        <w:tblPrEx>
+          <w:tblCellMar>
+            <w:top w:w="0" w:type="dxa"/>
+            <w:bottom w:w="0" w:type="dxa"/>
+          </w:tblCellMar>
+        </w:tblPrEx>
         <w:tc>
           <w:tcPr>
             <w:tcW w:w="2400" w:type="dxa"/>
@@ -3078,15 +4388,37 @@
             <w:vAlign w:val="center"/>
           </w:tcPr>
           <w:p>
-            <w:r>
-              <w:rPr>
-                <w:b/>
-                <w:bCs/>
-                <w:sz w:val="20"/>
-                <w:szCs w:val="20"/>
-              </w:rPr>
-              <w:t>Criterio de aceptación</w:t>
-            </w:r>
+            <w:proofErr w:type="spellStart"/>
+            <w:r>
+              <w:rPr>
+                <w:b/>
+                <w:bCs/>
+                <w:sz w:val="20"/>
+                <w:szCs w:val="20"/>
+              </w:rPr>
+              <w:t>Criterio</w:t>
+            </w:r>
+            <w:proofErr w:type="spellEnd"/>
+            <w:r>
+              <w:rPr>
+                <w:b/>
+                <w:bCs/>
+                <w:sz w:val="20"/>
+                <w:szCs w:val="20"/>
+              </w:rPr>
+              <w:t xml:space="preserve"> de </w:t>
+            </w:r>
+            <w:proofErr w:type="spellStart"/>
+            <w:r>
+              <w:rPr>
+                <w:b/>
+                <w:bCs/>
+                <w:sz w:val="20"/>
+                <w:szCs w:val="20"/>
+              </w:rPr>
+              <w:t>aceptación</w:t>
+            </w:r>
+            <w:proofErr w:type="spellEnd"/>
           </w:p>
         </w:tc>
         <w:tc>
@@ -3120,12 +4452,98 @@
                 <w:sz w:val="20"/>
                 <w:szCs w:val="20"/>
               </w:rPr>
-              <w:t>El sensor de presencia confirma ocupación en ambas celdas.</w:t>
+              <w:t xml:space="preserve">El sensor de </w:t>
+            </w:r>
+            <w:proofErr w:type="spellStart"/>
+            <w:r>
+              <w:rPr>
+                <w:sz w:val="20"/>
+                <w:szCs w:val="20"/>
+              </w:rPr>
+              <w:t>presencia</w:t>
+            </w:r>
+            <w:proofErr w:type="spellEnd"/>
+            <w:r>
+              <w:rPr>
+                <w:sz w:val="20"/>
+                <w:szCs w:val="20"/>
+              </w:rPr>
+              <w:t xml:space="preserve"> </w:t>
+            </w:r>
+            <w:proofErr w:type="spellStart"/>
+            <w:r>
+              <w:rPr>
+                <w:sz w:val="20"/>
+                <w:szCs w:val="20"/>
+              </w:rPr>
+              <w:t>confirma</w:t>
+            </w:r>
+            <w:proofErr w:type="spellEnd"/>
+            <w:r>
+              <w:rPr>
+                <w:sz w:val="20"/>
+                <w:szCs w:val="20"/>
+              </w:rPr>
+              <w:t xml:space="preserve"> </w:t>
+            </w:r>
+            <w:proofErr w:type="spellStart"/>
+            <w:r>
+              <w:rPr>
+                <w:sz w:val="20"/>
+                <w:szCs w:val="20"/>
+              </w:rPr>
+              <w:t>ocupación</w:t>
+            </w:r>
+            <w:proofErr w:type="spellEnd"/>
+            <w:r>
+              <w:rPr>
+                <w:sz w:val="20"/>
+                <w:szCs w:val="20"/>
+              </w:rPr>
+              <w:t xml:space="preserve"> </w:t>
+            </w:r>
+            <w:proofErr w:type="spellStart"/>
+            <w:r>
+              <w:rPr>
+                <w:sz w:val="20"/>
+                <w:szCs w:val="20"/>
+              </w:rPr>
+              <w:t>en</w:t>
+            </w:r>
+            <w:proofErr w:type="spellEnd"/>
+            <w:r>
+              <w:rPr>
+                <w:sz w:val="20"/>
+                <w:szCs w:val="20"/>
+              </w:rPr>
+              <w:t xml:space="preserve"> ambas </w:t>
+            </w:r>
+            <w:proofErr w:type="spellStart"/>
+            <w:r>
+              <w:rPr>
+                <w:sz w:val="20"/>
+                <w:szCs w:val="20"/>
+              </w:rPr>
+              <w:t>celdas</w:t>
+            </w:r>
+            <w:proofErr w:type="spellEnd"/>
+            <w:r>
+              <w:rPr>
+                <w:sz w:val="20"/>
+                <w:szCs w:val="20"/>
+              </w:rPr>
+              <w:t>.</w:t>
             </w:r>
           </w:p>
         </w:tc>
       </w:tr>
       <w:tr>
+        <w:tblPrEx>
+          <w:tblCellMar>
+            <w:top w:w="0" w:type="dxa"/>
+            <w:bottom w:w="0" w:type="dxa"/>
+          </w:tblCellMar>
+        </w:tblPrEx>
         <w:tc>
           <w:tcPr>
             <w:tcW w:w="2400" w:type="dxa"/>
@@ -3145,14 +4563,45 @@
             <w:vAlign w:val="center"/>
           </w:tcPr>
           <w:p>
-            <w:r>
-              <w:rPr>
-                <w:b/>
-                <w:bCs/>
-                <w:sz w:val="20"/>
-                <w:szCs w:val="20"/>
-              </w:rPr>
-              <w:t>Prioridad (MoSCoW)</w:t>
+            <w:proofErr w:type="spellStart"/>
+            <w:r>
+              <w:rPr>
+                <w:b/>
+                <w:bCs/>
+                <w:sz w:val="20"/>
+                <w:szCs w:val="20"/>
+              </w:rPr>
+              <w:t>Prioridad</w:t>
+            </w:r>
+            <w:proofErr w:type="spellEnd"/>
+            <w:r>
+              <w:rPr>
+                <w:b/>
+                <w:bCs/>
+                <w:sz w:val="20"/>
+                <w:szCs w:val="20"/>
+              </w:rPr>
+              <w:t xml:space="preserve"> (</w:t>
+            </w:r>
+            <w:proofErr w:type="spellStart"/>
+            <w:r>
+              <w:rPr>
+                <w:b/>
+                <w:bCs/>
+                <w:sz w:val="20"/>
+                <w:szCs w:val="20"/>
+              </w:rPr>
+              <w:t>MoSCoW</w:t>
+            </w:r>
+            <w:proofErr w:type="spellEnd"/>
+            <w:r>
+              <w:rPr>
+                <w:b/>
+                <w:bCs/>
+                <w:sz w:val="20"/>
+                <w:szCs w:val="20"/>
+              </w:rPr>
+              <w:t>)</w:t>
             </w:r>
           </w:p>
         </w:tc>
@@ -3185,6 +4634,12 @@
         </w:tc>
       </w:tr>
       <w:tr>
+        <w:tblPrEx>
+          <w:tblCellMar>
+            <w:top w:w="0" w:type="dxa"/>
+            <w:bottom w:w="0" w:type="dxa"/>
+          </w:tblCellMar>
+        </w:tblPrEx>
         <w:tc>
           <w:tcPr>
             <w:tcW w:w="2400" w:type="dxa"/>
@@ -3211,8 +4666,19 @@
                 <w:sz w:val="20"/>
                 <w:szCs w:val="20"/>
               </w:rPr>
-              <w:t>Test Case asociado</w:t>
-            </w:r>
+              <w:t xml:space="preserve">Test Case </w:t>
+            </w:r>
+            <w:proofErr w:type="spellStart"/>
+            <w:r>
+              <w:rPr>
+                <w:b/>
+                <w:bCs/>
+                <w:sz w:val="20"/>
+                <w:szCs w:val="20"/>
+              </w:rPr>
+              <w:t>asociado</w:t>
+            </w:r>
+            <w:proofErr w:type="spellEnd"/>
           </w:p>
         </w:tc>
         <w:tc>
@@ -3264,13 +4730,19 @@
           <w:left w:w="10" w:type="dxa"/>
           <w:right w:w="10" w:type="dxa"/>
         </w:tblCellMar>
-        <w:tblLook w:val="0000" w:firstRow="0" w:lastRow="0" w:firstColumn="0" w:lastColumn="0" w:noHBand="0" w:noVBand="0"/>
+        <w:tblLook w:val="04A0" w:firstRow="1" w:lastRow="0" w:firstColumn="1" w:lastColumn="0" w:noHBand="0" w:noVBand="1"/>
       </w:tblPr>
       <w:tblGrid>
         <w:gridCol w:w="2400"/>
         <w:gridCol w:w="6960"/>
       </w:tblGrid>
       <w:tr>
+        <w:tblPrEx>
+          <w:tblCellMar>
+            <w:top w:w="0" w:type="dxa"/>
+            <w:bottom w:w="0" w:type="dxa"/>
+          </w:tblCellMar>
+        </w:tblPrEx>
         <w:tc>
           <w:tcPr>
             <w:tcW w:w="9360" w:type="dxa"/>
@@ -3308,6 +4780,12 @@
         </w:tc>
       </w:tr>
       <w:tr>
+        <w:tblPrEx>
+          <w:tblCellMar>
+            <w:top w:w="0" w:type="dxa"/>
+            <w:bottom w:w="0" w:type="dxa"/>
+          </w:tblCellMar>
+        </w:tblPrEx>
         <w:tc>
           <w:tcPr>
             <w:tcW w:w="2400" w:type="dxa"/>
@@ -3327,6 +4805,7 @@
             <w:vAlign w:val="center"/>
           </w:tcPr>
           <w:p>
+            <w:proofErr w:type="spellStart"/>
             <w:r>
               <w:rPr>
                 <w:b/>
@@ -3336,6 +4815,7 @@
               </w:rPr>
               <w:t>Descripción</w:t>
             </w:r>
+            <w:proofErr w:type="spellEnd"/>
           </w:p>
         </w:tc>
         <w:tc>
@@ -3367,12 +4847,36 @@
                 <w:szCs w:val="20"/>
                 <w:lang w:val="es-CO"/>
               </w:rPr>
-              <w:t>El end-effector debe pesar el producto que transporta usando una celda de carga de 1 kg con HX711, antes de depositar en STORE y al recuperar en RETRIEVE.</w:t>
+              <w:t xml:space="preserve">El </w:t>
+            </w:r>
+            <w:proofErr w:type="spellStart"/>
+            <w:r>
+              <w:rPr>
+                <w:sz w:val="20"/>
+                <w:szCs w:val="20"/>
+                <w:lang w:val="es-CO"/>
+              </w:rPr>
+              <w:t>end-effector</w:t>
+            </w:r>
+            <w:proofErr w:type="spellEnd"/>
+            <w:r>
+              <w:rPr>
+                <w:sz w:val="20"/>
+                <w:szCs w:val="20"/>
+                <w:lang w:val="es-CO"/>
+              </w:rPr>
+              <w:t xml:space="preserve"> debe pesar el producto que transporta usando una celda de carga de 1 kg con circuito de acondicionamiento de señal, antes de depositar en STORE y al recuperar en RETRIEVE.</w:t>
             </w:r>
           </w:p>
         </w:tc>
       </w:tr>
       <w:tr>
+        <w:tblPrEx>
+          <w:tblCellMar>
+            <w:top w:w="0" w:type="dxa"/>
+            <w:bottom w:w="0" w:type="dxa"/>
+          </w:tblCellMar>
+        </w:tblPrEx>
         <w:tc>
           <w:tcPr>
             <w:tcW w:w="2400" w:type="dxa"/>
@@ -3392,15 +4896,37 @@
             <w:vAlign w:val="center"/>
           </w:tcPr>
           <w:p>
-            <w:r>
-              <w:rPr>
-                <w:b/>
-                <w:bCs/>
-                <w:sz w:val="20"/>
-                <w:szCs w:val="20"/>
-              </w:rPr>
-              <w:t>Criterio de aceptación</w:t>
-            </w:r>
+            <w:proofErr w:type="spellStart"/>
+            <w:r>
+              <w:rPr>
+                <w:b/>
+                <w:bCs/>
+                <w:sz w:val="20"/>
+                <w:szCs w:val="20"/>
+              </w:rPr>
+              <w:t>Criterio</w:t>
+            </w:r>
+            <w:proofErr w:type="spellEnd"/>
+            <w:r>
+              <w:rPr>
+                <w:b/>
+                <w:bCs/>
+                <w:sz w:val="20"/>
+                <w:szCs w:val="20"/>
+              </w:rPr>
+              <w:t xml:space="preserve"> de </w:t>
+            </w:r>
+            <w:proofErr w:type="spellStart"/>
+            <w:r>
+              <w:rPr>
+                <w:b/>
+                <w:bCs/>
+                <w:sz w:val="20"/>
+                <w:szCs w:val="20"/>
+              </w:rPr>
+              <w:t>aceptación</w:t>
+            </w:r>
+            <w:proofErr w:type="spellEnd"/>
           </w:p>
         </w:tc>
         <w:tc>
@@ -3427,19 +4953,41 @@
                 <w:szCs w:val="20"/>
                 <w:lang w:val="es-CO"/>
               </w:rPr>
-              <w:t xml:space="preserve">Rango de medición 10–500 g. Error absoluto ≤ ±2 g tras tara y promedio de 10 muestras (~1 s a 10 SPS). </w:t>
-            </w:r>
-            <w:r>
-              <w:rPr>
-                <w:sz w:val="20"/>
-                <w:szCs w:val="20"/>
-              </w:rPr>
-              <w:t>Lectura fuera de rango (&lt;5 g o &gt;800 g) genera ERR_WEIGHT_OUT_OF_RANGE.</w:t>
+              <w:t xml:space="preserve">Rango de medición 10–1000 g. Error absoluto ≤ ±5 g tras tara y promedio de 16 muestras. </w:t>
+            </w:r>
+            <w:r>
+              <w:rPr>
+                <w:sz w:val="20"/>
+                <w:szCs w:val="20"/>
+              </w:rPr>
+              <w:t xml:space="preserve">Lectura fuera de </w:t>
+            </w:r>
+            <w:proofErr w:type="spellStart"/>
+            <w:r>
+              <w:rPr>
+                <w:sz w:val="20"/>
+                <w:szCs w:val="20"/>
+              </w:rPr>
+              <w:t>rango</w:t>
+            </w:r>
+            <w:proofErr w:type="spellEnd"/>
+            <w:r>
+              <w:rPr>
+                <w:sz w:val="20"/>
+                <w:szCs w:val="20"/>
+              </w:rPr>
+              <w:t xml:space="preserve"> (&lt;5 g o &gt;1000 g) genera ERR_WEIGHT_OUT_OF_RANGE.</w:t>
             </w:r>
           </w:p>
         </w:tc>
       </w:tr>
       <w:tr>
+        <w:tblPrEx>
+          <w:tblCellMar>
+            <w:top w:w="0" w:type="dxa"/>
+            <w:bottom w:w="0" w:type="dxa"/>
+          </w:tblCellMar>
+        </w:tblPrEx>
         <w:tc>
           <w:tcPr>
             <w:tcW w:w="2400" w:type="dxa"/>
@@ -3459,14 +5007,45 @@
             <w:vAlign w:val="center"/>
           </w:tcPr>
           <w:p>
-            <w:r>
-              <w:rPr>
-                <w:b/>
-                <w:bCs/>
-                <w:sz w:val="20"/>
-                <w:szCs w:val="20"/>
-              </w:rPr>
-              <w:t>Prioridad (MoSCoW)</w:t>
+            <w:proofErr w:type="spellStart"/>
+            <w:r>
+              <w:rPr>
+                <w:b/>
+                <w:bCs/>
+                <w:sz w:val="20"/>
+                <w:szCs w:val="20"/>
+              </w:rPr>
+              <w:t>Prioridad</w:t>
+            </w:r>
+            <w:proofErr w:type="spellEnd"/>
+            <w:r>
+              <w:rPr>
+                <w:b/>
+                <w:bCs/>
+                <w:sz w:val="20"/>
+                <w:szCs w:val="20"/>
+              </w:rPr>
+              <w:t xml:space="preserve"> (</w:t>
+            </w:r>
+            <w:proofErr w:type="spellStart"/>
+            <w:r>
+              <w:rPr>
+                <w:b/>
+                <w:bCs/>
+                <w:sz w:val="20"/>
+                <w:szCs w:val="20"/>
+              </w:rPr>
+              <w:t>MoSCoW</w:t>
+            </w:r>
+            <w:proofErr w:type="spellEnd"/>
+            <w:r>
+              <w:rPr>
+                <w:b/>
+                <w:bCs/>
+                <w:sz w:val="20"/>
+                <w:szCs w:val="20"/>
+              </w:rPr>
+              <w:t>)</w:t>
             </w:r>
           </w:p>
         </w:tc>
@@ -3499,6 +5078,12 @@
         </w:tc>
       </w:tr>
       <w:tr>
+        <w:tblPrEx>
+          <w:tblCellMar>
+            <w:top w:w="0" w:type="dxa"/>
+            <w:bottom w:w="0" w:type="dxa"/>
+          </w:tblCellMar>
+        </w:tblPrEx>
         <w:tc>
           <w:tcPr>
             <w:tcW w:w="2400" w:type="dxa"/>
@@ -3525,8 +5110,19 @@
                 <w:sz w:val="20"/>
                 <w:szCs w:val="20"/>
               </w:rPr>
-              <w:t>Test Case asociado</w:t>
-            </w:r>
+              <w:t xml:space="preserve">Test Case </w:t>
+            </w:r>
+            <w:proofErr w:type="spellStart"/>
+            <w:r>
+              <w:rPr>
+                <w:b/>
+                <w:bCs/>
+                <w:sz w:val="20"/>
+                <w:szCs w:val="20"/>
+              </w:rPr>
+              <w:t>asociado</w:t>
+            </w:r>
+            <w:proofErr w:type="spellEnd"/>
           </w:p>
         </w:tc>
         <w:tc>
@@ -3578,13 +5174,19 @@
           <w:left w:w="10" w:type="dxa"/>
           <w:right w:w="10" w:type="dxa"/>
         </w:tblCellMar>
-        <w:tblLook w:val="0000" w:firstRow="0" w:lastRow="0" w:firstColumn="0" w:lastColumn="0" w:noHBand="0" w:noVBand="0"/>
+        <w:tblLook w:val="04A0" w:firstRow="1" w:lastRow="0" w:firstColumn="1" w:lastColumn="0" w:noHBand="0" w:noVBand="1"/>
       </w:tblPr>
       <w:tblGrid>
         <w:gridCol w:w="2400"/>
         <w:gridCol w:w="6960"/>
       </w:tblGrid>
       <w:tr>
+        <w:tblPrEx>
+          <w:tblCellMar>
+            <w:top w:w="0" w:type="dxa"/>
+            <w:bottom w:w="0" w:type="dxa"/>
+          </w:tblCellMar>
+        </w:tblPrEx>
         <w:tc>
           <w:tcPr>
             <w:tcW w:w="9360" w:type="dxa"/>
@@ -3622,6 +5224,12 @@
         </w:tc>
       </w:tr>
       <w:tr>
+        <w:tblPrEx>
+          <w:tblCellMar>
+            <w:top w:w="0" w:type="dxa"/>
+            <w:bottom w:w="0" w:type="dxa"/>
+          </w:tblCellMar>
+        </w:tblPrEx>
         <w:tc>
           <w:tcPr>
             <w:tcW w:w="2400" w:type="dxa"/>
@@ -3641,6 +5249,7 @@
             <w:vAlign w:val="center"/>
           </w:tcPr>
           <w:p>
+            <w:proofErr w:type="spellStart"/>
             <w:r>
               <w:rPr>
                 <w:b/>
@@ -3650,6 +5259,7 @@
               </w:rPr>
               <w:t>Descripción</w:t>
             </w:r>
+            <w:proofErr w:type="spellEnd"/>
           </w:p>
         </w:tc>
         <w:tc>
@@ -3681,12 +5291,54 @@
                 <w:szCs w:val="20"/>
                 <w:lang w:val="es-CO"/>
               </w:rPr>
-              <w:t>Al finalizar cada operación STORE/RETRIEVE, el sistema debe validar coherencia entre el sensor de presencia óptico del end-effector, el microswitch de la celda y el peso medido.</w:t>
+              <w:t xml:space="preserve">Al finalizar cada operación STORE/RETRIEVE, el sistema debe validar coherencia entre el sensor de presencia óptico del </w:t>
+            </w:r>
+            <w:proofErr w:type="spellStart"/>
+            <w:r>
+              <w:rPr>
+                <w:sz w:val="20"/>
+                <w:szCs w:val="20"/>
+                <w:lang w:val="es-CO"/>
+              </w:rPr>
+              <w:t>end-effector</w:t>
+            </w:r>
+            <w:proofErr w:type="spellEnd"/>
+            <w:r>
+              <w:rPr>
+                <w:sz w:val="20"/>
+                <w:szCs w:val="20"/>
+                <w:lang w:val="es-CO"/>
+              </w:rPr>
+              <w:t xml:space="preserve">, el </w:t>
+            </w:r>
+            <w:proofErr w:type="spellStart"/>
+            <w:r>
+              <w:rPr>
+                <w:sz w:val="20"/>
+                <w:szCs w:val="20"/>
+                <w:lang w:val="es-CO"/>
+              </w:rPr>
+              <w:t>microswitch</w:t>
+            </w:r>
+            <w:proofErr w:type="spellEnd"/>
+            <w:r>
+              <w:rPr>
+                <w:sz w:val="20"/>
+                <w:szCs w:val="20"/>
+                <w:lang w:val="es-CO"/>
+              </w:rPr>
+              <w:t xml:space="preserve"> de la celda y el peso medido.</w:t>
             </w:r>
           </w:p>
         </w:tc>
       </w:tr>
       <w:tr>
+        <w:tblPrEx>
+          <w:tblCellMar>
+            <w:top w:w="0" w:type="dxa"/>
+            <w:bottom w:w="0" w:type="dxa"/>
+          </w:tblCellMar>
+        </w:tblPrEx>
         <w:tc>
           <w:tcPr>
             <w:tcW w:w="2400" w:type="dxa"/>
@@ -3706,15 +5358,37 @@
             <w:vAlign w:val="center"/>
           </w:tcPr>
           <w:p>
-            <w:r>
-              <w:rPr>
-                <w:b/>
-                <w:bCs/>
-                <w:sz w:val="20"/>
-                <w:szCs w:val="20"/>
-              </w:rPr>
-              <w:t>Criterio de aceptación</w:t>
-            </w:r>
+            <w:proofErr w:type="spellStart"/>
+            <w:r>
+              <w:rPr>
+                <w:b/>
+                <w:bCs/>
+                <w:sz w:val="20"/>
+                <w:szCs w:val="20"/>
+              </w:rPr>
+              <w:t>Criterio</w:t>
+            </w:r>
+            <w:proofErr w:type="spellEnd"/>
+            <w:r>
+              <w:rPr>
+                <w:b/>
+                <w:bCs/>
+                <w:sz w:val="20"/>
+                <w:szCs w:val="20"/>
+              </w:rPr>
+              <w:t xml:space="preserve"> de </w:t>
+            </w:r>
+            <w:proofErr w:type="spellStart"/>
+            <w:r>
+              <w:rPr>
+                <w:b/>
+                <w:bCs/>
+                <w:sz w:val="20"/>
+                <w:szCs w:val="20"/>
+              </w:rPr>
+              <w:t>aceptación</w:t>
+            </w:r>
+            <w:proofErr w:type="spellEnd"/>
           </w:p>
         </w:tc>
         <w:tc>
@@ -3752,6 +5426,12 @@
         </w:tc>
       </w:tr>
       <w:tr>
+        <w:tblPrEx>
+          <w:tblCellMar>
+            <w:top w:w="0" w:type="dxa"/>
+            <w:bottom w:w="0" w:type="dxa"/>
+          </w:tblCellMar>
+        </w:tblPrEx>
         <w:tc>
           <w:tcPr>
             <w:tcW w:w="2400" w:type="dxa"/>
@@ -3771,14 +5451,45 @@
             <w:vAlign w:val="center"/>
           </w:tcPr>
           <w:p>
-            <w:r>
-              <w:rPr>
-                <w:b/>
-                <w:bCs/>
-                <w:sz w:val="20"/>
-                <w:szCs w:val="20"/>
-              </w:rPr>
-              <w:t>Prioridad (MoSCoW)</w:t>
+            <w:proofErr w:type="spellStart"/>
+            <w:r>
+              <w:rPr>
+                <w:b/>
+                <w:bCs/>
+                <w:sz w:val="20"/>
+                <w:szCs w:val="20"/>
+              </w:rPr>
+              <w:t>Prioridad</w:t>
+            </w:r>
+            <w:proofErr w:type="spellEnd"/>
+            <w:r>
+              <w:rPr>
+                <w:b/>
+                <w:bCs/>
+                <w:sz w:val="20"/>
+                <w:szCs w:val="20"/>
+              </w:rPr>
+              <w:t xml:space="preserve"> (</w:t>
+            </w:r>
+            <w:proofErr w:type="spellStart"/>
+            <w:r>
+              <w:rPr>
+                <w:b/>
+                <w:bCs/>
+                <w:sz w:val="20"/>
+                <w:szCs w:val="20"/>
+              </w:rPr>
+              <w:t>MoSCoW</w:t>
+            </w:r>
+            <w:proofErr w:type="spellEnd"/>
+            <w:r>
+              <w:rPr>
+                <w:b/>
+                <w:bCs/>
+                <w:sz w:val="20"/>
+                <w:szCs w:val="20"/>
+              </w:rPr>
+              <w:t>)</w:t>
             </w:r>
           </w:p>
         </w:tc>
@@ -3811,6 +5522,12 @@
         </w:tc>
       </w:tr>
       <w:tr>
+        <w:tblPrEx>
+          <w:tblCellMar>
+            <w:top w:w="0" w:type="dxa"/>
+            <w:bottom w:w="0" w:type="dxa"/>
+          </w:tblCellMar>
+        </w:tblPrEx>
         <w:tc>
           <w:tcPr>
             <w:tcW w:w="2400" w:type="dxa"/>
@@ -3837,8 +5554,19 @@
                 <w:sz w:val="20"/>
                 <w:szCs w:val="20"/>
               </w:rPr>
-              <w:t>Test Case asociado</w:t>
-            </w:r>
+              <w:t xml:space="preserve">Test Case </w:t>
+            </w:r>
+            <w:proofErr w:type="spellStart"/>
+            <w:r>
+              <w:rPr>
+                <w:b/>
+                <w:bCs/>
+                <w:sz w:val="20"/>
+                <w:szCs w:val="20"/>
+              </w:rPr>
+              <w:t>asociado</w:t>
+            </w:r>
+            <w:proofErr w:type="spellEnd"/>
           </w:p>
         </w:tc>
         <w:tc>
@@ -3890,13 +5618,19 @@
           <w:left w:w="10" w:type="dxa"/>
           <w:right w:w="10" w:type="dxa"/>
         </w:tblCellMar>
-        <w:tblLook w:val="0000" w:firstRow="0" w:lastRow="0" w:firstColumn="0" w:lastColumn="0" w:noHBand="0" w:noVBand="0"/>
+        <w:tblLook w:val="04A0" w:firstRow="1" w:lastRow="0" w:firstColumn="1" w:lastColumn="0" w:noHBand="0" w:noVBand="1"/>
       </w:tblPr>
       <w:tblGrid>
         <w:gridCol w:w="2400"/>
         <w:gridCol w:w="6960"/>
       </w:tblGrid>
       <w:tr>
+        <w:tblPrEx>
+          <w:tblCellMar>
+            <w:top w:w="0" w:type="dxa"/>
+            <w:bottom w:w="0" w:type="dxa"/>
+          </w:tblCellMar>
+        </w:tblPrEx>
         <w:tc>
           <w:tcPr>
             <w:tcW w:w="9360" w:type="dxa"/>
@@ -3934,6 +5668,12 @@
         </w:tc>
       </w:tr>
       <w:tr>
+        <w:tblPrEx>
+          <w:tblCellMar>
+            <w:top w:w="0" w:type="dxa"/>
+            <w:bottom w:w="0" w:type="dxa"/>
+          </w:tblCellMar>
+        </w:tblPrEx>
         <w:tc>
           <w:tcPr>
             <w:tcW w:w="2400" w:type="dxa"/>
@@ -3953,6 +5693,7 @@
             <w:vAlign w:val="center"/>
           </w:tcPr>
           <w:p>
+            <w:proofErr w:type="spellStart"/>
             <w:r>
               <w:rPr>
                 <w:b/>
@@ -3962,6 +5703,7 @@
               </w:rPr>
               <w:t>Descripción</w:t>
             </w:r>
+            <w:proofErr w:type="spellEnd"/>
           </w:p>
         </w:tc>
         <w:tc>
@@ -3993,12 +5735,36 @@
                 <w:szCs w:val="20"/>
                 <w:lang w:val="es-CO"/>
               </w:rPr>
-              <w:t>El sistema debe persistir el estado de cada celda (ocupada/vacía + peso registrado + timestamp de última operación) en memoria no volátil tras cada operación exitosa.</w:t>
+              <w:t xml:space="preserve">El sistema debe persistir el estado de cada celda (ocupada/vacía + peso registrado + </w:t>
+            </w:r>
+            <w:proofErr w:type="spellStart"/>
+            <w:r>
+              <w:rPr>
+                <w:sz w:val="20"/>
+                <w:szCs w:val="20"/>
+                <w:lang w:val="es-CO"/>
+              </w:rPr>
+              <w:t>timestamp</w:t>
+            </w:r>
+            <w:proofErr w:type="spellEnd"/>
+            <w:r>
+              <w:rPr>
+                <w:sz w:val="20"/>
+                <w:szCs w:val="20"/>
+                <w:lang w:val="es-CO"/>
+              </w:rPr>
+              <w:t xml:space="preserve"> de última operación) en memoria no volátil tras cada operación exitosa.</w:t>
             </w:r>
           </w:p>
         </w:tc>
       </w:tr>
       <w:tr>
+        <w:tblPrEx>
+          <w:tblCellMar>
+            <w:top w:w="0" w:type="dxa"/>
+            <w:bottom w:w="0" w:type="dxa"/>
+          </w:tblCellMar>
+        </w:tblPrEx>
         <w:tc>
           <w:tcPr>
             <w:tcW w:w="2400" w:type="dxa"/>
@@ -4018,15 +5784,37 @@
             <w:vAlign w:val="center"/>
           </w:tcPr>
           <w:p>
-            <w:r>
-              <w:rPr>
-                <w:b/>
-                <w:bCs/>
-                <w:sz w:val="20"/>
-                <w:szCs w:val="20"/>
-              </w:rPr>
-              <w:t>Criterio de aceptación</w:t>
-            </w:r>
+            <w:proofErr w:type="spellStart"/>
+            <w:r>
+              <w:rPr>
+                <w:b/>
+                <w:bCs/>
+                <w:sz w:val="20"/>
+                <w:szCs w:val="20"/>
+              </w:rPr>
+              <w:t>Criterio</w:t>
+            </w:r>
+            <w:proofErr w:type="spellEnd"/>
+            <w:r>
+              <w:rPr>
+                <w:b/>
+                <w:bCs/>
+                <w:sz w:val="20"/>
+                <w:szCs w:val="20"/>
+              </w:rPr>
+              <w:t xml:space="preserve"> de </w:t>
+            </w:r>
+            <w:proofErr w:type="spellStart"/>
+            <w:r>
+              <w:rPr>
+                <w:b/>
+                <w:bCs/>
+                <w:sz w:val="20"/>
+                <w:szCs w:val="20"/>
+              </w:rPr>
+              <w:t>aceptación</w:t>
+            </w:r>
+            <w:proofErr w:type="spellEnd"/>
           </w:p>
         </w:tc>
         <w:tc>
@@ -4058,12 +5846,45 @@
                 <w:szCs w:val="20"/>
                 <w:lang w:val="es-CO"/>
               </w:rPr>
-              <w:t>Tras corte de alimentación durante operación idle, al reiniciar el inventario se restaura íntegro. Tras corte durante operación en curso, el sistema detecta la operación incompleta al boot y la marca como ERR_OPERATION_INTERRUPTED.</w:t>
+              <w:t xml:space="preserve">Tras corte de alimentación durante operación idle, al reiniciar el inventario se restaura íntegro. Tras corte durante operación en curso, el sistema detecta la </w:t>
+            </w:r>
+            <w:r>
+              <w:rPr>
+                <w:sz w:val="20"/>
+                <w:szCs w:val="20"/>
+                <w:lang w:val="es-CO"/>
+              </w:rPr>
+              <w:lastRenderedPageBreak/>
+              <w:t xml:space="preserve">operación incompleta al </w:t>
+            </w:r>
+            <w:proofErr w:type="spellStart"/>
+            <w:r>
+              <w:rPr>
+                <w:sz w:val="20"/>
+                <w:szCs w:val="20"/>
+                <w:lang w:val="es-CO"/>
+              </w:rPr>
+              <w:t>boot</w:t>
+            </w:r>
+            <w:proofErr w:type="spellEnd"/>
+            <w:r>
+              <w:rPr>
+                <w:sz w:val="20"/>
+                <w:szCs w:val="20"/>
+                <w:lang w:val="es-CO"/>
+              </w:rPr>
+              <w:t xml:space="preserve"> y la marca como ERR_OPERATION_INTERRUPTED.</w:t>
             </w:r>
           </w:p>
         </w:tc>
       </w:tr>
       <w:tr>
+        <w:tblPrEx>
+          <w:tblCellMar>
+            <w:top w:w="0" w:type="dxa"/>
+            <w:bottom w:w="0" w:type="dxa"/>
+          </w:tblCellMar>
+        </w:tblPrEx>
         <w:tc>
           <w:tcPr>
             <w:tcW w:w="2400" w:type="dxa"/>
@@ -4083,6 +5904,7 @@
             <w:vAlign w:val="center"/>
           </w:tcPr>
           <w:p>
+            <w:proofErr w:type="spellStart"/>
             <w:r>
               <w:rPr>
                 <w:b/>
@@ -4091,7 +5913,37 @@
                 <w:szCs w:val="20"/>
               </w:rPr>
               <w:lastRenderedPageBreak/>
-              <w:t>Prioridad (MoSCoW)</w:t>
+              <w:t>Prioridad</w:t>
+            </w:r>
+            <w:proofErr w:type="spellEnd"/>
+            <w:r>
+              <w:rPr>
+                <w:b/>
+                <w:bCs/>
+                <w:sz w:val="20"/>
+                <w:szCs w:val="20"/>
+              </w:rPr>
+              <w:t xml:space="preserve"> (</w:t>
+            </w:r>
+            <w:proofErr w:type="spellStart"/>
+            <w:r>
+              <w:rPr>
+                <w:b/>
+                <w:bCs/>
+                <w:sz w:val="20"/>
+                <w:szCs w:val="20"/>
+              </w:rPr>
+              <w:t>MoSCoW</w:t>
+            </w:r>
+            <w:proofErr w:type="spellEnd"/>
+            <w:r>
+              <w:rPr>
+                <w:b/>
+                <w:bCs/>
+                <w:sz w:val="20"/>
+                <w:szCs w:val="20"/>
+              </w:rPr>
+              <w:t>)</w:t>
             </w:r>
           </w:p>
         </w:tc>
@@ -4124,6 +5976,12 @@
         </w:tc>
       </w:tr>
       <w:tr>
+        <w:tblPrEx>
+          <w:tblCellMar>
+            <w:top w:w="0" w:type="dxa"/>
+            <w:bottom w:w="0" w:type="dxa"/>
+          </w:tblCellMar>
+        </w:tblPrEx>
         <w:tc>
           <w:tcPr>
             <w:tcW w:w="2400" w:type="dxa"/>
@@ -4150,8 +6008,19 @@
                 <w:sz w:val="20"/>
                 <w:szCs w:val="20"/>
               </w:rPr>
-              <w:t>Test Case asociado</w:t>
-            </w:r>
+              <w:t xml:space="preserve">Test Case </w:t>
+            </w:r>
+            <w:proofErr w:type="spellStart"/>
+            <w:r>
+              <w:rPr>
+                <w:b/>
+                <w:bCs/>
+                <w:sz w:val="20"/>
+                <w:szCs w:val="20"/>
+              </w:rPr>
+              <w:t>asociado</w:t>
+            </w:r>
+            <w:proofErr w:type="spellEnd"/>
           </w:p>
         </w:tc>
         <w:tc>
@@ -4203,13 +6072,19 @@
           <w:left w:w="10" w:type="dxa"/>
           <w:right w:w="10" w:type="dxa"/>
         </w:tblCellMar>
-        <w:tblLook w:val="0000" w:firstRow="0" w:lastRow="0" w:firstColumn="0" w:lastColumn="0" w:noHBand="0" w:noVBand="0"/>
+        <w:tblLook w:val="04A0" w:firstRow="1" w:lastRow="0" w:firstColumn="1" w:lastColumn="0" w:noHBand="0" w:noVBand="1"/>
       </w:tblPr>
       <w:tblGrid>
         <w:gridCol w:w="2400"/>
         <w:gridCol w:w="6960"/>
       </w:tblGrid>
       <w:tr>
+        <w:tblPrEx>
+          <w:tblCellMar>
+            <w:top w:w="0" w:type="dxa"/>
+            <w:bottom w:w="0" w:type="dxa"/>
+          </w:tblCellMar>
+        </w:tblPrEx>
         <w:tc>
           <w:tcPr>
             <w:tcW w:w="9360" w:type="dxa"/>
@@ -4247,6 +6122,12 @@
         </w:tc>
       </w:tr>
       <w:tr>
+        <w:tblPrEx>
+          <w:tblCellMar>
+            <w:top w:w="0" w:type="dxa"/>
+            <w:bottom w:w="0" w:type="dxa"/>
+          </w:tblCellMar>
+        </w:tblPrEx>
         <w:tc>
           <w:tcPr>
             <w:tcW w:w="2400" w:type="dxa"/>
@@ -4266,6 +6147,7 @@
             <w:vAlign w:val="center"/>
           </w:tcPr>
           <w:p>
+            <w:proofErr w:type="spellStart"/>
             <w:r>
               <w:rPr>
                 <w:b/>
@@ -4275,6 +6157,7 @@
               </w:rPr>
               <w:t>Descripción</w:t>
             </w:r>
+            <w:proofErr w:type="spellEnd"/>
           </w:p>
         </w:tc>
         <w:tc>
@@ -4306,12 +6189,54 @@
                 <w:szCs w:val="20"/>
                 <w:lang w:val="es-CO"/>
               </w:rPr>
-              <w:t>Tras el homing, el sistema debe comparar el estado persistido en NVS contra el estado real de los 12 microswitches (leídos vía MCP23017) y reportar discrepancias.</w:t>
+              <w:t xml:space="preserve">Tras el </w:t>
+            </w:r>
+            <w:proofErr w:type="spellStart"/>
+            <w:r>
+              <w:rPr>
+                <w:sz w:val="20"/>
+                <w:szCs w:val="20"/>
+                <w:lang w:val="es-CO"/>
+              </w:rPr>
+              <w:t>homing</w:t>
+            </w:r>
+            <w:proofErr w:type="spellEnd"/>
+            <w:r>
+              <w:rPr>
+                <w:sz w:val="20"/>
+                <w:szCs w:val="20"/>
+                <w:lang w:val="es-CO"/>
+              </w:rPr>
+              <w:t xml:space="preserve">, el sistema debe comparar el estado persistido en NVS contra el estado real de los 12 </w:t>
+            </w:r>
+            <w:proofErr w:type="spellStart"/>
+            <w:r>
+              <w:rPr>
+                <w:sz w:val="20"/>
+                <w:szCs w:val="20"/>
+                <w:lang w:val="es-CO"/>
+              </w:rPr>
+              <w:t>microswitches</w:t>
+            </w:r>
+            <w:proofErr w:type="spellEnd"/>
+            <w:r>
+              <w:rPr>
+                <w:sz w:val="20"/>
+                <w:szCs w:val="20"/>
+                <w:lang w:val="es-CO"/>
+              </w:rPr>
+              <w:t xml:space="preserve"> (leídos vía MCP23017) y reportar discrepancias.</w:t>
             </w:r>
           </w:p>
         </w:tc>
       </w:tr>
       <w:tr>
+        <w:tblPrEx>
+          <w:tblCellMar>
+            <w:top w:w="0" w:type="dxa"/>
+            <w:bottom w:w="0" w:type="dxa"/>
+          </w:tblCellMar>
+        </w:tblPrEx>
         <w:tc>
           <w:tcPr>
             <w:tcW w:w="2400" w:type="dxa"/>
@@ -4331,15 +6256,37 @@
             <w:vAlign w:val="center"/>
           </w:tcPr>
           <w:p>
-            <w:r>
-              <w:rPr>
-                <w:b/>
-                <w:bCs/>
-                <w:sz w:val="20"/>
-                <w:szCs w:val="20"/>
-              </w:rPr>
-              <w:t>Criterio de aceptación</w:t>
-            </w:r>
+            <w:proofErr w:type="spellStart"/>
+            <w:r>
+              <w:rPr>
+                <w:b/>
+                <w:bCs/>
+                <w:sz w:val="20"/>
+                <w:szCs w:val="20"/>
+              </w:rPr>
+              <w:t>Criterio</w:t>
+            </w:r>
+            <w:proofErr w:type="spellEnd"/>
+            <w:r>
+              <w:rPr>
+                <w:b/>
+                <w:bCs/>
+                <w:sz w:val="20"/>
+                <w:szCs w:val="20"/>
+              </w:rPr>
+              <w:t xml:space="preserve"> de </w:t>
+            </w:r>
+            <w:proofErr w:type="spellStart"/>
+            <w:r>
+              <w:rPr>
+                <w:b/>
+                <w:bCs/>
+                <w:sz w:val="20"/>
+                <w:szCs w:val="20"/>
+              </w:rPr>
+              <w:t>aceptación</w:t>
+            </w:r>
+            <w:proofErr w:type="spellEnd"/>
           </w:p>
         </w:tc>
         <w:tc>
@@ -4371,12 +6318,54 @@
                 <w:szCs w:val="20"/>
                 <w:lang w:val="es-CO"/>
               </w:rPr>
-              <w:t>Cada discrepancia genera log WARN INVENTORY_DISCREPANCY cell=X expected=Y actual=Z. Si hay ≥1 discrepancia, el sistema permanece en estado DEGRADED hasta confirmación del operador.</w:t>
+              <w:t xml:space="preserve">Cada discrepancia genera log WARN INVENTORY_DISCREPANCY </w:t>
+            </w:r>
+            <w:proofErr w:type="spellStart"/>
+            <w:r>
+              <w:rPr>
+                <w:sz w:val="20"/>
+                <w:szCs w:val="20"/>
+                <w:lang w:val="es-CO"/>
+              </w:rPr>
+              <w:t>cell</w:t>
+            </w:r>
+            <w:proofErr w:type="spellEnd"/>
+            <w:r>
+              <w:rPr>
+                <w:sz w:val="20"/>
+                <w:szCs w:val="20"/>
+                <w:lang w:val="es-CO"/>
+              </w:rPr>
+              <w:t xml:space="preserve">=X </w:t>
+            </w:r>
+            <w:proofErr w:type="spellStart"/>
+            <w:r>
+              <w:rPr>
+                <w:sz w:val="20"/>
+                <w:szCs w:val="20"/>
+                <w:lang w:val="es-CO"/>
+              </w:rPr>
+              <w:t>expected</w:t>
+            </w:r>
+            <w:proofErr w:type="spellEnd"/>
+            <w:r>
+              <w:rPr>
+                <w:sz w:val="20"/>
+                <w:szCs w:val="20"/>
+                <w:lang w:val="es-CO"/>
+              </w:rPr>
+              <w:t>=Y actual=Z. Si hay ≥1 discrepancia, el sistema permanece en estado DEGRADED hasta confirmación del operador.</w:t>
             </w:r>
           </w:p>
         </w:tc>
       </w:tr>
       <w:tr>
+        <w:tblPrEx>
+          <w:tblCellMar>
+            <w:top w:w="0" w:type="dxa"/>
+            <w:bottom w:w="0" w:type="dxa"/>
+          </w:tblCellMar>
+        </w:tblPrEx>
         <w:tc>
           <w:tcPr>
             <w:tcW w:w="2400" w:type="dxa"/>
@@ -4396,14 +6385,45 @@
             <w:vAlign w:val="center"/>
           </w:tcPr>
           <w:p>
-            <w:r>
-              <w:rPr>
-                <w:b/>
-                <w:bCs/>
-                <w:sz w:val="20"/>
-                <w:szCs w:val="20"/>
-              </w:rPr>
-              <w:t>Prioridad (MoSCoW)</w:t>
+            <w:proofErr w:type="spellStart"/>
+            <w:r>
+              <w:rPr>
+                <w:b/>
+                <w:bCs/>
+                <w:sz w:val="20"/>
+                <w:szCs w:val="20"/>
+              </w:rPr>
+              <w:t>Prioridad</w:t>
+            </w:r>
+            <w:proofErr w:type="spellEnd"/>
+            <w:r>
+              <w:rPr>
+                <w:b/>
+                <w:bCs/>
+                <w:sz w:val="20"/>
+                <w:szCs w:val="20"/>
+              </w:rPr>
+              <w:t xml:space="preserve"> (</w:t>
+            </w:r>
+            <w:proofErr w:type="spellStart"/>
+            <w:r>
+              <w:rPr>
+                <w:b/>
+                <w:bCs/>
+                <w:sz w:val="20"/>
+                <w:szCs w:val="20"/>
+              </w:rPr>
+              <w:t>MoSCoW</w:t>
+            </w:r>
+            <w:proofErr w:type="spellEnd"/>
+            <w:r>
+              <w:rPr>
+                <w:b/>
+                <w:bCs/>
+                <w:sz w:val="20"/>
+                <w:szCs w:val="20"/>
+              </w:rPr>
+              <w:t>)</w:t>
             </w:r>
           </w:p>
         </w:tc>
@@ -4436,6 +6456,12 @@
         </w:tc>
       </w:tr>
       <w:tr>
+        <w:tblPrEx>
+          <w:tblCellMar>
+            <w:top w:w="0" w:type="dxa"/>
+            <w:bottom w:w="0" w:type="dxa"/>
+          </w:tblCellMar>
+        </w:tblPrEx>
         <w:tc>
           <w:tcPr>
             <w:tcW w:w="2400" w:type="dxa"/>
@@ -4462,8 +6488,19 @@
                 <w:sz w:val="20"/>
                 <w:szCs w:val="20"/>
               </w:rPr>
-              <w:t>Test Case asociado</w:t>
-            </w:r>
+              <w:t xml:space="preserve">Test Case </w:t>
+            </w:r>
+            <w:proofErr w:type="spellStart"/>
+            <w:r>
+              <w:rPr>
+                <w:b/>
+                <w:bCs/>
+                <w:sz w:val="20"/>
+                <w:szCs w:val="20"/>
+              </w:rPr>
+              <w:t>asociado</w:t>
+            </w:r>
+            <w:proofErr w:type="spellEnd"/>
           </w:p>
         </w:tc>
         <w:tc>
@@ -4515,13 +6552,19 @@
           <w:left w:w="10" w:type="dxa"/>
           <w:right w:w="10" w:type="dxa"/>
         </w:tblCellMar>
-        <w:tblLook w:val="0000" w:firstRow="0" w:lastRow="0" w:firstColumn="0" w:lastColumn="0" w:noHBand="0" w:noVBand="0"/>
+        <w:tblLook w:val="04A0" w:firstRow="1" w:lastRow="0" w:firstColumn="1" w:lastColumn="0" w:noHBand="0" w:noVBand="1"/>
       </w:tblPr>
       <w:tblGrid>
         <w:gridCol w:w="2400"/>
         <w:gridCol w:w="6960"/>
       </w:tblGrid>
       <w:tr>
+        <w:tblPrEx>
+          <w:tblCellMar>
+            <w:top w:w="0" w:type="dxa"/>
+            <w:bottom w:w="0" w:type="dxa"/>
+          </w:tblCellMar>
+        </w:tblPrEx>
         <w:tc>
           <w:tcPr>
             <w:tcW w:w="9360" w:type="dxa"/>
@@ -4559,6 +6602,12 @@
         </w:tc>
       </w:tr>
       <w:tr>
+        <w:tblPrEx>
+          <w:tblCellMar>
+            <w:top w:w="0" w:type="dxa"/>
+            <w:bottom w:w="0" w:type="dxa"/>
+          </w:tblCellMar>
+        </w:tblPrEx>
         <w:tc>
           <w:tcPr>
             <w:tcW w:w="2400" w:type="dxa"/>
@@ -4578,6 +6627,7 @@
             <w:vAlign w:val="center"/>
           </w:tcPr>
           <w:p>
+            <w:proofErr w:type="spellStart"/>
             <w:r>
               <w:rPr>
                 <w:b/>
@@ -4587,6 +6637,7 @@
               </w:rPr>
               <w:t>Descripción</w:t>
             </w:r>
+            <w:proofErr w:type="spellEnd"/>
           </w:p>
         </w:tc>
         <w:tc>
@@ -4618,12 +6669,54 @@
                 <w:szCs w:val="20"/>
                 <w:lang w:val="es-CO"/>
               </w:rPr>
-              <w:t>El sistema debe detenerse en ≤ 200 ms al activarse el botón de E-stop, cortando el enable de los drivers de stepper por hardware.</w:t>
+              <w:t xml:space="preserve">El sistema debe detenerse en ≤ 200 ms al activarse el botón de E-stop, cortando el </w:t>
+            </w:r>
+            <w:proofErr w:type="spellStart"/>
+            <w:r>
+              <w:rPr>
+                <w:sz w:val="20"/>
+                <w:szCs w:val="20"/>
+                <w:lang w:val="es-CO"/>
+              </w:rPr>
+              <w:t>enable</w:t>
+            </w:r>
+            <w:proofErr w:type="spellEnd"/>
+            <w:r>
+              <w:rPr>
+                <w:sz w:val="20"/>
+                <w:szCs w:val="20"/>
+                <w:lang w:val="es-CO"/>
+              </w:rPr>
+              <w:t xml:space="preserve"> de los drivers de </w:t>
+            </w:r>
+            <w:proofErr w:type="spellStart"/>
+            <w:r>
+              <w:rPr>
+                <w:sz w:val="20"/>
+                <w:szCs w:val="20"/>
+                <w:lang w:val="es-CO"/>
+              </w:rPr>
+              <w:t>stepper</w:t>
+            </w:r>
+            <w:proofErr w:type="spellEnd"/>
+            <w:r>
+              <w:rPr>
+                <w:sz w:val="20"/>
+                <w:szCs w:val="20"/>
+                <w:lang w:val="es-CO"/>
+              </w:rPr>
+              <w:t xml:space="preserve"> por hardware.</w:t>
             </w:r>
           </w:p>
         </w:tc>
       </w:tr>
       <w:tr>
+        <w:tblPrEx>
+          <w:tblCellMar>
+            <w:top w:w="0" w:type="dxa"/>
+            <w:bottom w:w="0" w:type="dxa"/>
+          </w:tblCellMar>
+        </w:tblPrEx>
         <w:tc>
           <w:tcPr>
             <w:tcW w:w="2400" w:type="dxa"/>
@@ -4643,15 +6736,37 @@
             <w:vAlign w:val="center"/>
           </w:tcPr>
           <w:p>
-            <w:r>
-              <w:rPr>
-                <w:b/>
-                <w:bCs/>
-                <w:sz w:val="20"/>
-                <w:szCs w:val="20"/>
-              </w:rPr>
-              <w:t>Criterio de aceptación</w:t>
-            </w:r>
+            <w:proofErr w:type="spellStart"/>
+            <w:r>
+              <w:rPr>
+                <w:b/>
+                <w:bCs/>
+                <w:sz w:val="20"/>
+                <w:szCs w:val="20"/>
+              </w:rPr>
+              <w:t>Criterio</w:t>
+            </w:r>
+            <w:proofErr w:type="spellEnd"/>
+            <w:r>
+              <w:rPr>
+                <w:b/>
+                <w:bCs/>
+                <w:sz w:val="20"/>
+                <w:szCs w:val="20"/>
+              </w:rPr>
+              <w:t xml:space="preserve"> de </w:t>
+            </w:r>
+            <w:proofErr w:type="spellStart"/>
+            <w:r>
+              <w:rPr>
+                <w:b/>
+                <w:bCs/>
+                <w:sz w:val="20"/>
+                <w:szCs w:val="20"/>
+              </w:rPr>
+              <w:t>aceptación</w:t>
+            </w:r>
+            <w:proofErr w:type="spellEnd"/>
           </w:p>
         </w:tc>
         <w:tc>
@@ -4683,12 +6798,54 @@
                 <w:szCs w:val="20"/>
                 <w:lang w:val="es-CO"/>
               </w:rPr>
-              <w:t>Verificable con osciloscopio: tiempo entre flanco del E-stop y caída del pin ENABLE de los drivers ≤ 200 ms. Tras E-stop, el sistema requiere reset manual y nuevo homing antes de aceptar comandos.</w:t>
+              <w:t xml:space="preserve">Verificable con osciloscopio: tiempo entre flanco del E-stop y caída del pin ENABLE de los drivers ≤ 200 ms. Tras E-stop, el sistema requiere </w:t>
+            </w:r>
+            <w:proofErr w:type="spellStart"/>
+            <w:r>
+              <w:rPr>
+                <w:sz w:val="20"/>
+                <w:szCs w:val="20"/>
+                <w:lang w:val="es-CO"/>
+              </w:rPr>
+              <w:t>reset</w:t>
+            </w:r>
+            <w:proofErr w:type="spellEnd"/>
+            <w:r>
+              <w:rPr>
+                <w:sz w:val="20"/>
+                <w:szCs w:val="20"/>
+                <w:lang w:val="es-CO"/>
+              </w:rPr>
+              <w:t xml:space="preserve"> manual y nuevo </w:t>
+            </w:r>
+            <w:proofErr w:type="spellStart"/>
+            <w:r>
+              <w:rPr>
+                <w:sz w:val="20"/>
+                <w:szCs w:val="20"/>
+                <w:lang w:val="es-CO"/>
+              </w:rPr>
+              <w:t>homing</w:t>
+            </w:r>
+            <w:proofErr w:type="spellEnd"/>
+            <w:r>
+              <w:rPr>
+                <w:sz w:val="20"/>
+                <w:szCs w:val="20"/>
+                <w:lang w:val="es-CO"/>
+              </w:rPr>
+              <w:t xml:space="preserve"> antes de aceptar comandos.</w:t>
             </w:r>
           </w:p>
         </w:tc>
       </w:tr>
       <w:tr>
+        <w:tblPrEx>
+          <w:tblCellMar>
+            <w:top w:w="0" w:type="dxa"/>
+            <w:bottom w:w="0" w:type="dxa"/>
+          </w:tblCellMar>
+        </w:tblPrEx>
         <w:tc>
           <w:tcPr>
             <w:tcW w:w="2400" w:type="dxa"/>
@@ -4708,14 +6865,45 @@
             <w:vAlign w:val="center"/>
           </w:tcPr>
           <w:p>
-            <w:r>
-              <w:rPr>
-                <w:b/>
-                <w:bCs/>
-                <w:sz w:val="20"/>
-                <w:szCs w:val="20"/>
-              </w:rPr>
-              <w:t>Prioridad (MoSCoW)</w:t>
+            <w:proofErr w:type="spellStart"/>
+            <w:r>
+              <w:rPr>
+                <w:b/>
+                <w:bCs/>
+                <w:sz w:val="20"/>
+                <w:szCs w:val="20"/>
+              </w:rPr>
+              <w:t>Prioridad</w:t>
+            </w:r>
+            <w:proofErr w:type="spellEnd"/>
+            <w:r>
+              <w:rPr>
+                <w:b/>
+                <w:bCs/>
+                <w:sz w:val="20"/>
+                <w:szCs w:val="20"/>
+              </w:rPr>
+              <w:t xml:space="preserve"> (</w:t>
+            </w:r>
+            <w:proofErr w:type="spellStart"/>
+            <w:r>
+              <w:rPr>
+                <w:b/>
+                <w:bCs/>
+                <w:sz w:val="20"/>
+                <w:szCs w:val="20"/>
+              </w:rPr>
+              <w:t>MoSCoW</w:t>
+            </w:r>
+            <w:proofErr w:type="spellEnd"/>
+            <w:r>
+              <w:rPr>
+                <w:b/>
+                <w:bCs/>
+                <w:sz w:val="20"/>
+                <w:szCs w:val="20"/>
+              </w:rPr>
+              <w:t>)</w:t>
             </w:r>
           </w:p>
         </w:tc>
@@ -4748,6 +6936,12 @@
         </w:tc>
       </w:tr>
       <w:tr>
+        <w:tblPrEx>
+          <w:tblCellMar>
+            <w:top w:w="0" w:type="dxa"/>
+            <w:bottom w:w="0" w:type="dxa"/>
+          </w:tblCellMar>
+        </w:tblPrEx>
         <w:tc>
           <w:tcPr>
             <w:tcW w:w="2400" w:type="dxa"/>
@@ -4774,8 +6968,19 @@
                 <w:sz w:val="20"/>
                 <w:szCs w:val="20"/>
               </w:rPr>
-              <w:t>Test Case asociado</w:t>
-            </w:r>
+              <w:t xml:space="preserve">Test Case </w:t>
+            </w:r>
+            <w:proofErr w:type="spellStart"/>
+            <w:r>
+              <w:rPr>
+                <w:b/>
+                <w:bCs/>
+                <w:sz w:val="20"/>
+                <w:szCs w:val="20"/>
+              </w:rPr>
+              <w:t>asociado</w:t>
+            </w:r>
+            <w:proofErr w:type="spellEnd"/>
           </w:p>
         </w:tc>
         <w:tc>
@@ -4827,13 +7032,19 @@
           <w:left w:w="10" w:type="dxa"/>
           <w:right w:w="10" w:type="dxa"/>
         </w:tblCellMar>
-        <w:tblLook w:val="0000" w:firstRow="0" w:lastRow="0" w:firstColumn="0" w:lastColumn="0" w:noHBand="0" w:noVBand="0"/>
+        <w:tblLook w:val="04A0" w:firstRow="1" w:lastRow="0" w:firstColumn="1" w:lastColumn="0" w:noHBand="0" w:noVBand="1"/>
       </w:tblPr>
       <w:tblGrid>
         <w:gridCol w:w="2400"/>
         <w:gridCol w:w="6960"/>
       </w:tblGrid>
       <w:tr>
+        <w:tblPrEx>
+          <w:tblCellMar>
+            <w:top w:w="0" w:type="dxa"/>
+            <w:bottom w:w="0" w:type="dxa"/>
+          </w:tblCellMar>
+        </w:tblPrEx>
         <w:tc>
           <w:tcPr>
             <w:tcW w:w="9360" w:type="dxa"/>
@@ -4865,12 +7076,58 @@
                 <w:color w:val="FFFFFF"/>
                 <w:lang w:val="es-CO"/>
               </w:rPr>
-              <w:t>[SUSPENDIDO] RF-11  Detección de stall y timeout de movimiento</w:t>
+              <w:t xml:space="preserve">[SUSPENDIDO] RF-11  Detección de </w:t>
+            </w:r>
+            <w:proofErr w:type="spellStart"/>
+            <w:r>
+              <w:rPr>
+                <w:b/>
+                <w:bCs/>
+                <w:color w:val="FFFFFF"/>
+                <w:lang w:val="es-CO"/>
+              </w:rPr>
+              <w:t>stall</w:t>
+            </w:r>
+            <w:proofErr w:type="spellEnd"/>
+            <w:r>
+              <w:rPr>
+                <w:b/>
+                <w:bCs/>
+                <w:color w:val="FFFFFF"/>
+                <w:lang w:val="es-CO"/>
+              </w:rPr>
+              <w:t xml:space="preserve"> y </w:t>
+            </w:r>
+            <w:proofErr w:type="spellStart"/>
+            <w:r>
+              <w:rPr>
+                <w:b/>
+                <w:bCs/>
+                <w:color w:val="FFFFFF"/>
+                <w:lang w:val="es-CO"/>
+              </w:rPr>
+              <w:t>timeout</w:t>
+            </w:r>
+            <w:proofErr w:type="spellEnd"/>
+            <w:r>
+              <w:rPr>
+                <w:b/>
+                <w:bCs/>
+                <w:color w:val="FFFFFF"/>
+                <w:lang w:val="es-CO"/>
+              </w:rPr>
+              <w:t xml:space="preserve"> de movimiento</w:t>
             </w:r>
           </w:p>
         </w:tc>
       </w:tr>
       <w:tr>
+        <w:tblPrEx>
+          <w:tblCellMar>
+            <w:top w:w="0" w:type="dxa"/>
+            <w:bottom w:w="0" w:type="dxa"/>
+          </w:tblCellMar>
+        </w:tblPrEx>
         <w:tc>
           <w:tcPr>
             <w:tcW w:w="2400" w:type="dxa"/>
@@ -4890,6 +7147,7 @@
             <w:vAlign w:val="center"/>
           </w:tcPr>
           <w:p>
+            <w:proofErr w:type="spellStart"/>
             <w:r>
               <w:rPr>
                 <w:b/>
@@ -4899,6 +7157,7 @@
               </w:rPr>
               <w:t>Descripción</w:t>
             </w:r>
+            <w:proofErr w:type="spellEnd"/>
           </w:p>
         </w:tc>
         <w:tc>
@@ -4930,12 +7189,36 @@
                 <w:szCs w:val="20"/>
                 <w:lang w:val="es-CO"/>
               </w:rPr>
-              <w:t>Si un movimiento esperado no completa en el tiempo calculado +50% de margen, el firmware debe abortar el movimiento, deshabilitar el stepper involucrado y registrar ERR_MOTION_TIMEOUT.</w:t>
+              <w:t xml:space="preserve">Si un movimiento esperado no completa en el tiempo calculado +50% de margen, el firmware debe abortar el movimiento, deshabilitar el </w:t>
+            </w:r>
+            <w:proofErr w:type="spellStart"/>
+            <w:r>
+              <w:rPr>
+                <w:sz w:val="20"/>
+                <w:szCs w:val="20"/>
+                <w:lang w:val="es-CO"/>
+              </w:rPr>
+              <w:t>stepper</w:t>
+            </w:r>
+            <w:proofErr w:type="spellEnd"/>
+            <w:r>
+              <w:rPr>
+                <w:sz w:val="20"/>
+                <w:szCs w:val="20"/>
+                <w:lang w:val="es-CO"/>
+              </w:rPr>
+              <w:t xml:space="preserve"> involucrado y registrar ERR_MOTION_TIMEOUT.</w:t>
             </w:r>
           </w:p>
         </w:tc>
       </w:tr>
       <w:tr>
+        <w:tblPrEx>
+          <w:tblCellMar>
+            <w:top w:w="0" w:type="dxa"/>
+            <w:bottom w:w="0" w:type="dxa"/>
+          </w:tblCellMar>
+        </w:tblPrEx>
         <w:tc>
           <w:tcPr>
             <w:tcW w:w="2400" w:type="dxa"/>
@@ -4955,15 +7238,37 @@
             <w:vAlign w:val="center"/>
           </w:tcPr>
           <w:p>
-            <w:r>
-              <w:rPr>
-                <w:b/>
-                <w:bCs/>
-                <w:sz w:val="20"/>
-                <w:szCs w:val="20"/>
-              </w:rPr>
-              <w:t>Criterio de aceptación</w:t>
-            </w:r>
+            <w:proofErr w:type="spellStart"/>
+            <w:r>
+              <w:rPr>
+                <w:b/>
+                <w:bCs/>
+                <w:sz w:val="20"/>
+                <w:szCs w:val="20"/>
+              </w:rPr>
+              <w:t>Criterio</w:t>
+            </w:r>
+            <w:proofErr w:type="spellEnd"/>
+            <w:r>
+              <w:rPr>
+                <w:b/>
+                <w:bCs/>
+                <w:sz w:val="20"/>
+                <w:szCs w:val="20"/>
+              </w:rPr>
+              <w:t xml:space="preserve"> de </w:t>
+            </w:r>
+            <w:proofErr w:type="spellStart"/>
+            <w:r>
+              <w:rPr>
+                <w:b/>
+                <w:bCs/>
+                <w:sz w:val="20"/>
+                <w:szCs w:val="20"/>
+              </w:rPr>
+              <w:t>aceptación</w:t>
+            </w:r>
+            <w:proofErr w:type="spellEnd"/>
           </w:p>
         </w:tc>
         <w:tc>
@@ -5001,6 +7306,12 @@
         </w:tc>
       </w:tr>
       <w:tr>
+        <w:tblPrEx>
+          <w:tblCellMar>
+            <w:top w:w="0" w:type="dxa"/>
+            <w:bottom w:w="0" w:type="dxa"/>
+          </w:tblCellMar>
+        </w:tblPrEx>
         <w:tc>
           <w:tcPr>
             <w:tcW w:w="2400" w:type="dxa"/>
@@ -5020,14 +7331,45 @@
             <w:vAlign w:val="center"/>
           </w:tcPr>
           <w:p>
-            <w:r>
-              <w:rPr>
-                <w:b/>
-                <w:bCs/>
-                <w:sz w:val="20"/>
-                <w:szCs w:val="20"/>
-              </w:rPr>
-              <w:t>Prioridad (MoSCoW)</w:t>
+            <w:proofErr w:type="spellStart"/>
+            <w:r>
+              <w:rPr>
+                <w:b/>
+                <w:bCs/>
+                <w:sz w:val="20"/>
+                <w:szCs w:val="20"/>
+              </w:rPr>
+              <w:t>Prioridad</w:t>
+            </w:r>
+            <w:proofErr w:type="spellEnd"/>
+            <w:r>
+              <w:rPr>
+                <w:b/>
+                <w:bCs/>
+                <w:sz w:val="20"/>
+                <w:szCs w:val="20"/>
+              </w:rPr>
+              <w:t xml:space="preserve"> (</w:t>
+            </w:r>
+            <w:proofErr w:type="spellStart"/>
+            <w:r>
+              <w:rPr>
+                <w:b/>
+                <w:bCs/>
+                <w:sz w:val="20"/>
+                <w:szCs w:val="20"/>
+              </w:rPr>
+              <w:t>MoSCoW</w:t>
+            </w:r>
+            <w:proofErr w:type="spellEnd"/>
+            <w:r>
+              <w:rPr>
+                <w:b/>
+                <w:bCs/>
+                <w:sz w:val="20"/>
+                <w:szCs w:val="20"/>
+              </w:rPr>
+              <w:t>)</w:t>
             </w:r>
           </w:p>
         </w:tc>
@@ -5060,6 +7402,12 @@
         </w:tc>
       </w:tr>
       <w:tr>
+        <w:tblPrEx>
+          <w:tblCellMar>
+            <w:top w:w="0" w:type="dxa"/>
+            <w:bottom w:w="0" w:type="dxa"/>
+          </w:tblCellMar>
+        </w:tblPrEx>
         <w:tc>
           <w:tcPr>
             <w:tcW w:w="2400" w:type="dxa"/>
@@ -5086,8 +7434,19 @@
                 <w:sz w:val="20"/>
                 <w:szCs w:val="20"/>
               </w:rPr>
-              <w:t>Test Case asociado</w:t>
-            </w:r>
+              <w:t xml:space="preserve">Test Case </w:t>
+            </w:r>
+            <w:proofErr w:type="spellStart"/>
+            <w:r>
+              <w:rPr>
+                <w:b/>
+                <w:bCs/>
+                <w:sz w:val="20"/>
+                <w:szCs w:val="20"/>
+              </w:rPr>
+              <w:t>asociado</w:t>
+            </w:r>
+            <w:proofErr w:type="spellEnd"/>
           </w:p>
         </w:tc>
         <w:tc>
@@ -5139,13 +7498,19 @@
           <w:left w:w="10" w:type="dxa"/>
           <w:right w:w="10" w:type="dxa"/>
         </w:tblCellMar>
-        <w:tblLook w:val="0000" w:firstRow="0" w:lastRow="0" w:firstColumn="0" w:lastColumn="0" w:noHBand="0" w:noVBand="0"/>
+        <w:tblLook w:val="04A0" w:firstRow="1" w:lastRow="0" w:firstColumn="1" w:lastColumn="0" w:noHBand="0" w:noVBand="1"/>
       </w:tblPr>
       <w:tblGrid>
         <w:gridCol w:w="2400"/>
         <w:gridCol w:w="6960"/>
       </w:tblGrid>
       <w:tr>
+        <w:tblPrEx>
+          <w:tblCellMar>
+            <w:top w:w="0" w:type="dxa"/>
+            <w:bottom w:w="0" w:type="dxa"/>
+          </w:tblCellMar>
+        </w:tblPrEx>
         <w:tc>
           <w:tcPr>
             <w:tcW w:w="9360" w:type="dxa"/>
@@ -5177,12 +7542,38 @@
                 <w:color w:val="FFFFFF"/>
                 <w:lang w:val="es-CO"/>
               </w:rPr>
-              <w:t>RF-12  Sistema de logging estructurado</w:t>
+              <w:t xml:space="preserve">RF-12  Sistema de </w:t>
+            </w:r>
+            <w:proofErr w:type="spellStart"/>
+            <w:r>
+              <w:rPr>
+                <w:b/>
+                <w:bCs/>
+                <w:color w:val="FFFFFF"/>
+                <w:lang w:val="es-CO"/>
+              </w:rPr>
+              <w:t>logging</w:t>
+            </w:r>
+            <w:proofErr w:type="spellEnd"/>
+            <w:r>
+              <w:rPr>
+                <w:b/>
+                <w:bCs/>
+                <w:color w:val="FFFFFF"/>
+                <w:lang w:val="es-CO"/>
+              </w:rPr>
+              <w:t xml:space="preserve"> estructurado</w:t>
             </w:r>
           </w:p>
         </w:tc>
       </w:tr>
       <w:tr>
+        <w:tblPrEx>
+          <w:tblCellMar>
+            <w:top w:w="0" w:type="dxa"/>
+            <w:bottom w:w="0" w:type="dxa"/>
+          </w:tblCellMar>
+        </w:tblPrEx>
         <w:tc>
           <w:tcPr>
             <w:tcW w:w="2400" w:type="dxa"/>
@@ -5202,6 +7593,7 @@
             <w:vAlign w:val="center"/>
           </w:tcPr>
           <w:p>
+            <w:proofErr w:type="spellStart"/>
             <w:r>
               <w:rPr>
                 <w:b/>
@@ -5211,6 +7603,7 @@
               </w:rPr>
               <w:t>Descripción</w:t>
             </w:r>
+            <w:proofErr w:type="spellEnd"/>
           </w:p>
         </w:tc>
         <w:tc>
@@ -5242,12 +7635,54 @@
                 <w:szCs w:val="20"/>
                 <w:lang w:val="es-CO"/>
               </w:rPr>
-              <w:t>Todo evento (INFO/WARN/ERROR) debe emitirse por UART con formato: [timestamp_ms] [LEVEL] [MODULE] [CODE] message.</w:t>
+              <w:t>Todo evento (INFO/WARN/ERROR) debe emitirse por UART con formato: [</w:t>
+            </w:r>
+            <w:proofErr w:type="spellStart"/>
+            <w:r>
+              <w:rPr>
+                <w:sz w:val="20"/>
+                <w:szCs w:val="20"/>
+                <w:lang w:val="es-CO"/>
+              </w:rPr>
+              <w:t>timestamp_ms</w:t>
+            </w:r>
+            <w:proofErr w:type="spellEnd"/>
+            <w:r>
+              <w:rPr>
+                <w:sz w:val="20"/>
+                <w:szCs w:val="20"/>
+                <w:lang w:val="es-CO"/>
+              </w:rPr>
+              <w:t xml:space="preserve">] [LEVEL] [MODULE] [CODE] </w:t>
+            </w:r>
+            <w:proofErr w:type="spellStart"/>
+            <w:r>
+              <w:rPr>
+                <w:sz w:val="20"/>
+                <w:szCs w:val="20"/>
+                <w:lang w:val="es-CO"/>
+              </w:rPr>
+              <w:t>message</w:t>
+            </w:r>
+            <w:proofErr w:type="spellEnd"/>
+            <w:r>
+              <w:rPr>
+                <w:sz w:val="20"/>
+                <w:szCs w:val="20"/>
+                <w:lang w:val="es-CO"/>
+              </w:rPr>
+              <w:t>.</w:t>
             </w:r>
           </w:p>
         </w:tc>
       </w:tr>
       <w:tr>
+        <w:tblPrEx>
+          <w:tblCellMar>
+            <w:top w:w="0" w:type="dxa"/>
+            <w:bottom w:w="0" w:type="dxa"/>
+          </w:tblCellMar>
+        </w:tblPrEx>
         <w:tc>
           <w:tcPr>
             <w:tcW w:w="2400" w:type="dxa"/>
@@ -5267,15 +7702,38 @@
             <w:vAlign w:val="center"/>
           </w:tcPr>
           <w:p>
-            <w:r>
-              <w:rPr>
-                <w:b/>
-                <w:bCs/>
-                <w:sz w:val="20"/>
-                <w:szCs w:val="20"/>
-              </w:rPr>
-              <w:t>Criterio de aceptación</w:t>
-            </w:r>
+            <w:proofErr w:type="spellStart"/>
+            <w:r>
+              <w:rPr>
+                <w:b/>
+                <w:bCs/>
+                <w:sz w:val="20"/>
+                <w:szCs w:val="20"/>
+              </w:rPr>
+              <w:lastRenderedPageBreak/>
+              <w:t>Criterio</w:t>
+            </w:r>
+            <w:proofErr w:type="spellEnd"/>
+            <w:r>
+              <w:rPr>
+                <w:b/>
+                <w:bCs/>
+                <w:sz w:val="20"/>
+                <w:szCs w:val="20"/>
+              </w:rPr>
+              <w:t xml:space="preserve"> de </w:t>
+            </w:r>
+            <w:proofErr w:type="spellStart"/>
+            <w:r>
+              <w:rPr>
+                <w:b/>
+                <w:bCs/>
+                <w:sz w:val="20"/>
+                <w:szCs w:val="20"/>
+              </w:rPr>
+              <w:t>aceptación</w:t>
+            </w:r>
+            <w:proofErr w:type="spellEnd"/>
           </w:p>
         </w:tc>
         <w:tc>
@@ -5313,6 +7771,12 @@
         </w:tc>
       </w:tr>
       <w:tr>
+        <w:tblPrEx>
+          <w:tblCellMar>
+            <w:top w:w="0" w:type="dxa"/>
+            <w:bottom w:w="0" w:type="dxa"/>
+          </w:tblCellMar>
+        </w:tblPrEx>
         <w:tc>
           <w:tcPr>
             <w:tcW w:w="2400" w:type="dxa"/>
@@ -5332,15 +7796,45 @@
             <w:vAlign w:val="center"/>
           </w:tcPr>
           <w:p>
-            <w:r>
-              <w:rPr>
-                <w:b/>
-                <w:bCs/>
-                <w:sz w:val="20"/>
-                <w:szCs w:val="20"/>
-              </w:rPr>
-              <w:lastRenderedPageBreak/>
-              <w:t>Prioridad (MoSCoW)</w:t>
+            <w:proofErr w:type="spellStart"/>
+            <w:r>
+              <w:rPr>
+                <w:b/>
+                <w:bCs/>
+                <w:sz w:val="20"/>
+                <w:szCs w:val="20"/>
+              </w:rPr>
+              <w:t>Prioridad</w:t>
+            </w:r>
+            <w:proofErr w:type="spellEnd"/>
+            <w:r>
+              <w:rPr>
+                <w:b/>
+                <w:bCs/>
+                <w:sz w:val="20"/>
+                <w:szCs w:val="20"/>
+              </w:rPr>
+              <w:t xml:space="preserve"> (</w:t>
+            </w:r>
+            <w:proofErr w:type="spellStart"/>
+            <w:r>
+              <w:rPr>
+                <w:b/>
+                <w:bCs/>
+                <w:sz w:val="20"/>
+                <w:szCs w:val="20"/>
+              </w:rPr>
+              <w:t>MoSCoW</w:t>
+            </w:r>
+            <w:proofErr w:type="spellEnd"/>
+            <w:r>
+              <w:rPr>
+                <w:b/>
+                <w:bCs/>
+                <w:sz w:val="20"/>
+                <w:szCs w:val="20"/>
+              </w:rPr>
+              <w:t>)</w:t>
             </w:r>
           </w:p>
         </w:tc>
@@ -5373,6 +7867,12 @@
         </w:tc>
       </w:tr>
       <w:tr>
+        <w:tblPrEx>
+          <w:tblCellMar>
+            <w:top w:w="0" w:type="dxa"/>
+            <w:bottom w:w="0" w:type="dxa"/>
+          </w:tblCellMar>
+        </w:tblPrEx>
         <w:tc>
           <w:tcPr>
             <w:tcW w:w="2400" w:type="dxa"/>
@@ -5399,8 +7899,19 @@
                 <w:sz w:val="20"/>
                 <w:szCs w:val="20"/>
               </w:rPr>
-              <w:t>Test Case asociado</w:t>
-            </w:r>
+              <w:t xml:space="preserve">Test Case </w:t>
+            </w:r>
+            <w:proofErr w:type="spellStart"/>
+            <w:r>
+              <w:rPr>
+                <w:b/>
+                <w:bCs/>
+                <w:sz w:val="20"/>
+                <w:szCs w:val="20"/>
+              </w:rPr>
+              <w:t>asociado</w:t>
+            </w:r>
+            <w:proofErr w:type="spellEnd"/>
           </w:p>
         </w:tc>
         <w:tc>
@@ -5452,13 +7963,19 @@
           <w:left w:w="10" w:type="dxa"/>
           <w:right w:w="10" w:type="dxa"/>
         </w:tblCellMar>
-        <w:tblLook w:val="0000" w:firstRow="0" w:lastRow="0" w:firstColumn="0" w:lastColumn="0" w:noHBand="0" w:noVBand="0"/>
+        <w:tblLook w:val="04A0" w:firstRow="1" w:lastRow="0" w:firstColumn="1" w:lastColumn="0" w:noHBand="0" w:noVBand="1"/>
       </w:tblPr>
       <w:tblGrid>
         <w:gridCol w:w="2400"/>
         <w:gridCol w:w="6960"/>
       </w:tblGrid>
       <w:tr>
+        <w:tblPrEx>
+          <w:tblCellMar>
+            <w:top w:w="0" w:type="dxa"/>
+            <w:bottom w:w="0" w:type="dxa"/>
+          </w:tblCellMar>
+        </w:tblPrEx>
         <w:tc>
           <w:tcPr>
             <w:tcW w:w="9360" w:type="dxa"/>
@@ -5496,6 +8013,12 @@
         </w:tc>
       </w:tr>
       <w:tr>
+        <w:tblPrEx>
+          <w:tblCellMar>
+            <w:top w:w="0" w:type="dxa"/>
+            <w:bottom w:w="0" w:type="dxa"/>
+          </w:tblCellMar>
+        </w:tblPrEx>
         <w:tc>
           <w:tcPr>
             <w:tcW w:w="2400" w:type="dxa"/>
@@ -5515,6 +8038,7 @@
             <w:vAlign w:val="center"/>
           </w:tcPr>
           <w:p>
+            <w:proofErr w:type="spellStart"/>
             <w:r>
               <w:rPr>
                 <w:b/>
@@ -5524,6 +8048,7 @@
               </w:rPr>
               <w:t>Descripción</w:t>
             </w:r>
+            <w:proofErr w:type="spellEnd"/>
           </w:p>
         </w:tc>
         <w:tc>
@@ -5555,12 +8080,72 @@
                 <w:szCs w:val="20"/>
                 <w:lang w:val="es-CO"/>
               </w:rPr>
-              <w:t>El sistema debe exponer una aplicación de escritorio (Python 3 + tkinter) que se comunique con el ESP32 a través del puerto serial USB-Serial (UART 115200 bps, 8N1) y permita: (a) enviar comandos STORE:celda, RETRIEVE:celda y SWAP:celda1:celda2 al sistema; (b) visualizar el mapa de inventario actual en una cuadrícula 3×4 con estado de cada celda (vacía / ocupada / peso); (c) visualizar el log de eventos en tiempo real con niveles INFO, WARN y ERROR; (d) mostrar el estado del sistema (IDLE, OPERANDO, FAULT, DEGRADED, E-STOP).</w:t>
+              <w:t xml:space="preserve">El sistema debe exponer una aplicación de escritorio (Python 3 + </w:t>
+            </w:r>
+            <w:proofErr w:type="spellStart"/>
+            <w:r>
+              <w:rPr>
+                <w:sz w:val="20"/>
+                <w:szCs w:val="20"/>
+                <w:lang w:val="es-CO"/>
+              </w:rPr>
+              <w:t>tkinter</w:t>
+            </w:r>
+            <w:proofErr w:type="spellEnd"/>
+            <w:r>
+              <w:rPr>
+                <w:sz w:val="20"/>
+                <w:szCs w:val="20"/>
+                <w:lang w:val="es-CO"/>
+              </w:rPr>
+              <w:t xml:space="preserve">) que se comunique con el ESP32 a través del puerto serial USB-Serial (UART 115200 bps, 8N1) y permita: (a) enviar comandos </w:t>
+            </w:r>
+            <w:proofErr w:type="spellStart"/>
+            <w:r>
+              <w:rPr>
+                <w:sz w:val="20"/>
+                <w:szCs w:val="20"/>
+                <w:lang w:val="es-CO"/>
+              </w:rPr>
+              <w:t>STORE:celda</w:t>
+            </w:r>
+            <w:proofErr w:type="spellEnd"/>
+            <w:r>
+              <w:rPr>
+                <w:sz w:val="20"/>
+                <w:szCs w:val="20"/>
+                <w:lang w:val="es-CO"/>
+              </w:rPr>
+              <w:t xml:space="preserve">, </w:t>
+            </w:r>
+            <w:proofErr w:type="spellStart"/>
+            <w:r>
+              <w:rPr>
+                <w:sz w:val="20"/>
+                <w:szCs w:val="20"/>
+                <w:lang w:val="es-CO"/>
+              </w:rPr>
+              <w:t>RETRIEVE:celda</w:t>
+            </w:r>
+            <w:proofErr w:type="spellEnd"/>
+            <w:r>
+              <w:rPr>
+                <w:sz w:val="20"/>
+                <w:szCs w:val="20"/>
+                <w:lang w:val="es-CO"/>
+              </w:rPr>
+              <w:t xml:space="preserve"> y SWAP:celda1:celda2 al sistema; (b) visualizar el mapa de inventario actual en una cuadrícula 3×4 con estado de cada celda (vacía / ocupada / peso); (c) visualizar el log de eventos en tiempo real con niveles INFO, WARN y ERROR; (d) mostrar el estado del sistema (IDLE, OPERANDO, FAULT, DEGRADED, E-STOP).</w:t>
             </w:r>
           </w:p>
         </w:tc>
       </w:tr>
       <w:tr>
+        <w:tblPrEx>
+          <w:tblCellMar>
+            <w:top w:w="0" w:type="dxa"/>
+            <w:bottom w:w="0" w:type="dxa"/>
+          </w:tblCellMar>
+        </w:tblPrEx>
         <w:tc>
           <w:tcPr>
             <w:tcW w:w="2400" w:type="dxa"/>
@@ -5580,15 +8165,37 @@
             <w:vAlign w:val="center"/>
           </w:tcPr>
           <w:p>
-            <w:r>
-              <w:rPr>
-                <w:b/>
-                <w:bCs/>
-                <w:sz w:val="20"/>
-                <w:szCs w:val="20"/>
-              </w:rPr>
-              <w:t>Criterio de aceptación</w:t>
-            </w:r>
+            <w:proofErr w:type="spellStart"/>
+            <w:r>
+              <w:rPr>
+                <w:b/>
+                <w:bCs/>
+                <w:sz w:val="20"/>
+                <w:szCs w:val="20"/>
+              </w:rPr>
+              <w:t>Criterio</w:t>
+            </w:r>
+            <w:proofErr w:type="spellEnd"/>
+            <w:r>
+              <w:rPr>
+                <w:b/>
+                <w:bCs/>
+                <w:sz w:val="20"/>
+                <w:szCs w:val="20"/>
+              </w:rPr>
+              <w:t xml:space="preserve"> de </w:t>
+            </w:r>
+            <w:proofErr w:type="spellStart"/>
+            <w:r>
+              <w:rPr>
+                <w:b/>
+                <w:bCs/>
+                <w:sz w:val="20"/>
+                <w:szCs w:val="20"/>
+              </w:rPr>
+              <w:t>aceptación</w:t>
+            </w:r>
+            <w:proofErr w:type="spellEnd"/>
           </w:p>
         </w:tc>
         <w:tc>
@@ -5626,6 +8233,12 @@
         </w:tc>
       </w:tr>
       <w:tr>
+        <w:tblPrEx>
+          <w:tblCellMar>
+            <w:top w:w="0" w:type="dxa"/>
+            <w:bottom w:w="0" w:type="dxa"/>
+          </w:tblCellMar>
+        </w:tblPrEx>
         <w:tc>
           <w:tcPr>
             <w:tcW w:w="2400" w:type="dxa"/>
@@ -5645,14 +8258,45 @@
             <w:vAlign w:val="center"/>
           </w:tcPr>
           <w:p>
-            <w:r>
-              <w:rPr>
-                <w:b/>
-                <w:bCs/>
-                <w:sz w:val="20"/>
-                <w:szCs w:val="20"/>
-              </w:rPr>
-              <w:t>Prioridad (MoSCoW)</w:t>
+            <w:proofErr w:type="spellStart"/>
+            <w:r>
+              <w:rPr>
+                <w:b/>
+                <w:bCs/>
+                <w:sz w:val="20"/>
+                <w:szCs w:val="20"/>
+              </w:rPr>
+              <w:t>Prioridad</w:t>
+            </w:r>
+            <w:proofErr w:type="spellEnd"/>
+            <w:r>
+              <w:rPr>
+                <w:b/>
+                <w:bCs/>
+                <w:sz w:val="20"/>
+                <w:szCs w:val="20"/>
+              </w:rPr>
+              <w:t xml:space="preserve"> (</w:t>
+            </w:r>
+            <w:proofErr w:type="spellStart"/>
+            <w:r>
+              <w:rPr>
+                <w:b/>
+                <w:bCs/>
+                <w:sz w:val="20"/>
+                <w:szCs w:val="20"/>
+              </w:rPr>
+              <w:t>MoSCoW</w:t>
+            </w:r>
+            <w:proofErr w:type="spellEnd"/>
+            <w:r>
+              <w:rPr>
+                <w:b/>
+                <w:bCs/>
+                <w:sz w:val="20"/>
+                <w:szCs w:val="20"/>
+              </w:rPr>
+              <w:t>)</w:t>
             </w:r>
           </w:p>
         </w:tc>
@@ -5685,6 +8329,12 @@
         </w:tc>
       </w:tr>
       <w:tr>
+        <w:tblPrEx>
+          <w:tblCellMar>
+            <w:top w:w="0" w:type="dxa"/>
+            <w:bottom w:w="0" w:type="dxa"/>
+          </w:tblCellMar>
+        </w:tblPrEx>
         <w:tc>
           <w:tcPr>
             <w:tcW w:w="2400" w:type="dxa"/>
@@ -5711,8 +8361,19 @@
                 <w:sz w:val="20"/>
                 <w:szCs w:val="20"/>
               </w:rPr>
-              <w:t>Test Case asociado</w:t>
-            </w:r>
+              <w:t xml:space="preserve">Test Case </w:t>
+            </w:r>
+            <w:proofErr w:type="spellStart"/>
+            <w:r>
+              <w:rPr>
+                <w:b/>
+                <w:bCs/>
+                <w:sz w:val="20"/>
+                <w:szCs w:val="20"/>
+              </w:rPr>
+              <w:t>asociado</w:t>
+            </w:r>
+            <w:proofErr w:type="spellEnd"/>
           </w:p>
         </w:tc>
         <w:tc>
@@ -5761,8 +8422,21 @@
       </w:pPr>
       <w:r>
         <w:lastRenderedPageBreak/>
-        <w:t>3. Requisitos No Funcionales</w:t>
-      </w:r>
+        <w:t xml:space="preserve">3. </w:t>
+      </w:r>
+      <w:proofErr w:type="spellStart"/>
+      <w:r>
+        <w:t>Requisitos</w:t>
+      </w:r>
+      <w:proofErr w:type="spellEnd"/>
+      <w:r>
+        <w:t xml:space="preserve"> No </w:t>
+      </w:r>
+      <w:proofErr w:type="spellStart"/>
+      <w:r>
+        <w:t>Funcionales</w:t>
+      </w:r>
+      <w:proofErr w:type="spellEnd"/>
     </w:p>
     <w:p>
       <w:pPr>
@@ -5794,13 +8468,19 @@
           <w:left w:w="10" w:type="dxa"/>
           <w:right w:w="10" w:type="dxa"/>
         </w:tblCellMar>
-        <w:tblLook w:val="0000" w:firstRow="0" w:lastRow="0" w:firstColumn="0" w:lastColumn="0" w:noHBand="0" w:noVBand="0"/>
+        <w:tblLook w:val="04A0" w:firstRow="1" w:lastRow="0" w:firstColumn="1" w:lastColumn="0" w:noHBand="0" w:noVBand="1"/>
       </w:tblPr>
       <w:tblGrid>
         <w:gridCol w:w="2400"/>
         <w:gridCol w:w="6960"/>
       </w:tblGrid>
       <w:tr>
+        <w:tblPrEx>
+          <w:tblCellMar>
+            <w:top w:w="0" w:type="dxa"/>
+            <w:bottom w:w="0" w:type="dxa"/>
+          </w:tblCellMar>
+        </w:tblPrEx>
         <w:tc>
           <w:tcPr>
             <w:tcW w:w="9360" w:type="dxa"/>
@@ -5838,6 +8518,12 @@
         </w:tc>
       </w:tr>
       <w:tr>
+        <w:tblPrEx>
+          <w:tblCellMar>
+            <w:top w:w="0" w:type="dxa"/>
+            <w:bottom w:w="0" w:type="dxa"/>
+          </w:tblCellMar>
+        </w:tblPrEx>
         <w:tc>
           <w:tcPr>
             <w:tcW w:w="2400" w:type="dxa"/>
@@ -5857,6 +8543,7 @@
             <w:vAlign w:val="center"/>
           </w:tcPr>
           <w:p>
+            <w:proofErr w:type="spellStart"/>
             <w:r>
               <w:rPr>
                 <w:b/>
@@ -5866,6 +8553,7 @@
               </w:rPr>
               <w:t>Descripción</w:t>
             </w:r>
+            <w:proofErr w:type="spellEnd"/>
           </w:p>
         </w:tc>
         <w:tc>
@@ -5903,6 +8591,12 @@
         </w:tc>
       </w:tr>
       <w:tr>
+        <w:tblPrEx>
+          <w:tblCellMar>
+            <w:top w:w="0" w:type="dxa"/>
+            <w:bottom w:w="0" w:type="dxa"/>
+          </w:tblCellMar>
+        </w:tblPrEx>
         <w:tc>
           <w:tcPr>
             <w:tcW w:w="2400" w:type="dxa"/>
@@ -5922,15 +8616,37 @@
             <w:vAlign w:val="center"/>
           </w:tcPr>
           <w:p>
-            <w:r>
-              <w:rPr>
-                <w:b/>
-                <w:bCs/>
-                <w:sz w:val="20"/>
-                <w:szCs w:val="20"/>
-              </w:rPr>
-              <w:t>Criterio de aceptación</w:t>
-            </w:r>
+            <w:proofErr w:type="spellStart"/>
+            <w:r>
+              <w:rPr>
+                <w:b/>
+                <w:bCs/>
+                <w:sz w:val="20"/>
+                <w:szCs w:val="20"/>
+              </w:rPr>
+              <w:t>Criterio</w:t>
+            </w:r>
+            <w:proofErr w:type="spellEnd"/>
+            <w:r>
+              <w:rPr>
+                <w:b/>
+                <w:bCs/>
+                <w:sz w:val="20"/>
+                <w:szCs w:val="20"/>
+              </w:rPr>
+              <w:t xml:space="preserve"> de </w:t>
+            </w:r>
+            <w:proofErr w:type="spellStart"/>
+            <w:r>
+              <w:rPr>
+                <w:b/>
+                <w:bCs/>
+                <w:sz w:val="20"/>
+                <w:szCs w:val="20"/>
+              </w:rPr>
+              <w:t>aceptación</w:t>
+            </w:r>
+            <w:proofErr w:type="spellEnd"/>
           </w:p>
         </w:tc>
         <w:tc>
@@ -5959,17 +8675,80 @@
               </w:rPr>
               <w:t xml:space="preserve">≤ 25 s para la celda más lejana (C4), ≤ 15 s para la más cercana (A1). </w:t>
             </w:r>
-            <w:r>
-              <w:rPr>
-                <w:sz w:val="20"/>
-                <w:szCs w:val="20"/>
-              </w:rPr>
-              <w:t>Medido sobre 20 ejecuciones, percentil 95.</w:t>
+            <w:proofErr w:type="spellStart"/>
+            <w:r>
+              <w:rPr>
+                <w:sz w:val="20"/>
+                <w:szCs w:val="20"/>
+              </w:rPr>
+              <w:t>Medido</w:t>
+            </w:r>
+            <w:proofErr w:type="spellEnd"/>
+            <w:r>
+              <w:rPr>
+                <w:sz w:val="20"/>
+                <w:szCs w:val="20"/>
+              </w:rPr>
+              <w:t xml:space="preserve"> </w:t>
+            </w:r>
+            <w:proofErr w:type="spellStart"/>
+            <w:r>
+              <w:rPr>
+                <w:sz w:val="20"/>
+                <w:szCs w:val="20"/>
+              </w:rPr>
+              <w:t>sobre</w:t>
+            </w:r>
+            <w:proofErr w:type="spellEnd"/>
+            <w:r>
+              <w:rPr>
+                <w:sz w:val="20"/>
+                <w:szCs w:val="20"/>
+              </w:rPr>
+              <w:t xml:space="preserve"> 20 </w:t>
+            </w:r>
+            <w:proofErr w:type="spellStart"/>
+            <w:r>
+              <w:rPr>
+                <w:sz w:val="20"/>
+                <w:szCs w:val="20"/>
+              </w:rPr>
+              <w:t>ejecuciones</w:t>
+            </w:r>
+            <w:proofErr w:type="spellEnd"/>
+            <w:r>
+              <w:rPr>
+                <w:sz w:val="20"/>
+                <w:szCs w:val="20"/>
+              </w:rPr>
+              <w:t xml:space="preserve">, </w:t>
+            </w:r>
+            <w:proofErr w:type="spellStart"/>
+            <w:r>
+              <w:rPr>
+                <w:sz w:val="20"/>
+                <w:szCs w:val="20"/>
+              </w:rPr>
+              <w:t>percentil</w:t>
+            </w:r>
+            <w:proofErr w:type="spellEnd"/>
+            <w:r>
+              <w:rPr>
+                <w:sz w:val="20"/>
+                <w:szCs w:val="20"/>
+              </w:rPr>
+              <w:t xml:space="preserve"> 95.</w:t>
             </w:r>
           </w:p>
         </w:tc>
       </w:tr>
       <w:tr>
+        <w:tblPrEx>
+          <w:tblCellMar>
+            <w:top w:w="0" w:type="dxa"/>
+            <w:bottom w:w="0" w:type="dxa"/>
+          </w:tblCellMar>
+        </w:tblPrEx>
         <w:tc>
           <w:tcPr>
             <w:tcW w:w="2400" w:type="dxa"/>
@@ -5989,14 +8768,45 @@
             <w:vAlign w:val="center"/>
           </w:tcPr>
           <w:p>
-            <w:r>
-              <w:rPr>
-                <w:b/>
-                <w:bCs/>
-                <w:sz w:val="20"/>
-                <w:szCs w:val="20"/>
-              </w:rPr>
-              <w:t>Prioridad (MoSCoW)</w:t>
+            <w:proofErr w:type="spellStart"/>
+            <w:r>
+              <w:rPr>
+                <w:b/>
+                <w:bCs/>
+                <w:sz w:val="20"/>
+                <w:szCs w:val="20"/>
+              </w:rPr>
+              <w:t>Prioridad</w:t>
+            </w:r>
+            <w:proofErr w:type="spellEnd"/>
+            <w:r>
+              <w:rPr>
+                <w:b/>
+                <w:bCs/>
+                <w:sz w:val="20"/>
+                <w:szCs w:val="20"/>
+              </w:rPr>
+              <w:t xml:space="preserve"> (</w:t>
+            </w:r>
+            <w:proofErr w:type="spellStart"/>
+            <w:r>
+              <w:rPr>
+                <w:b/>
+                <w:bCs/>
+                <w:sz w:val="20"/>
+                <w:szCs w:val="20"/>
+              </w:rPr>
+              <w:t>MoSCoW</w:t>
+            </w:r>
+            <w:proofErr w:type="spellEnd"/>
+            <w:r>
+              <w:rPr>
+                <w:b/>
+                <w:bCs/>
+                <w:sz w:val="20"/>
+                <w:szCs w:val="20"/>
+              </w:rPr>
+              <w:t>)</w:t>
             </w:r>
           </w:p>
         </w:tc>
@@ -6029,6 +8839,12 @@
         </w:tc>
       </w:tr>
       <w:tr>
+        <w:tblPrEx>
+          <w:tblCellMar>
+            <w:top w:w="0" w:type="dxa"/>
+            <w:bottom w:w="0" w:type="dxa"/>
+          </w:tblCellMar>
+        </w:tblPrEx>
         <w:tc>
           <w:tcPr>
             <w:tcW w:w="2400" w:type="dxa"/>
@@ -6055,8 +8871,19 @@
                 <w:sz w:val="20"/>
                 <w:szCs w:val="20"/>
               </w:rPr>
-              <w:t>Test Case asociado</w:t>
-            </w:r>
+              <w:t xml:space="preserve">Test Case </w:t>
+            </w:r>
+            <w:proofErr w:type="spellStart"/>
+            <w:r>
+              <w:rPr>
+                <w:b/>
+                <w:bCs/>
+                <w:sz w:val="20"/>
+                <w:szCs w:val="20"/>
+              </w:rPr>
+              <w:t>asociado</w:t>
+            </w:r>
+            <w:proofErr w:type="spellEnd"/>
           </w:p>
         </w:tc>
         <w:tc>
@@ -6108,13 +8935,19 @@
           <w:left w:w="10" w:type="dxa"/>
           <w:right w:w="10" w:type="dxa"/>
         </w:tblCellMar>
-        <w:tblLook w:val="0000" w:firstRow="0" w:lastRow="0" w:firstColumn="0" w:lastColumn="0" w:noHBand="0" w:noVBand="0"/>
+        <w:tblLook w:val="04A0" w:firstRow="1" w:lastRow="0" w:firstColumn="1" w:lastColumn="0" w:noHBand="0" w:noVBand="1"/>
       </w:tblPr>
       <w:tblGrid>
         <w:gridCol w:w="2400"/>
         <w:gridCol w:w="6960"/>
       </w:tblGrid>
       <w:tr>
+        <w:tblPrEx>
+          <w:tblCellMar>
+            <w:top w:w="0" w:type="dxa"/>
+            <w:bottom w:w="0" w:type="dxa"/>
+          </w:tblCellMar>
+        </w:tblPrEx>
         <w:tc>
           <w:tcPr>
             <w:tcW w:w="9360" w:type="dxa"/>
@@ -6140,12 +8973,46 @@
                 <w:bCs/>
                 <w:color w:val="FFFFFF"/>
               </w:rPr>
-              <w:t>RNF-02  Alimentación externa independiente</w:t>
-            </w:r>
+              <w:t xml:space="preserve">RNF-02  </w:t>
+            </w:r>
+            <w:proofErr w:type="spellStart"/>
+            <w:r>
+              <w:rPr>
+                <w:b/>
+                <w:bCs/>
+                <w:color w:val="FFFFFF"/>
+              </w:rPr>
+              <w:t>Alimentación</w:t>
+            </w:r>
+            <w:proofErr w:type="spellEnd"/>
+            <w:r>
+              <w:rPr>
+                <w:b/>
+                <w:bCs/>
+                <w:color w:val="FFFFFF"/>
+              </w:rPr>
+              <w:t xml:space="preserve"> externa </w:t>
+            </w:r>
+            <w:proofErr w:type="spellStart"/>
+            <w:r>
+              <w:rPr>
+                <w:b/>
+                <w:bCs/>
+                <w:color w:val="FFFFFF"/>
+              </w:rPr>
+              <w:t>independiente</w:t>
+            </w:r>
+            <w:proofErr w:type="spellEnd"/>
           </w:p>
         </w:tc>
       </w:tr>
       <w:tr>
+        <w:tblPrEx>
+          <w:tblCellMar>
+            <w:top w:w="0" w:type="dxa"/>
+            <w:bottom w:w="0" w:type="dxa"/>
+          </w:tblCellMar>
+        </w:tblPrEx>
         <w:tc>
           <w:tcPr>
             <w:tcW w:w="2400" w:type="dxa"/>
@@ -6165,6 +9032,7 @@
             <w:vAlign w:val="center"/>
           </w:tcPr>
           <w:p>
+            <w:proofErr w:type="spellStart"/>
             <w:r>
               <w:rPr>
                 <w:b/>
@@ -6174,6 +9042,7 @@
               </w:rPr>
               <w:t>Descripción</w:t>
             </w:r>
+            <w:proofErr w:type="spellEnd"/>
           </w:p>
         </w:tc>
         <w:tc>
@@ -6205,12 +9074,36 @@
                 <w:szCs w:val="20"/>
                 <w:lang w:val="es-CO"/>
               </w:rPr>
-              <w:t>El sistema debe operar con una fuente externa (no la del laboratorio): fuente conmutada 12 V / ≥ 5 A para los steppers y conversor DC-DC 5 V para lógica.</w:t>
+              <w:t xml:space="preserve">El sistema debe operar con una fuente externa (no la del laboratorio): fuente conmutada 12 V / ≥ 5 A para los </w:t>
+            </w:r>
+            <w:proofErr w:type="spellStart"/>
+            <w:r>
+              <w:rPr>
+                <w:sz w:val="20"/>
+                <w:szCs w:val="20"/>
+                <w:lang w:val="es-CO"/>
+              </w:rPr>
+              <w:t>steppers</w:t>
+            </w:r>
+            <w:proofErr w:type="spellEnd"/>
+            <w:r>
+              <w:rPr>
+                <w:sz w:val="20"/>
+                <w:szCs w:val="20"/>
+                <w:lang w:val="es-CO"/>
+              </w:rPr>
+              <w:t xml:space="preserve"> y conversor DC-DC 5 V para lógica.</w:t>
             </w:r>
           </w:p>
         </w:tc>
       </w:tr>
       <w:tr>
+        <w:tblPrEx>
+          <w:tblCellMar>
+            <w:top w:w="0" w:type="dxa"/>
+            <w:bottom w:w="0" w:type="dxa"/>
+          </w:tblCellMar>
+        </w:tblPrEx>
         <w:tc>
           <w:tcPr>
             <w:tcW w:w="2400" w:type="dxa"/>
@@ -6230,15 +9123,37 @@
             <w:vAlign w:val="center"/>
           </w:tcPr>
           <w:p>
-            <w:r>
-              <w:rPr>
-                <w:b/>
-                <w:bCs/>
-                <w:sz w:val="20"/>
-                <w:szCs w:val="20"/>
-              </w:rPr>
-              <w:t>Criterio de aceptación</w:t>
-            </w:r>
+            <w:proofErr w:type="spellStart"/>
+            <w:r>
+              <w:rPr>
+                <w:b/>
+                <w:bCs/>
+                <w:sz w:val="20"/>
+                <w:szCs w:val="20"/>
+              </w:rPr>
+              <w:t>Criterio</w:t>
+            </w:r>
+            <w:proofErr w:type="spellEnd"/>
+            <w:r>
+              <w:rPr>
+                <w:b/>
+                <w:bCs/>
+                <w:sz w:val="20"/>
+                <w:szCs w:val="20"/>
+              </w:rPr>
+              <w:t xml:space="preserve"> de </w:t>
+            </w:r>
+            <w:proofErr w:type="spellStart"/>
+            <w:r>
+              <w:rPr>
+                <w:b/>
+                <w:bCs/>
+                <w:sz w:val="20"/>
+                <w:szCs w:val="20"/>
+              </w:rPr>
+              <w:t>aceptación</w:t>
+            </w:r>
+            <w:proofErr w:type="spellEnd"/>
           </w:p>
         </w:tc>
         <w:tc>
@@ -6265,19 +9180,123 @@
                 <w:szCs w:val="20"/>
                 <w:lang w:val="es-CO"/>
               </w:rPr>
-              <w:t xml:space="preserve">La fuente externa debe mantener el riel de 5V con caída de tensión ≤ 5% bajo carga máxima sostenida. Verificable midiendo con multímetro el riel de 5V con los 2 steppers activos simultáneamente y el servo en posición de carga. </w:t>
-            </w:r>
-            <w:r>
-              <w:rPr>
-                <w:sz w:val="20"/>
-                <w:szCs w:val="20"/>
-              </w:rPr>
-              <w:t>La medición se realiza durante al menos 60 segundos.</w:t>
+              <w:t xml:space="preserve">La fuente externa debe mantener el riel de 5V con caída de tensión ≤ 5% bajo carga máxima sostenida. Verificable midiendo con multímetro el riel de 5V con los 2 </w:t>
+            </w:r>
+            <w:proofErr w:type="spellStart"/>
+            <w:r>
+              <w:rPr>
+                <w:sz w:val="20"/>
+                <w:szCs w:val="20"/>
+                <w:lang w:val="es-CO"/>
+              </w:rPr>
+              <w:t>steppers</w:t>
+            </w:r>
+            <w:proofErr w:type="spellEnd"/>
+            <w:r>
+              <w:rPr>
+                <w:sz w:val="20"/>
+                <w:szCs w:val="20"/>
+                <w:lang w:val="es-CO"/>
+              </w:rPr>
+              <w:t xml:space="preserve"> activos simultáneamente y el servo en posición de carga. </w:t>
+            </w:r>
+            <w:r>
+              <w:rPr>
+                <w:sz w:val="20"/>
+                <w:szCs w:val="20"/>
+              </w:rPr>
+              <w:t xml:space="preserve">La </w:t>
+            </w:r>
+            <w:proofErr w:type="spellStart"/>
+            <w:r>
+              <w:rPr>
+                <w:sz w:val="20"/>
+                <w:szCs w:val="20"/>
+              </w:rPr>
+              <w:t>medición</w:t>
+            </w:r>
+            <w:proofErr w:type="spellEnd"/>
+            <w:r>
+              <w:rPr>
+                <w:sz w:val="20"/>
+                <w:szCs w:val="20"/>
+              </w:rPr>
+              <w:t xml:space="preserve"> se </w:t>
+            </w:r>
+            <w:proofErr w:type="spellStart"/>
+            <w:r>
+              <w:rPr>
+                <w:sz w:val="20"/>
+                <w:szCs w:val="20"/>
+              </w:rPr>
+              <w:t>realiza</w:t>
+            </w:r>
+            <w:proofErr w:type="spellEnd"/>
+            <w:r>
+              <w:rPr>
+                <w:sz w:val="20"/>
+                <w:szCs w:val="20"/>
+              </w:rPr>
+              <w:t xml:space="preserve"> </w:t>
+            </w:r>
+            <w:proofErr w:type="spellStart"/>
+            <w:r>
+              <w:rPr>
+                <w:sz w:val="20"/>
+                <w:szCs w:val="20"/>
+              </w:rPr>
+              <w:t>durante</w:t>
+            </w:r>
+            <w:proofErr w:type="spellEnd"/>
+            <w:r>
+              <w:rPr>
+                <w:sz w:val="20"/>
+                <w:szCs w:val="20"/>
+              </w:rPr>
+              <w:t xml:space="preserve"> al </w:t>
+            </w:r>
+            <w:proofErr w:type="spellStart"/>
+            <w:r>
+              <w:rPr>
+                <w:sz w:val="20"/>
+                <w:szCs w:val="20"/>
+              </w:rPr>
+              <w:t>menos</w:t>
+            </w:r>
+            <w:proofErr w:type="spellEnd"/>
+            <w:r>
+              <w:rPr>
+                <w:sz w:val="20"/>
+                <w:szCs w:val="20"/>
+              </w:rPr>
+              <w:t xml:space="preserve"> 60 </w:t>
+            </w:r>
+            <w:proofErr w:type="spellStart"/>
+            <w:r>
+              <w:rPr>
+                <w:sz w:val="20"/>
+                <w:szCs w:val="20"/>
+              </w:rPr>
+              <w:t>segundos</w:t>
+            </w:r>
+            <w:proofErr w:type="spellEnd"/>
+            <w:r>
+              <w:rPr>
+                <w:sz w:val="20"/>
+                <w:szCs w:val="20"/>
+              </w:rPr>
+              <w:t>.</w:t>
             </w:r>
           </w:p>
         </w:tc>
       </w:tr>
       <w:tr>
+        <w:tblPrEx>
+          <w:tblCellMar>
+            <w:top w:w="0" w:type="dxa"/>
+            <w:bottom w:w="0" w:type="dxa"/>
+          </w:tblCellMar>
+        </w:tblPrEx>
         <w:tc>
           <w:tcPr>
             <w:tcW w:w="2400" w:type="dxa"/>
@@ -6297,14 +9316,45 @@
             <w:vAlign w:val="center"/>
           </w:tcPr>
           <w:p>
-            <w:r>
-              <w:rPr>
-                <w:b/>
-                <w:bCs/>
-                <w:sz w:val="20"/>
-                <w:szCs w:val="20"/>
-              </w:rPr>
-              <w:t>Prioridad (MoSCoW)</w:t>
+            <w:proofErr w:type="spellStart"/>
+            <w:r>
+              <w:rPr>
+                <w:b/>
+                <w:bCs/>
+                <w:sz w:val="20"/>
+                <w:szCs w:val="20"/>
+              </w:rPr>
+              <w:t>Prioridad</w:t>
+            </w:r>
+            <w:proofErr w:type="spellEnd"/>
+            <w:r>
+              <w:rPr>
+                <w:b/>
+                <w:bCs/>
+                <w:sz w:val="20"/>
+                <w:szCs w:val="20"/>
+              </w:rPr>
+              <w:t xml:space="preserve"> (</w:t>
+            </w:r>
+            <w:proofErr w:type="spellStart"/>
+            <w:r>
+              <w:rPr>
+                <w:b/>
+                <w:bCs/>
+                <w:sz w:val="20"/>
+                <w:szCs w:val="20"/>
+              </w:rPr>
+              <w:t>MoSCoW</w:t>
+            </w:r>
+            <w:proofErr w:type="spellEnd"/>
+            <w:r>
+              <w:rPr>
+                <w:b/>
+                <w:bCs/>
+                <w:sz w:val="20"/>
+                <w:szCs w:val="20"/>
+              </w:rPr>
+              <w:t>)</w:t>
             </w:r>
           </w:p>
         </w:tc>
@@ -6337,6 +9387,12 @@
         </w:tc>
       </w:tr>
       <w:tr>
+        <w:tblPrEx>
+          <w:tblCellMar>
+            <w:top w:w="0" w:type="dxa"/>
+            <w:bottom w:w="0" w:type="dxa"/>
+          </w:tblCellMar>
+        </w:tblPrEx>
         <w:tc>
           <w:tcPr>
             <w:tcW w:w="2400" w:type="dxa"/>
@@ -6363,8 +9419,19 @@
                 <w:sz w:val="20"/>
                 <w:szCs w:val="20"/>
               </w:rPr>
-              <w:t>Test Case asociado</w:t>
-            </w:r>
+              <w:t xml:space="preserve">Test Case </w:t>
+            </w:r>
+            <w:proofErr w:type="spellStart"/>
+            <w:r>
+              <w:rPr>
+                <w:b/>
+                <w:bCs/>
+                <w:sz w:val="20"/>
+                <w:szCs w:val="20"/>
+              </w:rPr>
+              <w:t>asociado</w:t>
+            </w:r>
+            <w:proofErr w:type="spellEnd"/>
           </w:p>
         </w:tc>
         <w:tc>
@@ -6416,13 +9483,19 @@
           <w:left w:w="10" w:type="dxa"/>
           <w:right w:w="10" w:type="dxa"/>
         </w:tblCellMar>
-        <w:tblLook w:val="0000" w:firstRow="0" w:lastRow="0" w:firstColumn="0" w:lastColumn="0" w:noHBand="0" w:noVBand="0"/>
+        <w:tblLook w:val="04A0" w:firstRow="1" w:lastRow="0" w:firstColumn="1" w:lastColumn="0" w:noHBand="0" w:noVBand="1"/>
       </w:tblPr>
       <w:tblGrid>
         <w:gridCol w:w="2400"/>
         <w:gridCol w:w="6960"/>
       </w:tblGrid>
       <w:tr>
+        <w:tblPrEx>
+          <w:tblCellMar>
+            <w:top w:w="0" w:type="dxa"/>
+            <w:bottom w:w="0" w:type="dxa"/>
+          </w:tblCellMar>
+        </w:tblPrEx>
         <w:tc>
           <w:tcPr>
             <w:tcW w:w="9360" w:type="dxa"/>
@@ -6460,6 +9533,12 @@
         </w:tc>
       </w:tr>
       <w:tr>
+        <w:tblPrEx>
+          <w:tblCellMar>
+            <w:top w:w="0" w:type="dxa"/>
+            <w:bottom w:w="0" w:type="dxa"/>
+          </w:tblCellMar>
+        </w:tblPrEx>
         <w:tc>
           <w:tcPr>
             <w:tcW w:w="2400" w:type="dxa"/>
@@ -6479,6 +9558,7 @@
             <w:vAlign w:val="center"/>
           </w:tcPr>
           <w:p>
+            <w:proofErr w:type="spellStart"/>
             <w:r>
               <w:rPr>
                 <w:b/>
@@ -6488,6 +9568,7 @@
               </w:rPr>
               <w:t>Descripción</w:t>
             </w:r>
+            <w:proofErr w:type="spellEnd"/>
           </w:p>
         </w:tc>
         <w:tc>
@@ -6521,12 +9602,34 @@
                 <w:sz w:val="20"/>
                 <w:szCs w:val="20"/>
               </w:rPr>
-              <w:t>No se permite protoboard.</w:t>
+              <w:t xml:space="preserve">No se </w:t>
+            </w:r>
+            <w:proofErr w:type="spellStart"/>
+            <w:r>
+              <w:rPr>
+                <w:sz w:val="20"/>
+                <w:szCs w:val="20"/>
+              </w:rPr>
+              <w:t>permite</w:t>
+            </w:r>
+            <w:proofErr w:type="spellEnd"/>
+            <w:r>
+              <w:rPr>
+                <w:sz w:val="20"/>
+                <w:szCs w:val="20"/>
+              </w:rPr>
+              <w:t xml:space="preserve"> protoboard.</w:t>
             </w:r>
           </w:p>
         </w:tc>
       </w:tr>
       <w:tr>
+        <w:tblPrEx>
+          <w:tblCellMar>
+            <w:top w:w="0" w:type="dxa"/>
+            <w:bottom w:w="0" w:type="dxa"/>
+          </w:tblCellMar>
+        </w:tblPrEx>
         <w:tc>
           <w:tcPr>
             <w:tcW w:w="2400" w:type="dxa"/>
@@ -6546,15 +9649,37 @@
             <w:vAlign w:val="center"/>
           </w:tcPr>
           <w:p>
-            <w:r>
-              <w:rPr>
-                <w:b/>
-                <w:bCs/>
-                <w:sz w:val="20"/>
-                <w:szCs w:val="20"/>
-              </w:rPr>
-              <w:t>Criterio de aceptación</w:t>
-            </w:r>
+            <w:proofErr w:type="spellStart"/>
+            <w:r>
+              <w:rPr>
+                <w:b/>
+                <w:bCs/>
+                <w:sz w:val="20"/>
+                <w:szCs w:val="20"/>
+              </w:rPr>
+              <w:t>Criterio</w:t>
+            </w:r>
+            <w:proofErr w:type="spellEnd"/>
+            <w:r>
+              <w:rPr>
+                <w:b/>
+                <w:bCs/>
+                <w:sz w:val="20"/>
+                <w:szCs w:val="20"/>
+              </w:rPr>
+              <w:t xml:space="preserve"> de </w:t>
+            </w:r>
+            <w:proofErr w:type="spellStart"/>
+            <w:r>
+              <w:rPr>
+                <w:b/>
+                <w:bCs/>
+                <w:sz w:val="20"/>
+                <w:szCs w:val="20"/>
+              </w:rPr>
+              <w:t>aceptación</w:t>
+            </w:r>
+            <w:proofErr w:type="spellEnd"/>
           </w:p>
         </w:tc>
         <w:tc>
@@ -6586,12 +9711,54 @@
                 <w:szCs w:val="20"/>
                 <w:lang w:val="es-CO"/>
               </w:rPr>
-              <w:t>Inspección visual durante la demo. Esquemático documentado en KiCad/EasyEDA y entregado en el repositorio.</w:t>
+              <w:t xml:space="preserve">Inspección visual durante la demo. Esquemático documentado en </w:t>
+            </w:r>
+            <w:proofErr w:type="spellStart"/>
+            <w:r>
+              <w:rPr>
+                <w:sz w:val="20"/>
+                <w:szCs w:val="20"/>
+                <w:lang w:val="es-CO"/>
+              </w:rPr>
+              <w:t>KiCad</w:t>
+            </w:r>
+            <w:proofErr w:type="spellEnd"/>
+            <w:r>
+              <w:rPr>
+                <w:sz w:val="20"/>
+                <w:szCs w:val="20"/>
+                <w:lang w:val="es-CO"/>
+              </w:rPr>
+              <w:t>/</w:t>
+            </w:r>
+            <w:proofErr w:type="spellStart"/>
+            <w:r>
+              <w:rPr>
+                <w:sz w:val="20"/>
+                <w:szCs w:val="20"/>
+                <w:lang w:val="es-CO"/>
+              </w:rPr>
+              <w:t>EasyEDA</w:t>
+            </w:r>
+            <w:proofErr w:type="spellEnd"/>
+            <w:r>
+              <w:rPr>
+                <w:sz w:val="20"/>
+                <w:szCs w:val="20"/>
+                <w:lang w:val="es-CO"/>
+              </w:rPr>
+              <w:t xml:space="preserve"> y entregado en el repositorio.</w:t>
             </w:r>
           </w:p>
         </w:tc>
       </w:tr>
       <w:tr>
+        <w:tblPrEx>
+          <w:tblCellMar>
+            <w:top w:w="0" w:type="dxa"/>
+            <w:bottom w:w="0" w:type="dxa"/>
+          </w:tblCellMar>
+        </w:tblPrEx>
         <w:tc>
           <w:tcPr>
             <w:tcW w:w="2400" w:type="dxa"/>
@@ -6611,14 +9778,45 @@
             <w:vAlign w:val="center"/>
           </w:tcPr>
           <w:p>
-            <w:r>
-              <w:rPr>
-                <w:b/>
-                <w:bCs/>
-                <w:sz w:val="20"/>
-                <w:szCs w:val="20"/>
-              </w:rPr>
-              <w:t>Prioridad (MoSCoW)</w:t>
+            <w:proofErr w:type="spellStart"/>
+            <w:r>
+              <w:rPr>
+                <w:b/>
+                <w:bCs/>
+                <w:sz w:val="20"/>
+                <w:szCs w:val="20"/>
+              </w:rPr>
+              <w:t>Prioridad</w:t>
+            </w:r>
+            <w:proofErr w:type="spellEnd"/>
+            <w:r>
+              <w:rPr>
+                <w:b/>
+                <w:bCs/>
+                <w:sz w:val="20"/>
+                <w:szCs w:val="20"/>
+              </w:rPr>
+              <w:t xml:space="preserve"> (</w:t>
+            </w:r>
+            <w:proofErr w:type="spellStart"/>
+            <w:r>
+              <w:rPr>
+                <w:b/>
+                <w:bCs/>
+                <w:sz w:val="20"/>
+                <w:szCs w:val="20"/>
+              </w:rPr>
+              <w:t>MoSCoW</w:t>
+            </w:r>
+            <w:proofErr w:type="spellEnd"/>
+            <w:r>
+              <w:rPr>
+                <w:b/>
+                <w:bCs/>
+                <w:sz w:val="20"/>
+                <w:szCs w:val="20"/>
+              </w:rPr>
+              <w:t>)</w:t>
             </w:r>
           </w:p>
         </w:tc>
@@ -6651,6 +9849,12 @@
         </w:tc>
       </w:tr>
       <w:tr>
+        <w:tblPrEx>
+          <w:tblCellMar>
+            <w:top w:w="0" w:type="dxa"/>
+            <w:bottom w:w="0" w:type="dxa"/>
+          </w:tblCellMar>
+        </w:tblPrEx>
         <w:tc>
           <w:tcPr>
             <w:tcW w:w="2400" w:type="dxa"/>
@@ -6677,8 +9881,19 @@
                 <w:sz w:val="20"/>
                 <w:szCs w:val="20"/>
               </w:rPr>
-              <w:t>Test Case asociado</w:t>
-            </w:r>
+              <w:t xml:space="preserve">Test Case </w:t>
+            </w:r>
+            <w:proofErr w:type="spellStart"/>
+            <w:r>
+              <w:rPr>
+                <w:b/>
+                <w:bCs/>
+                <w:sz w:val="20"/>
+                <w:szCs w:val="20"/>
+              </w:rPr>
+              <w:t>asociado</w:t>
+            </w:r>
+            <w:proofErr w:type="spellEnd"/>
           </w:p>
         </w:tc>
         <w:tc>
@@ -6730,13 +9945,19 @@
           <w:left w:w="10" w:type="dxa"/>
           <w:right w:w="10" w:type="dxa"/>
         </w:tblCellMar>
-        <w:tblLook w:val="0000" w:firstRow="0" w:lastRow="0" w:firstColumn="0" w:lastColumn="0" w:noHBand="0" w:noVBand="0"/>
+        <w:tblLook w:val="04A0" w:firstRow="1" w:lastRow="0" w:firstColumn="1" w:lastColumn="0" w:noHBand="0" w:noVBand="1"/>
       </w:tblPr>
       <w:tblGrid>
         <w:gridCol w:w="2400"/>
         <w:gridCol w:w="6960"/>
       </w:tblGrid>
       <w:tr>
+        <w:tblPrEx>
+          <w:tblCellMar>
+            <w:top w:w="0" w:type="dxa"/>
+            <w:bottom w:w="0" w:type="dxa"/>
+          </w:tblCellMar>
+        </w:tblPrEx>
         <w:tc>
           <w:tcPr>
             <w:tcW w:w="9360" w:type="dxa"/>
@@ -6774,6 +9995,12 @@
         </w:tc>
       </w:tr>
       <w:tr>
+        <w:tblPrEx>
+          <w:tblCellMar>
+            <w:top w:w="0" w:type="dxa"/>
+            <w:bottom w:w="0" w:type="dxa"/>
+          </w:tblCellMar>
+        </w:tblPrEx>
         <w:tc>
           <w:tcPr>
             <w:tcW w:w="2400" w:type="dxa"/>
@@ -6793,6 +10020,7 @@
             <w:vAlign w:val="center"/>
           </w:tcPr>
           <w:p>
+            <w:proofErr w:type="spellStart"/>
             <w:r>
               <w:rPr>
                 <w:b/>
@@ -6802,6 +10030,7 @@
               </w:rPr>
               <w:t>Descripción</w:t>
             </w:r>
+            <w:proofErr w:type="spellEnd"/>
           </w:p>
         </w:tc>
         <w:tc>
@@ -6839,6 +10068,12 @@
         </w:tc>
       </w:tr>
       <w:tr>
+        <w:tblPrEx>
+          <w:tblCellMar>
+            <w:top w:w="0" w:type="dxa"/>
+            <w:bottom w:w="0" w:type="dxa"/>
+          </w:tblCellMar>
+        </w:tblPrEx>
         <w:tc>
           <w:tcPr>
             <w:tcW w:w="2400" w:type="dxa"/>
@@ -6858,15 +10093,37 @@
             <w:vAlign w:val="center"/>
           </w:tcPr>
           <w:p>
-            <w:r>
-              <w:rPr>
-                <w:b/>
-                <w:bCs/>
-                <w:sz w:val="20"/>
-                <w:szCs w:val="20"/>
-              </w:rPr>
-              <w:t>Criterio de aceptación</w:t>
-            </w:r>
+            <w:proofErr w:type="spellStart"/>
+            <w:r>
+              <w:rPr>
+                <w:b/>
+                <w:bCs/>
+                <w:sz w:val="20"/>
+                <w:szCs w:val="20"/>
+              </w:rPr>
+              <w:t>Criterio</w:t>
+            </w:r>
+            <w:proofErr w:type="spellEnd"/>
+            <w:r>
+              <w:rPr>
+                <w:b/>
+                <w:bCs/>
+                <w:sz w:val="20"/>
+                <w:szCs w:val="20"/>
+              </w:rPr>
+              <w:t xml:space="preserve"> de </w:t>
+            </w:r>
+            <w:proofErr w:type="spellStart"/>
+            <w:r>
+              <w:rPr>
+                <w:b/>
+                <w:bCs/>
+                <w:sz w:val="20"/>
+                <w:szCs w:val="20"/>
+              </w:rPr>
+              <w:t>aceptación</w:t>
+            </w:r>
+            <w:proofErr w:type="spellEnd"/>
           </w:p>
         </w:tc>
         <w:tc>
@@ -6904,6 +10161,12 @@
         </w:tc>
       </w:tr>
       <w:tr>
+        <w:tblPrEx>
+          <w:tblCellMar>
+            <w:top w:w="0" w:type="dxa"/>
+            <w:bottom w:w="0" w:type="dxa"/>
+          </w:tblCellMar>
+        </w:tblPrEx>
         <w:tc>
           <w:tcPr>
             <w:tcW w:w="2400" w:type="dxa"/>
@@ -6923,6 +10186,7 @@
             <w:vAlign w:val="center"/>
           </w:tcPr>
           <w:p>
+            <w:proofErr w:type="spellStart"/>
             <w:r>
               <w:rPr>
                 <w:b/>
@@ -6931,7 +10195,37 @@
                 <w:szCs w:val="20"/>
               </w:rPr>
               <w:lastRenderedPageBreak/>
-              <w:t>Prioridad (MoSCoW)</w:t>
+              <w:t>Prioridad</w:t>
+            </w:r>
+            <w:proofErr w:type="spellEnd"/>
+            <w:r>
+              <w:rPr>
+                <w:b/>
+                <w:bCs/>
+                <w:sz w:val="20"/>
+                <w:szCs w:val="20"/>
+              </w:rPr>
+              <w:t xml:space="preserve"> (</w:t>
+            </w:r>
+            <w:proofErr w:type="spellStart"/>
+            <w:r>
+              <w:rPr>
+                <w:b/>
+                <w:bCs/>
+                <w:sz w:val="20"/>
+                <w:szCs w:val="20"/>
+              </w:rPr>
+              <w:t>MoSCoW</w:t>
+            </w:r>
+            <w:proofErr w:type="spellEnd"/>
+            <w:r>
+              <w:rPr>
+                <w:b/>
+                <w:bCs/>
+                <w:sz w:val="20"/>
+                <w:szCs w:val="20"/>
+              </w:rPr>
+              <w:t>)</w:t>
             </w:r>
           </w:p>
         </w:tc>
@@ -6964,6 +10258,12 @@
         </w:tc>
       </w:tr>
       <w:tr>
+        <w:tblPrEx>
+          <w:tblCellMar>
+            <w:top w:w="0" w:type="dxa"/>
+            <w:bottom w:w="0" w:type="dxa"/>
+          </w:tblCellMar>
+        </w:tblPrEx>
         <w:tc>
           <w:tcPr>
             <w:tcW w:w="2400" w:type="dxa"/>
@@ -6990,8 +10290,19 @@
                 <w:sz w:val="20"/>
                 <w:szCs w:val="20"/>
               </w:rPr>
-              <w:t>Test Case asociado</w:t>
-            </w:r>
+              <w:t xml:space="preserve">Test Case </w:t>
+            </w:r>
+            <w:proofErr w:type="spellStart"/>
+            <w:r>
+              <w:rPr>
+                <w:b/>
+                <w:bCs/>
+                <w:sz w:val="20"/>
+                <w:szCs w:val="20"/>
+              </w:rPr>
+              <w:t>asociado</w:t>
+            </w:r>
+            <w:proofErr w:type="spellEnd"/>
           </w:p>
         </w:tc>
         <w:tc>
@@ -7043,13 +10354,19 @@
           <w:left w:w="10" w:type="dxa"/>
           <w:right w:w="10" w:type="dxa"/>
         </w:tblCellMar>
-        <w:tblLook w:val="0000" w:firstRow="0" w:lastRow="0" w:firstColumn="0" w:lastColumn="0" w:noHBand="0" w:noVBand="0"/>
+        <w:tblLook w:val="04A0" w:firstRow="1" w:lastRow="0" w:firstColumn="1" w:lastColumn="0" w:noHBand="0" w:noVBand="1"/>
       </w:tblPr>
       <w:tblGrid>
         <w:gridCol w:w="2400"/>
         <w:gridCol w:w="6960"/>
       </w:tblGrid>
       <w:tr>
+        <w:tblPrEx>
+          <w:tblCellMar>
+            <w:top w:w="0" w:type="dxa"/>
+            <w:bottom w:w="0" w:type="dxa"/>
+          </w:tblCellMar>
+        </w:tblPrEx>
         <w:tc>
           <w:tcPr>
             <w:tcW w:w="9360" w:type="dxa"/>
@@ -7087,6 +10404,12 @@
         </w:tc>
       </w:tr>
       <w:tr>
+        <w:tblPrEx>
+          <w:tblCellMar>
+            <w:top w:w="0" w:type="dxa"/>
+            <w:bottom w:w="0" w:type="dxa"/>
+          </w:tblCellMar>
+        </w:tblPrEx>
         <w:tc>
           <w:tcPr>
             <w:tcW w:w="2400" w:type="dxa"/>
@@ -7106,6 +10429,7 @@
             <w:vAlign w:val="center"/>
           </w:tcPr>
           <w:p>
+            <w:proofErr w:type="spellStart"/>
             <w:r>
               <w:rPr>
                 <w:b/>
@@ -7115,6 +10439,7 @@
               </w:rPr>
               <w:t>Descripción</w:t>
             </w:r>
+            <w:proofErr w:type="spellEnd"/>
           </w:p>
         </w:tc>
         <w:tc>
@@ -7146,12 +10471,36 @@
                 <w:szCs w:val="20"/>
                 <w:lang w:val="es-CO"/>
               </w:rPr>
-              <w:t>El firmware debe reportar su versión semántica (MAJOR.MINOR.PATCH) y el hash corto del commit de Git al iniciar, vía log UART.</w:t>
+              <w:t xml:space="preserve">El firmware debe reportar su versión semántica (MAJOR.MINOR.PATCH) y el hash corto del </w:t>
+            </w:r>
+            <w:proofErr w:type="spellStart"/>
+            <w:r>
+              <w:rPr>
+                <w:sz w:val="20"/>
+                <w:szCs w:val="20"/>
+                <w:lang w:val="es-CO"/>
+              </w:rPr>
+              <w:t>commit</w:t>
+            </w:r>
+            <w:proofErr w:type="spellEnd"/>
+            <w:r>
+              <w:rPr>
+                <w:sz w:val="20"/>
+                <w:szCs w:val="20"/>
+                <w:lang w:val="es-CO"/>
+              </w:rPr>
+              <w:t xml:space="preserve"> de Git al iniciar, vía log UART.</w:t>
             </w:r>
           </w:p>
         </w:tc>
       </w:tr>
       <w:tr>
+        <w:tblPrEx>
+          <w:tblCellMar>
+            <w:top w:w="0" w:type="dxa"/>
+            <w:bottom w:w="0" w:type="dxa"/>
+          </w:tblCellMar>
+        </w:tblPrEx>
         <w:tc>
           <w:tcPr>
             <w:tcW w:w="2400" w:type="dxa"/>
@@ -7171,15 +10520,37 @@
             <w:vAlign w:val="center"/>
           </w:tcPr>
           <w:p>
-            <w:r>
-              <w:rPr>
-                <w:b/>
-                <w:bCs/>
-                <w:sz w:val="20"/>
-                <w:szCs w:val="20"/>
-              </w:rPr>
-              <w:t>Criterio de aceptación</w:t>
-            </w:r>
+            <w:proofErr w:type="spellStart"/>
+            <w:r>
+              <w:rPr>
+                <w:b/>
+                <w:bCs/>
+                <w:sz w:val="20"/>
+                <w:szCs w:val="20"/>
+              </w:rPr>
+              <w:t>Criterio</w:t>
+            </w:r>
+            <w:proofErr w:type="spellEnd"/>
+            <w:r>
+              <w:rPr>
+                <w:b/>
+                <w:bCs/>
+                <w:sz w:val="20"/>
+                <w:szCs w:val="20"/>
+              </w:rPr>
+              <w:t xml:space="preserve"> de </w:t>
+            </w:r>
+            <w:proofErr w:type="spellStart"/>
+            <w:r>
+              <w:rPr>
+                <w:b/>
+                <w:bCs/>
+                <w:sz w:val="20"/>
+                <w:szCs w:val="20"/>
+              </w:rPr>
+              <w:t>aceptación</w:t>
+            </w:r>
+            <w:proofErr w:type="spellEnd"/>
           </w:p>
         </w:tc>
         <w:tc>
@@ -7210,20 +10581,112 @@
                 <w:sz w:val="20"/>
                 <w:szCs w:val="20"/>
               </w:rPr>
-              <w:t xml:space="preserve">Línea inicial del log tras boot: INFO BOOT firmware=v0.X.Y commit=abcdef1. </w:t>
-            </w:r>
-            <w:r>
-              <w:rPr>
-                <w:sz w:val="20"/>
-                <w:szCs w:val="20"/>
-                <w:lang w:val="es-CO"/>
-              </w:rPr>
-              <w:t>El versionado se inyecta en compilación desde el sistema de build (PlatformIO build_flags).</w:t>
+              <w:t xml:space="preserve">Línea </w:t>
+            </w:r>
+            <w:proofErr w:type="spellStart"/>
+            <w:r>
+              <w:rPr>
+                <w:sz w:val="20"/>
+                <w:szCs w:val="20"/>
+              </w:rPr>
+              <w:t>inicial</w:t>
+            </w:r>
+            <w:proofErr w:type="spellEnd"/>
+            <w:r>
+              <w:rPr>
+                <w:sz w:val="20"/>
+                <w:szCs w:val="20"/>
+              </w:rPr>
+              <w:t xml:space="preserve"> del log </w:t>
+            </w:r>
+            <w:proofErr w:type="spellStart"/>
+            <w:r>
+              <w:rPr>
+                <w:sz w:val="20"/>
+                <w:szCs w:val="20"/>
+              </w:rPr>
+              <w:t>tras</w:t>
+            </w:r>
+            <w:proofErr w:type="spellEnd"/>
+            <w:r>
+              <w:rPr>
+                <w:sz w:val="20"/>
+                <w:szCs w:val="20"/>
+              </w:rPr>
+              <w:t xml:space="preserve"> boot: INFO BOOT firmware=v0.X.Y commit=abcdef1. </w:t>
+            </w:r>
+            <w:r>
+              <w:rPr>
+                <w:sz w:val="20"/>
+                <w:szCs w:val="20"/>
+                <w:lang w:val="es-CO"/>
+              </w:rPr>
+              <w:t xml:space="preserve">El versionado se inyecta en compilación desde el sistema de </w:t>
+            </w:r>
+            <w:proofErr w:type="spellStart"/>
+            <w:r>
+              <w:rPr>
+                <w:sz w:val="20"/>
+                <w:szCs w:val="20"/>
+                <w:lang w:val="es-CO"/>
+              </w:rPr>
+              <w:t>build</w:t>
+            </w:r>
+            <w:proofErr w:type="spellEnd"/>
+            <w:r>
+              <w:rPr>
+                <w:sz w:val="20"/>
+                <w:szCs w:val="20"/>
+                <w:lang w:val="es-CO"/>
+              </w:rPr>
+              <w:t xml:space="preserve"> (</w:t>
+            </w:r>
+            <w:proofErr w:type="spellStart"/>
+            <w:r>
+              <w:rPr>
+                <w:sz w:val="20"/>
+                <w:szCs w:val="20"/>
+                <w:lang w:val="es-CO"/>
+              </w:rPr>
+              <w:t>PlatformIO</w:t>
+            </w:r>
+            <w:proofErr w:type="spellEnd"/>
+            <w:r>
+              <w:rPr>
+                <w:sz w:val="20"/>
+                <w:szCs w:val="20"/>
+                <w:lang w:val="es-CO"/>
+              </w:rPr>
+              <w:t xml:space="preserve"> </w:t>
+            </w:r>
+            <w:proofErr w:type="spellStart"/>
+            <w:r>
+              <w:rPr>
+                <w:sz w:val="20"/>
+                <w:szCs w:val="20"/>
+                <w:lang w:val="es-CO"/>
+              </w:rPr>
+              <w:t>build_flags</w:t>
+            </w:r>
+            <w:proofErr w:type="spellEnd"/>
+            <w:r>
+              <w:rPr>
+                <w:sz w:val="20"/>
+                <w:szCs w:val="20"/>
+                <w:lang w:val="es-CO"/>
+              </w:rPr>
+              <w:t>).</w:t>
             </w:r>
           </w:p>
         </w:tc>
       </w:tr>
       <w:tr>
+        <w:tblPrEx>
+          <w:tblCellMar>
+            <w:top w:w="0" w:type="dxa"/>
+            <w:bottom w:w="0" w:type="dxa"/>
+          </w:tblCellMar>
+        </w:tblPrEx>
         <w:tc>
           <w:tcPr>
             <w:tcW w:w="2400" w:type="dxa"/>
@@ -7243,14 +10706,45 @@
             <w:vAlign w:val="center"/>
           </w:tcPr>
           <w:p>
-            <w:r>
-              <w:rPr>
-                <w:b/>
-                <w:bCs/>
-                <w:sz w:val="20"/>
-                <w:szCs w:val="20"/>
-              </w:rPr>
-              <w:t>Prioridad (MoSCoW)</w:t>
+            <w:proofErr w:type="spellStart"/>
+            <w:r>
+              <w:rPr>
+                <w:b/>
+                <w:bCs/>
+                <w:sz w:val="20"/>
+                <w:szCs w:val="20"/>
+              </w:rPr>
+              <w:t>Prioridad</w:t>
+            </w:r>
+            <w:proofErr w:type="spellEnd"/>
+            <w:r>
+              <w:rPr>
+                <w:b/>
+                <w:bCs/>
+                <w:sz w:val="20"/>
+                <w:szCs w:val="20"/>
+              </w:rPr>
+              <w:t xml:space="preserve"> (</w:t>
+            </w:r>
+            <w:proofErr w:type="spellStart"/>
+            <w:r>
+              <w:rPr>
+                <w:b/>
+                <w:bCs/>
+                <w:sz w:val="20"/>
+                <w:szCs w:val="20"/>
+              </w:rPr>
+              <w:t>MoSCoW</w:t>
+            </w:r>
+            <w:proofErr w:type="spellEnd"/>
+            <w:r>
+              <w:rPr>
+                <w:b/>
+                <w:bCs/>
+                <w:sz w:val="20"/>
+                <w:szCs w:val="20"/>
+              </w:rPr>
+              <w:t>)</w:t>
             </w:r>
           </w:p>
         </w:tc>
@@ -7283,6 +10777,12 @@
         </w:tc>
       </w:tr>
       <w:tr>
+        <w:tblPrEx>
+          <w:tblCellMar>
+            <w:top w:w="0" w:type="dxa"/>
+            <w:bottom w:w="0" w:type="dxa"/>
+          </w:tblCellMar>
+        </w:tblPrEx>
         <w:tc>
           <w:tcPr>
             <w:tcW w:w="2400" w:type="dxa"/>
@@ -7309,8 +10809,19 @@
                 <w:sz w:val="20"/>
                 <w:szCs w:val="20"/>
               </w:rPr>
-              <w:t>Test Case asociado</w:t>
-            </w:r>
+              <w:t xml:space="preserve">Test Case </w:t>
+            </w:r>
+            <w:proofErr w:type="spellStart"/>
+            <w:r>
+              <w:rPr>
+                <w:b/>
+                <w:bCs/>
+                <w:sz w:val="20"/>
+                <w:szCs w:val="20"/>
+              </w:rPr>
+              <w:t>asociado</w:t>
+            </w:r>
+            <w:proofErr w:type="spellEnd"/>
           </w:p>
         </w:tc>
         <w:tc>
@@ -7362,13 +10873,19 @@
           <w:left w:w="10" w:type="dxa"/>
           <w:right w:w="10" w:type="dxa"/>
         </w:tblCellMar>
-        <w:tblLook w:val="0000" w:firstRow="0" w:lastRow="0" w:firstColumn="0" w:lastColumn="0" w:noHBand="0" w:noVBand="0"/>
+        <w:tblLook w:val="04A0" w:firstRow="1" w:lastRow="0" w:firstColumn="1" w:lastColumn="0" w:noHBand="0" w:noVBand="1"/>
       </w:tblPr>
       <w:tblGrid>
         <w:gridCol w:w="2400"/>
         <w:gridCol w:w="6960"/>
       </w:tblGrid>
       <w:tr>
+        <w:tblPrEx>
+          <w:tblCellMar>
+            <w:top w:w="0" w:type="dxa"/>
+            <w:bottom w:w="0" w:type="dxa"/>
+          </w:tblCellMar>
+        </w:tblPrEx>
         <w:tc>
           <w:tcPr>
             <w:tcW w:w="9360" w:type="dxa"/>
@@ -7406,6 +10923,12 @@
         </w:tc>
       </w:tr>
       <w:tr>
+        <w:tblPrEx>
+          <w:tblCellMar>
+            <w:top w:w="0" w:type="dxa"/>
+            <w:bottom w:w="0" w:type="dxa"/>
+          </w:tblCellMar>
+        </w:tblPrEx>
         <w:tc>
           <w:tcPr>
             <w:tcW w:w="2400" w:type="dxa"/>
@@ -7425,6 +10948,7 @@
             <w:vAlign w:val="center"/>
           </w:tcPr>
           <w:p>
+            <w:proofErr w:type="spellStart"/>
             <w:r>
               <w:rPr>
                 <w:b/>
@@ -7434,6 +10958,7 @@
               </w:rPr>
               <w:t>Descripción</w:t>
             </w:r>
+            <w:proofErr w:type="spellEnd"/>
           </w:p>
         </w:tc>
         <w:tc>
@@ -7465,12 +10990,108 @@
                 <w:szCs w:val="20"/>
                 <w:lang w:val="es-CO"/>
               </w:rPr>
-              <w:t>El firmware debe estructurarse en módulos con responsabilidad única y acoplamiento bajo: HAL, drivers (stepper, hx711, mcp23017), servicios (motion, inventory, logger), aplicación (state machine).</w:t>
+              <w:t>El firmware debe estructurarse en módulos con responsabilidad única y acoplamiento bajo: HAL, drivers (</w:t>
+            </w:r>
+            <w:proofErr w:type="spellStart"/>
+            <w:r>
+              <w:rPr>
+                <w:sz w:val="20"/>
+                <w:szCs w:val="20"/>
+                <w:lang w:val="es-CO"/>
+              </w:rPr>
+              <w:t>stepper</w:t>
+            </w:r>
+            <w:proofErr w:type="spellEnd"/>
+            <w:r>
+              <w:rPr>
+                <w:sz w:val="20"/>
+                <w:szCs w:val="20"/>
+                <w:lang w:val="es-CO"/>
+              </w:rPr>
+              <w:t>, mcp23017), servicios (</w:t>
+            </w:r>
+            <w:proofErr w:type="spellStart"/>
+            <w:r>
+              <w:rPr>
+                <w:sz w:val="20"/>
+                <w:szCs w:val="20"/>
+                <w:lang w:val="es-CO"/>
+              </w:rPr>
+              <w:t>motion</w:t>
+            </w:r>
+            <w:proofErr w:type="spellEnd"/>
+            <w:r>
+              <w:rPr>
+                <w:sz w:val="20"/>
+                <w:szCs w:val="20"/>
+                <w:lang w:val="es-CO"/>
+              </w:rPr>
+              <w:t xml:space="preserve">, </w:t>
+            </w:r>
+            <w:proofErr w:type="spellStart"/>
+            <w:r>
+              <w:rPr>
+                <w:sz w:val="20"/>
+                <w:szCs w:val="20"/>
+                <w:lang w:val="es-CO"/>
+              </w:rPr>
+              <w:t>inventory</w:t>
+            </w:r>
+            <w:proofErr w:type="spellEnd"/>
+            <w:r>
+              <w:rPr>
+                <w:sz w:val="20"/>
+                <w:szCs w:val="20"/>
+                <w:lang w:val="es-CO"/>
+              </w:rPr>
+              <w:t xml:space="preserve">, </w:t>
+            </w:r>
+            <w:proofErr w:type="spellStart"/>
+            <w:r>
+              <w:rPr>
+                <w:sz w:val="20"/>
+                <w:szCs w:val="20"/>
+                <w:lang w:val="es-CO"/>
+              </w:rPr>
+              <w:t>logger</w:t>
+            </w:r>
+            <w:proofErr w:type="spellEnd"/>
+            <w:r>
+              <w:rPr>
+                <w:sz w:val="20"/>
+                <w:szCs w:val="20"/>
+                <w:lang w:val="es-CO"/>
+              </w:rPr>
+              <w:t>), aplicación (</w:t>
+            </w:r>
+            <w:proofErr w:type="spellStart"/>
+            <w:r>
+              <w:rPr>
+                <w:sz w:val="20"/>
+                <w:szCs w:val="20"/>
+                <w:lang w:val="es-CO"/>
+              </w:rPr>
+              <w:t>state</w:t>
+            </w:r>
+            <w:proofErr w:type="spellEnd"/>
+            <w:r>
+              <w:rPr>
+                <w:sz w:val="20"/>
+                <w:szCs w:val="20"/>
+                <w:lang w:val="es-CO"/>
+              </w:rPr>
+              <w:t xml:space="preserve"> machine).</w:t>
             </w:r>
           </w:p>
         </w:tc>
       </w:tr>
       <w:tr>
+        <w:tblPrEx>
+          <w:tblCellMar>
+            <w:top w:w="0" w:type="dxa"/>
+            <w:bottom w:w="0" w:type="dxa"/>
+          </w:tblCellMar>
+        </w:tblPrEx>
         <w:tc>
           <w:tcPr>
             <w:tcW w:w="2400" w:type="dxa"/>
@@ -7490,15 +11111,37 @@
             <w:vAlign w:val="center"/>
           </w:tcPr>
           <w:p>
-            <w:r>
-              <w:rPr>
-                <w:b/>
-                <w:bCs/>
-                <w:sz w:val="20"/>
-                <w:szCs w:val="20"/>
-              </w:rPr>
-              <w:t>Criterio de aceptación</w:t>
-            </w:r>
+            <w:proofErr w:type="spellStart"/>
+            <w:r>
+              <w:rPr>
+                <w:b/>
+                <w:bCs/>
+                <w:sz w:val="20"/>
+                <w:szCs w:val="20"/>
+              </w:rPr>
+              <w:t>Criterio</w:t>
+            </w:r>
+            <w:proofErr w:type="spellEnd"/>
+            <w:r>
+              <w:rPr>
+                <w:b/>
+                <w:bCs/>
+                <w:sz w:val="20"/>
+                <w:szCs w:val="20"/>
+              </w:rPr>
+              <w:t xml:space="preserve"> de </w:t>
+            </w:r>
+            <w:proofErr w:type="spellStart"/>
+            <w:r>
+              <w:rPr>
+                <w:b/>
+                <w:bCs/>
+                <w:sz w:val="20"/>
+                <w:szCs w:val="20"/>
+              </w:rPr>
+              <w:t>aceptación</w:t>
+            </w:r>
+            <w:proofErr w:type="spellEnd"/>
           </w:p>
         </w:tc>
         <w:tc>
@@ -7527,17 +11170,80 @@
               </w:rPr>
               <w:t xml:space="preserve">Inspección del repositorio: ningún módulo de aplicación accede directamente a registros del MCU; todo acceso es vía HAL/driver. </w:t>
             </w:r>
-            <w:r>
-              <w:rPr>
-                <w:sz w:val="20"/>
-                <w:szCs w:val="20"/>
-              </w:rPr>
-              <w:t>Validado por code review documentado en PR.</w:t>
+            <w:proofErr w:type="spellStart"/>
+            <w:r>
+              <w:rPr>
+                <w:sz w:val="20"/>
+                <w:szCs w:val="20"/>
+              </w:rPr>
+              <w:t>Validado</w:t>
+            </w:r>
+            <w:proofErr w:type="spellEnd"/>
+            <w:r>
+              <w:rPr>
+                <w:sz w:val="20"/>
+                <w:szCs w:val="20"/>
+              </w:rPr>
+              <w:t xml:space="preserve"> </w:t>
+            </w:r>
+            <w:proofErr w:type="spellStart"/>
+            <w:r>
+              <w:rPr>
+                <w:sz w:val="20"/>
+                <w:szCs w:val="20"/>
+              </w:rPr>
+              <w:t>por</w:t>
+            </w:r>
+            <w:proofErr w:type="spellEnd"/>
+            <w:r>
+              <w:rPr>
+                <w:sz w:val="20"/>
+                <w:szCs w:val="20"/>
+              </w:rPr>
+              <w:t xml:space="preserve"> code review </w:t>
+            </w:r>
+            <w:proofErr w:type="spellStart"/>
+            <w:r>
+              <w:rPr>
+                <w:sz w:val="20"/>
+                <w:szCs w:val="20"/>
+              </w:rPr>
+              <w:t>documentado</w:t>
+            </w:r>
+            <w:proofErr w:type="spellEnd"/>
+            <w:r>
+              <w:rPr>
+                <w:sz w:val="20"/>
+                <w:szCs w:val="20"/>
+              </w:rPr>
+              <w:t xml:space="preserve"> </w:t>
+            </w:r>
+            <w:proofErr w:type="spellStart"/>
+            <w:r>
+              <w:rPr>
+                <w:sz w:val="20"/>
+                <w:szCs w:val="20"/>
+              </w:rPr>
+              <w:t>en</w:t>
+            </w:r>
+            <w:proofErr w:type="spellEnd"/>
+            <w:r>
+              <w:rPr>
+                <w:sz w:val="20"/>
+                <w:szCs w:val="20"/>
+              </w:rPr>
+              <w:t xml:space="preserve"> PR.</w:t>
             </w:r>
           </w:p>
         </w:tc>
       </w:tr>
       <w:tr>
+        <w:tblPrEx>
+          <w:tblCellMar>
+            <w:top w:w="0" w:type="dxa"/>
+            <w:bottom w:w="0" w:type="dxa"/>
+          </w:tblCellMar>
+        </w:tblPrEx>
         <w:tc>
           <w:tcPr>
             <w:tcW w:w="2400" w:type="dxa"/>
@@ -7557,14 +11263,45 @@
             <w:vAlign w:val="center"/>
           </w:tcPr>
           <w:p>
-            <w:r>
-              <w:rPr>
-                <w:b/>
-                <w:bCs/>
-                <w:sz w:val="20"/>
-                <w:szCs w:val="20"/>
-              </w:rPr>
-              <w:t>Prioridad (MoSCoW)</w:t>
+            <w:proofErr w:type="spellStart"/>
+            <w:r>
+              <w:rPr>
+                <w:b/>
+                <w:bCs/>
+                <w:sz w:val="20"/>
+                <w:szCs w:val="20"/>
+              </w:rPr>
+              <w:t>Prioridad</w:t>
+            </w:r>
+            <w:proofErr w:type="spellEnd"/>
+            <w:r>
+              <w:rPr>
+                <w:b/>
+                <w:bCs/>
+                <w:sz w:val="20"/>
+                <w:szCs w:val="20"/>
+              </w:rPr>
+              <w:t xml:space="preserve"> (</w:t>
+            </w:r>
+            <w:proofErr w:type="spellStart"/>
+            <w:r>
+              <w:rPr>
+                <w:b/>
+                <w:bCs/>
+                <w:sz w:val="20"/>
+                <w:szCs w:val="20"/>
+              </w:rPr>
+              <w:t>MoSCoW</w:t>
+            </w:r>
+            <w:proofErr w:type="spellEnd"/>
+            <w:r>
+              <w:rPr>
+                <w:b/>
+                <w:bCs/>
+                <w:sz w:val="20"/>
+                <w:szCs w:val="20"/>
+              </w:rPr>
+              <w:t>)</w:t>
             </w:r>
           </w:p>
         </w:tc>
@@ -7597,6 +11334,12 @@
         </w:tc>
       </w:tr>
       <w:tr>
+        <w:tblPrEx>
+          <w:tblCellMar>
+            <w:top w:w="0" w:type="dxa"/>
+            <w:bottom w:w="0" w:type="dxa"/>
+          </w:tblCellMar>
+        </w:tblPrEx>
         <w:tc>
           <w:tcPr>
             <w:tcW w:w="2400" w:type="dxa"/>
@@ -7623,8 +11366,19 @@
                 <w:sz w:val="20"/>
                 <w:szCs w:val="20"/>
               </w:rPr>
-              <w:t>Test Case asociado</w:t>
-            </w:r>
+              <w:t xml:space="preserve">Test Case </w:t>
+            </w:r>
+            <w:proofErr w:type="spellStart"/>
+            <w:r>
+              <w:rPr>
+                <w:b/>
+                <w:bCs/>
+                <w:sz w:val="20"/>
+                <w:szCs w:val="20"/>
+              </w:rPr>
+              <w:t>asociado</w:t>
+            </w:r>
+            <w:proofErr w:type="spellEnd"/>
           </w:p>
         </w:tc>
         <w:tc>
@@ -7673,8 +11427,13 @@
       </w:pPr>
       <w:r>
         <w:lastRenderedPageBreak/>
-        <w:t>4. Plan de Pruebas</w:t>
-      </w:r>
+        <w:t xml:space="preserve">4. Plan de </w:t>
+      </w:r>
+      <w:proofErr w:type="spellStart"/>
+      <w:r>
+        <w:t>Pruebas</w:t>
+      </w:r>
+      <w:proofErr w:type="spellEnd"/>
     </w:p>
     <w:p>
       <w:pPr>
@@ -7682,8 +11441,29 @@
         <w:spacing w:line="276" w:lineRule="auto"/>
       </w:pPr>
       <w:r>
-        <w:t>4.1 Estrategia por niveles</w:t>
-      </w:r>
+        <w:t xml:space="preserve">4.1 </w:t>
+      </w:r>
+      <w:proofErr w:type="spellStart"/>
+      <w:r>
+        <w:t>Estrategia</w:t>
+      </w:r>
+      <w:proofErr w:type="spellEnd"/>
+      <w:r>
+        <w:t xml:space="preserve"> </w:t>
+      </w:r>
+      <w:proofErr w:type="spellStart"/>
+      <w:r>
+        <w:t>por</w:t>
+      </w:r>
+      <w:proofErr w:type="spellEnd"/>
+      <w:r>
+        <w:t xml:space="preserve"> </w:t>
+      </w:r>
+      <w:proofErr w:type="spellStart"/>
+      <w:r>
+        <w:t>niveles</w:t>
+      </w:r>
+      <w:proofErr w:type="spellEnd"/>
     </w:p>
     <w:p>
       <w:pPr>
@@ -7715,7 +11495,7 @@
           <w:left w:w="10" w:type="dxa"/>
           <w:right w:w="10" w:type="dxa"/>
         </w:tblCellMar>
-        <w:tblLook w:val="0000" w:firstRow="0" w:lastRow="0" w:firstColumn="0" w:lastColumn="0" w:noHBand="0" w:noVBand="0"/>
+        <w:tblLook w:val="04A0" w:firstRow="1" w:lastRow="0" w:firstColumn="1" w:lastColumn="0" w:noHBand="0" w:noVBand="1"/>
       </w:tblPr>
       <w:tblGrid>
         <w:gridCol w:w="1560"/>
@@ -7724,6 +11504,12 @@
         <w:gridCol w:w="1800"/>
       </w:tblGrid>
       <w:tr>
+        <w:tblPrEx>
+          <w:tblCellMar>
+            <w:top w:w="0" w:type="dxa"/>
+            <w:bottom w:w="0" w:type="dxa"/>
+          </w:tblCellMar>
+        </w:tblPrEx>
         <w:trPr>
           <w:tblHeader/>
         </w:trPr>
@@ -7777,6 +11563,7 @@
             <w:vAlign w:val="center"/>
           </w:tcPr>
           <w:p>
+            <w:proofErr w:type="spellStart"/>
             <w:r>
               <w:rPr>
                 <w:b/>
@@ -7787,6 +11574,7 @@
               </w:rPr>
               <w:t>Objetivo</w:t>
             </w:r>
+            <w:proofErr w:type="spellEnd"/>
           </w:p>
         </w:tc>
         <w:tc>
@@ -7808,6 +11596,7 @@
             <w:vAlign w:val="center"/>
           </w:tcPr>
           <w:p>
+            <w:proofErr w:type="spellStart"/>
             <w:r>
               <w:rPr>
                 <w:b/>
@@ -7818,6 +11607,7 @@
               </w:rPr>
               <w:t>Entorno</w:t>
             </w:r>
+            <w:proofErr w:type="spellEnd"/>
           </w:p>
         </w:tc>
         <w:tc>
@@ -7839,6 +11629,7 @@
             <w:vAlign w:val="center"/>
           </w:tcPr>
           <w:p>
+            <w:proofErr w:type="spellStart"/>
             <w:r>
               <w:rPr>
                 <w:b/>
@@ -7849,10 +11640,17 @@
               </w:rPr>
               <w:t>Responsable</w:t>
             </w:r>
+            <w:proofErr w:type="spellEnd"/>
           </w:p>
         </w:tc>
       </w:tr>
       <w:tr>
+        <w:tblPrEx>
+          <w:tblCellMar>
+            <w:top w:w="0" w:type="dxa"/>
+            <w:bottom w:w="0" w:type="dxa"/>
+          </w:tblCellMar>
+        </w:tblPrEx>
         <w:tc>
           <w:tcPr>
             <w:tcW w:w="1560" w:type="dxa"/>
@@ -7911,7 +11709,43 @@
                 <w:szCs w:val="20"/>
                 <w:lang w:val="es-CO"/>
               </w:rPr>
-              <w:t>Validar funciones puras de cálculo (conversión pasos↔mm, parsing de comandos, formato de log).</w:t>
+              <w:t xml:space="preserve">Validar funciones puras de cálculo (conversión </w:t>
+            </w:r>
+            <w:proofErr w:type="spellStart"/>
+            <w:r>
+              <w:rPr>
+                <w:sz w:val="20"/>
+                <w:szCs w:val="20"/>
+                <w:lang w:val="es-CO"/>
+              </w:rPr>
+              <w:t>pasos↔mm</w:t>
+            </w:r>
+            <w:proofErr w:type="spellEnd"/>
+            <w:r>
+              <w:rPr>
+                <w:sz w:val="20"/>
+                <w:szCs w:val="20"/>
+                <w:lang w:val="es-CO"/>
+              </w:rPr>
+              <w:t xml:space="preserve">, </w:t>
+            </w:r>
+            <w:proofErr w:type="spellStart"/>
+            <w:r>
+              <w:rPr>
+                <w:sz w:val="20"/>
+                <w:szCs w:val="20"/>
+                <w:lang w:val="es-CO"/>
+              </w:rPr>
+              <w:t>parsing</w:t>
+            </w:r>
+            <w:proofErr w:type="spellEnd"/>
+            <w:r>
+              <w:rPr>
+                <w:sz w:val="20"/>
+                <w:szCs w:val="20"/>
+                <w:lang w:val="es-CO"/>
+              </w:rPr>
+              <w:t xml:space="preserve"> de comandos, formato de log).</w:t>
             </w:r>
           </w:p>
         </w:tc>
@@ -7938,7 +11772,39 @@
                 <w:sz w:val="20"/>
                 <w:szCs w:val="20"/>
               </w:rPr>
-              <w:t>Host (PC) con framework Unity vía PlatformIO.</w:t>
+              <w:t xml:space="preserve">Host (PC) con framework Unity </w:t>
+            </w:r>
+            <w:proofErr w:type="spellStart"/>
+            <w:r>
+              <w:rPr>
+                <w:sz w:val="20"/>
+                <w:szCs w:val="20"/>
+              </w:rPr>
+              <w:t>vía</w:t>
+            </w:r>
+            <w:proofErr w:type="spellEnd"/>
+            <w:r>
+              <w:rPr>
+                <w:sz w:val="20"/>
+                <w:szCs w:val="20"/>
+              </w:rPr>
+              <w:t xml:space="preserve"> </w:t>
+            </w:r>
+            <w:proofErr w:type="spellStart"/>
+            <w:r>
+              <w:rPr>
+                <w:sz w:val="20"/>
+                <w:szCs w:val="20"/>
+              </w:rPr>
+              <w:t>PlatformIO</w:t>
+            </w:r>
+            <w:proofErr w:type="spellEnd"/>
+            <w:r>
+              <w:rPr>
+                <w:sz w:val="20"/>
+                <w:szCs w:val="20"/>
+              </w:rPr>
+              <w:t>.</w:t>
             </w:r>
           </w:p>
         </w:tc>
@@ -7971,6 +11837,12 @@
         </w:tc>
       </w:tr>
       <w:tr>
+        <w:tblPrEx>
+          <w:tblCellMar>
+            <w:top w:w="0" w:type="dxa"/>
+            <w:bottom w:w="0" w:type="dxa"/>
+          </w:tblCellMar>
+        </w:tblPrEx>
         <w:tc>
           <w:tcPr>
             <w:tcW w:w="1560" w:type="dxa"/>
@@ -8023,7 +11895,39 @@
                 <w:sz w:val="20"/>
                 <w:szCs w:val="20"/>
               </w:rPr>
-              <w:t>Validar drivers individuales (stepper, HX711, MCP23017) contra hardware real, aislados.</w:t>
+              <w:t xml:space="preserve">Validar drivers </w:t>
+            </w:r>
+            <w:proofErr w:type="spellStart"/>
+            <w:r>
+              <w:rPr>
+                <w:sz w:val="20"/>
+                <w:szCs w:val="20"/>
+              </w:rPr>
+              <w:t>individuales</w:t>
+            </w:r>
+            <w:proofErr w:type="spellEnd"/>
+            <w:r>
+              <w:rPr>
+                <w:sz w:val="20"/>
+                <w:szCs w:val="20"/>
+              </w:rPr>
+              <w:t xml:space="preserve"> (stepper, HX711, MCP23017) contra hardware real, </w:t>
+            </w:r>
+            <w:proofErr w:type="spellStart"/>
+            <w:r>
+              <w:rPr>
+                <w:sz w:val="20"/>
+                <w:szCs w:val="20"/>
+              </w:rPr>
+              <w:t>aislados</w:t>
+            </w:r>
+            <w:proofErr w:type="spellEnd"/>
+            <w:r>
+              <w:rPr>
+                <w:sz w:val="20"/>
+                <w:szCs w:val="20"/>
+              </w:rPr>
+              <w:t>.</w:t>
             </w:r>
           </w:p>
         </w:tc>
@@ -8056,7 +11960,25 @@
                 <w:szCs w:val="20"/>
                 <w:lang w:val="es-CO"/>
               </w:rPr>
-              <w:t>ESP32 + breakout del periférico, sin estructura mecánica.</w:t>
+              <w:t xml:space="preserve">ESP32 + </w:t>
+            </w:r>
+            <w:proofErr w:type="spellStart"/>
+            <w:r>
+              <w:rPr>
+                <w:sz w:val="20"/>
+                <w:szCs w:val="20"/>
+                <w:lang w:val="es-CO"/>
+              </w:rPr>
+              <w:t>breakout</w:t>
+            </w:r>
+            <w:proofErr w:type="spellEnd"/>
+            <w:r>
+              <w:rPr>
+                <w:sz w:val="20"/>
+                <w:szCs w:val="20"/>
+                <w:lang w:val="es-CO"/>
+              </w:rPr>
+              <w:t xml:space="preserve"> del periférico, sin estructura mecánica.</w:t>
             </w:r>
           </w:p>
         </w:tc>
@@ -8089,6 +12011,12 @@
         </w:tc>
       </w:tr>
       <w:tr>
+        <w:tblPrEx>
+          <w:tblCellMar>
+            <w:top w:w="0" w:type="dxa"/>
+            <w:bottom w:w="0" w:type="dxa"/>
+          </w:tblCellMar>
+        </w:tblPrEx>
         <w:tc>
           <w:tcPr>
             <w:tcW w:w="1560" w:type="dxa"/>
@@ -8147,7 +12075,61 @@
                 <w:szCs w:val="20"/>
                 <w:lang w:val="es-CO"/>
               </w:rPr>
-              <w:t>Validar interacción entre módulos: motion + inventory + logger.</w:t>
+              <w:t xml:space="preserve">Validar interacción entre módulos: </w:t>
+            </w:r>
+            <w:proofErr w:type="spellStart"/>
+            <w:r>
+              <w:rPr>
+                <w:sz w:val="20"/>
+                <w:szCs w:val="20"/>
+                <w:lang w:val="es-CO"/>
+              </w:rPr>
+              <w:t>motion</w:t>
+            </w:r>
+            <w:proofErr w:type="spellEnd"/>
+            <w:r>
+              <w:rPr>
+                <w:sz w:val="20"/>
+                <w:szCs w:val="20"/>
+                <w:lang w:val="es-CO"/>
+              </w:rPr>
+              <w:t xml:space="preserve"> + </w:t>
+            </w:r>
+            <w:proofErr w:type="spellStart"/>
+            <w:r>
+              <w:rPr>
+                <w:sz w:val="20"/>
+                <w:szCs w:val="20"/>
+                <w:lang w:val="es-CO"/>
+              </w:rPr>
+              <w:t>inventory</w:t>
+            </w:r>
+            <w:proofErr w:type="spellEnd"/>
+            <w:r>
+              <w:rPr>
+                <w:sz w:val="20"/>
+                <w:szCs w:val="20"/>
+                <w:lang w:val="es-CO"/>
+              </w:rPr>
+              <w:t xml:space="preserve"> + </w:t>
+            </w:r>
+            <w:proofErr w:type="spellStart"/>
+            <w:r>
+              <w:rPr>
+                <w:sz w:val="20"/>
+                <w:szCs w:val="20"/>
+                <w:lang w:val="es-CO"/>
+              </w:rPr>
+              <w:t>logger</w:t>
+            </w:r>
+            <w:proofErr w:type="spellEnd"/>
+            <w:r>
+              <w:rPr>
+                <w:sz w:val="20"/>
+                <w:szCs w:val="20"/>
+                <w:lang w:val="es-CO"/>
+              </w:rPr>
+              <w:t>.</w:t>
             </w:r>
           </w:p>
         </w:tc>
@@ -8174,7 +12156,39 @@
                 <w:sz w:val="20"/>
                 <w:szCs w:val="20"/>
               </w:rPr>
-              <w:t>ESP32 + estructura mecánica completa.</w:t>
+              <w:t xml:space="preserve">ESP32 + </w:t>
+            </w:r>
+            <w:proofErr w:type="spellStart"/>
+            <w:r>
+              <w:rPr>
+                <w:sz w:val="20"/>
+                <w:szCs w:val="20"/>
+              </w:rPr>
+              <w:t>estructura</w:t>
+            </w:r>
+            <w:proofErr w:type="spellEnd"/>
+            <w:r>
+              <w:rPr>
+                <w:sz w:val="20"/>
+                <w:szCs w:val="20"/>
+              </w:rPr>
+              <w:t xml:space="preserve"> </w:t>
+            </w:r>
+            <w:proofErr w:type="spellStart"/>
+            <w:r>
+              <w:rPr>
+                <w:sz w:val="20"/>
+                <w:szCs w:val="20"/>
+              </w:rPr>
+              <w:t>mecánica</w:t>
+            </w:r>
+            <w:proofErr w:type="spellEnd"/>
+            <w:r>
+              <w:rPr>
+                <w:sz w:val="20"/>
+                <w:szCs w:val="20"/>
+              </w:rPr>
+              <w:t xml:space="preserve"> completa.</w:t>
             </w:r>
           </w:p>
         </w:tc>
@@ -8207,6 +12221,12 @@
         </w:tc>
       </w:tr>
       <w:tr>
+        <w:tblPrEx>
+          <w:tblCellMar>
+            <w:top w:w="0" w:type="dxa"/>
+            <w:bottom w:w="0" w:type="dxa"/>
+          </w:tblCellMar>
+        </w:tblPrEx>
         <w:tc>
           <w:tcPr>
             <w:tcW w:w="1560" w:type="dxa"/>
@@ -8292,7 +12312,55 @@
                 <w:sz w:val="20"/>
                 <w:szCs w:val="20"/>
               </w:rPr>
-              <w:t>Sistema completo + estímulos manuales.</w:t>
+              <w:t xml:space="preserve">Sistema </w:t>
+            </w:r>
+            <w:proofErr w:type="spellStart"/>
+            <w:r>
+              <w:rPr>
+                <w:sz w:val="20"/>
+                <w:szCs w:val="20"/>
+              </w:rPr>
+              <w:t>completo</w:t>
+            </w:r>
+            <w:proofErr w:type="spellEnd"/>
+            <w:r>
+              <w:rPr>
+                <w:sz w:val="20"/>
+                <w:szCs w:val="20"/>
+              </w:rPr>
+              <w:t xml:space="preserve"> + </w:t>
+            </w:r>
+            <w:proofErr w:type="spellStart"/>
+            <w:r>
+              <w:rPr>
+                <w:sz w:val="20"/>
+                <w:szCs w:val="20"/>
+              </w:rPr>
+              <w:t>estímulos</w:t>
+            </w:r>
+            <w:proofErr w:type="spellEnd"/>
+            <w:r>
+              <w:rPr>
+                <w:sz w:val="20"/>
+                <w:szCs w:val="20"/>
+              </w:rPr>
+              <w:t xml:space="preserve"> </w:t>
+            </w:r>
+            <w:proofErr w:type="spellStart"/>
+            <w:r>
+              <w:rPr>
+                <w:sz w:val="20"/>
+                <w:szCs w:val="20"/>
+              </w:rPr>
+              <w:t>manuales</w:t>
+            </w:r>
+            <w:proofErr w:type="spellEnd"/>
+            <w:r>
+              <w:rPr>
+                <w:sz w:val="20"/>
+                <w:szCs w:val="20"/>
+              </w:rPr>
+              <w:t>.</w:t>
             </w:r>
           </w:p>
         </w:tc>
@@ -8325,6 +12393,12 @@
         </w:tc>
       </w:tr>
       <w:tr>
+        <w:tblPrEx>
+          <w:tblCellMar>
+            <w:top w:w="0" w:type="dxa"/>
+            <w:bottom w:w="0" w:type="dxa"/>
+          </w:tblCellMar>
+        </w:tblPrEx>
         <w:tc>
           <w:tcPr>
             <w:tcW w:w="1560" w:type="dxa"/>
@@ -8383,7 +12457,43 @@
                 <w:szCs w:val="20"/>
                 <w:lang w:val="es-CO"/>
               </w:rPr>
-              <w:t>Escenarios end-to-end de usuario (STORE → RETRIEVE → SWAP → corte de luz → reboot).</w:t>
+              <w:t xml:space="preserve">Escenarios </w:t>
+            </w:r>
+            <w:proofErr w:type="spellStart"/>
+            <w:r>
+              <w:rPr>
+                <w:sz w:val="20"/>
+                <w:szCs w:val="20"/>
+                <w:lang w:val="es-CO"/>
+              </w:rPr>
+              <w:t>end-to-end</w:t>
+            </w:r>
+            <w:proofErr w:type="spellEnd"/>
+            <w:r>
+              <w:rPr>
+                <w:sz w:val="20"/>
+                <w:szCs w:val="20"/>
+                <w:lang w:val="es-CO"/>
+              </w:rPr>
+              <w:t xml:space="preserve"> de usuario (STORE → RETRIEVE → SWAP → corte de luz → </w:t>
+            </w:r>
+            <w:proofErr w:type="spellStart"/>
+            <w:r>
+              <w:rPr>
+                <w:sz w:val="20"/>
+                <w:szCs w:val="20"/>
+                <w:lang w:val="es-CO"/>
+              </w:rPr>
+              <w:t>reboot</w:t>
+            </w:r>
+            <w:proofErr w:type="spellEnd"/>
+            <w:r>
+              <w:rPr>
+                <w:sz w:val="20"/>
+                <w:szCs w:val="20"/>
+                <w:lang w:val="es-CO"/>
+              </w:rPr>
+              <w:t>).</w:t>
             </w:r>
           </w:p>
         </w:tc>
@@ -8455,8 +12565,29 @@
         <w:spacing w:line="276" w:lineRule="auto"/>
       </w:pPr>
       <w:r>
-        <w:t>4.2 Criterios globales de aprobación</w:t>
-      </w:r>
+        <w:t xml:space="preserve">4.2 </w:t>
+      </w:r>
+      <w:proofErr w:type="spellStart"/>
+      <w:r>
+        <w:t>Criterios</w:t>
+      </w:r>
+      <w:proofErr w:type="spellEnd"/>
+      <w:r>
+        <w:t xml:space="preserve"> </w:t>
+      </w:r>
+      <w:proofErr w:type="spellStart"/>
+      <w:r>
+        <w:t>globales</w:t>
+      </w:r>
+      <w:proofErr w:type="spellEnd"/>
+      <w:r>
+        <w:t xml:space="preserve"> de </w:t>
+      </w:r>
+      <w:proofErr w:type="spellStart"/>
+      <w:r>
+        <w:t>aprobación</w:t>
+      </w:r>
+      <w:proofErr w:type="spellEnd"/>
     </w:p>
     <w:p>
       <w:pPr>
@@ -8551,7 +12682,35 @@
         <w:rPr>
           <w:lang w:val="es-CO"/>
         </w:rPr>
-        <w:t>ante cualquier cambio que toque módulos asociados a un test case previamente aprobado, el test case debe re-ejecutarse antes de fusionar la rama a main.</w:t>
+        <w:t xml:space="preserve">ante cualquier cambio que toque módulos asociados a un test case previamente aprobado, el test case debe </w:t>
+      </w:r>
+      <w:proofErr w:type="spellStart"/>
+      <w:r>
+        <w:rPr>
+          <w:lang w:val="es-CO"/>
+        </w:rPr>
+        <w:t>re-ejecutarse</w:t>
+      </w:r>
+      <w:proofErr w:type="spellEnd"/>
+      <w:r>
+        <w:rPr>
+          <w:lang w:val="es-CO"/>
+        </w:rPr>
+        <w:t xml:space="preserve"> antes de fusionar la rama a </w:t>
+      </w:r>
+      <w:proofErr w:type="spellStart"/>
+      <w:r>
+        <w:rPr>
+          <w:lang w:val="es-CO"/>
+        </w:rPr>
+        <w:t>main</w:t>
+      </w:r>
+      <w:proofErr w:type="spellEnd"/>
+      <w:r>
+        <w:rPr>
+          <w:lang w:val="es-CO"/>
+        </w:rPr>
+        <w:t>.</w:t>
       </w:r>
     </w:p>
     <w:p>
@@ -8588,8 +12747,21 @@
         <w:spacing w:line="276" w:lineRule="auto"/>
       </w:pPr>
       <w:r>
-        <w:t>4.3 Herramientas requeridas</w:t>
-      </w:r>
+        <w:t xml:space="preserve">4.3 </w:t>
+      </w:r>
+      <w:proofErr w:type="spellStart"/>
+      <w:r>
+        <w:t>Herramientas</w:t>
+      </w:r>
+      <w:proofErr w:type="spellEnd"/>
+      <w:r>
+        <w:t xml:space="preserve"> </w:t>
+      </w:r>
+      <w:proofErr w:type="spellStart"/>
+      <w:r>
+        <w:t>requeridas</w:t>
+      </w:r>
+      <w:proofErr w:type="spellEnd"/>
     </w:p>
     <w:tbl>
       <w:tblPr>
@@ -8606,13 +12778,19 @@
           <w:left w:w="10" w:type="dxa"/>
           <w:right w:w="10" w:type="dxa"/>
         </w:tblCellMar>
-        <w:tblLook w:val="0000" w:firstRow="0" w:lastRow="0" w:firstColumn="0" w:lastColumn="0" w:noHBand="0" w:noVBand="0"/>
+        <w:tblLook w:val="04A0" w:firstRow="1" w:lastRow="0" w:firstColumn="1" w:lastColumn="0" w:noHBand="0" w:noVBand="1"/>
       </w:tblPr>
       <w:tblGrid>
         <w:gridCol w:w="3120"/>
         <w:gridCol w:w="6240"/>
       </w:tblGrid>
       <w:tr>
+        <w:tblPrEx>
+          <w:tblCellMar>
+            <w:top w:w="0" w:type="dxa"/>
+            <w:bottom w:w="0" w:type="dxa"/>
+          </w:tblCellMar>
+        </w:tblPrEx>
         <w:trPr>
           <w:tblHeader/>
         </w:trPr>
@@ -8635,6 +12813,7 @@
             <w:vAlign w:val="center"/>
           </w:tcPr>
           <w:p>
+            <w:proofErr w:type="spellStart"/>
             <w:r>
               <w:rPr>
                 <w:b/>
@@ -8645,6 +12824,7 @@
               </w:rPr>
               <w:t>Herramienta</w:t>
             </w:r>
+            <w:proofErr w:type="spellEnd"/>
           </w:p>
         </w:tc>
         <w:tc>
@@ -8680,6 +12860,12 @@
         </w:tc>
       </w:tr>
       <w:tr>
+        <w:tblPrEx>
+          <w:tblCellMar>
+            <w:top w:w="0" w:type="dxa"/>
+            <w:bottom w:w="0" w:type="dxa"/>
+          </w:tblCellMar>
+        </w:tblPrEx>
         <w:tc>
           <w:tcPr>
             <w:tcW w:w="3120" w:type="dxa"/>
@@ -8698,14 +12884,25 @@
             <w:vAlign w:val="center"/>
           </w:tcPr>
           <w:p>
-            <w:r>
-              <w:rPr>
-                <w:b/>
-                <w:bCs/>
-                <w:sz w:val="20"/>
-                <w:szCs w:val="20"/>
-              </w:rPr>
-              <w:t>PlatformIO + Unity</w:t>
+            <w:proofErr w:type="spellStart"/>
+            <w:r>
+              <w:rPr>
+                <w:b/>
+                <w:bCs/>
+                <w:sz w:val="20"/>
+                <w:szCs w:val="20"/>
+              </w:rPr>
+              <w:t>PlatformIO</w:t>
+            </w:r>
+            <w:proofErr w:type="spellEnd"/>
+            <w:r>
+              <w:rPr>
+                <w:b/>
+                <w:bCs/>
+                <w:sz w:val="20"/>
+                <w:szCs w:val="20"/>
+              </w:rPr>
+              <w:t xml:space="preserve"> + Unity</w:t>
             </w:r>
           </w:p>
         </w:tc>
@@ -8732,18 +12929,70 @@
                 <w:lang w:val="es-CO"/>
               </w:rPr>
             </w:pPr>
-            <w:r>
-              <w:rPr>
-                <w:sz w:val="20"/>
-                <w:szCs w:val="20"/>
-                <w:lang w:val="es-CO"/>
-              </w:rPr>
-              <w:t>Unit tests en host, build con inyección de versión.</w:t>
+            <w:proofErr w:type="spellStart"/>
+            <w:r>
+              <w:rPr>
+                <w:sz w:val="20"/>
+                <w:szCs w:val="20"/>
+                <w:lang w:val="es-CO"/>
+              </w:rPr>
+              <w:t>Unit</w:t>
+            </w:r>
+            <w:proofErr w:type="spellEnd"/>
+            <w:r>
+              <w:rPr>
+                <w:sz w:val="20"/>
+                <w:szCs w:val="20"/>
+                <w:lang w:val="es-CO"/>
+              </w:rPr>
+              <w:t xml:space="preserve"> </w:t>
+            </w:r>
+            <w:proofErr w:type="spellStart"/>
+            <w:r>
+              <w:rPr>
+                <w:sz w:val="20"/>
+                <w:szCs w:val="20"/>
+                <w:lang w:val="es-CO"/>
+              </w:rPr>
+              <w:t>tests</w:t>
+            </w:r>
+            <w:proofErr w:type="spellEnd"/>
+            <w:r>
+              <w:rPr>
+                <w:sz w:val="20"/>
+                <w:szCs w:val="20"/>
+                <w:lang w:val="es-CO"/>
+              </w:rPr>
+              <w:t xml:space="preserve"> en host, </w:t>
+            </w:r>
+            <w:proofErr w:type="spellStart"/>
+            <w:r>
+              <w:rPr>
+                <w:sz w:val="20"/>
+                <w:szCs w:val="20"/>
+                <w:lang w:val="es-CO"/>
+              </w:rPr>
+              <w:t>build</w:t>
+            </w:r>
+            <w:proofErr w:type="spellEnd"/>
+            <w:r>
+              <w:rPr>
+                <w:sz w:val="20"/>
+                <w:szCs w:val="20"/>
+                <w:lang w:val="es-CO"/>
+              </w:rPr>
+              <w:t xml:space="preserve"> con inyección de versión.</w:t>
             </w:r>
           </w:p>
         </w:tc>
       </w:tr>
       <w:tr>
+        <w:tblPrEx>
+          <w:tblCellMar>
+            <w:top w:w="0" w:type="dxa"/>
+            <w:bottom w:w="0" w:type="dxa"/>
+          </w:tblCellMar>
+        </w:tblPrEx>
         <w:tc>
           <w:tcPr>
             <w:tcW w:w="3120" w:type="dxa"/>
@@ -8762,14 +13011,45 @@
             <w:vAlign w:val="center"/>
           </w:tcPr>
           <w:p>
-            <w:r>
-              <w:rPr>
-                <w:b/>
-                <w:bCs/>
-                <w:sz w:val="20"/>
-                <w:szCs w:val="20"/>
-              </w:rPr>
-              <w:t>Osciloscopio (laboratorio)</w:t>
+            <w:proofErr w:type="spellStart"/>
+            <w:r>
+              <w:rPr>
+                <w:b/>
+                <w:bCs/>
+                <w:sz w:val="20"/>
+                <w:szCs w:val="20"/>
+              </w:rPr>
+              <w:t>Osciloscopio</w:t>
+            </w:r>
+            <w:proofErr w:type="spellEnd"/>
+            <w:r>
+              <w:rPr>
+                <w:b/>
+                <w:bCs/>
+                <w:sz w:val="20"/>
+                <w:szCs w:val="20"/>
+              </w:rPr>
+              <w:t xml:space="preserve"> (</w:t>
+            </w:r>
+            <w:proofErr w:type="spellStart"/>
+            <w:r>
+              <w:rPr>
+                <w:b/>
+                <w:bCs/>
+                <w:sz w:val="20"/>
+                <w:szCs w:val="20"/>
+              </w:rPr>
+              <w:t>laboratorio</w:t>
+            </w:r>
+            <w:proofErr w:type="spellEnd"/>
+            <w:r>
+              <w:rPr>
+                <w:b/>
+                <w:bCs/>
+                <w:sz w:val="20"/>
+                <w:szCs w:val="20"/>
+              </w:rPr>
+              <w:t>)</w:t>
             </w:r>
           </w:p>
         </w:tc>
@@ -8808,6 +13088,12 @@
         </w:tc>
       </w:tr>
       <w:tr>
+        <w:tblPrEx>
+          <w:tblCellMar>
+            <w:top w:w="0" w:type="dxa"/>
+            <w:bottom w:w="0" w:type="dxa"/>
+          </w:tblCellMar>
+        </w:tblPrEx>
         <w:tc>
           <w:tcPr>
             <w:tcW w:w="3120" w:type="dxa"/>
@@ -8878,6 +13164,12 @@
         </w:tc>
       </w:tr>
       <w:tr>
+        <w:tblPrEx>
+          <w:tblCellMar>
+            <w:top w:w="0" w:type="dxa"/>
+            <w:bottom w:w="0" w:type="dxa"/>
+          </w:tblCellMar>
+        </w:tblPrEx>
         <w:tc>
           <w:tcPr>
             <w:tcW w:w="3120" w:type="dxa"/>
@@ -8948,6 +13240,12 @@
         </w:tc>
       </w:tr>
       <w:tr>
+        <w:tblPrEx>
+          <w:tblCellMar>
+            <w:top w:w="0" w:type="dxa"/>
+            <w:bottom w:w="0" w:type="dxa"/>
+          </w:tblCellMar>
+        </w:tblPrEx>
         <w:tc>
           <w:tcPr>
             <w:tcW w:w="3120" w:type="dxa"/>
@@ -8966,6 +13264,7 @@
             <w:vAlign w:val="center"/>
           </w:tcPr>
           <w:p>
+            <w:proofErr w:type="spellStart"/>
             <w:r>
               <w:rPr>
                 <w:b/>
@@ -8976,6 +13275,7 @@
               <w:lastRenderedPageBreak/>
               <w:t>Multímetro</w:t>
             </w:r>
+            <w:proofErr w:type="spellEnd"/>
           </w:p>
         </w:tc>
         <w:tc>
@@ -9013,6 +13313,12 @@
         </w:tc>
       </w:tr>
       <w:tr>
+        <w:tblPrEx>
+          <w:tblCellMar>
+            <w:top w:w="0" w:type="dxa"/>
+            <w:bottom w:w="0" w:type="dxa"/>
+          </w:tblCellMar>
+        </w:tblPrEx>
         <w:tc>
           <w:tcPr>
             <w:tcW w:w="3120" w:type="dxa"/>
@@ -9031,15 +13337,37 @@
             <w:vAlign w:val="center"/>
           </w:tcPr>
           <w:p>
-            <w:r>
-              <w:rPr>
-                <w:b/>
-                <w:bCs/>
-                <w:sz w:val="20"/>
-                <w:szCs w:val="20"/>
-              </w:rPr>
-              <w:t>Cronómetro / celular</w:t>
-            </w:r>
+            <w:proofErr w:type="spellStart"/>
+            <w:r>
+              <w:rPr>
+                <w:b/>
+                <w:bCs/>
+                <w:sz w:val="20"/>
+                <w:szCs w:val="20"/>
+              </w:rPr>
+              <w:t>Cronómetro</w:t>
+            </w:r>
+            <w:proofErr w:type="spellEnd"/>
+            <w:r>
+              <w:rPr>
+                <w:b/>
+                <w:bCs/>
+                <w:sz w:val="20"/>
+                <w:szCs w:val="20"/>
+              </w:rPr>
+              <w:t xml:space="preserve"> / </w:t>
+            </w:r>
+            <w:proofErr w:type="spellStart"/>
+            <w:r>
+              <w:rPr>
+                <w:b/>
+                <w:bCs/>
+                <w:sz w:val="20"/>
+                <w:szCs w:val="20"/>
+              </w:rPr>
+              <w:t>celular</w:t>
+            </w:r>
+            <w:proofErr w:type="spellEnd"/>
           </w:p>
         </w:tc>
         <w:tc>
@@ -9071,12 +13399,36 @@
                 <w:szCs w:val="20"/>
                 <w:lang w:val="es-CO"/>
               </w:rPr>
-              <w:t>Validación de tiempos de ciclo (corroborado con timestamps del log serial).</w:t>
+              <w:t xml:space="preserve">Validación de tiempos de ciclo (corroborado con </w:t>
+            </w:r>
+            <w:proofErr w:type="spellStart"/>
+            <w:r>
+              <w:rPr>
+                <w:sz w:val="20"/>
+                <w:szCs w:val="20"/>
+                <w:lang w:val="es-CO"/>
+              </w:rPr>
+              <w:t>timestamps</w:t>
+            </w:r>
+            <w:proofErr w:type="spellEnd"/>
+            <w:r>
+              <w:rPr>
+                <w:sz w:val="20"/>
+                <w:szCs w:val="20"/>
+                <w:lang w:val="es-CO"/>
+              </w:rPr>
+              <w:t xml:space="preserve"> del log serial).</w:t>
             </w:r>
           </w:p>
         </w:tc>
       </w:tr>
       <w:tr>
+        <w:tblPrEx>
+          <w:tblCellMar>
+            <w:top w:w="0" w:type="dxa"/>
+            <w:bottom w:w="0" w:type="dxa"/>
+          </w:tblCellMar>
+        </w:tblPrEx>
         <w:tc>
           <w:tcPr>
             <w:tcW w:w="3120" w:type="dxa"/>
@@ -9102,7 +13454,27 @@
                 <w:sz w:val="20"/>
                 <w:szCs w:val="20"/>
               </w:rPr>
-              <w:t>Serial monitor (PlatformIO)</w:t>
+              <w:t>Serial monitor (</w:t>
+            </w:r>
+            <w:proofErr w:type="spellStart"/>
+            <w:r>
+              <w:rPr>
+                <w:b/>
+                <w:bCs/>
+                <w:sz w:val="20"/>
+                <w:szCs w:val="20"/>
+              </w:rPr>
+              <w:t>PlatformIO</w:t>
+            </w:r>
+            <w:proofErr w:type="spellEnd"/>
+            <w:r>
+              <w:rPr>
+                <w:b/>
+                <w:bCs/>
+                <w:sz w:val="20"/>
+                <w:szCs w:val="20"/>
+              </w:rPr>
+              <w:t>)</w:t>
             </w:r>
           </w:p>
         </w:tc>
@@ -9147,8 +13519,21 @@
         <w:spacing w:line="276" w:lineRule="auto"/>
       </w:pPr>
       <w:r>
-        <w:t>4.4 Entornos de prueba</w:t>
-      </w:r>
+        <w:t xml:space="preserve">4.4 </w:t>
+      </w:r>
+      <w:proofErr w:type="spellStart"/>
+      <w:r>
+        <w:t>Entornos</w:t>
+      </w:r>
+      <w:proofErr w:type="spellEnd"/>
+      <w:r>
+        <w:t xml:space="preserve"> de </w:t>
+      </w:r>
+      <w:proofErr w:type="spellStart"/>
+      <w:r>
+        <w:t>prueba</w:t>
+      </w:r>
+      <w:proofErr w:type="spellEnd"/>
     </w:p>
     <w:p>
       <w:pPr>
@@ -9167,7 +13552,35 @@
         <w:rPr>
           <w:lang w:val="es-CO"/>
         </w:rPr>
-        <w:t>Entorno Host: estación de desarrollo del Firmware Engineer con PlatformIO, Unity y toolchain de ESP-IDF/Arduino-ESP32.</w:t>
+        <w:t xml:space="preserve">Entorno Host: estación de desarrollo del Firmware Engineer con </w:t>
+      </w:r>
+      <w:proofErr w:type="spellStart"/>
+      <w:r>
+        <w:rPr>
+          <w:lang w:val="es-CO"/>
+        </w:rPr>
+        <w:t>PlatformIO</w:t>
+      </w:r>
+      <w:proofErr w:type="spellEnd"/>
+      <w:r>
+        <w:rPr>
+          <w:lang w:val="es-CO"/>
+        </w:rPr>
+        <w:t xml:space="preserve">, Unity y </w:t>
+      </w:r>
+      <w:proofErr w:type="spellStart"/>
+      <w:r>
+        <w:rPr>
+          <w:lang w:val="es-CO"/>
+        </w:rPr>
+        <w:t>toolchain</w:t>
+      </w:r>
+      <w:proofErr w:type="spellEnd"/>
+      <w:r>
+        <w:rPr>
+          <w:lang w:val="es-CO"/>
+        </w:rPr>
+        <w:t xml:space="preserve"> de ESP-IDF/Arduino-ESP32.</w:t>
       </w:r>
     </w:p>
     <w:p>
@@ -9187,7 +13600,21 @@
         <w:rPr>
           <w:lang w:val="es-CO"/>
         </w:rPr>
-        <w:t>Entorno Banco (Bench): ESP32 sobre tarjeta soldada con breakouts del periférico bajo prueba, fuera de la estructura mecánica.</w:t>
+        <w:t xml:space="preserve">Entorno Banco (Bench): ESP32 sobre tarjeta soldada con </w:t>
+      </w:r>
+      <w:proofErr w:type="spellStart"/>
+      <w:r>
+        <w:rPr>
+          <w:lang w:val="es-CO"/>
+        </w:rPr>
+        <w:t>breakouts</w:t>
+      </w:r>
+      <w:proofErr w:type="spellEnd"/>
+      <w:r>
+        <w:rPr>
+          <w:lang w:val="es-CO"/>
+        </w:rPr>
+        <w:t xml:space="preserve"> del periférico bajo prueba, fuera de la estructura mecánica.</w:t>
       </w:r>
     </w:p>
     <w:p>
@@ -9207,7 +13634,21 @@
         <w:rPr>
           <w:lang w:val="es-CO"/>
         </w:rPr>
-        <w:t>Entorno System: prototipo físico completo (estructura mecánica, fuente externa, carcasa, interfaz de usuario), configurado para la demostración final.</w:t>
+        <w:t xml:space="preserve">Entorno </w:t>
+      </w:r>
+      <w:proofErr w:type="spellStart"/>
+      <w:r>
+        <w:rPr>
+          <w:lang w:val="es-CO"/>
+        </w:rPr>
+        <w:t>System</w:t>
+      </w:r>
+      <w:proofErr w:type="spellEnd"/>
+      <w:r>
+        <w:rPr>
+          <w:lang w:val="es-CO"/>
+        </w:rPr>
+        <w:t>: prototipo físico completo (estructura mecánica, fuente externa, carcasa, interfaz de usuario), configurado para la demostración final.</w:t>
       </w:r>
     </w:p>
     <w:p>
@@ -9251,7 +13692,21 @@
         <w:rPr>
           <w:lang w:val="es-CO"/>
         </w:rPr>
-        <w:t>La plantilla extiende la estructura del anexo de los requerimientos técnicos del curso agregando los campos mínimos exigidos por prácticas industriales: versión de firmware y commit, configuración de hardware, procedimiento numerado de ejecución, y separación entre ejecutor y revisor. Se conserva la identidad visual del anexo para cumplir con la rúbrica.</w:t>
+        <w:t xml:space="preserve">La plantilla extiende la estructura del anexo de los requerimientos técnicos del curso agregando los campos mínimos exigidos por prácticas industriales: versión de firmware y </w:t>
+      </w:r>
+      <w:proofErr w:type="spellStart"/>
+      <w:r>
+        <w:rPr>
+          <w:lang w:val="es-CO"/>
+        </w:rPr>
+        <w:t>commit</w:t>
+      </w:r>
+      <w:proofErr w:type="spellEnd"/>
+      <w:r>
+        <w:rPr>
+          <w:lang w:val="es-CO"/>
+        </w:rPr>
+        <w:t>, configuración de hardware, procedimiento numerado de ejecución, y separación entre ejecutor y revisor. Se conserva la identidad visual del anexo para cumplir con la rúbrica.</w:t>
       </w:r>
     </w:p>
     <w:tbl>
@@ -9269,13 +13724,19 @@
           <w:left w:w="10" w:type="dxa"/>
           <w:right w:w="10" w:type="dxa"/>
         </w:tblCellMar>
-        <w:tblLook w:val="0000" w:firstRow="0" w:lastRow="0" w:firstColumn="0" w:lastColumn="0" w:noHBand="0" w:noVBand="0"/>
+        <w:tblLook w:val="04A0" w:firstRow="1" w:lastRow="0" w:firstColumn="1" w:lastColumn="0" w:noHBand="0" w:noVBand="1"/>
       </w:tblPr>
       <w:tblGrid>
         <w:gridCol w:w="4992"/>
         <w:gridCol w:w="4368"/>
       </w:tblGrid>
       <w:tr>
+        <w:tblPrEx>
+          <w:tblCellMar>
+            <w:top w:w="0" w:type="dxa"/>
+            <w:bottom w:w="0" w:type="dxa"/>
+          </w:tblCellMar>
+        </w:tblPrEx>
         <w:tc>
           <w:tcPr>
             <w:tcW w:w="7360" w:type="dxa"/>
@@ -9342,6 +13803,12 @@
         </w:tc>
       </w:tr>
       <w:tr>
+        <w:tblPrEx>
+          <w:tblCellMar>
+            <w:top w:w="0" w:type="dxa"/>
+            <w:bottom w:w="0" w:type="dxa"/>
+          </w:tblCellMar>
+        </w:tblPrEx>
         <w:tc>
           <w:tcPr>
             <w:tcW w:w="9360" w:type="dxa"/>
@@ -9378,6 +13845,12 @@
         </w:tc>
       </w:tr>
       <w:tr>
+        <w:tblPrEx>
+          <w:tblCellMar>
+            <w:top w:w="0" w:type="dxa"/>
+            <w:bottom w:w="0" w:type="dxa"/>
+          </w:tblCellMar>
+        </w:tblPrEx>
         <w:tc>
           <w:tcPr>
             <w:tcW w:w="2800" w:type="dxa"/>
@@ -9437,6 +13910,12 @@
         </w:tc>
       </w:tr>
       <w:tr>
+        <w:tblPrEx>
+          <w:tblCellMar>
+            <w:top w:w="0" w:type="dxa"/>
+            <w:bottom w:w="0" w:type="dxa"/>
+          </w:tblCellMar>
+        </w:tblPrEx>
         <w:tc>
           <w:tcPr>
             <w:tcW w:w="2800" w:type="dxa"/>
@@ -9496,6 +13975,12 @@
         </w:tc>
       </w:tr>
       <w:tr>
+        <w:tblPrEx>
+          <w:tblCellMar>
+            <w:top w:w="0" w:type="dxa"/>
+            <w:bottom w:w="0" w:type="dxa"/>
+          </w:tblCellMar>
+        </w:tblPrEx>
         <w:tc>
           <w:tcPr>
             <w:tcW w:w="2800" w:type="dxa"/>
@@ -9555,6 +14040,12 @@
         </w:tc>
       </w:tr>
       <w:tr>
+        <w:tblPrEx>
+          <w:tblCellMar>
+            <w:top w:w="0" w:type="dxa"/>
+            <w:bottom w:w="0" w:type="dxa"/>
+          </w:tblCellMar>
+        </w:tblPrEx>
         <w:tc>
           <w:tcPr>
             <w:tcW w:w="2800" w:type="dxa"/>
@@ -9581,7 +14072,27 @@
                 <w:sz w:val="20"/>
                 <w:szCs w:val="20"/>
               </w:rPr>
-              <w:t>Firmware Version (vX.Y.Z + commit hash)</w:t>
+              <w:t>Firmware Version (</w:t>
+            </w:r>
+            <w:proofErr w:type="spellStart"/>
+            <w:r>
+              <w:rPr>
+                <w:b/>
+                <w:bCs/>
+                <w:sz w:val="20"/>
+                <w:szCs w:val="20"/>
+              </w:rPr>
+              <w:t>vX.Y.Z</w:t>
+            </w:r>
+            <w:proofErr w:type="spellEnd"/>
+            <w:r>
+              <w:rPr>
+                <w:b/>
+                <w:bCs/>
+                <w:sz w:val="20"/>
+                <w:szCs w:val="20"/>
+              </w:rPr>
+              <w:t xml:space="preserve"> + commit hash)</w:t>
             </w:r>
           </w:p>
         </w:tc>
@@ -9614,6 +14125,12 @@
         </w:tc>
       </w:tr>
       <w:tr>
+        <w:tblPrEx>
+          <w:tblCellMar>
+            <w:top w:w="0" w:type="dxa"/>
+            <w:bottom w:w="0" w:type="dxa"/>
+          </w:tblCellMar>
+        </w:tblPrEx>
         <w:tc>
           <w:tcPr>
             <w:tcW w:w="2800" w:type="dxa"/>
@@ -9673,6 +14190,12 @@
         </w:tc>
       </w:tr>
       <w:tr>
+        <w:tblPrEx>
+          <w:tblCellMar>
+            <w:top w:w="0" w:type="dxa"/>
+            <w:bottom w:w="0" w:type="dxa"/>
+          </w:tblCellMar>
+        </w:tblPrEx>
         <w:tc>
           <w:tcPr>
             <w:tcW w:w="2800" w:type="dxa"/>
@@ -9732,6 +14255,12 @@
         </w:tc>
       </w:tr>
       <w:tr>
+        <w:tblPrEx>
+          <w:tblCellMar>
+            <w:top w:w="0" w:type="dxa"/>
+            <w:bottom w:w="0" w:type="dxa"/>
+          </w:tblCellMar>
+        </w:tblPrEx>
         <w:tc>
           <w:tcPr>
             <w:tcW w:w="2800" w:type="dxa"/>
@@ -9791,6 +14320,12 @@
         </w:tc>
       </w:tr>
       <w:tr>
+        <w:tblPrEx>
+          <w:tblCellMar>
+            <w:top w:w="0" w:type="dxa"/>
+            <w:bottom w:w="0" w:type="dxa"/>
+          </w:tblCellMar>
+        </w:tblPrEx>
         <w:tc>
           <w:tcPr>
             <w:tcW w:w="4680" w:type="dxa"/>
@@ -9859,6 +14394,12 @@
         </w:tc>
       </w:tr>
       <w:tr>
+        <w:tblPrEx>
+          <w:tblCellMar>
+            <w:top w:w="0" w:type="dxa"/>
+            <w:bottom w:w="0" w:type="dxa"/>
+          </w:tblCellMar>
+        </w:tblPrEx>
         <w:tc>
           <w:tcPr>
             <w:tcW w:w="4680" w:type="dxa"/>
@@ -9925,6 +14466,12 @@
         </w:tc>
       </w:tr>
       <w:tr>
+        <w:tblPrEx>
+          <w:tblCellMar>
+            <w:top w:w="0" w:type="dxa"/>
+            <w:bottom w:w="0" w:type="dxa"/>
+          </w:tblCellMar>
+        </w:tblPrEx>
         <w:tc>
           <w:tcPr>
             <w:tcW w:w="9360" w:type="dxa"/>
@@ -9958,6 +14505,12 @@
         </w:tc>
       </w:tr>
       <w:tr>
+        <w:tblPrEx>
+          <w:tblCellMar>
+            <w:top w:w="0" w:type="dxa"/>
+            <w:bottom w:w="0" w:type="dxa"/>
+          </w:tblCellMar>
+        </w:tblPrEx>
         <w:tc>
           <w:tcPr>
             <w:tcW w:w="9360" w:type="dxa"/>
@@ -9993,6 +14546,12 @@
         </w:tc>
       </w:tr>
       <w:tr>
+        <w:tblPrEx>
+          <w:tblCellMar>
+            <w:top w:w="0" w:type="dxa"/>
+            <w:bottom w:w="0" w:type="dxa"/>
+          </w:tblCellMar>
+        </w:tblPrEx>
         <w:tc>
           <w:tcPr>
             <w:tcW w:w="4680" w:type="dxa"/>
@@ -10055,6 +14614,12 @@
         </w:tc>
       </w:tr>
       <w:tr>
+        <w:tblPrEx>
+          <w:tblCellMar>
+            <w:top w:w="0" w:type="dxa"/>
+            <w:bottom w:w="0" w:type="dxa"/>
+          </w:tblCellMar>
+        </w:tblPrEx>
         <w:tc>
           <w:tcPr>
             <w:tcW w:w="4680" w:type="dxa"/>
@@ -10121,9 +14686,27 @@
         <w:pStyle w:val="Heading3"/>
         <w:spacing w:line="276" w:lineRule="auto"/>
       </w:pPr>
-      <w:r>
-        <w:t>Justificación de los campos adicionales</w:t>
-      </w:r>
+      <w:proofErr w:type="spellStart"/>
+      <w:r>
+        <w:t>Justificación</w:t>
+      </w:r>
+      <w:proofErr w:type="spellEnd"/>
+      <w:r>
+        <w:t xml:space="preserve"> de </w:t>
+      </w:r>
+      <w:proofErr w:type="spellStart"/>
+      <w:r>
+        <w:t>los</w:t>
+      </w:r>
+      <w:proofErr w:type="spellEnd"/>
+      <w:r>
+        <w:t xml:space="preserve"> campos </w:t>
+      </w:r>
+      <w:proofErr w:type="spellStart"/>
+      <w:r>
+        <w:t>adicionales</w:t>
+      </w:r>
+      <w:proofErr w:type="spellEnd"/>
     </w:p>
     <w:p>
       <w:pPr>
@@ -10141,7 +14724,43 @@
           <w:bCs/>
           <w:lang w:val="es-CO"/>
         </w:rPr>
-        <w:t xml:space="preserve">Firmware Version + commit hash: </w:t>
+        <w:t xml:space="preserve">Firmware </w:t>
+      </w:r>
+      <w:proofErr w:type="spellStart"/>
+      <w:r>
+        <w:rPr>
+          <w:b/>
+          <w:bCs/>
+          <w:lang w:val="es-CO"/>
+        </w:rPr>
+        <w:t>Version</w:t>
+      </w:r>
+      <w:proofErr w:type="spellEnd"/>
+      <w:r>
+        <w:rPr>
+          <w:b/>
+          <w:bCs/>
+          <w:lang w:val="es-CO"/>
+        </w:rPr>
+        <w:t xml:space="preserve"> + </w:t>
+      </w:r>
+      <w:proofErr w:type="spellStart"/>
+      <w:r>
+        <w:rPr>
+          <w:b/>
+          <w:bCs/>
+          <w:lang w:val="es-CO"/>
+        </w:rPr>
+        <w:t>commit</w:t>
+      </w:r>
+      <w:proofErr w:type="spellEnd"/>
+      <w:r>
+        <w:rPr>
+          <w:b/>
+          <w:bCs/>
+          <w:lang w:val="es-CO"/>
+        </w:rPr>
+        <w:t xml:space="preserve"> hash: </w:t>
       </w:r>
       <w:r>
         <w:rPr>
@@ -10149,8 +14768,21 @@
         </w:rPr>
         <w:t xml:space="preserve">un test case aprobado carece de valor si no se puede determinar contra qué versión del firmware fue ejecutado. </w:t>
       </w:r>
-      <w:r>
-        <w:t>Práctica industrial estándar.</w:t>
+      <w:proofErr w:type="spellStart"/>
+      <w:r>
+        <w:t>Práctica</w:t>
+      </w:r>
+      <w:proofErr w:type="spellEnd"/>
+      <w:r>
+        <w:t xml:space="preserve"> industrial </w:t>
+      </w:r>
+      <w:proofErr w:type="spellStart"/>
+      <w:r>
+        <w:t>estándar</w:t>
+      </w:r>
+      <w:proofErr w:type="spellEnd"/>
+      <w:r>
+        <w:t>.</w:t>
       </w:r>
     </w:p>
     <w:p>
@@ -10172,7 +14804,25 @@
           <w:bCs/>
           <w:lang w:val="es-CO"/>
         </w:rPr>
-        <w:t xml:space="preserve">Hardware Setup: </w:t>
+        <w:t xml:space="preserve">Hardware </w:t>
+      </w:r>
+      <w:proofErr w:type="spellStart"/>
+      <w:r>
+        <w:rPr>
+          <w:b/>
+          <w:bCs/>
+          <w:lang w:val="es-CO"/>
+        </w:rPr>
+        <w:t>Setup</w:t>
+      </w:r>
+      <w:proofErr w:type="spellEnd"/>
+      <w:r>
+        <w:rPr>
+          <w:b/>
+          <w:bCs/>
+          <w:lang w:val="es-CO"/>
+        </w:rPr>
+        <w:t xml:space="preserve">: </w:t>
       </w:r>
       <w:r>
         <w:rPr>
@@ -10200,7 +14850,25 @@
           <w:bCs/>
           <w:lang w:val="es-CO"/>
         </w:rPr>
-        <w:t xml:space="preserve">Test Procedure numerado: </w:t>
+        <w:t xml:space="preserve">Test </w:t>
+      </w:r>
+      <w:proofErr w:type="spellStart"/>
+      <w:r>
+        <w:rPr>
+          <w:b/>
+          <w:bCs/>
+          <w:lang w:val="es-CO"/>
+        </w:rPr>
+        <w:t>Procedure</w:t>
+      </w:r>
+      <w:proofErr w:type="spellEnd"/>
+      <w:r>
+        <w:rPr>
+          <w:b/>
+          <w:bCs/>
+          <w:lang w:val="es-CO"/>
+        </w:rPr>
+        <w:t xml:space="preserve"> numerado: </w:t>
       </w:r>
       <w:r>
         <w:rPr>
@@ -10222,6 +14890,7 @@
           <w:lang w:val="es-CO"/>
         </w:rPr>
       </w:pPr>
+      <w:proofErr w:type="spellStart"/>
       <w:r>
         <w:rPr>
           <w:b/>
@@ -10229,7 +14898,70 @@
           <w:lang w:val="es-CO"/>
         </w:rPr>
         <w:lastRenderedPageBreak/>
-        <w:t xml:space="preserve">Executed by vs. Reviewed by: </w:t>
+        <w:t>Executed</w:t>
+      </w:r>
+      <w:proofErr w:type="spellEnd"/>
+      <w:r>
+        <w:rPr>
+          <w:b/>
+          <w:bCs/>
+          <w:lang w:val="es-CO"/>
+        </w:rPr>
+        <w:t xml:space="preserve"> </w:t>
+      </w:r>
+      <w:proofErr w:type="spellStart"/>
+      <w:r>
+        <w:rPr>
+          <w:b/>
+          <w:bCs/>
+          <w:lang w:val="es-CO"/>
+        </w:rPr>
+        <w:t>by</w:t>
+      </w:r>
+      <w:proofErr w:type="spellEnd"/>
+      <w:r>
+        <w:rPr>
+          <w:b/>
+          <w:bCs/>
+          <w:lang w:val="es-CO"/>
+        </w:rPr>
+        <w:t xml:space="preserve"> vs. </w:t>
+      </w:r>
+      <w:proofErr w:type="spellStart"/>
+      <w:r>
+        <w:rPr>
+          <w:b/>
+          <w:bCs/>
+          <w:lang w:val="es-CO"/>
+        </w:rPr>
+        <w:t>Reviewed</w:t>
+      </w:r>
+      <w:proofErr w:type="spellEnd"/>
+      <w:r>
+        <w:rPr>
+          <w:b/>
+          <w:bCs/>
+          <w:lang w:val="es-CO"/>
+        </w:rPr>
+        <w:t xml:space="preserve"> </w:t>
+      </w:r>
+      <w:proofErr w:type="spellStart"/>
+      <w:r>
+        <w:rPr>
+          <w:b/>
+          <w:bCs/>
+          <w:lang w:val="es-CO"/>
+        </w:rPr>
+        <w:t>by</w:t>
+      </w:r>
+      <w:proofErr w:type="spellEnd"/>
+      <w:r>
+        <w:rPr>
+          <w:b/>
+          <w:bCs/>
+          <w:lang w:val="es-CO"/>
+        </w:rPr>
+        <w:t xml:space="preserve">: </w:t>
       </w:r>
       <w:r>
         <w:rPr>
@@ -10257,7 +14989,25 @@
           <w:bCs/>
           <w:lang w:val="es-CO"/>
         </w:rPr>
-        <w:t xml:space="preserve">Estado Blocked: </w:t>
+        <w:t xml:space="preserve">Estado </w:t>
+      </w:r>
+      <w:proofErr w:type="spellStart"/>
+      <w:r>
+        <w:rPr>
+          <w:b/>
+          <w:bCs/>
+          <w:lang w:val="es-CO"/>
+        </w:rPr>
+        <w:t>Blocked</w:t>
+      </w:r>
+      <w:proofErr w:type="spellEnd"/>
+      <w:r>
+        <w:rPr>
+          <w:b/>
+          <w:bCs/>
+          <w:lang w:val="es-CO"/>
+        </w:rPr>
+        <w:t xml:space="preserve">: </w:t>
       </w:r>
       <w:r>
         <w:rPr>
@@ -10325,7 +15075,7 @@
           <w:left w:w="10" w:type="dxa"/>
           <w:right w:w="10" w:type="dxa"/>
         </w:tblCellMar>
-        <w:tblLook w:val="0000" w:firstRow="0" w:lastRow="0" w:firstColumn="0" w:lastColumn="0" w:noHBand="0" w:noVBand="0"/>
+        <w:tblLook w:val="04A0" w:firstRow="1" w:lastRow="0" w:firstColumn="1" w:lastColumn="0" w:noHBand="0" w:noVBand="1"/>
       </w:tblPr>
       <w:tblGrid>
         <w:gridCol w:w="1100"/>
@@ -10335,6 +15085,12 @@
         <w:gridCol w:w="1800"/>
       </w:tblGrid>
       <w:tr>
+        <w:tblPrEx>
+          <w:tblCellMar>
+            <w:top w:w="0" w:type="dxa"/>
+            <w:bottom w:w="0" w:type="dxa"/>
+          </w:tblCellMar>
+        </w:tblPrEx>
         <w:trPr>
           <w:tblHeader/>
         </w:trPr>
@@ -10495,6 +15251,12 @@
         </w:tc>
       </w:tr>
       <w:tr>
+        <w:tblPrEx>
+          <w:tblCellMar>
+            <w:top w:w="0" w:type="dxa"/>
+            <w:bottom w:w="0" w:type="dxa"/>
+          </w:tblCellMar>
+        </w:tblPrEx>
         <w:tc>
           <w:tcPr>
             <w:tcW w:w="1100" w:type="dxa"/>
@@ -10625,17 +15387,32 @@
             <w:vAlign w:val="center"/>
           </w:tcPr>
           <w:p>
-            <w:r>
-              <w:rPr>
-                <w:sz w:val="20"/>
-                <w:szCs w:val="20"/>
-              </w:rPr>
-              <w:t>Captura serial + video</w:t>
+            <w:proofErr w:type="spellStart"/>
+            <w:r>
+              <w:rPr>
+                <w:sz w:val="20"/>
+                <w:szCs w:val="20"/>
+              </w:rPr>
+              <w:t>Captura</w:t>
+            </w:r>
+            <w:proofErr w:type="spellEnd"/>
+            <w:r>
+              <w:rPr>
+                <w:sz w:val="20"/>
+                <w:szCs w:val="20"/>
+              </w:rPr>
+              <w:t xml:space="preserve"> serial + video</w:t>
             </w:r>
           </w:p>
         </w:tc>
       </w:tr>
       <w:tr>
+        <w:tblPrEx>
+          <w:tblCellMar>
+            <w:top w:w="0" w:type="dxa"/>
+            <w:bottom w:w="0" w:type="dxa"/>
+          </w:tblCellMar>
+        </w:tblPrEx>
         <w:tc>
           <w:tcPr>
             <w:tcW w:w="1100" w:type="dxa"/>
@@ -10683,13 +15460,47 @@
             <w:vAlign w:val="center"/>
           </w:tcPr>
           <w:p>
-            <w:r>
-              <w:rPr>
-                <w:sz w:val="20"/>
-                <w:szCs w:val="20"/>
-              </w:rPr>
-              <w:t>Posicionamiento en celda</w:t>
-            </w:r>
+            <w:proofErr w:type="spellStart"/>
+            <w:r>
+              <w:rPr>
+                <w:sz w:val="20"/>
+                <w:szCs w:val="20"/>
+              </w:rPr>
+              <w:t>Posicionamiento</w:t>
+            </w:r>
+            <w:proofErr w:type="spellEnd"/>
+            <w:r>
+              <w:rPr>
+                <w:sz w:val="20"/>
+                <w:szCs w:val="20"/>
+              </w:rPr>
+              <w:t xml:space="preserve"> </w:t>
+            </w:r>
+            <w:proofErr w:type="spellStart"/>
+            <w:r>
+              <w:rPr>
+                <w:sz w:val="20"/>
+                <w:szCs w:val="20"/>
+              </w:rPr>
+              <w:t>en</w:t>
+            </w:r>
+            <w:proofErr w:type="spellEnd"/>
+            <w:r>
+              <w:rPr>
+                <w:sz w:val="20"/>
+                <w:szCs w:val="20"/>
+              </w:rPr>
+              <w:t xml:space="preserve"> </w:t>
+            </w:r>
+            <w:proofErr w:type="spellStart"/>
+            <w:r>
+              <w:rPr>
+                <w:sz w:val="20"/>
+                <w:szCs w:val="20"/>
+              </w:rPr>
+              <w:t>celda</w:t>
+            </w:r>
+            <w:proofErr w:type="spellEnd"/>
           </w:p>
         </w:tc>
         <w:tc>
@@ -10771,12 +15582,34 @@
                 <w:sz w:val="20"/>
                 <w:szCs w:val="20"/>
               </w:rPr>
-              <w:t>Foto con calibre + log</w:t>
+              <w:t xml:space="preserve">Foto con </w:t>
+            </w:r>
+            <w:proofErr w:type="spellStart"/>
+            <w:r>
+              <w:rPr>
+                <w:sz w:val="20"/>
+                <w:szCs w:val="20"/>
+              </w:rPr>
+              <w:t>calibre</w:t>
+            </w:r>
+            <w:proofErr w:type="spellEnd"/>
+            <w:r>
+              <w:rPr>
+                <w:sz w:val="20"/>
+                <w:szCs w:val="20"/>
+              </w:rPr>
+              <w:t xml:space="preserve"> + log</w:t>
             </w:r>
           </w:p>
         </w:tc>
       </w:tr>
       <w:tr>
+        <w:tblPrEx>
+          <w:tblCellMar>
+            <w:top w:w="0" w:type="dxa"/>
+            <w:bottom w:w="0" w:type="dxa"/>
+          </w:tblCellMar>
+        </w:tblPrEx>
         <w:tc>
           <w:tcPr>
             <w:tcW w:w="1100" w:type="dxa"/>
@@ -10824,12 +15657,21 @@
             <w:vAlign w:val="center"/>
           </w:tcPr>
           <w:p>
-            <w:r>
-              <w:rPr>
-                <w:sz w:val="20"/>
-                <w:szCs w:val="20"/>
-              </w:rPr>
-              <w:t>Operación STORE</w:t>
+            <w:proofErr w:type="spellStart"/>
+            <w:r>
+              <w:rPr>
+                <w:sz w:val="20"/>
+                <w:szCs w:val="20"/>
+              </w:rPr>
+              <w:t>Operación</w:t>
+            </w:r>
+            <w:proofErr w:type="spellEnd"/>
+            <w:r>
+              <w:rPr>
+                <w:sz w:val="20"/>
+                <w:szCs w:val="20"/>
+              </w:rPr>
+              <w:t xml:space="preserve"> STORE</w:t>
             </w:r>
           </w:p>
         </w:tc>
@@ -10918,6 +15760,12 @@
         </w:tc>
       </w:tr>
       <w:tr>
+        <w:tblPrEx>
+          <w:tblCellMar>
+            <w:top w:w="0" w:type="dxa"/>
+            <w:bottom w:w="0" w:type="dxa"/>
+          </w:tblCellMar>
+        </w:tblPrEx>
         <w:tc>
           <w:tcPr>
             <w:tcW w:w="1100" w:type="dxa"/>
@@ -10965,12 +15813,21 @@
             <w:vAlign w:val="center"/>
           </w:tcPr>
           <w:p>
-            <w:r>
-              <w:rPr>
-                <w:sz w:val="20"/>
-                <w:szCs w:val="20"/>
-              </w:rPr>
-              <w:t>Operación RETRIEVE</w:t>
+            <w:proofErr w:type="spellStart"/>
+            <w:r>
+              <w:rPr>
+                <w:sz w:val="20"/>
+                <w:szCs w:val="20"/>
+              </w:rPr>
+              <w:t>Operación</w:t>
+            </w:r>
+            <w:proofErr w:type="spellEnd"/>
+            <w:r>
+              <w:rPr>
+                <w:sz w:val="20"/>
+                <w:szCs w:val="20"/>
+              </w:rPr>
+              <w:t xml:space="preserve"> RETRIEVE</w:t>
             </w:r>
           </w:p>
         </w:tc>
@@ -11059,6 +15916,12 @@
         </w:tc>
       </w:tr>
       <w:tr>
+        <w:tblPrEx>
+          <w:tblCellMar>
+            <w:top w:w="0" w:type="dxa"/>
+            <w:bottom w:w="0" w:type="dxa"/>
+          </w:tblCellMar>
+        </w:tblPrEx>
         <w:tc>
           <w:tcPr>
             <w:tcW w:w="1100" w:type="dxa"/>
@@ -11106,12 +15969,21 @@
             <w:vAlign w:val="center"/>
           </w:tcPr>
           <w:p>
-            <w:r>
-              <w:rPr>
-                <w:sz w:val="20"/>
-                <w:szCs w:val="20"/>
-              </w:rPr>
-              <w:t>Operación SWAP</w:t>
+            <w:proofErr w:type="spellStart"/>
+            <w:r>
+              <w:rPr>
+                <w:sz w:val="20"/>
+                <w:szCs w:val="20"/>
+              </w:rPr>
+              <w:t>Operación</w:t>
+            </w:r>
+            <w:proofErr w:type="spellEnd"/>
+            <w:r>
+              <w:rPr>
+                <w:sz w:val="20"/>
+                <w:szCs w:val="20"/>
+              </w:rPr>
+              <w:t xml:space="preserve"> SWAP</w:t>
             </w:r>
           </w:p>
         </w:tc>
@@ -11200,6 +16072,12 @@
         </w:tc>
       </w:tr>
       <w:tr>
+        <w:tblPrEx>
+          <w:tblCellMar>
+            <w:top w:w="0" w:type="dxa"/>
+            <w:bottom w:w="0" w:type="dxa"/>
+          </w:tblCellMar>
+        </w:tblPrEx>
         <w:tc>
           <w:tcPr>
             <w:tcW w:w="1100" w:type="dxa"/>
@@ -11247,12 +16125,21 @@
             <w:vAlign w:val="center"/>
           </w:tcPr>
           <w:p>
-            <w:r>
-              <w:rPr>
-                <w:sz w:val="20"/>
-                <w:szCs w:val="20"/>
-              </w:rPr>
-              <w:t>Medición de peso</w:t>
+            <w:proofErr w:type="spellStart"/>
+            <w:r>
+              <w:rPr>
+                <w:sz w:val="20"/>
+                <w:szCs w:val="20"/>
+              </w:rPr>
+              <w:t>Medición</w:t>
+            </w:r>
+            <w:proofErr w:type="spellEnd"/>
+            <w:r>
+              <w:rPr>
+                <w:sz w:val="20"/>
+                <w:szCs w:val="20"/>
+              </w:rPr>
+              <w:t xml:space="preserve"> de peso</w:t>
             </w:r>
           </w:p>
         </w:tc>
@@ -11347,6 +16234,12 @@
         </w:tc>
       </w:tr>
       <w:tr>
+        <w:tblPrEx>
+          <w:tblCellMar>
+            <w:top w:w="0" w:type="dxa"/>
+            <w:bottom w:w="0" w:type="dxa"/>
+          </w:tblCellMar>
+        </w:tblPrEx>
         <w:tc>
           <w:tcPr>
             <w:tcW w:w="1100" w:type="dxa"/>
@@ -11394,13 +16287,31 @@
             <w:vAlign w:val="center"/>
           </w:tcPr>
           <w:p>
-            <w:r>
-              <w:rPr>
-                <w:sz w:val="20"/>
-                <w:szCs w:val="20"/>
-              </w:rPr>
-              <w:t>Validación cruzada</w:t>
-            </w:r>
+            <w:proofErr w:type="spellStart"/>
+            <w:r>
+              <w:rPr>
+                <w:sz w:val="20"/>
+                <w:szCs w:val="20"/>
+              </w:rPr>
+              <w:t>Validación</w:t>
+            </w:r>
+            <w:proofErr w:type="spellEnd"/>
+            <w:r>
+              <w:rPr>
+                <w:sz w:val="20"/>
+                <w:szCs w:val="20"/>
+              </w:rPr>
+              <w:t xml:space="preserve"> </w:t>
+            </w:r>
+            <w:proofErr w:type="spellStart"/>
+            <w:r>
+              <w:rPr>
+                <w:sz w:val="20"/>
+                <w:szCs w:val="20"/>
+              </w:rPr>
+              <w:t>cruzada</w:t>
+            </w:r>
+            <w:proofErr w:type="spellEnd"/>
           </w:p>
         </w:tc>
         <w:tc>
@@ -11488,6 +16399,12 @@
         </w:tc>
       </w:tr>
       <w:tr>
+        <w:tblPrEx>
+          <w:tblCellMar>
+            <w:top w:w="0" w:type="dxa"/>
+            <w:bottom w:w="0" w:type="dxa"/>
+          </w:tblCellMar>
+        </w:tblPrEx>
         <w:tc>
           <w:tcPr>
             <w:tcW w:w="1100" w:type="dxa"/>
@@ -11535,12 +16452,21 @@
             <w:vAlign w:val="center"/>
           </w:tcPr>
           <w:p>
-            <w:r>
-              <w:rPr>
-                <w:sz w:val="20"/>
-                <w:szCs w:val="20"/>
-              </w:rPr>
-              <w:t>Persistencia NVS</w:t>
+            <w:proofErr w:type="spellStart"/>
+            <w:r>
+              <w:rPr>
+                <w:sz w:val="20"/>
+                <w:szCs w:val="20"/>
+              </w:rPr>
+              <w:t>Persistencia</w:t>
+            </w:r>
+            <w:proofErr w:type="spellEnd"/>
+            <w:r>
+              <w:rPr>
+                <w:sz w:val="20"/>
+                <w:szCs w:val="20"/>
+              </w:rPr>
+              <w:t xml:space="preserve"> NVS</w:t>
             </w:r>
           </w:p>
         </w:tc>
@@ -11629,6 +16555,12 @@
         </w:tc>
       </w:tr>
       <w:tr>
+        <w:tblPrEx>
+          <w:tblCellMar>
+            <w:top w:w="0" w:type="dxa"/>
+            <w:bottom w:w="0" w:type="dxa"/>
+          </w:tblCellMar>
+        </w:tblPrEx>
         <w:tc>
           <w:tcPr>
             <w:tcW w:w="1100" w:type="dxa"/>
@@ -11676,12 +16608,21 @@
             <w:vAlign w:val="center"/>
           </w:tcPr>
           <w:p>
-            <w:r>
-              <w:rPr>
-                <w:sz w:val="20"/>
-                <w:szCs w:val="20"/>
-              </w:rPr>
-              <w:t>Reconciliación al boot</w:t>
+            <w:proofErr w:type="spellStart"/>
+            <w:r>
+              <w:rPr>
+                <w:sz w:val="20"/>
+                <w:szCs w:val="20"/>
+              </w:rPr>
+              <w:t>Reconciliación</w:t>
+            </w:r>
+            <w:proofErr w:type="spellEnd"/>
+            <w:r>
+              <w:rPr>
+                <w:sz w:val="20"/>
+                <w:szCs w:val="20"/>
+              </w:rPr>
+              <w:t xml:space="preserve"> al boot</w:t>
             </w:r>
           </w:p>
         </w:tc>
@@ -11770,6 +16711,12 @@
         </w:tc>
       </w:tr>
       <w:tr>
+        <w:tblPrEx>
+          <w:tblCellMar>
+            <w:top w:w="0" w:type="dxa"/>
+            <w:bottom w:w="0" w:type="dxa"/>
+          </w:tblCellMar>
+        </w:tblPrEx>
         <w:tc>
           <w:tcPr>
             <w:tcW w:w="1100" w:type="dxa"/>
@@ -11900,17 +16847,41 @@
             <w:vAlign w:val="center"/>
           </w:tcPr>
           <w:p>
-            <w:r>
-              <w:rPr>
-                <w:sz w:val="20"/>
-                <w:szCs w:val="20"/>
-              </w:rPr>
-              <w:t>Captura osciloscopio</w:t>
-            </w:r>
+            <w:proofErr w:type="spellStart"/>
+            <w:r>
+              <w:rPr>
+                <w:sz w:val="20"/>
+                <w:szCs w:val="20"/>
+              </w:rPr>
+              <w:t>Captura</w:t>
+            </w:r>
+            <w:proofErr w:type="spellEnd"/>
+            <w:r>
+              <w:rPr>
+                <w:sz w:val="20"/>
+                <w:szCs w:val="20"/>
+              </w:rPr>
+              <w:t xml:space="preserve"> </w:t>
+            </w:r>
+            <w:proofErr w:type="spellStart"/>
+            <w:r>
+              <w:rPr>
+                <w:sz w:val="20"/>
+                <w:szCs w:val="20"/>
+              </w:rPr>
+              <w:t>osciloscopio</w:t>
+            </w:r>
+            <w:proofErr w:type="spellEnd"/>
           </w:p>
         </w:tc>
       </w:tr>
       <w:tr>
+        <w:tblPrEx>
+          <w:tblCellMar>
+            <w:top w:w="0" w:type="dxa"/>
+            <w:bottom w:w="0" w:type="dxa"/>
+          </w:tblCellMar>
+        </w:tblPrEx>
         <w:tc>
           <w:tcPr>
             <w:tcW w:w="1100" w:type="dxa"/>
@@ -11963,8 +16934,17 @@
                 <w:sz w:val="20"/>
                 <w:szCs w:val="20"/>
               </w:rPr>
-              <w:t>Timeout de movimiento</w:t>
-            </w:r>
+              <w:t xml:space="preserve">Timeout de </w:t>
+            </w:r>
+            <w:proofErr w:type="spellStart"/>
+            <w:r>
+              <w:rPr>
+                <w:sz w:val="20"/>
+                <w:szCs w:val="20"/>
+              </w:rPr>
+              <w:t>movimiento</w:t>
+            </w:r>
+            <w:proofErr w:type="spellEnd"/>
           </w:p>
         </w:tc>
         <w:tc>
@@ -12052,6 +17032,12 @@
         </w:tc>
       </w:tr>
       <w:tr>
+        <w:tblPrEx>
+          <w:tblCellMar>
+            <w:top w:w="0" w:type="dxa"/>
+            <w:bottom w:w="0" w:type="dxa"/>
+          </w:tblCellMar>
+        </w:tblPrEx>
         <w:tc>
           <w:tcPr>
             <w:tcW w:w="1100" w:type="dxa"/>
@@ -12104,8 +17090,17 @@
                 <w:sz w:val="20"/>
                 <w:szCs w:val="20"/>
               </w:rPr>
-              <w:t>Logging estructurado</w:t>
-            </w:r>
+              <w:t xml:space="preserve">Logging </w:t>
+            </w:r>
+            <w:proofErr w:type="spellStart"/>
+            <w:r>
+              <w:rPr>
+                <w:sz w:val="20"/>
+                <w:szCs w:val="20"/>
+              </w:rPr>
+              <w:t>estructurado</w:t>
+            </w:r>
+            <w:proofErr w:type="spellEnd"/>
           </w:p>
         </w:tc>
         <w:tc>
@@ -12199,6 +17194,12 @@
         </w:tc>
       </w:tr>
       <w:tr>
+        <w:tblPrEx>
+          <w:tblCellMar>
+            <w:top w:w="0" w:type="dxa"/>
+            <w:bottom w:w="0" w:type="dxa"/>
+          </w:tblCellMar>
+        </w:tblPrEx>
         <w:tc>
           <w:tcPr>
             <w:tcW w:w="1100" w:type="dxa"/>
@@ -12246,13 +17247,31 @@
             <w:vAlign w:val="center"/>
           </w:tcPr>
           <w:p>
-            <w:r>
-              <w:rPr>
-                <w:sz w:val="20"/>
-                <w:szCs w:val="20"/>
-              </w:rPr>
-              <w:t>Interfaz de usuario</w:t>
-            </w:r>
+            <w:proofErr w:type="spellStart"/>
+            <w:r>
+              <w:rPr>
+                <w:sz w:val="20"/>
+                <w:szCs w:val="20"/>
+              </w:rPr>
+              <w:t>Interfaz</w:t>
+            </w:r>
+            <w:proofErr w:type="spellEnd"/>
+            <w:r>
+              <w:rPr>
+                <w:sz w:val="20"/>
+                <w:szCs w:val="20"/>
+              </w:rPr>
+              <w:t xml:space="preserve"> de </w:t>
+            </w:r>
+            <w:proofErr w:type="spellStart"/>
+            <w:r>
+              <w:rPr>
+                <w:sz w:val="20"/>
+                <w:szCs w:val="20"/>
+              </w:rPr>
+              <w:t>usuario</w:t>
+            </w:r>
+            <w:proofErr w:type="spellEnd"/>
           </w:p>
         </w:tc>
         <w:tc>
@@ -12329,17 +17348,32 @@
             <w:vAlign w:val="center"/>
           </w:tcPr>
           <w:p>
-            <w:r>
-              <w:rPr>
-                <w:sz w:val="20"/>
-                <w:szCs w:val="20"/>
-              </w:rPr>
-              <w:t>Capturas GUI</w:t>
+            <w:proofErr w:type="spellStart"/>
+            <w:r>
+              <w:rPr>
+                <w:sz w:val="20"/>
+                <w:szCs w:val="20"/>
+              </w:rPr>
+              <w:t>Capturas</w:t>
+            </w:r>
+            <w:proofErr w:type="spellEnd"/>
+            <w:r>
+              <w:rPr>
+                <w:sz w:val="20"/>
+                <w:szCs w:val="20"/>
+              </w:rPr>
+              <w:t xml:space="preserve"> GUI</w:t>
             </w:r>
           </w:p>
         </w:tc>
       </w:tr>
       <w:tr>
+        <w:tblPrEx>
+          <w:tblCellMar>
+            <w:top w:w="0" w:type="dxa"/>
+            <w:bottom w:w="0" w:type="dxa"/>
+          </w:tblCellMar>
+        </w:tblPrEx>
         <w:tc>
           <w:tcPr>
             <w:tcW w:w="1100" w:type="dxa"/>
@@ -12392,8 +17426,17 @@
                 <w:sz w:val="20"/>
                 <w:szCs w:val="20"/>
               </w:rPr>
-              <w:t>Tiempo de ciclo</w:t>
-            </w:r>
+              <w:t xml:space="preserve">Tiempo de </w:t>
+            </w:r>
+            <w:proofErr w:type="spellStart"/>
+            <w:r>
+              <w:rPr>
+                <w:sz w:val="20"/>
+                <w:szCs w:val="20"/>
+              </w:rPr>
+              <w:t>ciclo</w:t>
+            </w:r>
+            <w:proofErr w:type="spellEnd"/>
           </w:p>
         </w:tc>
         <w:tc>
@@ -12470,17 +17513,48 @@
             <w:vAlign w:val="center"/>
           </w:tcPr>
           <w:p>
-            <w:r>
-              <w:rPr>
-                <w:sz w:val="20"/>
-                <w:szCs w:val="20"/>
-              </w:rPr>
-              <w:t>Tabla 20 ejecuciones con timestamps</w:t>
+            <w:proofErr w:type="spellStart"/>
+            <w:r>
+              <w:rPr>
+                <w:sz w:val="20"/>
+                <w:szCs w:val="20"/>
+              </w:rPr>
+              <w:t>Tabla</w:t>
+            </w:r>
+            <w:proofErr w:type="spellEnd"/>
+            <w:r>
+              <w:rPr>
+                <w:sz w:val="20"/>
+                <w:szCs w:val="20"/>
+              </w:rPr>
+              <w:t xml:space="preserve"> 20 </w:t>
+            </w:r>
+            <w:proofErr w:type="spellStart"/>
+            <w:r>
+              <w:rPr>
+                <w:sz w:val="20"/>
+                <w:szCs w:val="20"/>
+              </w:rPr>
+              <w:t>ejecuciones</w:t>
+            </w:r>
+            <w:proofErr w:type="spellEnd"/>
+            <w:r>
+              <w:rPr>
+                <w:sz w:val="20"/>
+                <w:szCs w:val="20"/>
+              </w:rPr>
+              <w:t xml:space="preserve"> con timestamps</w:t>
             </w:r>
           </w:p>
         </w:tc>
       </w:tr>
       <w:tr>
+        <w:tblPrEx>
+          <w:tblCellMar>
+            <w:top w:w="0" w:type="dxa"/>
+            <w:bottom w:w="0" w:type="dxa"/>
+          </w:tblCellMar>
+        </w:tblPrEx>
         <w:tc>
           <w:tcPr>
             <w:tcW w:w="1100" w:type="dxa"/>
@@ -12528,12 +17602,21 @@
             <w:vAlign w:val="center"/>
           </w:tcPr>
           <w:p>
-            <w:r>
-              <w:rPr>
-                <w:sz w:val="20"/>
-                <w:szCs w:val="20"/>
-              </w:rPr>
-              <w:t>Alimentación externa</w:t>
+            <w:proofErr w:type="spellStart"/>
+            <w:r>
+              <w:rPr>
+                <w:sz w:val="20"/>
+                <w:szCs w:val="20"/>
+              </w:rPr>
+              <w:t>Alimentación</w:t>
+            </w:r>
+            <w:proofErr w:type="spellEnd"/>
+            <w:r>
+              <w:rPr>
+                <w:sz w:val="20"/>
+                <w:szCs w:val="20"/>
+              </w:rPr>
+              <w:t xml:space="preserve"> externa</w:t>
             </w:r>
           </w:p>
         </w:tc>
@@ -12628,6 +17711,12 @@
         </w:tc>
       </w:tr>
       <w:tr>
+        <w:tblPrEx>
+          <w:tblCellMar>
+            <w:top w:w="0" w:type="dxa"/>
+            <w:bottom w:w="0" w:type="dxa"/>
+          </w:tblCellMar>
+        </w:tblPrEx>
         <w:tc>
           <w:tcPr>
             <w:tcW w:w="1100" w:type="dxa"/>
@@ -12680,8 +17769,33 @@
                 <w:sz w:val="20"/>
                 <w:szCs w:val="20"/>
               </w:rPr>
-              <w:t>PCB/tarjeta soldada</w:t>
-            </w:r>
+              <w:t>PCB/</w:t>
+            </w:r>
+            <w:proofErr w:type="spellStart"/>
+            <w:r>
+              <w:rPr>
+                <w:sz w:val="20"/>
+                <w:szCs w:val="20"/>
+              </w:rPr>
+              <w:t>tarjeta</w:t>
+            </w:r>
+            <w:proofErr w:type="spellEnd"/>
+            <w:r>
+              <w:rPr>
+                <w:sz w:val="20"/>
+                <w:szCs w:val="20"/>
+              </w:rPr>
+              <w:t xml:space="preserve"> </w:t>
+            </w:r>
+            <w:proofErr w:type="spellStart"/>
+            <w:r>
+              <w:rPr>
+                <w:sz w:val="20"/>
+                <w:szCs w:val="20"/>
+              </w:rPr>
+              <w:t>soldada</w:t>
+            </w:r>
+            <w:proofErr w:type="spellEnd"/>
           </w:p>
         </w:tc>
         <w:tc>
@@ -12775,6 +17889,12 @@
         </w:tc>
       </w:tr>
       <w:tr>
+        <w:tblPrEx>
+          <w:tblCellMar>
+            <w:top w:w="0" w:type="dxa"/>
+            <w:bottom w:w="0" w:type="dxa"/>
+          </w:tblCellMar>
+        </w:tblPrEx>
         <w:tc>
           <w:tcPr>
             <w:tcW w:w="1100" w:type="dxa"/>
@@ -12822,13 +17942,31 @@
             <w:vAlign w:val="center"/>
           </w:tcPr>
           <w:p>
-            <w:r>
-              <w:rPr>
-                <w:sz w:val="20"/>
-                <w:szCs w:val="20"/>
-              </w:rPr>
-              <w:t>Configuración protocolos</w:t>
-            </w:r>
+            <w:proofErr w:type="spellStart"/>
+            <w:r>
+              <w:rPr>
+                <w:sz w:val="20"/>
+                <w:szCs w:val="20"/>
+              </w:rPr>
+              <w:t>Configuración</w:t>
+            </w:r>
+            <w:proofErr w:type="spellEnd"/>
+            <w:r>
+              <w:rPr>
+                <w:sz w:val="20"/>
+                <w:szCs w:val="20"/>
+              </w:rPr>
+              <w:t xml:space="preserve"> </w:t>
+            </w:r>
+            <w:proofErr w:type="spellStart"/>
+            <w:r>
+              <w:rPr>
+                <w:sz w:val="20"/>
+                <w:szCs w:val="20"/>
+              </w:rPr>
+              <w:t>protocolos</w:t>
+            </w:r>
+            <w:proofErr w:type="spellEnd"/>
           </w:p>
         </w:tc>
         <w:tc>
@@ -12905,17 +18043,48 @@
             <w:vAlign w:val="center"/>
           </w:tcPr>
           <w:p>
-            <w:r>
-              <w:rPr>
-                <w:sz w:val="20"/>
-                <w:szCs w:val="20"/>
-              </w:rPr>
-              <w:t>Captura osciloscopio + serial monitor</w:t>
+            <w:proofErr w:type="spellStart"/>
+            <w:r>
+              <w:rPr>
+                <w:sz w:val="20"/>
+                <w:szCs w:val="20"/>
+              </w:rPr>
+              <w:t>Captura</w:t>
+            </w:r>
+            <w:proofErr w:type="spellEnd"/>
+            <w:r>
+              <w:rPr>
+                <w:sz w:val="20"/>
+                <w:szCs w:val="20"/>
+              </w:rPr>
+              <w:t xml:space="preserve"> </w:t>
+            </w:r>
+            <w:proofErr w:type="spellStart"/>
+            <w:r>
+              <w:rPr>
+                <w:sz w:val="20"/>
+                <w:szCs w:val="20"/>
+              </w:rPr>
+              <w:t>osciloscopio</w:t>
+            </w:r>
+            <w:proofErr w:type="spellEnd"/>
+            <w:r>
+              <w:rPr>
+                <w:sz w:val="20"/>
+                <w:szCs w:val="20"/>
+              </w:rPr>
+              <w:t xml:space="preserve"> + serial monitor</w:t>
             </w:r>
           </w:p>
         </w:tc>
       </w:tr>
       <w:tr>
+        <w:tblPrEx>
+          <w:tblCellMar>
+            <w:top w:w="0" w:type="dxa"/>
+            <w:bottom w:w="0" w:type="dxa"/>
+          </w:tblCellMar>
+        </w:tblPrEx>
         <w:tc>
           <w:tcPr>
             <w:tcW w:w="1100" w:type="dxa"/>
@@ -12964,12 +18133,21 @@
             <w:vAlign w:val="center"/>
           </w:tcPr>
           <w:p>
-            <w:r>
-              <w:rPr>
-                <w:sz w:val="20"/>
-                <w:szCs w:val="20"/>
-              </w:rPr>
-              <w:t>Versionado firmware</w:t>
+            <w:proofErr w:type="spellStart"/>
+            <w:r>
+              <w:rPr>
+                <w:sz w:val="20"/>
+                <w:szCs w:val="20"/>
+              </w:rPr>
+              <w:t>Versionado</w:t>
+            </w:r>
+            <w:proofErr w:type="spellEnd"/>
+            <w:r>
+              <w:rPr>
+                <w:sz w:val="20"/>
+                <w:szCs w:val="20"/>
+              </w:rPr>
+              <w:t xml:space="preserve"> firmware</w:t>
             </w:r>
           </w:p>
         </w:tc>
@@ -13047,17 +18225,32 @@
             <w:vAlign w:val="center"/>
           </w:tcPr>
           <w:p>
-            <w:r>
-              <w:rPr>
-                <w:sz w:val="20"/>
-                <w:szCs w:val="20"/>
-              </w:rPr>
-              <w:t>Captura serial del boot</w:t>
+            <w:proofErr w:type="spellStart"/>
+            <w:r>
+              <w:rPr>
+                <w:sz w:val="20"/>
+                <w:szCs w:val="20"/>
+              </w:rPr>
+              <w:t>Captura</w:t>
+            </w:r>
+            <w:proofErr w:type="spellEnd"/>
+            <w:r>
+              <w:rPr>
+                <w:sz w:val="20"/>
+                <w:szCs w:val="20"/>
+              </w:rPr>
+              <w:t xml:space="preserve"> serial del boot</w:t>
             </w:r>
           </w:p>
         </w:tc>
       </w:tr>
       <w:tr>
+        <w:tblPrEx>
+          <w:tblCellMar>
+            <w:top w:w="0" w:type="dxa"/>
+            <w:bottom w:w="0" w:type="dxa"/>
+          </w:tblCellMar>
+        </w:tblPrEx>
         <w:tc>
           <w:tcPr>
             <w:tcW w:w="1100" w:type="dxa"/>
@@ -13105,12 +18298,21 @@
             <w:vAlign w:val="center"/>
           </w:tcPr>
           <w:p>
-            <w:r>
-              <w:rPr>
-                <w:sz w:val="20"/>
-                <w:szCs w:val="20"/>
-              </w:rPr>
-              <w:t>Modularidad firmware</w:t>
+            <w:proofErr w:type="spellStart"/>
+            <w:r>
+              <w:rPr>
+                <w:sz w:val="20"/>
+                <w:szCs w:val="20"/>
+              </w:rPr>
+              <w:t>Modularidad</w:t>
+            </w:r>
+            <w:proofErr w:type="spellEnd"/>
+            <w:r>
+              <w:rPr>
+                <w:sz w:val="20"/>
+                <w:szCs w:val="20"/>
+              </w:rPr>
+              <w:t xml:space="preserve"> firmware</w:t>
             </w:r>
           </w:p>
         </w:tc>
@@ -13232,9 +18434,6 @@
       <w:pPr>
         <w:spacing w:before="400"/>
         <w:jc w:val="center"/>
-        <w:rPr>
-          <w:lang w:val="es-CO"/>
-        </w:rPr>
       </w:pPr>
     </w:p>
     <w:sectPr>
@@ -13421,7 +18620,25 @@
         <w:sz w:val="18"/>
         <w:szCs w:val="18"/>
       </w:rPr>
-      <w:t>Universidad EIA  |  Sistemas Embebidos  |  AS/RS Embedded System</w:t>
+      <w:t xml:space="preserve">Universidad EIA  |  Sistemas </w:t>
+    </w:r>
+    <w:proofErr w:type="spellStart"/>
+    <w:r>
+      <w:rPr>
+        <w:color w:val="595959"/>
+        <w:sz w:val="18"/>
+        <w:szCs w:val="18"/>
+      </w:rPr>
+      <w:t>Embebidos</w:t>
+    </w:r>
+    <w:proofErr w:type="spellEnd"/>
+    <w:r>
+      <w:rPr>
+        <w:color w:val="595959"/>
+        <w:sz w:val="18"/>
+        <w:szCs w:val="18"/>
+      </w:rPr>
+      <w:t xml:space="preserve">  |  AS/RS Embedded System</w:t>
     </w:r>
   </w:p>
 </w:hdr>
@@ -13430,10 +18647,64 @@
 <file path=word/numbering.xml><?xml version="1.0" encoding="utf-8"?>
 <w:numbering xmlns:wpc="http://schemas.microsoft.com/office/word/2010/wordprocessingCanvas" xmlns:cx="http://schemas.microsoft.com/office/drawing/2014/chartex" xmlns:cx1="http://schemas.microsoft.com/office/drawing/2015/9/8/chartex" xmlns:cx2="http://schemas.microsoft.com/office/drawing/2015/10/21/chartex" xmlns:cx3="http://schemas.microsoft.com/office/drawing/2016/5/9/chartex" xmlns:cx4="http://schemas.microsoft.com/office/drawing/2016/5/10/chartex" xmlns:cx5="http://schemas.microsoft.com/office/drawing/2016/5/11/chartex" xmlns:cx6="http://schemas.microsoft.com/office/drawing/2016/5/12/chartex" xmlns:cx7="http://schemas.microsoft.com/office/drawing/2016/5/13/chartex" xmlns:cx8="http://schemas.microsoft.com/office/drawing/2016/5/14/chartex" xmlns:mc="http://schemas.openxmlformats.org/markup-compatibility/2006" xmlns:aink="http://schemas.microsoft.com/office/drawing/2016/ink" xmlns:am3d="http://schemas.microsoft.com/office/drawing/2017/model3d" xmlns:o="urn:schemas-microsoft-com:office:office" xmlns:oel="http://schemas.microsoft.com/office/2019/extlst" xmlns:r="http://schemas.openxmlformats.org/officeDocument/2006/relationships" xmlns:m="http://schemas.openxmlformats.org/officeDocument/2006/math" xmlns:v="urn:schemas-microsoft-com:vml" xmlns:wp14="http://schemas.microsoft.com/office/word/2010/wordprocessingDrawing" xmlns:wp="http://schemas.openxmlformats.org/drawingml/2006/wordprocessingDrawing" xmlns:w10="urn:schemas-microsoft-com:office:word" xmlns:w="http://schemas.openxmlformats.org/wordprocessingml/2006/main" xmlns:w14="http://schemas.microsoft.com/office/word/2010/wordml" xmlns:w15="http://schemas.microsoft.com/office/word/2012/wordml" xmlns:w16cex="http://schemas.microsoft.com/office/word/2018/wordml/cex" xmlns:w16cid="http://schemas.microsoft.com/office/word/2016/wordml/cid" xmlns:w16="http://schemas.microsoft.com/office/word/2018/wordml" xmlns:w16du="http://schemas.microsoft.com/office/word/2023/wordml/word16du" xmlns:w16sdtdh="http://schemas.microsoft.com/office/word/2020/wordml/sdtdatahash" xmlns:w16sdtfl="http://schemas.microsoft.com/office/word/2024/wordml/sdtformatlock" xmlns:w16se="http://schemas.microsoft.com/office/word/2015/wordml/symex" xmlns:wpg="http://schemas.microsoft.com/office/word/2010/wordprocessingGroup" xmlns:wpi="http://schemas.microsoft.com/office/word/2010/wordprocessingInk" xmlns:wne="http://schemas.microsoft.com/office/word/2006/wordml" xmlns:wps="http://schemas.microsoft.com/office/word/2010/wordprocessingShape" mc:Ignorable="w14 w15 w16se w16cid w16 w16cex w16sdtdh w16sdtfl w16du wp14">
   <w:abstractNum w:abstractNumId="0" w15:restartNumberingAfterBreak="0">
-    <w:nsid w:val="02262B01"/>
+    <w:nsid w:val="074E6402"/>
     <w:multiLevelType w:val="hybridMultilevel"/>
-    <w:tmpl w:val="5666E9CE"/>
-    <w:lvl w:ilvl="0" w:tplc="296445D6">
+    <w:tmpl w:val="BBCC1990"/>
+    <w:lvl w:ilvl="0" w:tplc="EF3C631A">
+      <w:start w:val="1"/>
+      <w:numFmt w:val="bullet"/>
+      <w:lvlText w:val="•"/>
+      <w:lvlJc w:val="left"/>
+      <w:pPr>
+        <w:ind w:left="720" w:hanging="360"/>
+      </w:pPr>
+    </w:lvl>
+    <w:lvl w:ilvl="1" w:tplc="3AAE95E4">
+      <w:numFmt w:val="decimal"/>
+      <w:lvlText w:val=""/>
+      <w:lvlJc w:val="left"/>
+    </w:lvl>
+    <w:lvl w:ilvl="2" w:tplc="B080C218">
+      <w:numFmt w:val="decimal"/>
+      <w:lvlText w:val=""/>
+      <w:lvlJc w:val="left"/>
+    </w:lvl>
+    <w:lvl w:ilvl="3" w:tplc="94E48128">
+      <w:numFmt w:val="decimal"/>
+      <w:lvlText w:val=""/>
+      <w:lvlJc w:val="left"/>
+    </w:lvl>
+    <w:lvl w:ilvl="4" w:tplc="4CD61FC8">
+      <w:numFmt w:val="decimal"/>
+      <w:lvlText w:val=""/>
+      <w:lvlJc w:val="left"/>
+    </w:lvl>
+    <w:lvl w:ilvl="5" w:tplc="A54E36BA">
+      <w:numFmt w:val="decimal"/>
+      <w:lvlText w:val=""/>
+      <w:lvlJc w:val="left"/>
+    </w:lvl>
+    <w:lvl w:ilvl="6" w:tplc="083AD870">
+      <w:numFmt w:val="decimal"/>
+      <w:lvlText w:val=""/>
+      <w:lvlJc w:val="left"/>
+    </w:lvl>
+    <w:lvl w:ilvl="7" w:tplc="E690B3EE">
+      <w:numFmt w:val="decimal"/>
+      <w:lvlText w:val=""/>
+      <w:lvlJc w:val="left"/>
+    </w:lvl>
+    <w:lvl w:ilvl="8" w:tplc="3378D344">
+      <w:numFmt w:val="decimal"/>
+      <w:lvlText w:val=""/>
+      <w:lvlJc w:val="left"/>
+    </w:lvl>
+  </w:abstractNum>
+  <w:abstractNum w:abstractNumId="1" w15:restartNumberingAfterBreak="0">
+    <w:nsid w:val="65BB12BD"/>
+    <w:multiLevelType w:val="hybridMultilevel"/>
+    <w:tmpl w:val="121AD846"/>
+    <w:lvl w:ilvl="0" w:tplc="7C9CD4BC">
       <w:start w:val="1"/>
       <w:numFmt w:val="bullet"/>
       <w:lvlText w:val="●"/>
@@ -13442,7 +18713,7 @@
         <w:ind w:left="720" w:hanging="360"/>
       </w:pPr>
     </w:lvl>
-    <w:lvl w:ilvl="1" w:tplc="7BEEC24C">
+    <w:lvl w:ilvl="1" w:tplc="D846B676">
       <w:start w:val="1"/>
       <w:numFmt w:val="bullet"/>
       <w:lvlText w:val="○"/>
@@ -13451,7 +18722,7 @@
         <w:ind w:left="1440" w:hanging="360"/>
       </w:pPr>
     </w:lvl>
-    <w:lvl w:ilvl="2" w:tplc="58E0E17C">
+    <w:lvl w:ilvl="2" w:tplc="7668EE46">
       <w:start w:val="1"/>
       <w:numFmt w:val="bullet"/>
       <w:lvlText w:val="■"/>
@@ -13460,7 +18731,7 @@
         <w:ind w:left="2160" w:hanging="360"/>
       </w:pPr>
     </w:lvl>
-    <w:lvl w:ilvl="3" w:tplc="E6FCD232">
+    <w:lvl w:ilvl="3" w:tplc="9DF2D030">
       <w:start w:val="1"/>
       <w:numFmt w:val="bullet"/>
       <w:lvlText w:val="●"/>
@@ -13469,7 +18740,7 @@
         <w:ind w:left="2880" w:hanging="360"/>
       </w:pPr>
     </w:lvl>
-    <w:lvl w:ilvl="4" w:tplc="6DC82088">
+    <w:lvl w:ilvl="4" w:tplc="5CDE2FC2">
       <w:start w:val="1"/>
       <w:numFmt w:val="bullet"/>
       <w:lvlText w:val="○"/>
@@ -13478,7 +18749,7 @@
         <w:ind w:left="3600" w:hanging="360"/>
       </w:pPr>
     </w:lvl>
-    <w:lvl w:ilvl="5" w:tplc="71B4AB42">
+    <w:lvl w:ilvl="5" w:tplc="7D0A798E">
       <w:start w:val="1"/>
       <w:numFmt w:val="bullet"/>
       <w:lvlText w:val="■"/>
@@ -13487,7 +18758,7 @@
         <w:ind w:left="4320" w:hanging="360"/>
       </w:pPr>
     </w:lvl>
-    <w:lvl w:ilvl="6" w:tplc="8092F492">
+    <w:lvl w:ilvl="6" w:tplc="9990D5C2">
       <w:start w:val="1"/>
       <w:numFmt w:val="bullet"/>
       <w:lvlText w:val="●"/>
@@ -13496,7 +18767,7 @@
         <w:ind w:left="5040" w:hanging="360"/>
       </w:pPr>
     </w:lvl>
-    <w:lvl w:ilvl="7" w:tplc="28AE255E">
+    <w:lvl w:ilvl="7" w:tplc="1E68F3AC">
       <w:start w:val="1"/>
       <w:numFmt w:val="bullet"/>
       <w:lvlText w:val="●"/>
@@ -13505,7 +18776,7 @@
         <w:ind w:left="5760" w:hanging="360"/>
       </w:pPr>
     </w:lvl>
-    <w:lvl w:ilvl="8" w:tplc="FA0055C8">
+    <w:lvl w:ilvl="8" w:tplc="B4A6EAA0">
       <w:start w:val="1"/>
       <w:numFmt w:val="bullet"/>
       <w:lvlText w:val="●"/>
@@ -13515,68 +18786,14 @@
       </w:pPr>
     </w:lvl>
   </w:abstractNum>
-  <w:abstractNum w:abstractNumId="1" w15:restartNumberingAfterBreak="0">
-    <w:nsid w:val="2B395C26"/>
-    <w:multiLevelType w:val="hybridMultilevel"/>
-    <w:tmpl w:val="D86AF3C2"/>
-    <w:lvl w:ilvl="0" w:tplc="F5102124">
-      <w:start w:val="1"/>
-      <w:numFmt w:val="bullet"/>
-      <w:lvlText w:val="•"/>
-      <w:lvlJc w:val="left"/>
-      <w:pPr>
-        <w:ind w:left="720" w:hanging="360"/>
-      </w:pPr>
-    </w:lvl>
-    <w:lvl w:ilvl="1" w:tplc="BB6CBBDE">
-      <w:numFmt w:val="decimal"/>
-      <w:lvlText w:val=""/>
-      <w:lvlJc w:val="left"/>
-    </w:lvl>
-    <w:lvl w:ilvl="2" w:tplc="A8928D34">
-      <w:numFmt w:val="decimal"/>
-      <w:lvlText w:val=""/>
-      <w:lvlJc w:val="left"/>
-    </w:lvl>
-    <w:lvl w:ilvl="3" w:tplc="6C8462A8">
-      <w:numFmt w:val="decimal"/>
-      <w:lvlText w:val=""/>
-      <w:lvlJc w:val="left"/>
-    </w:lvl>
-    <w:lvl w:ilvl="4" w:tplc="31E47EBC">
-      <w:numFmt w:val="decimal"/>
-      <w:lvlText w:val=""/>
-      <w:lvlJc w:val="left"/>
-    </w:lvl>
-    <w:lvl w:ilvl="5" w:tplc="6D5822EC">
-      <w:numFmt w:val="decimal"/>
-      <w:lvlText w:val=""/>
-      <w:lvlJc w:val="left"/>
-    </w:lvl>
-    <w:lvl w:ilvl="6" w:tplc="0C58E548">
-      <w:numFmt w:val="decimal"/>
-      <w:lvlText w:val=""/>
-      <w:lvlJc w:val="left"/>
-    </w:lvl>
-    <w:lvl w:ilvl="7" w:tplc="8280CC94">
-      <w:numFmt w:val="decimal"/>
-      <w:lvlText w:val=""/>
-      <w:lvlJc w:val="left"/>
-    </w:lvl>
-    <w:lvl w:ilvl="8" w:tplc="C904201C">
-      <w:numFmt w:val="decimal"/>
-      <w:lvlText w:val=""/>
-      <w:lvlJc w:val="left"/>
-    </w:lvl>
-  </w:abstractNum>
-  <w:num w:numId="1" w16cid:durableId="1258520183">
-    <w:abstractNumId w:val="0"/>
+  <w:num w:numId="1" w16cid:durableId="1959876084">
+    <w:abstractNumId w:val="1"/>
     <w:lvlOverride w:ilvl="0">
       <w:startOverride w:val="1"/>
     </w:lvlOverride>
   </w:num>
-  <w:num w:numId="2" w16cid:durableId="1455442342">
-    <w:abstractNumId w:val="1"/>
+  <w:num w:numId="2" w16cid:durableId="754057936">
+    <w:abstractNumId w:val="0"/>
     <w:lvlOverride w:ilvl="0">
       <w:startOverride w:val="1"/>
     </w:lvlOverride>
@@ -14197,10 +19414,10 @@
   <a:themeElements>
     <a:clrScheme name="Office">
       <a:dk1>
-        <a:sysClr val="windowText" lastClr="C6C6C6"/>
+        <a:sysClr val="windowText" lastClr="000000"/>
       </a:dk1>
       <a:lt1>
-        <a:sysClr val="window" lastClr="000000"/>
+        <a:sysClr val="window" lastClr="FFFFFF"/>
       </a:lt1>
       <a:dk2>
         <a:srgbClr val="0E2841"/>
